--- a/report/MidSem_Report.docx
+++ b/report/MidSem_Report.docx
@@ -739,7 +739,7 @@
           <w:szCs w:val="24"/>
         </w:rPr>
         <w:tab/>
-        <w:t>6</w:t>
+        <w:t>7</w:t>
       </w:r>
     </w:p>
     <w:p>
@@ -765,7 +765,7 @@
           <w:szCs w:val="24"/>
         </w:rPr>
         <w:tab/>
-        <w:t>8</w:t>
+        <w:t>9</w:t>
       </w:r>
     </w:p>
     <w:p>
@@ -791,7 +791,7 @@
           <w:szCs w:val="24"/>
         </w:rPr>
         <w:tab/>
-        <w:t>8</w:t>
+        <w:t>9</w:t>
       </w:r>
     </w:p>
     <w:p>
@@ -817,7 +817,7 @@
           <w:szCs w:val="24"/>
         </w:rPr>
         <w:tab/>
-        <w:t>8</w:t>
+        <w:t>9</w:t>
       </w:r>
     </w:p>
     <w:p>
@@ -843,7 +843,7 @@
           <w:szCs w:val="24"/>
         </w:rPr>
         <w:tab/>
-        <w:t>9</w:t>
+        <w:t>10</w:t>
       </w:r>
     </w:p>
     <w:p>
@@ -869,7 +869,7 @@
           <w:szCs w:val="24"/>
         </w:rPr>
         <w:tab/>
-        <w:t>9</w:t>
+        <w:t>10</w:t>
       </w:r>
     </w:p>
     <w:p>
@@ -895,7 +895,7 @@
           <w:szCs w:val="24"/>
         </w:rPr>
         <w:tab/>
-        <w:t>11</w:t>
+        <w:t>12</w:t>
       </w:r>
     </w:p>
     <w:p>
@@ -921,7 +921,7 @@
           <w:szCs w:val="24"/>
         </w:rPr>
         <w:tab/>
-        <w:t>12</w:t>
+        <w:t>13</w:t>
       </w:r>
     </w:p>
     <w:p>
@@ -947,7 +947,7 @@
           <w:szCs w:val="24"/>
         </w:rPr>
         <w:tab/>
-        <w:t>12</w:t>
+        <w:t>13</w:t>
       </w:r>
     </w:p>
     <w:p>
@@ -973,7 +973,7 @@
           <w:szCs w:val="24"/>
         </w:rPr>
         <w:tab/>
-        <w:t>12</w:t>
+        <w:t>13</w:t>
       </w:r>
     </w:p>
     <w:p>
@@ -999,7 +999,7 @@
           <w:szCs w:val="24"/>
         </w:rPr>
         <w:tab/>
-        <w:t>13</w:t>
+        <w:t>14</w:t>
       </w:r>
     </w:p>
     <w:p>
@@ -1025,7 +1025,7 @@
           <w:szCs w:val="24"/>
         </w:rPr>
         <w:tab/>
-        <w:t>15</w:t>
+        <w:t>16</w:t>
       </w:r>
     </w:p>
     <w:p>
@@ -1051,7 +1051,7 @@
           <w:szCs w:val="24"/>
         </w:rPr>
         <w:tab/>
-        <w:t>15</w:t>
+        <w:t>16</w:t>
       </w:r>
     </w:p>
     <w:p>
@@ -1077,7 +1077,7 @@
           <w:szCs w:val="24"/>
         </w:rPr>
         <w:tab/>
-        <w:t>15</w:t>
+        <w:t>16</w:t>
       </w:r>
     </w:p>
     <w:p>
@@ -1103,7 +1103,7 @@
           <w:szCs w:val="24"/>
         </w:rPr>
         <w:tab/>
-        <w:t>17</w:t>
+        <w:t>18</w:t>
       </w:r>
     </w:p>
     <w:p>
@@ -1129,7 +1129,7 @@
           <w:szCs w:val="24"/>
         </w:rPr>
         <w:tab/>
-        <w:t>17</w:t>
+        <w:t>18</w:t>
       </w:r>
     </w:p>
     <w:p>
@@ -1155,7 +1155,7 @@
           <w:szCs w:val="24"/>
         </w:rPr>
         <w:tab/>
-        <w:t>17</w:t>
+        <w:t>18</w:t>
       </w:r>
     </w:p>
     <w:p>
@@ -1181,7 +1181,7 @@
           <w:szCs w:val="24"/>
         </w:rPr>
         <w:tab/>
-        <w:t>17</w:t>
+        <w:t>18</w:t>
       </w:r>
     </w:p>
     <w:p>
@@ -1207,7 +1207,7 @@
           <w:szCs w:val="24"/>
         </w:rPr>
         <w:tab/>
-        <w:t>17</w:t>
+        <w:t>18</w:t>
       </w:r>
     </w:p>
     <w:p>
@@ -1233,7 +1233,7 @@
           <w:szCs w:val="24"/>
         </w:rPr>
         <w:tab/>
-        <w:t>18</w:t>
+        <w:t>19</w:t>
       </w:r>
     </w:p>
     <w:p>
@@ -1259,7 +1259,7 @@
           <w:szCs w:val="24"/>
         </w:rPr>
         <w:tab/>
-        <w:t>18</w:t>
+        <w:t>19</w:t>
       </w:r>
       <w:r>
         <w:fldChar w:fldCharType="end"/>
@@ -1312,7 +1312,7 @@
           <w:szCs w:val="24"/>
         </w:rPr>
         <w:tab/>
-        <w:t>8</w:t>
+        <w:t>9</w:t>
       </w:r>
     </w:p>
     <w:p>
@@ -1338,7 +1338,7 @@
           <w:szCs w:val="24"/>
         </w:rPr>
         <w:tab/>
-        <w:t>10</w:t>
+        <w:t>11</w:t>
       </w:r>
     </w:p>
     <w:p>
@@ -1364,7 +1364,7 @@
           <w:szCs w:val="24"/>
         </w:rPr>
         <w:tab/>
-        <w:t>11</w:t>
+        <w:t>12</w:t>
       </w:r>
     </w:p>
     <w:p>
@@ -1390,7 +1390,7 @@
           <w:szCs w:val="24"/>
         </w:rPr>
         <w:tab/>
-        <w:t>12</w:t>
+        <w:t>13</w:t>
       </w:r>
     </w:p>
     <w:p>
@@ -1467,7 +1467,7 @@
           <w:szCs w:val="24"/>
         </w:rPr>
         <w:tab/>
-        <w:t>12</w:t>
+        <w:t>13</w:t>
       </w:r>
     </w:p>
     <w:p>
@@ -1527,7 +1527,7 @@
           <w:szCs w:val="24"/>
         </w:rPr>
         <w:tab/>
-        <w:t>13</w:t>
+        <w:t>14</w:t>
       </w:r>
     </w:p>
     <w:p>
@@ -1570,7 +1570,7 @@
           <w:szCs w:val="24"/>
         </w:rPr>
         <w:tab/>
-        <w:t>14</w:t>
+        <w:t>15</w:t>
       </w:r>
     </w:p>
     <w:p>
@@ -1596,7 +1596,7 @@
           <w:szCs w:val="24"/>
         </w:rPr>
         <w:tab/>
-        <w:t>14</w:t>
+        <w:t>15</w:t>
       </w:r>
     </w:p>
     <w:p>
@@ -1622,7 +1622,7 @@
           <w:szCs w:val="24"/>
         </w:rPr>
         <w:tab/>
-        <w:t>15</w:t>
+        <w:t>16</w:t>
       </w:r>
     </w:p>
     <w:p>
@@ -1665,7 +1665,7 @@
           <w:szCs w:val="24"/>
         </w:rPr>
         <w:tab/>
-        <w:t>15</w:t>
+        <w:t>16</w:t>
       </w:r>
       <w:r>
         <w:fldChar w:fldCharType="end"/>
@@ -1718,7 +1718,7 @@
           <w:szCs w:val="24"/>
         </w:rPr>
         <w:tab/>
-        <w:t>6</w:t>
+        <w:t>7</w:t>
       </w:r>
     </w:p>
     <w:p>
@@ -1744,7 +1744,7 @@
           <w:szCs w:val="24"/>
         </w:rPr>
         <w:tab/>
-        <w:t>6</w:t>
+        <w:t>7</w:t>
       </w:r>
     </w:p>
     <w:p>
@@ -1770,7 +1770,7 @@
           <w:szCs w:val="24"/>
         </w:rPr>
         <w:tab/>
-        <w:t>9</w:t>
+        <w:t>10</w:t>
       </w:r>
     </w:p>
     <w:p>
@@ -1796,7 +1796,7 @@
           <w:szCs w:val="24"/>
         </w:rPr>
         <w:tab/>
-        <w:t>10</w:t>
+        <w:t>11</w:t>
       </w:r>
     </w:p>
     <w:p>
@@ -1822,7 +1822,7 @@
           <w:szCs w:val="24"/>
         </w:rPr>
         <w:tab/>
-        <w:t>15</w:t>
+        <w:t>16</w:t>
       </w:r>
     </w:p>
     <w:p>
@@ -1848,7 +1848,7 @@
           <w:szCs w:val="24"/>
         </w:rPr>
         <w:tab/>
-        <w:t>17</w:t>
+        <w:t>18</w:t>
       </w:r>
       <w:r>
         <w:fldChar w:fldCharType="end"/>
@@ -2306,7 +2306,7 @@
           <w:sz w:val="24"/>
           <w:szCs w:val="24"/>
         </w:rPr>
-        <w:t>The review covers two groups of papers, selected as described in the separate literature-review document: (i) single wideband antennas whose gain is raised by a metasurface, artificial magnetic conductor (AMC) or frequency selective surface (FSS) reflector, which bear directly on Phase I, and (ii) MIMO antennas that use metasurfaces, which inform Phase II. Every value below was checked against the full text of each paper.</w:t>
+        <w:t>The review covers two groups of papers, selected as described in the separate literature-review document: (i) single wideband antennas whose gain is raised by a metasurface, artificial magnetic conductor (AMC) or frequency selective surface (FSS) reflector, which bear directly on Phase I, and (ii) MIMO antennas that use metasurfaces, which inform Phase II. Two papers were read in full and the rest through their abstracts and publisher pages; values that could not be confirmed are marked “unverified”.</w:t>
       </w:r>
     </w:p>
     <w:p>
@@ -2347,7 +2347,7 @@
           <w:sz w:val="24"/>
           <w:szCs w:val="24"/>
         </w:rPr>
-        <w:t xml:space="preserve"> [13]: [to be completed from the full text]</w:t>
+        <w:t xml:space="preserve"> [13]: A circular-patch UWB monopole backed by double split-ring cells whose split angle varies across the array, so the reflection stays in phase over a broad band; the gain rises by nearly 5.5 dB over UWB, confirmed by measurement.</w:t>
       </w:r>
     </w:p>
     <w:p>
@@ -2361,15 +2361,15 @@
           <w:sz w:val="24"/>
           <w:szCs w:val="24"/>
         </w:rPr>
-        <w:t>AboEl-Hassan et al. (2025)</w:t>
-      </w:r>
-      <w:r>
-        <w:rPr>
-          <w:rFonts w:ascii="Times New Roman" w:hAnsi="Times New Roman" w:cs="Times New Roman"/>
-          <w:sz w:val="24"/>
-          <w:szCs w:val="24"/>
-        </w:rPr>
-        <w:t xml:space="preserve"> [14]: [to be completed from the full text]</w:t>
+        <w:t>Al-Gburi et al. (2022)</w:t>
+      </w:r>
+      <w:r>
+        <w:rPr>
+          <w:rFonts w:ascii="Times New Roman" w:hAnsi="Times New Roman" w:cs="Times New Roman"/>
+          <w:sz w:val="24"/>
+          <w:szCs w:val="24"/>
+        </w:rPr>
+        <w:t xml:space="preserve"> [14]: A CPW-fed ring monopole (15 mm-radius disc origin, FR-4) above a 19 × 19 single-layer FSS with a ground plane; measured gain 8.3–11.5 dB over 2.2–11.9 GHz at a 10 mm profile, with efficiency falling from 97 % to 89 %.</w:t>
       </w:r>
     </w:p>
     <w:p>
@@ -2391,7 +2391,7 @@
           <w:sz w:val="24"/>
           <w:szCs w:val="24"/>
         </w:rPr>
-        <w:t xml:space="preserve"> [15]: [to be completed from the full text]</w:t>
+        <w:t xml:space="preserve"> [15]: A CPW-fed stub-loaded hexagonal patch backed by a single-layer 5 × 5 FSS 9 mm below it; the band grows from 5–17 to 3–18 GHz and the peak gain from 6.5 to 10.5 dBi, confirmed by measurement.</w:t>
       </w:r>
     </w:p>
     <w:p>
@@ -2405,15 +2405,15 @@
           <w:sz w:val="24"/>
           <w:szCs w:val="24"/>
         </w:rPr>
-        <w:t>Al-Gburi et al. (2022)</w:t>
-      </w:r>
-      <w:r>
-        <w:rPr>
-          <w:rFonts w:ascii="Times New Roman" w:hAnsi="Times New Roman" w:cs="Times New Roman"/>
-          <w:sz w:val="24"/>
-          <w:szCs w:val="24"/>
-        </w:rPr>
-        <w:t xml:space="preserve"> [16]: [to be completed from the full text]</w:t>
+        <w:t>Hammache et al. (2024)</w:t>
+      </w:r>
+      <w:r>
+        <w:rPr>
+          <w:rFonts w:ascii="Times New Roman" w:hAnsi="Times New Roman" w:cs="Times New Roman"/>
+          <w:sz w:val="24"/>
+          <w:szCs w:val="24"/>
+        </w:rPr>
+        <w:t xml:space="preserve"> [16]: A compact hexagonal CPW-fed UWB antenna 20 mm above a 7 × 7 single-layer FSS; realized gain rises from 2.2 to 8.4 dBi with a directional pattern, confirmed by measurement.</w:t>
       </w:r>
     </w:p>
     <w:p>
@@ -2427,15 +2427,15 @@
           <w:sz w:val="24"/>
           <w:szCs w:val="24"/>
         </w:rPr>
-        <w:t>Hammache et al. (2024)</w:t>
-      </w:r>
-      <w:r>
-        <w:rPr>
-          <w:rFonts w:ascii="Times New Roman" w:hAnsi="Times New Roman" w:cs="Times New Roman"/>
-          <w:sz w:val="24"/>
-          <w:szCs w:val="24"/>
-        </w:rPr>
-        <w:t xml:space="preserve"> [17]: [to be completed from the full text]</w:t>
+        <w:t>AboEl-Hassan et al. (2025)</w:t>
+      </w:r>
+      <w:r>
+        <w:rPr>
+          <w:rFonts w:ascii="Times New Roman" w:hAnsi="Times New Roman" w:cs="Times New Roman"/>
+          <w:sz w:val="24"/>
+          <w:szCs w:val="24"/>
+        </w:rPr>
+        <w:t xml:space="preserve"> [17]: A CPW-fed octagonal monopole over a ground-backed 5 × 5 AMC with an air gap; over 3.5–6.5 GHz the realized gain reaches up to 11.5 dBi (9.9 dBi is also quoted) with total efficiency above 80 %.</w:t>
       </w:r>
     </w:p>
     <w:p>
@@ -2476,7 +2476,7 @@
           <w:sz w:val="24"/>
           <w:szCs w:val="24"/>
         </w:rPr>
-        <w:t xml:space="preserve"> [18]: [to be completed from the full text]</w:t>
+        <w:t xml:space="preserve"> [18]: Four orthogonal patch elements, each under a 4 × 4 square-patch metasurface, for 3.3–3.87 GHz; ground slots plus pinned metasurface strips give isolation above 32 dB and ECC below 0.001, and the metasurface lifts the element gain from 6.3 to 8.1 dBi.</w:t>
       </w:r>
     </w:p>
     <w:p>
@@ -2490,15 +2490,15 @@
           <w:sz w:val="24"/>
           <w:szCs w:val="24"/>
         </w:rPr>
-        <w:t>Hasan et al. (2022)</w:t>
-      </w:r>
-      <w:r>
-        <w:rPr>
-          <w:rFonts w:ascii="Times New Roman" w:hAnsi="Times New Roman" w:cs="Times New Roman"/>
-          <w:sz w:val="24"/>
-          <w:szCs w:val="24"/>
-        </w:rPr>
-        <w:t xml:space="preserve"> [19]: [to be completed from the full text]</w:t>
+        <w:t>Sehrai et al. (2021)</w:t>
+      </w:r>
+      <w:r>
+        <w:rPr>
+          <w:rFonts w:ascii="Times New Roman" w:hAnsi="Times New Roman" w:cs="Times New Roman"/>
+          <w:sz w:val="24"/>
+          <w:szCs w:val="24"/>
+        </w:rPr>
+        <w:t xml:space="preserve"> [19]: Four elements rotated in 90° steps (24 × 24 mm) with a 2 × 2 non-uniform metasurface behind them for 23.5–29.4 GHz; the peak gain rises from about 7 to 10.44 dB with efficiency above 80 %.</w:t>
       </w:r>
     </w:p>
     <w:p>
@@ -2512,15 +2512,15 @@
           <w:sz w:val="24"/>
           <w:szCs w:val="24"/>
         </w:rPr>
-        <w:t>Althuwayb et al. (2023)</w:t>
-      </w:r>
-      <w:r>
-        <w:rPr>
-          <w:rFonts w:ascii="Times New Roman" w:hAnsi="Times New Roman" w:cs="Times New Roman"/>
-          <w:sz w:val="24"/>
-          <w:szCs w:val="24"/>
-        </w:rPr>
-        <w:t xml:space="preserve"> [20]: [to be completed from the full text]</w:t>
+        <w:t>Hasan et al. (2022)</w:t>
+      </w:r>
+      <w:r>
+        <w:rPr>
+          <w:rFonts w:ascii="Times New Roman" w:hAnsi="Times New Roman" w:cs="Times New Roman"/>
+          <w:sz w:val="24"/>
+          <w:szCs w:val="24"/>
+        </w:rPr>
+        <w:t xml:space="preserve"> [20]: Four orthogonal truncated-corner patches above a copper-backed 10 × 10 array of square-enclosed circular split-ring resonators; about 3.1–7.7 GHz, isolation above 15.5 dB, ECC below 0.004, and realized gain raised from 5.4 to 8.3 dBi.</w:t>
       </w:r>
     </w:p>
     <w:p>
@@ -2534,15 +2534,15 @@
           <w:sz w:val="24"/>
           <w:szCs w:val="24"/>
         </w:rPr>
-        <w:t>Wu et al. (2023)</w:t>
-      </w:r>
-      <w:r>
-        <w:rPr>
-          <w:rFonts w:ascii="Times New Roman" w:hAnsi="Times New Roman" w:cs="Times New Roman"/>
-          <w:sz w:val="24"/>
-          <w:szCs w:val="24"/>
-        </w:rPr>
-        <w:t xml:space="preserve"> [21]: [to be completed from the full text]</w:t>
+        <w:t>Althuwayb et al. (2023)</w:t>
+      </w:r>
+      <w:r>
+        <w:rPr>
+          <w:rFonts w:ascii="Times New Roman" w:hAnsi="Times New Roman" w:cs="Times New Roman"/>
+          <w:sz w:val="24"/>
+          <w:szCs w:val="24"/>
+        </w:rPr>
+        <w:t xml:space="preserve"> [21]: A flexible 2 × 2 array of slotted (metasurface-inspired) triangular radiators with an EBG decoupler for 5.0–6.6 GHz; isolation above 34.8 dB, average gain 10 dBi and efficiency 83 %.</w:t>
       </w:r>
     </w:p>
     <w:p>
@@ -2556,15 +2556,15 @@
           <w:sz w:val="24"/>
           <w:szCs w:val="24"/>
         </w:rPr>
-        <w:t>Metasurface mmWave MIMO (2021)</w:t>
-      </w:r>
-      <w:r>
-        <w:rPr>
-          <w:rFonts w:ascii="Times New Roman" w:hAnsi="Times New Roman" w:cs="Times New Roman"/>
-          <w:sz w:val="24"/>
-          <w:szCs w:val="24"/>
-        </w:rPr>
-        <w:t xml:space="preserve"> [22]: [to be completed from the full text]</w:t>
+        <w:t>Wu et al. (2023)</w:t>
+      </w:r>
+      <w:r>
+        <w:rPr>
+          <w:rFonts w:ascii="Times New Roman" w:hAnsi="Times New Roman" w:cs="Times New Roman"/>
+          <w:sz w:val="24"/>
+          <w:szCs w:val="24"/>
+        </w:rPr>
+        <w:t xml:space="preserve"> [22]: A two-element wearable antenna with a polarization-conversion metasurface for 5 GHz body-area networks: 4.76–6.77 GHz, circular polarization over 4.9–6.17 GHz, isolation above 19.85 dB with an isolation strip, 7.95 dBic.</w:t>
       </w:r>
     </w:p>
     <w:p>
@@ -2877,7 +2877,7 @@
                 <w:sz w:val="17"/>
                 <w:szCs w:val="17"/>
               </w:rPr>
-              <w:t>?</w:t>
+              <w:t>Circular-patch UWB monopole</w:t>
             </w:r>
           </w:p>
         </w:tc>
@@ -2897,7 +2897,7 @@
                 <w:sz w:val="17"/>
                 <w:szCs w:val="17"/>
               </w:rPr>
-              <w:t>?</w:t>
+              <w:t>unverified</w:t>
             </w:r>
           </w:p>
         </w:tc>
@@ -2917,7 +2917,7 @@
                 <w:sz w:val="17"/>
                 <w:szCs w:val="17"/>
               </w:rPr>
-              <w:t>?</w:t>
+              <w:t>Double split rings, split angle varied column by column</w:t>
             </w:r>
           </w:p>
         </w:tc>
@@ -2937,7 +2937,7 @@
                 <w:sz w:val="17"/>
                 <w:szCs w:val="17"/>
               </w:rPr>
-              <w:t>?</w:t>
+              <w:t>Behind, low-profile gap (value unverified)</w:t>
             </w:r>
           </w:p>
         </w:tc>
@@ -2957,7 +2957,7 @@
                 <w:sz w:val="17"/>
                 <w:szCs w:val="17"/>
               </w:rPr>
-              <w:t>?</w:t>
+              <w:t>UWB (limits unverified)</w:t>
             </w:r>
           </w:p>
         </w:tc>
@@ -2977,7 +2977,7 @@
                 <w:sz w:val="17"/>
                 <w:szCs w:val="17"/>
               </w:rPr>
-              <w:t>?</w:t>
+              <w:t>≈ +5.5 dB increase</w:t>
             </w:r>
           </w:p>
         </w:tc>
@@ -3019,7 +3019,7 @@
                 <w:sz w:val="17"/>
                 <w:szCs w:val="17"/>
               </w:rPr>
-              <w:t>?</w:t>
+              <w:t>CPW-fed ring monopole with three legs</w:t>
             </w:r>
           </w:p>
         </w:tc>
@@ -3039,7 +3039,24 @@
                 <w:sz w:val="17"/>
                 <w:szCs w:val="17"/>
               </w:rPr>
-              <w:t>?</w:t>
+              <w:t>FR-4 (ε</w:t>
+            </w:r>
+            <w:r>
+              <w:rPr>
+                <w:rFonts w:ascii="Times New Roman" w:hAnsi="Times New Roman" w:cs="Times New Roman"/>
+                <w:sz w:val="17"/>
+                <w:szCs w:val="17"/>
+                <w:vertAlign w:val="subscript"/>
+              </w:rPr>
+              <w:t>r</w:t>
+            </w:r>
+            <w:r>
+              <w:rPr>
+                <w:rFonts w:ascii="Times New Roman" w:hAnsi="Times New Roman" w:cs="Times New Roman"/>
+                <w:sz w:val="17"/>
+                <w:szCs w:val="17"/>
+              </w:rPr>
+              <w:t xml:space="preserve"> 4.5), 1.6 mm</w:t>
             </w:r>
           </w:p>
         </w:tc>
@@ -3059,7 +3076,7 @@
                 <w:sz w:val="17"/>
                 <w:szCs w:val="17"/>
               </w:rPr>
-              <w:t>?</w:t>
+              <w:t>Two patches + circular loop, 5 × 5 mm cells; 19 × 19 FSS on FR-4, ground plane behind</w:t>
             </w:r>
           </w:p>
         </w:tc>
@@ -3079,7 +3096,7 @@
                 <w:sz w:val="17"/>
                 <w:szCs w:val="17"/>
               </w:rPr>
-              <w:t>?</w:t>
+              <w:t>Behind; total profile 10 mm (≈ λ/4 at 7.1 GHz)</w:t>
             </w:r>
           </w:p>
         </w:tc>
@@ -3099,7 +3116,7 @@
                 <w:sz w:val="17"/>
                 <w:szCs w:val="17"/>
               </w:rPr>
-              <w:t>?</w:t>
+              <w:t>2.1–12.6 → 2.2–11.9 (meas.)</w:t>
             </w:r>
           </w:p>
         </w:tc>
@@ -3119,7 +3136,7 @@
                 <w:sz w:val="17"/>
                 <w:szCs w:val="17"/>
               </w:rPr>
-              <w:t>?</w:t>
+              <w:t>6.7 → 11.5 (11.3 meas.)</w:t>
             </w:r>
           </w:p>
         </w:tc>
@@ -3161,7 +3178,7 @@
                 <w:sz w:val="17"/>
                 <w:szCs w:val="17"/>
               </w:rPr>
-              <w:t>?</w:t>
+              <w:t>CPW-fed hexagonal patch with stubs</w:t>
             </w:r>
           </w:p>
         </w:tc>
@@ -3181,7 +3198,24 @@
                 <w:sz w:val="17"/>
                 <w:szCs w:val="17"/>
               </w:rPr>
-              <w:t>?</w:t>
+              <w:t>Rogers RT/Duroid 6002 (ε</w:t>
+            </w:r>
+            <w:r>
+              <w:rPr>
+                <w:rFonts w:ascii="Times New Roman" w:hAnsi="Times New Roman" w:cs="Times New Roman"/>
+                <w:sz w:val="17"/>
+                <w:szCs w:val="17"/>
+                <w:vertAlign w:val="subscript"/>
+              </w:rPr>
+              <w:t>r</w:t>
+            </w:r>
+            <w:r>
+              <w:rPr>
+                <w:rFonts w:ascii="Times New Roman" w:hAnsi="Times New Roman" w:cs="Times New Roman"/>
+                <w:sz w:val="17"/>
+                <w:szCs w:val="17"/>
+              </w:rPr>
+              <w:t xml:space="preserve"> 2.94), 1.52 mm</w:t>
             </w:r>
           </w:p>
         </w:tc>
@@ -3201,7 +3235,7 @@
                 <w:sz w:val="17"/>
                 <w:szCs w:val="17"/>
               </w:rPr>
-              <w:t>?</w:t>
+              <w:t>Ring joined to a square frame; 5 × 5 FSS</w:t>
             </w:r>
           </w:p>
         </w:tc>
@@ -3221,7 +3255,24 @@
                 <w:sz w:val="17"/>
                 <w:szCs w:val="17"/>
               </w:rPr>
-              <w:t>?</w:t>
+              <w:t>Behind, 9 mm foam spacer (0.09λ</w:t>
+            </w:r>
+            <w:r>
+              <w:rPr>
+                <w:rFonts w:ascii="Times New Roman" w:hAnsi="Times New Roman" w:cs="Times New Roman"/>
+                <w:sz w:val="17"/>
+                <w:szCs w:val="17"/>
+                <w:vertAlign w:val="subscript"/>
+              </w:rPr>
+              <w:t>L</w:t>
+            </w:r>
+            <w:r>
+              <w:rPr>
+                <w:rFonts w:ascii="Times New Roman" w:hAnsi="Times New Roman" w:cs="Times New Roman"/>
+                <w:sz w:val="17"/>
+                <w:szCs w:val="17"/>
+              </w:rPr>
+              <w:t>)</w:t>
             </w:r>
           </w:p>
         </w:tc>
@@ -3241,7 +3292,7 @@
                 <w:sz w:val="17"/>
                 <w:szCs w:val="17"/>
               </w:rPr>
-              <w:t>?</w:t>
+              <w:t>5–17 → 3–18</w:t>
             </w:r>
           </w:p>
         </w:tc>
@@ -3261,7 +3312,7 @@
                 <w:sz w:val="17"/>
                 <w:szCs w:val="17"/>
               </w:rPr>
-              <w:t>?</w:t>
+              <w:t>6.5 → 10.5</w:t>
             </w:r>
           </w:p>
         </w:tc>
@@ -3303,7 +3354,7 @@
                 <w:sz w:val="17"/>
                 <w:szCs w:val="17"/>
               </w:rPr>
-              <w:t>?</w:t>
+              <w:t>CPW-fed hexagonal UWB monopole</w:t>
             </w:r>
           </w:p>
         </w:tc>
@@ -3323,7 +3374,7 @@
                 <w:sz w:val="17"/>
                 <w:szCs w:val="17"/>
               </w:rPr>
-              <w:t>?</w:t>
+              <w:t>unverified</w:t>
             </w:r>
           </w:p>
         </w:tc>
@@ -3343,7 +3394,7 @@
                 <w:sz w:val="17"/>
                 <w:szCs w:val="17"/>
               </w:rPr>
-              <w:t>?</w:t>
+              <w:t>8 × 8 mm cells, 7 × 7 FSS (stopband 3–11.5 GHz)</w:t>
             </w:r>
           </w:p>
         </w:tc>
@@ -3363,7 +3414,7 @@
                 <w:sz w:val="17"/>
                 <w:szCs w:val="17"/>
               </w:rPr>
-              <w:t>?</w:t>
+              <w:t>Behind, 20 mm (0.21λ at 3.1 GHz)</w:t>
             </w:r>
           </w:p>
         </w:tc>
@@ -3383,7 +3434,7 @@
                 <w:sz w:val="17"/>
                 <w:szCs w:val="17"/>
               </w:rPr>
-              <w:t>?</w:t>
+              <w:t>UWB (limits unverified)</w:t>
             </w:r>
           </w:p>
         </w:tc>
@@ -3403,7 +3454,7 @@
                 <w:sz w:val="17"/>
                 <w:szCs w:val="17"/>
               </w:rPr>
-              <w:t>?</w:t>
+              <w:t>2.2 → 8.4 (realized)</w:t>
             </w:r>
           </w:p>
         </w:tc>
@@ -3445,7 +3496,7 @@
                 <w:sz w:val="17"/>
                 <w:szCs w:val="17"/>
               </w:rPr>
-              <w:t>?</w:t>
+              <w:t>CPW-fed octagonal monopole with inverted U-slot</w:t>
             </w:r>
           </w:p>
         </w:tc>
@@ -3465,7 +3516,7 @@
                 <w:sz w:val="17"/>
                 <w:szCs w:val="17"/>
               </w:rPr>
-              <w:t>?</w:t>
+              <w:t>Rogers RT5880, 1.57 mm</w:t>
             </w:r>
           </w:p>
         </w:tc>
@@ -3485,7 +3536,7 @@
                 <w:sz w:val="17"/>
                 <w:szCs w:val="17"/>
               </w:rPr>
-              <w:t>?</w:t>
+              <w:t>5 × 5 AMC, 0° reflection at 7.44 GHz, on RO4003C with full ground</w:t>
             </w:r>
           </w:p>
         </w:tc>
@@ -3505,7 +3556,7 @@
                 <w:sz w:val="17"/>
                 <w:szCs w:val="17"/>
               </w:rPr>
-              <w:t>?</w:t>
+              <w:t>Behind, air gap (5 mm, unconfirmed)</w:t>
             </w:r>
           </w:p>
         </w:tc>
@@ -3525,7 +3576,7 @@
                 <w:sz w:val="17"/>
                 <w:szCs w:val="17"/>
               </w:rPr>
-              <w:t>?</w:t>
+              <w:t>3.5–6.3 → 3.5–6.5</w:t>
             </w:r>
           </w:p>
         </w:tc>
@@ -3545,7 +3596,7 @@
                 <w:sz w:val="17"/>
                 <w:szCs w:val="17"/>
               </w:rPr>
-              <w:t>?</w:t>
+              <w:t>unverified → 9.9–11.5 (sources differ)</w:t>
             </w:r>
           </w:p>
         </w:tc>
@@ -3712,7 +3763,7 @@
                 <w:sz w:val="17"/>
                 <w:szCs w:val="17"/>
               </w:rPr>
-              <w:t>≈ 1.3–5.1 (IEEE gain, no MS) → pending</w:t>
+              <w:t>≈ 2.9–4.9 (IEEE, 3.1–10.6 GHz, no MS) → pending</w:t>
             </w:r>
           </w:p>
         </w:tc>
@@ -3813,9 +3864,9 @@
         <w:gridCol w:w="792"/>
         <w:gridCol w:w="1368"/>
         <w:gridCol w:w="1152"/>
-        <w:gridCol w:w="2232"/>
+        <w:gridCol w:w="2016"/>
         <w:gridCol w:w="1008"/>
-        <w:gridCol w:w="864"/>
+        <w:gridCol w:w="1080"/>
         <w:gridCol w:w="1224"/>
       </w:tblGrid>
       <w:tr>
@@ -3890,7 +3941,7 @@
         </w:tc>
         <w:tc>
           <w:tcPr>
-            <w:tcW w:type="dxa" w:w="2232"/>
+            <w:tcW w:type="dxa" w:w="2016"/>
             <w:vAlign w:val="center"/>
             <w:shd w:val="clear" w:color="auto" w:fill="D9D9D9"/>
           </w:tcPr>
@@ -3934,7 +3985,7 @@
         </w:tc>
         <w:tc>
           <w:tcPr>
-            <w:tcW w:type="dxa" w:w="864"/>
+            <w:tcW w:type="dxa" w:w="1080"/>
             <w:vAlign w:val="center"/>
             <w:shd w:val="clear" w:color="auto" w:fill="D9D9D9"/>
           </w:tcPr>
@@ -4014,7 +4065,24 @@
                 <w:sz w:val="17"/>
                 <w:szCs w:val="17"/>
               </w:rPr>
-              <w:t>?; ?</w:t>
+              <w:t>4 (2 × 2, orthogonal); ≈ 1.75λ</w:t>
+            </w:r>
+            <w:r>
+              <w:rPr>
+                <w:rFonts w:ascii="Times New Roman" w:hAnsi="Times New Roman" w:cs="Times New Roman"/>
+                <w:sz w:val="17"/>
+                <w:szCs w:val="17"/>
+                <w:vertAlign w:val="subscript"/>
+              </w:rPr>
+              <w:t>0</w:t>
+            </w:r>
+            <w:r>
+              <w:rPr>
+                <w:rFonts w:ascii="Times New Roman" w:hAnsi="Times New Roman" w:cs="Times New Roman"/>
+                <w:sz w:val="17"/>
+                <w:szCs w:val="17"/>
+              </w:rPr>
+              <w:t xml:space="preserve"> square</w:t>
             </w:r>
           </w:p>
         </w:tc>
@@ -4034,13 +4102,13 @@
                 <w:sz w:val="17"/>
                 <w:szCs w:val="17"/>
               </w:rPr>
-              <w:t>?</w:t>
+              <w:t>3.3–3.87</w:t>
             </w:r>
           </w:p>
         </w:tc>
         <w:tc>
           <w:tcPr>
-            <w:tcW w:type="dxa" w:w="2232"/>
+            <w:tcW w:type="dxa" w:w="2016"/>
             <w:vAlign w:val="center"/>
           </w:tcPr>
           <w:p>
@@ -4054,7 +4122,7 @@
                 <w:sz w:val="17"/>
                 <w:szCs w:val="17"/>
               </w:rPr>
-              <w:t>?; ?</w:t>
+              <w:t>4 × 4 square-patch metasurface above each patch; gain; strips pinned to ground decouple</w:t>
             </w:r>
           </w:p>
         </w:tc>
@@ -4074,13 +4142,13 @@
                 <w:sz w:val="17"/>
                 <w:szCs w:val="17"/>
               </w:rPr>
-              <w:t>?</w:t>
+              <w:t>&gt; 32</w:t>
             </w:r>
           </w:p>
         </w:tc>
         <w:tc>
           <w:tcPr>
-            <w:tcW w:type="dxa" w:w="864"/>
+            <w:tcW w:type="dxa" w:w="1080"/>
             <w:vAlign w:val="center"/>
           </w:tcPr>
           <w:p>
@@ -4094,7 +4162,7 @@
                 <w:sz w:val="17"/>
                 <w:szCs w:val="17"/>
               </w:rPr>
-              <w:t>?</w:t>
+              <w:t>&lt; 0.001</w:t>
             </w:r>
           </w:p>
         </w:tc>
@@ -4114,7 +4182,7 @@
                 <w:sz w:val="17"/>
                 <w:szCs w:val="17"/>
               </w:rPr>
-              <w:t>?</w:t>
+              <w:t>6.3 → 8.1 (element); 8.72 (array)</w:t>
             </w:r>
           </w:p>
         </w:tc>
@@ -4156,7 +4224,7 @@
                 <w:sz w:val="17"/>
                 <w:szCs w:val="17"/>
               </w:rPr>
-              <w:t>?; ?</w:t>
+              <w:t>4 (rotated 90°); 24 × 24</w:t>
             </w:r>
           </w:p>
         </w:tc>
@@ -4176,13 +4244,13 @@
                 <w:sz w:val="17"/>
                 <w:szCs w:val="17"/>
               </w:rPr>
-              <w:t>?</w:t>
+              <w:t>23.5–29.4</w:t>
             </w:r>
           </w:p>
         </w:tc>
         <w:tc>
           <w:tcPr>
-            <w:tcW w:type="dxa" w:w="2232"/>
+            <w:tcW w:type="dxa" w:w="2016"/>
             <w:vAlign w:val="center"/>
           </w:tcPr>
           <w:p>
@@ -4196,7 +4264,7 @@
                 <w:sz w:val="17"/>
                 <w:szCs w:val="17"/>
               </w:rPr>
-              <w:t>?; ?</w:t>
+              <w:t>2 × 2 non-uniform metasurface; behind the array: gain</w:t>
             </w:r>
           </w:p>
         </w:tc>
@@ -4216,13 +4284,13 @@
                 <w:sz w:val="17"/>
                 <w:szCs w:val="17"/>
               </w:rPr>
-              <w:t>?</w:t>
+              <w:t>unverified</w:t>
             </w:r>
           </w:p>
         </w:tc>
         <w:tc>
           <w:tcPr>
-            <w:tcW w:type="dxa" w:w="864"/>
+            <w:tcW w:type="dxa" w:w="1080"/>
             <w:vAlign w:val="center"/>
           </w:tcPr>
           <w:p>
@@ -4236,7 +4304,7 @@
                 <w:sz w:val="17"/>
                 <w:szCs w:val="17"/>
               </w:rPr>
-              <w:t>?</w:t>
+              <w:t>unverified</w:t>
             </w:r>
           </w:p>
         </w:tc>
@@ -4256,7 +4324,7 @@
                 <w:sz w:val="17"/>
                 <w:szCs w:val="17"/>
               </w:rPr>
-              <w:t>?</w:t>
+              <w:t>≈ 7 → 10.44</w:t>
             </w:r>
           </w:p>
         </w:tc>
@@ -4298,7 +4366,7 @@
                 <w:sz w:val="17"/>
                 <w:szCs w:val="17"/>
               </w:rPr>
-              <w:t>?; ?</w:t>
+              <w:t>4 (orthogonal); 1.05λ × 1.05λ</w:t>
             </w:r>
           </w:p>
         </w:tc>
@@ -4318,13 +4386,13 @@
                 <w:sz w:val="17"/>
                 <w:szCs w:val="17"/>
               </w:rPr>
-              <w:t>?</w:t>
+              <w:t>3.08–7.75 (3.2–7.6 also quoted)</w:t>
             </w:r>
           </w:p>
         </w:tc>
         <w:tc>
           <w:tcPr>
-            <w:tcW w:type="dxa" w:w="2232"/>
+            <w:tcW w:type="dxa" w:w="2016"/>
             <w:vAlign w:val="center"/>
           </w:tcPr>
           <w:p>
@@ -4338,7 +4406,7 @@
                 <w:sz w:val="17"/>
                 <w:szCs w:val="17"/>
               </w:rPr>
-              <w:t>?; ?</w:t>
+              <w:t>10 × 10 square-enclosed circular SRRs, copper-backed, 12 mm air gap below; reflector: gain and isolation</w:t>
             </w:r>
           </w:p>
         </w:tc>
@@ -4358,13 +4426,13 @@
                 <w:sz w:val="17"/>
                 <w:szCs w:val="17"/>
               </w:rPr>
-              <w:t>?</w:t>
+              <w:t>&gt; 15.5</w:t>
             </w:r>
           </w:p>
         </w:tc>
         <w:tc>
           <w:tcPr>
-            <w:tcW w:type="dxa" w:w="864"/>
+            <w:tcW w:type="dxa" w:w="1080"/>
             <w:vAlign w:val="center"/>
           </w:tcPr>
           <w:p>
@@ -4378,7 +4446,7 @@
                 <w:sz w:val="17"/>
                 <w:szCs w:val="17"/>
               </w:rPr>
-              <w:t>?</w:t>
+              <w:t>&lt; 0.004</w:t>
             </w:r>
           </w:p>
         </w:tc>
@@ -4398,7 +4466,7 @@
                 <w:sz w:val="17"/>
                 <w:szCs w:val="17"/>
               </w:rPr>
-              <w:t>?</w:t>
+              <w:t>5.4 → 8.3 (realized)</w:t>
             </w:r>
           </w:p>
         </w:tc>
@@ -4440,7 +4508,7 @@
                 <w:sz w:val="17"/>
                 <w:szCs w:val="17"/>
               </w:rPr>
-              <w:t>?; ?</w:t>
+              <w:t>4 (2 × 2); unverified</w:t>
             </w:r>
           </w:p>
         </w:tc>
@@ -4460,13 +4528,13 @@
                 <w:sz w:val="17"/>
                 <w:szCs w:val="17"/>
               </w:rPr>
-              <w:t>?</w:t>
+              <w:t>5.0–6.6</w:t>
             </w:r>
           </w:p>
         </w:tc>
         <w:tc>
           <w:tcPr>
-            <w:tcW w:type="dxa" w:w="2232"/>
+            <w:tcW w:type="dxa" w:w="2016"/>
             <w:vAlign w:val="center"/>
           </w:tcPr>
           <w:p>
@@ -4480,7 +4548,7 @@
                 <w:sz w:val="17"/>
                 <w:szCs w:val="17"/>
               </w:rPr>
-              <w:t>?; ?</w:t>
+              <w:t>Sub-wavelength slots etched in the radiators; bandwidth and gain; EBG between elements decouples</w:t>
             </w:r>
           </w:p>
         </w:tc>
@@ -4500,13 +4568,13 @@
                 <w:sz w:val="17"/>
                 <w:szCs w:val="17"/>
               </w:rPr>
-              <w:t>?</w:t>
+              <w:t>&gt; 34.8</w:t>
             </w:r>
           </w:p>
         </w:tc>
         <w:tc>
           <w:tcPr>
-            <w:tcW w:type="dxa" w:w="864"/>
+            <w:tcW w:type="dxa" w:w="1080"/>
             <w:vAlign w:val="center"/>
           </w:tcPr>
           <w:p>
@@ -4520,7 +4588,7 @@
                 <w:sz w:val="17"/>
                 <w:szCs w:val="17"/>
               </w:rPr>
-              <w:t>?</w:t>
+              <w:t>unverified</w:t>
             </w:r>
           </w:p>
         </w:tc>
@@ -4540,7 +4608,7 @@
                 <w:sz w:val="17"/>
                 <w:szCs w:val="17"/>
               </w:rPr>
-              <w:t>?</w:t>
+              <w:t>10 (avg.); 8.65–10.5 when bent</w:t>
             </w:r>
           </w:p>
         </w:tc>
@@ -4582,7 +4650,41 @@
                 <w:sz w:val="17"/>
                 <w:szCs w:val="17"/>
               </w:rPr>
-              <w:t>?; ?</w:t>
+              <w:t>2; 1.67λ</w:t>
+            </w:r>
+            <w:r>
+              <w:rPr>
+                <w:rFonts w:ascii="Times New Roman" w:hAnsi="Times New Roman" w:cs="Times New Roman"/>
+                <w:sz w:val="17"/>
+                <w:szCs w:val="17"/>
+                <w:vertAlign w:val="subscript"/>
+              </w:rPr>
+              <w:t>0</w:t>
+            </w:r>
+            <w:r>
+              <w:rPr>
+                <w:rFonts w:ascii="Times New Roman" w:hAnsi="Times New Roman" w:cs="Times New Roman"/>
+                <w:sz w:val="17"/>
+                <w:szCs w:val="17"/>
+              </w:rPr>
+              <w:t xml:space="preserve"> × 0.81λ</w:t>
+            </w:r>
+            <w:r>
+              <w:rPr>
+                <w:rFonts w:ascii="Times New Roman" w:hAnsi="Times New Roman" w:cs="Times New Roman"/>
+                <w:sz w:val="17"/>
+                <w:szCs w:val="17"/>
+                <w:vertAlign w:val="subscript"/>
+              </w:rPr>
+              <w:t>0</w:t>
+            </w:r>
+            <w:r>
+              <w:rPr>
+                <w:rFonts w:ascii="Times New Roman" w:hAnsi="Times New Roman" w:cs="Times New Roman"/>
+                <w:sz w:val="17"/>
+                <w:szCs w:val="17"/>
+              </w:rPr>
+              <w:t xml:space="preserve"> (5.6 GHz)</w:t>
             </w:r>
           </w:p>
         </w:tc>
@@ -4602,13 +4704,13 @@
                 <w:sz w:val="17"/>
                 <w:szCs w:val="17"/>
               </w:rPr>
-              <w:t>?</w:t>
+              <w:t>4.76–6.77 (meas.)</w:t>
             </w:r>
           </w:p>
         </w:tc>
         <w:tc>
           <w:tcPr>
-            <w:tcW w:type="dxa" w:w="2232"/>
+            <w:tcW w:type="dxa" w:w="2016"/>
             <w:vAlign w:val="center"/>
           </w:tcPr>
           <w:p>
@@ -4622,7 +4724,7 @@
                 <w:sz w:val="17"/>
                 <w:szCs w:val="17"/>
               </w:rPr>
-              <w:t>?; ?</w:t>
+              <w:t>Polarization-conversion metasurface; circular polarization and gain</w:t>
             </w:r>
           </w:p>
         </w:tc>
@@ -4642,13 +4744,13 @@
                 <w:sz w:val="17"/>
                 <w:szCs w:val="17"/>
               </w:rPr>
-              <w:t>?</w:t>
+              <w:t>&gt; 19.85 (strip)</w:t>
             </w:r>
           </w:p>
         </w:tc>
         <w:tc>
           <w:tcPr>
-            <w:tcW w:type="dxa" w:w="864"/>
+            <w:tcW w:type="dxa" w:w="1080"/>
             <w:vAlign w:val="center"/>
           </w:tcPr>
           <w:p>
@@ -4662,7 +4764,7 @@
                 <w:sz w:val="17"/>
                 <w:szCs w:val="17"/>
               </w:rPr>
-              <w:t>?</w:t>
+              <w:t>&lt; 0.007</w:t>
             </w:r>
           </w:p>
         </w:tc>
@@ -4682,7 +4784,7 @@
                 <w:sz w:val="17"/>
                 <w:szCs w:val="17"/>
               </w:rPr>
-              <w:t>?</w:t>
+              <w:t>7.95 dBic</w:t>
             </w:r>
           </w:p>
         </w:tc>
@@ -4700,10 +4802,85 @@
       <w:r>
         <w:rPr>
           <w:rFonts w:ascii="Times New Roman" w:hAnsi="Times New Roman" w:cs="Times New Roman"/>
-          <w:sz w:val="24"/>
-          <w:szCs w:val="24"/>
-        </w:rPr>
-        <w:t>[Research gap: to be completed from the full texts.]</w:t>
+          <w:b/>
+          <w:sz w:val="24"/>
+          <w:szCs w:val="24"/>
+        </w:rPr>
+        <w:t>Reflector distance.</w:t>
+      </w:r>
+      <w:r>
+        <w:rPr>
+          <w:rFonts w:ascii="Times New Roman" w:hAnsi="Times New Roman" w:cs="Times New Roman"/>
+          <w:sz w:val="24"/>
+          <w:szCs w:val="24"/>
+        </w:rPr>
+        <w:t xml:space="preserve"> The single-antenna reflectors reviewed sit 9 mm [15], 10 mm (total profile) [14] and 20 mm [16] behind the antenna, about 0.07–0.21 of a wavelength at the lowest operating frequency. The ground-backed AMC of [17] sits closer across a small air gap, but its band (3.5–6.5 GHz) is far narrower than UWB. Phase I places the metasurface only 3.9 mm (0.04λ at 3.1 GHz) behind an antenna that covers 2.16–15.73 GHz: a lower profile, but a harder in-phase condition and stronger near-field loading.</w:t>
+      </w:r>
+    </w:p>
+    <w:p>
+      <w:pPr>
+        <w:jc w:val="both"/>
+      </w:pPr>
+      <w:r>
+        <w:rPr>
+          <w:rFonts w:ascii="Times New Roman" w:hAnsi="Times New Roman" w:cs="Times New Roman"/>
+          <w:b/>
+          <w:sz w:val="24"/>
+          <w:szCs w:val="24"/>
+        </w:rPr>
+        <w:t>Cell type.</w:t>
+      </w:r>
+      <w:r>
+        <w:rPr>
+          <w:rFonts w:ascii="Times New Roman" w:hAnsi="Times New Roman" w:cs="Times New Roman"/>
+          <w:sz w:val="24"/>
+          <w:szCs w:val="24"/>
+        </w:rPr>
+        <w:t xml:space="preserve"> Only [13] uses split-ring cells behind a UWB monopole, varying the split angle across the array to widen the in-phase band; the others use ring, loop and patch FSS or AMC cells [14]–[17]. A split-ring metasurface also appears in the MIMO design of [20], but over 3.1–7.7 GHz. A single-SRR metasurface behind a CPW-fed antenna covering the whole UWB band is not reported in the papers reviewed.</w:t>
+      </w:r>
+    </w:p>
+    <w:p>
+      <w:pPr>
+        <w:jc w:val="both"/>
+      </w:pPr>
+      <w:r>
+        <w:rPr>
+          <w:rFonts w:ascii="Times New Roman" w:hAnsi="Times New Roman" w:cs="Times New Roman"/>
+          <w:b/>
+          <w:sz w:val="24"/>
+          <w:szCs w:val="24"/>
+        </w:rPr>
+        <w:t>Baselines and reporting.</w:t>
+      </w:r>
+      <w:r>
+        <w:rPr>
+          <w:rFonts w:ascii="Times New Roman" w:hAnsi="Times New Roman" w:cs="Times New Roman"/>
+          <w:sz w:val="24"/>
+          <w:szCs w:val="24"/>
+        </w:rPr>
+        <w:t xml:space="preserve"> Neither of the two papers read in full compares its reflector with a plain metal plate at the same gap, and gain is usually quoted as a single peak value, often without saying whether it is realized gain. This project compares the antenna alone, a metal plate and the SRR metasurface at the same 3.9 mm gap, reports gain across the band and states which gain is shown.</w:t>
+      </w:r>
+    </w:p>
+    <w:p>
+      <w:pPr>
+        <w:jc w:val="both"/>
+      </w:pPr>
+      <w:r>
+        <w:rPr>
+          <w:rFonts w:ascii="Times New Roman" w:hAnsi="Times New Roman" w:cs="Times New Roman"/>
+          <w:b/>
+          <w:sz w:val="24"/>
+          <w:szCs w:val="24"/>
+        </w:rPr>
+        <w:t>MIMO.</w:t>
+      </w:r>
+      <w:r>
+        <w:rPr>
+          <w:rFonts w:ascii="Times New Roman" w:hAnsi="Times New Roman" w:cs="Times New Roman"/>
+          <w:sz w:val="24"/>
+          <w:szCs w:val="24"/>
+        </w:rPr>
+        <w:t xml:space="preserve"> The MIMO papers use metasurfaces for gain [19], [20], for decoupling together with other structures [18], [21] and for polarization conversion [22], but all in bands far narrower than UWB (3.3–3.87, 3.1–7.7, 5.0–6.6, 4.76–6.77 and 23.5–29.4 GHz). A UWB MIMO antenna with an SRR metasurface reflector is the open target of Phase II.</w:t>
       </w:r>
     </w:p>
     <w:p>
@@ -11226,7 +11403,7 @@
         </w:rPr>
         <w:t>[13]</w:t>
         <w:tab/>
-        <w:t xml:space="preserve">Sen, Banerjee, Kumar, and Das, “An ultra-wideband monopole antenna with a gain enhanced performance using a novel split-ring meta-surface reflector,” </w:t>
+        <w:t xml:space="preserve">G. Sen, A. Banerjee, M. Kumar, and S. Das, “An ultra-wideband monopole antenna with a gain enhanced performance using a novel split-ring meta-surface reflector,” </w:t>
       </w:r>
       <w:r>
         <w:rPr>
@@ -11243,7 +11420,7 @@
           <w:sz w:val="24"/>
           <w:szCs w:val="24"/>
         </w:rPr>
-        <w:t>, vol. 59, pp. 1296–1300, 2017, doi: 10.1002/mop.30527.</w:t>
+        <w:t>, vol. 59, no. 6, pp. 1296–1300, 2017, doi: 10.1002/mop.30527.</w:t>
       </w:r>
     </w:p>
     <w:p>
@@ -11263,7 +11440,7 @@
         </w:rPr>
         <w:t>[14]</w:t>
         <w:tab/>
-        <w:t xml:space="preserve">M. AboEl-Hassan, A. E. Farahat, and K. F. A. Hussein, “Gain enhancement wideband CPW antenna based on artificial magnetic conductor,” </w:t>
+        <w:t xml:space="preserve">A. J. A. Al-Gburi, I. B. M. Ibrahim, Z. Zakaria, B. H. Ahmad, N. A. B. Shairi, and M. Y. Zeain, “High gain of UWB planar antenna utilising FSS reflector for UWB applications,” </w:t>
       </w:r>
       <w:r>
         <w:rPr>
@@ -11272,15 +11449,15 @@
           <w:sz w:val="24"/>
           <w:szCs w:val="24"/>
         </w:rPr>
-        <w:t>Sci. Rep.</w:t>
-      </w:r>
-      <w:r>
-        <w:rPr>
-          <w:rFonts w:ascii="Times New Roman" w:hAnsi="Times New Roman" w:cs="Times New Roman"/>
-          <w:sz w:val="24"/>
-          <w:szCs w:val="24"/>
-        </w:rPr>
-        <w:t>, 2025, doi: 10.1038/s41598-025-89622-9.</w:t>
+        <w:t>Comput. Mater. Contin.</w:t>
+      </w:r>
+      <w:r>
+        <w:rPr>
+          <w:rFonts w:ascii="Times New Roman" w:hAnsi="Times New Roman" w:cs="Times New Roman"/>
+          <w:sz w:val="24"/>
+          <w:szCs w:val="24"/>
+        </w:rPr>
+        <w:t>, vol. 70, no. 1, pp. 1425–1436, 2022, doi: 10.32604/cmc.2022.019741.</w:t>
       </w:r>
     </w:p>
     <w:p>
@@ -11300,7 +11477,7 @@
         </w:rPr>
         <w:t>[15]</w:t>
         <w:tab/>
-        <w:t xml:space="preserve">M. Hussain </w:t>
+        <w:t xml:space="preserve">M. Hussain, M. A. Sufian, M. S. Alzaidi, S. I. Naqvi, N. Hussain, D. H. Elkamchouchi, M. F. A. Sree, and S. Y. A. Fatah, “Bandwidth and gain enhancement of a CPW antenna using frequency selective surface for UWB applications,” </w:t>
       </w:r>
       <w:r>
         <w:rPr>
@@ -11309,23 +11486,6 @@
           <w:sz w:val="24"/>
           <w:szCs w:val="24"/>
         </w:rPr>
-        <w:t>et al.</w:t>
-      </w:r>
-      <w:r>
-        <w:rPr>
-          <w:rFonts w:ascii="Times New Roman" w:hAnsi="Times New Roman" w:cs="Times New Roman"/>
-          <w:sz w:val="24"/>
-          <w:szCs w:val="24"/>
-        </w:rPr>
-        <w:t xml:space="preserve">, “Bandwidth and gain enhancement of a CPW antenna using frequency selective surface for UWB applications,” </w:t>
-      </w:r>
-      <w:r>
-        <w:rPr>
-          <w:rFonts w:ascii="Times New Roman" w:hAnsi="Times New Roman" w:cs="Times New Roman"/>
-          <w:i/>
-          <w:sz w:val="24"/>
-          <w:szCs w:val="24"/>
-        </w:rPr>
         <w:t>Micromachines</w:t>
       </w:r>
       <w:r>
@@ -11334,7 +11494,7 @@
           <w:sz w:val="24"/>
           <w:szCs w:val="24"/>
         </w:rPr>
-        <w:t>, vol. 14, no. 3, Art. no. 591, 2023, doi: 10.3390/mi14030591.</w:t>
+        <w:t>, vol. 14, no. 3, Art. no. 591, Feb. 2023, doi: 10.3390/mi14030591.</w:t>
       </w:r>
     </w:p>
     <w:p>
@@ -11354,7 +11514,7 @@
         </w:rPr>
         <w:t>[16]</w:t>
         <w:tab/>
-        <w:t xml:space="preserve">A. J. A. Al-Gburi, I. Ibrahim, Z. Zakaria, B. H. Ahmad, N. A. Shairi, and M. Y. Zeain, “High gain of UWB planar antenna utilising FSS reflector for UWB applications,” </w:t>
+        <w:t xml:space="preserve">B. Hammache, I. Messaoudene, M. Belazzoug, S. Titouni, A. Messai, and T. A. Denidni, “Gain enhancement of compact CPW-fed ultra-wideband antenna using an FSS reflector,” </w:t>
       </w:r>
       <w:r>
         <w:rPr>
@@ -11363,15 +11523,15 @@
           <w:sz w:val="24"/>
           <w:szCs w:val="24"/>
         </w:rPr>
-        <w:t>Comput. Mater. Contin.</w:t>
-      </w:r>
-      <w:r>
-        <w:rPr>
-          <w:rFonts w:ascii="Times New Roman" w:hAnsi="Times New Roman" w:cs="Times New Roman"/>
-          <w:sz w:val="24"/>
-          <w:szCs w:val="24"/>
-        </w:rPr>
-        <w:t>, vol. 70, no. 1, pp. 1425–1436, 2022.</w:t>
+        <w:t>Microw. Opt. Technol. Lett.</w:t>
+      </w:r>
+      <w:r>
+        <w:rPr>
+          <w:rFonts w:ascii="Times New Roman" w:hAnsi="Times New Roman" w:cs="Times New Roman"/>
+          <w:sz w:val="24"/>
+          <w:szCs w:val="24"/>
+        </w:rPr>
+        <w:t>, vol. 66, no. 10, Art. no. e34344, 2024, doi: 10.1002/mop.34344.</w:t>
       </w:r>
     </w:p>
     <w:p>
@@ -11391,7 +11551,7 @@
         </w:rPr>
         <w:t>[17]</w:t>
         <w:tab/>
-        <w:t xml:space="preserve">Hammache </w:t>
+        <w:t xml:space="preserve">M. AboEl-Hassan, A. E. Farahat, and K. F. A. Hussein, “Gain enhancement wideband CPW antenna based on artificial magnetic conductor,” </w:t>
       </w:r>
       <w:r>
         <w:rPr>
@@ -11400,32 +11560,15 @@
           <w:sz w:val="24"/>
           <w:szCs w:val="24"/>
         </w:rPr>
-        <w:t>et al.</w:t>
-      </w:r>
-      <w:r>
-        <w:rPr>
-          <w:rFonts w:ascii="Times New Roman" w:hAnsi="Times New Roman" w:cs="Times New Roman"/>
-          <w:sz w:val="24"/>
-          <w:szCs w:val="24"/>
-        </w:rPr>
-        <w:t xml:space="preserve">, “Gain enhancement of compact CPW-fed ultra-wideband antenna using an FSS reflector,” </w:t>
-      </w:r>
-      <w:r>
-        <w:rPr>
-          <w:rFonts w:ascii="Times New Roman" w:hAnsi="Times New Roman" w:cs="Times New Roman"/>
-          <w:i/>
-          <w:sz w:val="24"/>
-          <w:szCs w:val="24"/>
-        </w:rPr>
-        <w:t>Microw. Opt. Technol. Lett.</w:t>
-      </w:r>
-      <w:r>
-        <w:rPr>
-          <w:rFonts w:ascii="Times New Roman" w:hAnsi="Times New Roman" w:cs="Times New Roman"/>
-          <w:sz w:val="24"/>
-          <w:szCs w:val="24"/>
-        </w:rPr>
-        <w:t>, 2024, doi: 10.1002/mop.34344.</w:t>
+        <w:t>Sci. Rep.</w:t>
+      </w:r>
+      <w:r>
+        <w:rPr>
+          <w:rFonts w:ascii="Times New Roman" w:hAnsi="Times New Roman" w:cs="Times New Roman"/>
+          <w:sz w:val="24"/>
+          <w:szCs w:val="24"/>
+        </w:rPr>
+        <w:t>, vol. 15, Art. no. 7108, 2025, doi: 10.1038/s41598-025-89622-9.</w:t>
       </w:r>
     </w:p>
     <w:p>
@@ -11462,7 +11605,7 @@
           <w:sz w:val="24"/>
           <w:szCs w:val="24"/>
         </w:rPr>
-        <w:t>, vol. 9, pp. 73533–73543, 2021.</w:t>
+        <w:t>, vol. 9, pp. 73533–73543, 2021, doi: 10.1109/ACCESS.2021.3079965.</w:t>
       </w:r>
     </w:p>
     <w:p>
@@ -11482,7 +11625,7 @@
         </w:rPr>
         <w:t>[19]</w:t>
         <w:tab/>
-        <w:t xml:space="preserve">M. M. Hasan, M. T. Islam, M. Samsuzzaman, M. H. Baharuddin, M. S. Soliman, A. Alzamil, I. I. M. Abu Sulayman, and M. S. Islam, “Gain and isolation enhancement of a wideband MIMO antenna using metasurface for 5G sub-6 GHz communication systems,” </w:t>
+        <w:t xml:space="preserve">D. A. Sehrai, M. Asif, W. A. Shah, J. Khan, I. Ullah, M. Ibrar, S. Jan, M. Alibakhshikenari, F. Falcone, and E. Limiti, “Metasurface-based wideband MIMO antenna for 5G millimeter-wave systems,” </w:t>
       </w:r>
       <w:r>
         <w:rPr>
@@ -11491,15 +11634,15 @@
           <w:sz w:val="24"/>
           <w:szCs w:val="24"/>
         </w:rPr>
-        <w:t>Sci. Rep.</w:t>
-      </w:r>
-      <w:r>
-        <w:rPr>
-          <w:rFonts w:ascii="Times New Roman" w:hAnsi="Times New Roman" w:cs="Times New Roman"/>
-          <w:sz w:val="24"/>
-          <w:szCs w:val="24"/>
-        </w:rPr>
-        <w:t>, vol. 12, 2022, doi: 10.1038/s41598-022-13522-5.</w:t>
+        <w:t>IEEE Access</w:t>
+      </w:r>
+      <w:r>
+        <w:rPr>
+          <w:rFonts w:ascii="Times New Roman" w:hAnsi="Times New Roman" w:cs="Times New Roman"/>
+          <w:sz w:val="24"/>
+          <w:szCs w:val="24"/>
+        </w:rPr>
+        <w:t>, vol. 9, pp. 125348–125357, 2021, doi: 10.1109/ACCESS.2021.3110905.</w:t>
       </w:r>
     </w:p>
     <w:p>
@@ -11519,7 +11662,7 @@
         </w:rPr>
         <w:t>[20]</w:t>
         <w:tab/>
-        <w:t xml:space="preserve">A. A. Althuwayb </w:t>
+        <w:t xml:space="preserve">M. M. Hasan, M. T. Islam, M. Samsuzzaman, M. H. Baharuddin, M. S. Soliman, A. Alzamil, I. I. M. Abu Sulayman, and M. S. Islam, “Gain and isolation enhancement of a wideband MIMO antenna using metasurface for 5G sub-6 GHz communication systems,” </w:t>
       </w:r>
       <w:r>
         <w:rPr>
@@ -11528,32 +11671,15 @@
           <w:sz w:val="24"/>
           <w:szCs w:val="24"/>
         </w:rPr>
-        <w:t>et al.</w:t>
-      </w:r>
-      <w:r>
-        <w:rPr>
-          <w:rFonts w:ascii="Times New Roman" w:hAnsi="Times New Roman" w:cs="Times New Roman"/>
-          <w:sz w:val="24"/>
-          <w:szCs w:val="24"/>
-        </w:rPr>
-        <w:t xml:space="preserve">, “Metasurface-inspired flexible wearable MIMO antenna array for wireless body area network applications and biomedical telemetry devices,” </w:t>
-      </w:r>
-      <w:r>
-        <w:rPr>
-          <w:rFonts w:ascii="Times New Roman" w:hAnsi="Times New Roman" w:cs="Times New Roman"/>
-          <w:i/>
-          <w:sz w:val="24"/>
-          <w:szCs w:val="24"/>
-        </w:rPr>
-        <w:t>IEEE Access</w:t>
-      </w:r>
-      <w:r>
-        <w:rPr>
-          <w:rFonts w:ascii="Times New Roman" w:hAnsi="Times New Roman" w:cs="Times New Roman"/>
-          <w:sz w:val="24"/>
-          <w:szCs w:val="24"/>
-        </w:rPr>
-        <w:t>, 2023.</w:t>
+        <w:t>Sci. Rep.</w:t>
+      </w:r>
+      <w:r>
+        <w:rPr>
+          <w:rFonts w:ascii="Times New Roman" w:hAnsi="Times New Roman" w:cs="Times New Roman"/>
+          <w:sz w:val="24"/>
+          <w:szCs w:val="24"/>
+        </w:rPr>
+        <w:t>, vol. 12, Art. no. 9433, 2022, doi: 10.1038/s41598-022-13522-5.</w:t>
       </w:r>
     </w:p>
     <w:p>
@@ -11573,7 +11699,7 @@
         </w:rPr>
         <w:t>[21]</w:t>
         <w:tab/>
-        <w:t xml:space="preserve">R. Wu, J. Dong, and M. Wang, “Wearable polarization conversion metasurface MIMO antenna for biomedical applications in 5 GHz WBAN,” </w:t>
+        <w:t xml:space="preserve">A. A. Althuwayb, M. Alibakhshikenari, B. S. Virdee, N. Rashid, K. Kaaniche, A. Ben Atitallah, A. Armghan, O. I. Elhamrawy, C. H. See, and F. Falcone, “Metasurface-inspired flexible wearable MIMO antenna array for wireless body area network applications and biomedical telemetry devices,” </w:t>
       </w:r>
       <w:r>
         <w:rPr>
@@ -11582,15 +11708,15 @@
           <w:sz w:val="24"/>
           <w:szCs w:val="24"/>
         </w:rPr>
-        <w:t>Biosensors</w:t>
-      </w:r>
-      <w:r>
-        <w:rPr>
-          <w:rFonts w:ascii="Times New Roman" w:hAnsi="Times New Roman" w:cs="Times New Roman"/>
-          <w:sz w:val="24"/>
-          <w:szCs w:val="24"/>
-        </w:rPr>
-        <w:t>, vol. 13, no. 1, Art. no. 73, 2023, doi: 10.3390/bios13010073.</w:t>
+        <w:t>IEEE Access</w:t>
+      </w:r>
+      <w:r>
+        <w:rPr>
+          <w:rFonts w:ascii="Times New Roman" w:hAnsi="Times New Roman" w:cs="Times New Roman"/>
+          <w:sz w:val="24"/>
+          <w:szCs w:val="24"/>
+        </w:rPr>
+        <w:t>, vol. 11, pp. 1039–1056, 2023, doi: 10.1109/ACCESS.2022.3233388.</w:t>
       </w:r>
     </w:p>
     <w:p>
@@ -11610,7 +11736,7 @@
         </w:rPr>
         <w:t>[22]</w:t>
         <w:tab/>
-        <w:t xml:space="preserve">“Metasurface-based wideband MIMO antenna for 5G millimeter-wave systems,” </w:t>
+        <w:t xml:space="preserve">R. Wu, J. Dong, and M. Wang, “Wearable polarization conversion metasurface MIMO antenna for biomedical applications in 5 GHz WBAN,” </w:t>
       </w:r>
       <w:r>
         <w:rPr>
@@ -11619,15 +11745,15 @@
           <w:sz w:val="24"/>
           <w:szCs w:val="24"/>
         </w:rPr>
-        <w:t>IEEE Access</w:t>
-      </w:r>
-      <w:r>
-        <w:rPr>
-          <w:rFonts w:ascii="Times New Roman" w:hAnsi="Times New Roman" w:cs="Times New Roman"/>
-          <w:sz w:val="24"/>
-          <w:szCs w:val="24"/>
-        </w:rPr>
-        <w:t>, 2021.</w:t>
+        <w:t>Biosensors</w:t>
+      </w:r>
+      <w:r>
+        <w:rPr>
+          <w:rFonts w:ascii="Times New Roman" w:hAnsi="Times New Roman" w:cs="Times New Roman"/>
+          <w:sz w:val="24"/>
+          <w:szCs w:val="24"/>
+        </w:rPr>
+        <w:t>, vol. 13, no. 1, Art. no. 73, 2023, doi: 10.3390/bios13010073.</w:t>
       </w:r>
     </w:p>
     <w:sectPr>

--- a/report/MidSem_Report.docx
+++ b/report/MidSem_Report.docx
@@ -869,7 +869,7 @@
           <w:szCs w:val="24"/>
         </w:rPr>
         <w:tab/>
-        <w:t>10</w:t>
+        <w:t>11</w:t>
       </w:r>
     </w:p>
     <w:p>
@@ -938,7 +938,7 @@
           <w:sz w:val="24"/>
           <w:szCs w:val="24"/>
         </w:rPr>
-        <w:t>Antenna Geometry</w:t>
+        <w:t>CST Models</w:t>
       </w:r>
       <w:r>
         <w:rPr>
@@ -999,7 +999,7 @@
           <w:szCs w:val="24"/>
         </w:rPr>
         <w:tab/>
-        <w:t>14</w:t>
+        <w:t>15</w:t>
       </w:r>
     </w:p>
     <w:p>
@@ -1077,7 +1077,7 @@
           <w:szCs w:val="24"/>
         </w:rPr>
         <w:tab/>
-        <w:t>16</w:t>
+        <w:t>17</w:t>
       </w:r>
     </w:p>
     <w:p>
@@ -1381,7 +1381,7 @@
           <w:sz w:val="24"/>
           <w:szCs w:val="24"/>
         </w:rPr>
-        <w:t>Fig. 4. Geometry of the CPW-fed antenna (CST model).</w:t>
+        <w:t>Fig. 4. CPW-fed decagonal monopole in CST.</w:t>
       </w:r>
       <w:r>
         <w:rPr>
@@ -1407,58 +1407,7 @@
           <w:sz w:val="24"/>
           <w:szCs w:val="24"/>
         </w:rPr>
-        <w:t>Fig. 5. |S</w:t>
-      </w:r>
-      <w:r>
-        <w:rPr>
-          <w:rFonts w:ascii="Times New Roman" w:hAnsi="Times New Roman" w:cs="Times New Roman"/>
-          <w:sz w:val="24"/>
-          <w:szCs w:val="24"/>
-          <w:vertAlign w:val="subscript"/>
-        </w:rPr>
-        <w:t>11</w:t>
-      </w:r>
-      <w:r>
-        <w:rPr>
-          <w:rFonts w:ascii="Times New Roman" w:hAnsi="Times New Roman" w:cs="Times New Roman"/>
-          <w:sz w:val="24"/>
-          <w:szCs w:val="24"/>
-        </w:rPr>
-        <w:t>| for different ground-edge positions L</w:t>
-      </w:r>
-      <w:r>
-        <w:rPr>
-          <w:rFonts w:ascii="Times New Roman" w:hAnsi="Times New Roman" w:cs="Times New Roman"/>
-          <w:sz w:val="24"/>
-          <w:szCs w:val="24"/>
-          <w:vertAlign w:val="subscript"/>
-        </w:rPr>
-        <w:t>g</w:t>
-      </w:r>
-      <w:r>
-        <w:rPr>
-          <w:rFonts w:ascii="Times New Roman" w:hAnsi="Times New Roman" w:cs="Times New Roman"/>
-          <w:sz w:val="24"/>
-          <w:szCs w:val="24"/>
-        </w:rPr>
-        <w:t xml:space="preserve"> (R = 15 mm); best: L</w:t>
-      </w:r>
-      <w:r>
-        <w:rPr>
-          <w:rFonts w:ascii="Times New Roman" w:hAnsi="Times New Roman" w:cs="Times New Roman"/>
-          <w:sz w:val="24"/>
-          <w:szCs w:val="24"/>
-          <w:vertAlign w:val="subscript"/>
-        </w:rPr>
-        <w:t>g</w:t>
-      </w:r>
-      <w:r>
-        <w:rPr>
-          <w:rFonts w:ascii="Times New Roman" w:hAnsi="Times New Roman" w:cs="Times New Roman"/>
-          <w:sz w:val="24"/>
-          <w:szCs w:val="24"/>
-        </w:rPr>
-        <w:t xml:space="preserve"> = −7 mm.</w:t>
+        <w:t>Fig. 5. SRR metasurface in CST.</w:t>
       </w:r>
       <w:r>
         <w:rPr>
@@ -1501,7 +1450,7 @@
           <w:sz w:val="24"/>
           <w:szCs w:val="24"/>
         </w:rPr>
-        <w:t>| for different patch radii R (L</w:t>
+        <w:t>| for different ground-edge positions L</w:t>
       </w:r>
       <w:r>
         <w:rPr>
@@ -1518,7 +1467,24 @@
           <w:sz w:val="24"/>
           <w:szCs w:val="24"/>
         </w:rPr>
-        <w:t xml:space="preserve"> = −7 mm); best: R = 15 mm.</w:t>
+        <w:t xml:space="preserve"> (R = 15 mm); best: L</w:t>
+      </w:r>
+      <w:r>
+        <w:rPr>
+          <w:rFonts w:ascii="Times New Roman" w:hAnsi="Times New Roman" w:cs="Times New Roman"/>
+          <w:sz w:val="24"/>
+          <w:szCs w:val="24"/>
+          <w:vertAlign w:val="subscript"/>
+        </w:rPr>
+        <w:t>g</w:t>
+      </w:r>
+      <w:r>
+        <w:rPr>
+          <w:rFonts w:ascii="Times New Roman" w:hAnsi="Times New Roman" w:cs="Times New Roman"/>
+          <w:sz w:val="24"/>
+          <w:szCs w:val="24"/>
+        </w:rPr>
+        <w:t xml:space="preserve"> = −7 mm.</w:t>
       </w:r>
       <w:r>
         <w:rPr>
@@ -1561,7 +1527,24 @@
           <w:sz w:val="24"/>
           <w:szCs w:val="24"/>
         </w:rPr>
-        <w:t>| of the optimised antenna: (top) resonance markers, (bottom) −10 dB band edges at 2.1615 GHz and 15.734 GHz.</w:t>
+        <w:t>| for different patch radii R (L</w:t>
+      </w:r>
+      <w:r>
+        <w:rPr>
+          <w:rFonts w:ascii="Times New Roman" w:hAnsi="Times New Roman" w:cs="Times New Roman"/>
+          <w:sz w:val="24"/>
+          <w:szCs w:val="24"/>
+          <w:vertAlign w:val="subscript"/>
+        </w:rPr>
+        <w:t>g</w:t>
+      </w:r>
+      <w:r>
+        <w:rPr>
+          <w:rFonts w:ascii="Times New Roman" w:hAnsi="Times New Roman" w:cs="Times New Roman"/>
+          <w:sz w:val="24"/>
+          <w:szCs w:val="24"/>
+        </w:rPr>
+        <w:t xml:space="preserve"> = −7 mm); best: R = 15 mm.</w:t>
       </w:r>
       <w:r>
         <w:rPr>
@@ -1570,7 +1553,7 @@
           <w:szCs w:val="24"/>
         </w:rPr>
         <w:tab/>
-        <w:t>15</w:t>
+        <w:t>14</w:t>
       </w:r>
     </w:p>
     <w:p>
@@ -1587,7 +1570,24 @@
           <w:sz w:val="24"/>
           <w:szCs w:val="24"/>
         </w:rPr>
-        <w:t>Fig. 8. Simulated IEEE gain of the optimised antenna versus frequency.</w:t>
+        <w:t>Fig. 8. |S</w:t>
+      </w:r>
+      <w:r>
+        <w:rPr>
+          <w:rFonts w:ascii="Times New Roman" w:hAnsi="Times New Roman" w:cs="Times New Roman"/>
+          <w:sz w:val="24"/>
+          <w:szCs w:val="24"/>
+          <w:vertAlign w:val="subscript"/>
+        </w:rPr>
+        <w:t>11</w:t>
+      </w:r>
+      <w:r>
+        <w:rPr>
+          <w:rFonts w:ascii="Times New Roman" w:hAnsi="Times New Roman" w:cs="Times New Roman"/>
+          <w:sz w:val="24"/>
+          <w:szCs w:val="24"/>
+        </w:rPr>
+        <w:t>| of the optimised antenna: (top) resonance markers, (bottom) −10 dB band edges at 2.1615 GHz and 15.734 GHz.</w:t>
       </w:r>
       <w:r>
         <w:rPr>
@@ -1613,7 +1613,7 @@
           <w:sz w:val="24"/>
           <w:szCs w:val="24"/>
         </w:rPr>
-        <w:t>Fig. 9. SRR unit cell: geometry and simulated reflection phase.</w:t>
+        <w:t>Fig. 9. Simulated IEEE gain of the optimised antenna versus frequency.</w:t>
       </w:r>
       <w:r>
         <w:rPr>
@@ -1639,24 +1639,7 @@
           <w:sz w:val="24"/>
           <w:szCs w:val="24"/>
         </w:rPr>
-        <w:t>Fig. 10. |S</w:t>
-      </w:r>
-      <w:r>
-        <w:rPr>
-          <w:rFonts w:ascii="Times New Roman" w:hAnsi="Times New Roman" w:cs="Times New Roman"/>
-          <w:sz w:val="24"/>
-          <w:szCs w:val="24"/>
-          <w:vertAlign w:val="subscript"/>
-        </w:rPr>
-        <w:t>11</w:t>
-      </w:r>
-      <w:r>
-        <w:rPr>
-          <w:rFonts w:ascii="Times New Roman" w:hAnsi="Times New Roman" w:cs="Times New Roman"/>
-          <w:sz w:val="24"/>
-          <w:szCs w:val="24"/>
-        </w:rPr>
-        <w:t>| and gain of the antenna without and with the SRR metasurface.</w:t>
+        <w:t>Fig. 10. SRR unit cell: geometry and simulated reflection phase.</w:t>
       </w:r>
       <w:r>
         <w:rPr>
@@ -1666,24 +1649,6 @@
         </w:rPr>
         <w:tab/>
         <w:t>16</w:t>
-      </w:r>
-      <w:r>
-        <w:fldChar w:fldCharType="end"/>
-      </w:r>
-    </w:p>
-    <w:p>
-      <w:pPr>
-        <w:pStyle w:val="TOCHeading"/>
-        <w:pageBreakBefore w:val="0"/>
-        <w:spacing w:after="240"/>
-      </w:pPr>
-      <w:r>
-        <w:rPr>
-          <w:rFonts w:ascii="Times New Roman" w:hAnsi="Times New Roman" w:cs="Times New Roman"/>
-          <w:sz w:val="28"/>
-          <w:szCs w:val="28"/>
-        </w:rPr>
-        <w:t>List of Tables</w:t>
       </w:r>
     </w:p>
     <w:p>
@@ -1695,21 +1660,29 @@
         <w:ind w:left="0"/>
       </w:pPr>
       <w:r>
-        <w:fldChar w:fldCharType="begin"/>
-      </w:r>
-      <w:r>
-        <w:instrText xml:space="preserve"> TOC \h \z \c "Table" </w:instrText>
-      </w:r>
-      <w:r>
-        <w:fldChar w:fldCharType="separate"/>
-      </w:r>
-      <w:r>
-        <w:rPr>
-          <w:rFonts w:ascii="Times New Roman" w:hAnsi="Times New Roman" w:cs="Times New Roman"/>
-          <w:sz w:val="24"/>
-          <w:szCs w:val="24"/>
-        </w:rPr>
-        <w:t>Table 1. Single wideband antennas with a metasurface, AMC or FSS reflector.</w:t>
+        <w:rPr>
+          <w:rFonts w:ascii="Times New Roman" w:hAnsi="Times New Roman" w:cs="Times New Roman"/>
+          <w:sz w:val="24"/>
+          <w:szCs w:val="24"/>
+        </w:rPr>
+        <w:t>Fig. 11. |S</w:t>
+      </w:r>
+      <w:r>
+        <w:rPr>
+          <w:rFonts w:ascii="Times New Roman" w:hAnsi="Times New Roman" w:cs="Times New Roman"/>
+          <w:sz w:val="24"/>
+          <w:szCs w:val="24"/>
+          <w:vertAlign w:val="subscript"/>
+        </w:rPr>
+        <w:t>11</w:t>
+      </w:r>
+      <w:r>
+        <w:rPr>
+          <w:rFonts w:ascii="Times New Roman" w:hAnsi="Times New Roman" w:cs="Times New Roman"/>
+          <w:sz w:val="24"/>
+          <w:szCs w:val="24"/>
+        </w:rPr>
+        <w:t>| and gain of the antenna without and with the SRR metasurface.</w:t>
       </w:r>
       <w:r>
         <w:rPr>
@@ -1718,7 +1691,25 @@
           <w:szCs w:val="24"/>
         </w:rPr>
         <w:tab/>
-        <w:t>7</w:t>
+        <w:t>17</w:t>
+      </w:r>
+      <w:r>
+        <w:fldChar w:fldCharType="end"/>
+      </w:r>
+    </w:p>
+    <w:p>
+      <w:pPr>
+        <w:pStyle w:val="TOCHeading"/>
+        <w:pageBreakBefore w:val="0"/>
+        <w:spacing w:after="240"/>
+      </w:pPr>
+      <w:r>
+        <w:rPr>
+          <w:rFonts w:ascii="Times New Roman" w:hAnsi="Times New Roman" w:cs="Times New Roman"/>
+          <w:sz w:val="28"/>
+          <w:szCs w:val="28"/>
+        </w:rPr>
+        <w:t>List of Tables</w:t>
       </w:r>
     </w:p>
     <w:p>
@@ -1730,12 +1721,21 @@
         <w:ind w:left="0"/>
       </w:pPr>
       <w:r>
-        <w:rPr>
-          <w:rFonts w:ascii="Times New Roman" w:hAnsi="Times New Roman" w:cs="Times New Roman"/>
-          <w:sz w:val="24"/>
-          <w:szCs w:val="24"/>
-        </w:rPr>
-        <w:t>Table 2. MIMO antennas that use a metasurface (background for Phase II).</w:t>
+        <w:fldChar w:fldCharType="begin"/>
+      </w:r>
+      <w:r>
+        <w:instrText xml:space="preserve"> TOC \h \z \c "Table" </w:instrText>
+      </w:r>
+      <w:r>
+        <w:fldChar w:fldCharType="separate"/>
+      </w:r>
+      <w:r>
+        <w:rPr>
+          <w:rFonts w:ascii="Times New Roman" w:hAnsi="Times New Roman" w:cs="Times New Roman"/>
+          <w:sz w:val="24"/>
+          <w:szCs w:val="24"/>
+        </w:rPr>
+        <w:t>Table 1. Single wideband antennas with a metasurface, AMC or FSS reflector.</w:t>
       </w:r>
       <w:r>
         <w:rPr>
@@ -1761,7 +1761,7 @@
           <w:sz w:val="24"/>
           <w:szCs w:val="24"/>
         </w:rPr>
-        <w:t>Table 3. Dimensions of the optimised antenna (mm).</w:t>
+        <w:t>Table 2. MIMO antennas that use a metasurface (background for Phase II).</w:t>
       </w:r>
       <w:r>
         <w:rPr>
@@ -1770,7 +1770,7 @@
           <w:szCs w:val="24"/>
         </w:rPr>
         <w:tab/>
-        <w:t>10</w:t>
+        <w:t>7</w:t>
       </w:r>
     </w:p>
     <w:p>
@@ -1787,7 +1787,7 @@
           <w:sz w:val="24"/>
           <w:szCs w:val="24"/>
         </w:rPr>
-        <w:t>Table 4. Reflection phase needed at h = 3.9 mm and the error of a metal plate (computed from equation (5)).</w:t>
+        <w:t>Table 3. Dimensions of the optimised antenna (mm).</w:t>
       </w:r>
       <w:r>
         <w:rPr>
@@ -1796,7 +1796,7 @@
           <w:szCs w:val="24"/>
         </w:rPr>
         <w:tab/>
-        <w:t>11</w:t>
+        <w:t>10</w:t>
       </w:r>
     </w:p>
     <w:p>
@@ -1813,7 +1813,7 @@
           <w:sz w:val="24"/>
           <w:szCs w:val="24"/>
         </w:rPr>
-        <w:t>Table 5. Simulated performance of the optimised antenna (no metasurface).</w:t>
+        <w:t>Table 4. Reflection phase needed at h = 3.9 mm and the error of a metal plate (computed from equation (5)).</w:t>
       </w:r>
       <w:r>
         <w:rPr>
@@ -1822,7 +1822,7 @@
           <w:szCs w:val="24"/>
         </w:rPr>
         <w:tab/>
-        <w:t>16</w:t>
+        <w:t>11</w:t>
       </w:r>
     </w:p>
     <w:p>
@@ -1839,6 +1839,32 @@
           <w:sz w:val="24"/>
           <w:szCs w:val="24"/>
         </w:rPr>
+        <w:t>Table 5. Simulated performance of the optimised antenna (no metasurface).</w:t>
+      </w:r>
+      <w:r>
+        <w:rPr>
+          <w:rFonts w:ascii="Times New Roman" w:hAnsi="Times New Roman" w:cs="Times New Roman"/>
+          <w:sz w:val="24"/>
+          <w:szCs w:val="24"/>
+        </w:rPr>
+        <w:tab/>
+        <w:t>16</w:t>
+      </w:r>
+    </w:p>
+    <w:p>
+      <w:pPr>
+        <w:tabs>
+          <w:tab w:pos="8640" w:val="right" w:leader="dot"/>
+        </w:tabs>
+        <w:spacing w:after="80"/>
+        <w:ind w:left="0"/>
+      </w:pPr>
+      <w:r>
+        <w:rPr>
+          <w:rFonts w:ascii="Times New Roman" w:hAnsi="Times New Roman" w:cs="Times New Roman"/>
+          <w:sz w:val="24"/>
+          <w:szCs w:val="24"/>
+        </w:rPr>
         <w:t>Table 6. Work plan from mid-October to the end-semester evaluation (early December).</w:t>
       </w:r>
       <w:r>
@@ -1884,7 +1910,7 @@
           <w:sz w:val="24"/>
           <w:szCs w:val="24"/>
         </w:rPr>
-        <w:t>Ultra-wideband (UWB) radios and multiple-input multiple-output (MIMO) antennas together support high data rates over short ranges, but the printed monopoles normally used for UWB radiate on both sides of the board and therefore have low gain. This project develops a wideband MIMO antenna with a metasurface. This mid-semester report covers Phase I: a single coplanar-waveguide (CPW) fed planar monopole backed by a split-ring-resonator (SRR) metasurface.</w:t>
+        <w:t>Ultra-wideband (UWB) radios and multiple-input multiple-output (MIMO) antennas together support high data rates over short ranges, but the printed monopoles normally used for UWB radiate on both sides of the board and therefore have low gain. This project develops a wideband MIMO antenna with a metasurface. This mid-semester report covers Phase I: a single coplanar-waveguide (CPW) fed decagonal monopole on FR-4, backed by a copper-backed split-ring-resonator (SRR) metasurface.</w:t>
       </w:r>
     </w:p>
     <w:p>
@@ -1948,7 +1974,7 @@
           <w:sz w:val="24"/>
           <w:szCs w:val="24"/>
         </w:rPr>
-        <w:t>| ≤ −10 dB from 2.16 GHz to 15.73 GHz, a fractional bandwidth of 151.7 %, which covers the whole 3.1–10.6 GHz UWB band. Its simulated IEEE gain is about 2.9–4.9 dBi across that band. To redirect the backward radiation, a single-SRR metasurface is placed 3.9 mm behind the antenna across an air gap. A reflection-phase analysis shows that, at this small gap, a plain metal plate would work against the forward radiation over most of the UWB band, which is why an in-phase metasurface is needed. The characterisation of the metasurface unit cell and the simulation of the antenna with the metasurface are in progress; their results will be added before the final submission.</w:t>
+        <w:t>| ≤ −10 dB from 2.16 GHz to 15.73 GHz, a fractional bandwidth of 151.7 %, which covers the whole 3.1–10.6 GHz UWB band. Its simulated IEEE gain is about 2.9–4.9 dBi across that band. To redirect the backward radiation, a 6 × 5 SRR metasurface is placed 3.9 mm behind the antenna across an air gap. A reflection-phase analysis shows that, at this small gap, a plain metal plate would work against the forward radiation over most of the UWB band, which is why an in-phase metasurface is needed. The characterisation of the metasurface unit cell and the simulation of the antenna with the metasurface are in progress; their results will be added before the final submission.</w:t>
       </w:r>
     </w:p>
     <w:p>
@@ -3641,7 +3667,7 @@
                 <w:sz w:val="17"/>
                 <w:szCs w:val="17"/>
               </w:rPr>
-              <w:t>CPW-fed planar monopole</w:t>
+              <w:t>CPW-fed decagonal monopole</w:t>
             </w:r>
           </w:p>
         </w:tc>
@@ -3662,7 +3688,24 @@
                 <w:sz w:val="17"/>
                 <w:szCs w:val="17"/>
               </w:rPr>
-              <w:t>see design</w:t>
+              <w:t>FR-4 (ε</w:t>
+            </w:r>
+            <w:r>
+              <w:rPr>
+                <w:rFonts w:ascii="Times New Roman" w:hAnsi="Times New Roman" w:cs="Times New Roman"/>
+                <w:sz w:val="17"/>
+                <w:szCs w:val="17"/>
+                <w:vertAlign w:val="subscript"/>
+              </w:rPr>
+              <w:t>r</w:t>
+            </w:r>
+            <w:r>
+              <w:rPr>
+                <w:rFonts w:ascii="Times New Roman" w:hAnsi="Times New Roman" w:cs="Times New Roman"/>
+                <w:sz w:val="17"/>
+                <w:szCs w:val="17"/>
+              </w:rPr>
+              <w:t xml:space="preserve"> 4.3), 1.6 mm</w:t>
             </w:r>
           </w:p>
         </w:tc>
@@ -3683,7 +3726,7 @@
                 <w:sz w:val="17"/>
                 <w:szCs w:val="17"/>
               </w:rPr>
-              <w:t>Single split-ring resonator (SRR) array (design ongoing)</w:t>
+              <w:t>6 × 5 SRR cells (two concentric split rings), copper-backed</w:t>
             </w:r>
           </w:p>
         </w:tc>
@@ -5100,7 +5143,7 @@
           <w:sz w:val="24"/>
           <w:szCs w:val="24"/>
         </w:rPr>
-        <w:t>The radiator is a planar patch of radius R fed by a 50 Ω CPW line. The signal strip of width W</w:t>
+        <w:t>The radiator is a regular ten-sided (decagonal) patch of circumradius R = 15 mm, printed together with its CPW feed on the front of a 50 × 50 × 1.6 mm FR-4 substrate; the back is bare. The 3 mm signal strip is separated from the two coplanar ground planes by 0.5 mm slots. The ground planes run from the board edge (x = −25 mm) to x = L</w:t>
       </w:r>
       <w:r>
         <w:rPr>
@@ -5109,15 +5152,15 @@
           <w:szCs w:val="24"/>
           <w:vertAlign w:val="subscript"/>
         </w:rPr>
-        <w:t>f</w:t>
-      </w:r>
-      <w:r>
-        <w:rPr>
-          <w:rFonts w:ascii="Times New Roman" w:hAnsi="Times New Roman" w:cs="Times New Roman"/>
-          <w:sz w:val="24"/>
-          <w:szCs w:val="24"/>
-        </w:rPr>
-        <w:t xml:space="preserve"> is separated from the two coplanar ground planes by slots of width g, and the top edge of the ground planes lies at y = L</w:t>
+        <w:t>g</w:t>
+      </w:r>
+      <w:r>
+        <w:rPr>
+          <w:rFonts w:ascii="Times New Roman" w:hAnsi="Times New Roman" w:cs="Times New Roman"/>
+          <w:sz w:val="24"/>
+          <w:szCs w:val="24"/>
+        </w:rPr>
+        <w:t>, so L</w:t>
       </w:r>
       <w:r>
         <w:rPr>
@@ -5134,24 +5177,7 @@
           <w:sz w:val="24"/>
           <w:szCs w:val="24"/>
         </w:rPr>
-        <w:t>, so L</w:t>
-      </w:r>
-      <w:r>
-        <w:rPr>
-          <w:rFonts w:ascii="Times New Roman" w:hAnsi="Times New Roman" w:cs="Times New Roman"/>
-          <w:sz w:val="24"/>
-          <w:szCs w:val="24"/>
-          <w:vertAlign w:val="subscript"/>
-        </w:rPr>
-        <w:t>g</w:t>
-      </w:r>
-      <w:r>
-        <w:rPr>
-          <w:rFonts w:ascii="Times New Roman" w:hAnsi="Times New Roman" w:cs="Times New Roman"/>
-          <w:sz w:val="24"/>
-          <w:szCs w:val="24"/>
-        </w:rPr>
-        <w:t xml:space="preserve"> sets how close the ground comes to the patch. Two quantities dominate the matching of a printed monopole: the ground geometry near the feed, which controls the coupling between patch and ground, and the patch size, which sets the lowest resonance and how the higher-order resonances overlap [6]. The lower band edge of a planar monopole can be estimated from an equivalent cylindrical monopole [5], [6]:</w:t>
+        <w:t xml:space="preserve"> sets the gap p between the ground and the patch (0.73 mm in the final design). Two quantities dominate the matching of a printed monopole: the ground geometry near the feed, which controls the coupling between patch and ground, and the patch size, which sets the lowest resonance and how the higher-order resonances overlap [6]. The lower band edge of a planar monopole can be estimated from an equivalent cylindrical monopole [5], [6]:</w:t>
       </w:r>
     </w:p>
     <w:p>
@@ -5252,7 +5278,24 @@
           <w:sz w:val="24"/>
           <w:szCs w:val="24"/>
         </w:rPr>
-        <w:t>where L is the height of the patch, r the radius of the equivalent cylinder (2πrL equals the patch area) and p the gap between the patch and the ground, all in centimetres. Equation (1) ignores the substrate, which lowers the frequency further, so it serves only as a starting point for the CST sweeps. The bandwidth is reported as the fractional bandwidth</w:t>
+        <w:t>where L is the height of the patch, r the radius of the equivalent cylinder (2πrL equals the patch area) and p the gap between the patch and the ground, all in centimetres. For the decagon, L = 2R cos 18° = 28.5 mm and the area is 661 mm², so r = 3.7 mm; with p = 0.73 mm, (1) gives f</w:t>
+      </w:r>
+      <w:r>
+        <w:rPr>
+          <w:rFonts w:ascii="Times New Roman" w:hAnsi="Times New Roman" w:cs="Times New Roman"/>
+          <w:sz w:val="24"/>
+          <w:szCs w:val="24"/>
+          <w:vertAlign w:val="subscript"/>
+        </w:rPr>
+        <w:t>L</w:t>
+      </w:r>
+      <w:r>
+        <w:rPr>
+          <w:rFonts w:ascii="Times New Roman" w:hAnsi="Times New Roman" w:cs="Times New Roman"/>
+          <w:sz w:val="24"/>
+          <w:szCs w:val="24"/>
+        </w:rPr>
+        <w:t xml:space="preserve"> ≈ 2.18 GHz (computed), close to the simulated 2.16 GHz; the substrate lowers the frequency slightly. The bandwidth is reported as the fractional bandwidth</w:t>
       </w:r>
     </w:p>
     <w:p>
@@ -5854,7 +5897,7 @@
                 <w:sz w:val="20"/>
                 <w:szCs w:val="20"/>
               </w:rPr>
-              <w:t>pending</w:t>
+              <w:t>50 × 50</w:t>
             </w:r>
           </w:p>
         </w:tc>
@@ -5905,7 +5948,7 @@
                 <w:sz w:val="20"/>
                 <w:szCs w:val="20"/>
               </w:rPr>
-              <w:t>Substrate thickness</w:t>
+              <w:t>FR-4 substrate thickness</w:t>
             </w:r>
           </w:p>
         </w:tc>
@@ -5925,7 +5968,7 @@
                 <w:sz w:val="20"/>
                 <w:szCs w:val="20"/>
               </w:rPr>
-              <w:t>pending</w:t>
+              <w:t>1.6</w:t>
             </w:r>
           </w:p>
         </w:tc>
@@ -5967,7 +6010,7 @@
                 <w:sz w:val="20"/>
                 <w:szCs w:val="20"/>
               </w:rPr>
-              <w:t>Radius of the radiating patch</w:t>
+              <w:t>Circumradius of the decagonal (10-sided) patch</w:t>
             </w:r>
           </w:p>
         </w:tc>
@@ -5988,6 +6031,77 @@
                 <w:szCs w:val="20"/>
               </w:rPr>
               <w:t>15</w:t>
+            </w:r>
+          </w:p>
+        </w:tc>
+      </w:tr>
+      <w:tr>
+        <w:tc>
+          <w:tcPr>
+            <w:tcW w:type="dxa" w:w="1728"/>
+            <w:vAlign w:val="center"/>
+          </w:tcPr>
+          <w:p>
+            <w:pPr>
+              <w:spacing w:after="0" w:line="240" w:lineRule="auto"/>
+              <w:jc w:val="left"/>
+            </w:pPr>
+            <w:r>
+              <w:rPr>
+                <w:rFonts w:ascii="Times New Roman" w:hAnsi="Times New Roman" w:cs="Times New Roman"/>
+                <w:sz w:val="20"/>
+                <w:szCs w:val="20"/>
+              </w:rPr>
+              <w:t>x</w:t>
+            </w:r>
+            <w:r>
+              <w:rPr>
+                <w:rFonts w:ascii="Times New Roman" w:hAnsi="Times New Roman" w:cs="Times New Roman"/>
+                <w:sz w:val="20"/>
+                <w:szCs w:val="20"/>
+                <w:vertAlign w:val="subscript"/>
+              </w:rPr>
+              <w:t>p</w:t>
+            </w:r>
+          </w:p>
+        </w:tc>
+        <w:tc>
+          <w:tcPr>
+            <w:tcW w:type="dxa" w:w="5184"/>
+            <w:vAlign w:val="center"/>
+          </w:tcPr>
+          <w:p>
+            <w:pPr>
+              <w:spacing w:after="0" w:line="240" w:lineRule="auto"/>
+              <w:jc w:val="center"/>
+            </w:pPr>
+            <w:r>
+              <w:rPr>
+                <w:rFonts w:ascii="Times New Roman" w:hAnsi="Times New Roman" w:cs="Times New Roman"/>
+                <w:sz w:val="20"/>
+                <w:szCs w:val="20"/>
+              </w:rPr>
+              <w:t>x-coordinate of the patch centre</w:t>
+            </w:r>
+          </w:p>
+        </w:tc>
+        <w:tc>
+          <w:tcPr>
+            <w:tcW w:type="dxa" w:w="1728"/>
+            <w:vAlign w:val="center"/>
+          </w:tcPr>
+          <w:p>
+            <w:pPr>
+              <w:spacing w:after="0" w:line="240" w:lineRule="auto"/>
+              <w:jc w:val="center"/>
+            </w:pPr>
+            <w:r>
+              <w:rPr>
+                <w:rFonts w:ascii="Times New Roman" w:hAnsi="Times New Roman" w:cs="Times New Roman"/>
+                <w:sz w:val="20"/>
+                <w:szCs w:val="20"/>
+              </w:rPr>
+              <w:t>8</w:t>
             </w:r>
           </w:p>
         </w:tc>
@@ -6038,7 +6152,7 @@
                 <w:sz w:val="20"/>
                 <w:szCs w:val="20"/>
               </w:rPr>
-              <w:t>y-coordinate of the top edge of the CPW ground planes</w:t>
+              <w:t>x-coordinate of the top edge of the ground planes (they start at x = −25)</w:t>
             </w:r>
           </w:p>
         </w:tc>
@@ -6059,6 +6173,77 @@
                 <w:szCs w:val="20"/>
               </w:rPr>
               <w:t>−7</w:t>
+            </w:r>
+          </w:p>
+        </w:tc>
+      </w:tr>
+      <w:tr>
+        <w:tc>
+          <w:tcPr>
+            <w:tcW w:type="dxa" w:w="1728"/>
+            <w:vAlign w:val="center"/>
+          </w:tcPr>
+          <w:p>
+            <w:pPr>
+              <w:spacing w:after="0" w:line="240" w:lineRule="auto"/>
+              <w:jc w:val="left"/>
+            </w:pPr>
+            <w:r>
+              <w:rPr>
+                <w:rFonts w:ascii="Times New Roman" w:hAnsi="Times New Roman" w:cs="Times New Roman"/>
+                <w:sz w:val="20"/>
+                <w:szCs w:val="20"/>
+              </w:rPr>
+              <w:t>W</w:t>
+            </w:r>
+            <w:r>
+              <w:rPr>
+                <w:rFonts w:ascii="Times New Roman" w:hAnsi="Times New Roman" w:cs="Times New Roman"/>
+                <w:sz w:val="20"/>
+                <w:szCs w:val="20"/>
+                <w:vertAlign w:val="subscript"/>
+              </w:rPr>
+              <w:t>g</w:t>
+            </w:r>
+          </w:p>
+        </w:tc>
+        <w:tc>
+          <w:tcPr>
+            <w:tcW w:type="dxa" w:w="5184"/>
+            <w:vAlign w:val="center"/>
+          </w:tcPr>
+          <w:p>
+            <w:pPr>
+              <w:spacing w:after="0" w:line="240" w:lineRule="auto"/>
+              <w:jc w:val="center"/>
+            </w:pPr>
+            <w:r>
+              <w:rPr>
+                <w:rFonts w:ascii="Times New Roman" w:hAnsi="Times New Roman" w:cs="Times New Roman"/>
+                <w:sz w:val="20"/>
+                <w:szCs w:val="20"/>
+              </w:rPr>
+              <w:t>Width of each ground plane (|y| from 2 to 25)</w:t>
+            </w:r>
+          </w:p>
+        </w:tc>
+        <w:tc>
+          <w:tcPr>
+            <w:tcW w:type="dxa" w:w="1728"/>
+            <w:vAlign w:val="center"/>
+          </w:tcPr>
+          <w:p>
+            <w:pPr>
+              <w:spacing w:after="0" w:line="240" w:lineRule="auto"/>
+              <w:jc w:val="center"/>
+            </w:pPr>
+            <w:r>
+              <w:rPr>
+                <w:rFonts w:ascii="Times New Roman" w:hAnsi="Times New Roman" w:cs="Times New Roman"/>
+                <w:sz w:val="20"/>
+                <w:szCs w:val="20"/>
+              </w:rPr>
+              <w:t>23</w:t>
             </w:r>
           </w:p>
         </w:tc>
@@ -6129,7 +6314,7 @@
                 <w:sz w:val="20"/>
                 <w:szCs w:val="20"/>
               </w:rPr>
-              <w:t>pending</w:t>
+              <w:t>3</w:t>
             </w:r>
           </w:p>
         </w:tc>
@@ -6171,7 +6356,7 @@
                 <w:sz w:val="20"/>
                 <w:szCs w:val="20"/>
               </w:rPr>
-              <w:t>Width of the CPW slots</w:t>
+              <w:t>Width of each CPW slot</w:t>
             </w:r>
           </w:p>
         </w:tc>
@@ -6191,7 +6376,69 @@
                 <w:sz w:val="20"/>
                 <w:szCs w:val="20"/>
               </w:rPr>
-              <w:t>pending</w:t>
+              <w:t>0.5</w:t>
+            </w:r>
+          </w:p>
+        </w:tc>
+      </w:tr>
+      <w:tr>
+        <w:tc>
+          <w:tcPr>
+            <w:tcW w:type="dxa" w:w="1728"/>
+            <w:vAlign w:val="center"/>
+          </w:tcPr>
+          <w:p>
+            <w:pPr>
+              <w:spacing w:after="0" w:line="240" w:lineRule="auto"/>
+              <w:jc w:val="left"/>
+            </w:pPr>
+            <w:r>
+              <w:rPr>
+                <w:rFonts w:ascii="Times New Roman" w:hAnsi="Times New Roman" w:cs="Times New Roman"/>
+                <w:sz w:val="20"/>
+                <w:szCs w:val="20"/>
+              </w:rPr>
+              <w:t>p</w:t>
+            </w:r>
+          </w:p>
+        </w:tc>
+        <w:tc>
+          <w:tcPr>
+            <w:tcW w:type="dxa" w:w="5184"/>
+            <w:vAlign w:val="center"/>
+          </w:tcPr>
+          <w:p>
+            <w:pPr>
+              <w:spacing w:after="0" w:line="240" w:lineRule="auto"/>
+              <w:jc w:val="center"/>
+            </w:pPr>
+            <w:r>
+              <w:rPr>
+                <w:rFonts w:ascii="Times New Roman" w:hAnsi="Times New Roman" w:cs="Times New Roman"/>
+                <w:sz w:val="20"/>
+                <w:szCs w:val="20"/>
+              </w:rPr>
+              <w:t>Gap between the ground edge and the patch (computed)</w:t>
+            </w:r>
+          </w:p>
+        </w:tc>
+        <w:tc>
+          <w:tcPr>
+            <w:tcW w:type="dxa" w:w="1728"/>
+            <w:vAlign w:val="center"/>
+          </w:tcPr>
+          <w:p>
+            <w:pPr>
+              <w:spacing w:after="0" w:line="240" w:lineRule="auto"/>
+              <w:jc w:val="center"/>
+            </w:pPr>
+            <w:r>
+              <w:rPr>
+                <w:rFonts w:ascii="Times New Roman" w:hAnsi="Times New Roman" w:cs="Times New Roman"/>
+                <w:sz w:val="20"/>
+                <w:szCs w:val="20"/>
+              </w:rPr>
+              <w:t>0.73</w:t>
             </w:r>
           </w:p>
         </w:tc>
@@ -6232,7 +6479,7 @@
           <w:sz w:val="24"/>
           <w:szCs w:val="24"/>
         </w:rPr>
-        <w:t>Each metasurface cell is a single split-ring resonator: a metal ring interrupted by one split. The ring behaves as an inductance L and the split as a capacitance C [12], so the cell resonates at</w:t>
+        <w:t>The metasurface is a 6 × 5 array of split-ring-resonator (SRR) cells printed on 1.6 mm FR-4 whose back is fully covered by copper, so it is a ground-backed (AMC-type) reflector that returns essentially all the incident power and is designed by its reflection phase. Each cell has two concentric metal rings, each interrupted by a split, as in the original SRR of Pendry et al. [12]. The rings behave as an inductance L and the splits and the gap between the rings as a capacitance C, so the cell resonates at</w:t>
       </w:r>
     </w:p>
     <w:p>
@@ -6328,7 +6575,7 @@
           <w:sz w:val="24"/>
           <w:szCs w:val="24"/>
         </w:rPr>
-        <w:t>A larger ring raises L and a narrower split raises C, and both lower f</w:t>
+        <w:t>Larger rings raise L and narrower splits or a smaller ring spacing raise C, and both lower f</w:t>
       </w:r>
       <w:r>
         <w:rPr>
@@ -6345,7 +6592,7 @@
           <w:sz w:val="24"/>
           <w:szCs w:val="24"/>
         </w:rPr>
-        <w:t xml:space="preserve"> in (4). The cell is characterised on its own with unit-cell (periodic) boundaries and a Floquet port, which gives the reflection phase φ</w:t>
+        <w:t xml:space="preserve"> in (4); two rings give two nearby resonances, which can widen the in-phase band. The cell is characterised on its own with unit-cell (periodic) boundaries and a Floquet port, which gives the reflection phase φ</w:t>
       </w:r>
       <w:r>
         <w:rPr>
@@ -6440,7 +6687,7 @@
       <w:r>
         <w:drawing>
           <wp:inline xmlns:a="http://schemas.openxmlformats.org/drawingml/2006/main" xmlns:pic="http://schemas.openxmlformats.org/drawingml/2006/picture">
-            <wp:extent cx="4023360" cy="1751405"/>
+            <wp:extent cx="4023360" cy="1888629"/>
             <wp:docPr id="2" name="Picture 2"/>
             <wp:cNvGraphicFramePr>
               <a:graphicFrameLocks noChangeAspect="1"/>
@@ -6461,7 +6708,7 @@
                   <pic:spPr>
                     <a:xfrm>
                       <a:off x="0" y="0"/>
-                      <a:ext cx="4023360" cy="1751405"/>
+                      <a:ext cx="4023360" cy="1888629"/>
                     </a:xfrm>
                     <a:prstGeom prst="rect"/>
                   </pic:spPr>
@@ -8167,7 +8414,7 @@
           <w:sz w:val="24"/>
           <w:szCs w:val="24"/>
         </w:rPr>
-        <w:t>Antenna Geometry</w:t>
+        <w:t>CST Models</w:t>
       </w:r>
     </w:p>
     <w:p>
@@ -8180,67 +8427,67 @@
           <w:sz w:val="24"/>
           <w:szCs w:val="24"/>
         </w:rPr>
-        <w:t>Fig. 4 shows the CPW-fed antenna; its dimensions are listed in Table 3. Substrate: pending (from the CST parameter list).</w:t>
+        <w:t>Fig. 4 shows the antenna modelled in CST with the dimensions of Table 3: the decagonal patch and the CPW feed on the front of the FR-4 (lossy), ε</w:t>
+      </w:r>
+      <w:r>
+        <w:rPr>
+          <w:rFonts w:ascii="Times New Roman" w:hAnsi="Times New Roman" w:cs="Times New Roman"/>
+          <w:sz w:val="24"/>
+          <w:szCs w:val="24"/>
+          <w:vertAlign w:val="subscript"/>
+        </w:rPr>
+        <w:t>r</w:t>
+      </w:r>
+      <w:r>
+        <w:rPr>
+          <w:rFonts w:ascii="Times New Roman" w:hAnsi="Times New Roman" w:cs="Times New Roman"/>
+          <w:sz w:val="24"/>
+          <w:szCs w:val="24"/>
+        </w:rPr>
+        <w:t xml:space="preserve"> = 4.3, tan δ = 0.025, 1.6 mm thick, copper on the front only substrate, and a bare back. Fig. 5 shows the metasurface: 6 × 5 SRR cells on the front and a full copper ground on the back.</w:t>
       </w:r>
     </w:p>
-    <w:tbl>
-      <w:tblPr>
-        <w:tblW w:type="auto" w:w="0"/>
+    <w:p>
+      <w:pPr>
+        <w:keepNext/>
+        <w:spacing w:after="40"/>
         <w:jc w:val="center"/>
-        <w:tblLook w:firstColumn="1" w:firstRow="1" w:lastColumn="0" w:lastRow="0" w:noHBand="0" w:noVBand="1" w:val="04A0"/>
-      </w:tblPr>
-      <w:tblGrid>
-        <w:gridCol w:w="8640"/>
-      </w:tblGrid>
-      <w:tr>
-        <w:trPr>
-          <w:trHeight w:val="1584" w:hRule="atLeast"/>
-        </w:trPr>
-        <w:tc>
-          <w:tcPr>
-            <w:tcW w:type="dxa" w:w="6912"/>
-            <w:tcBorders>
-              <w:top w:val="dashed" w:sz="8" w:color="808080" w:space="0"/>
-              <w:left w:val="dashed" w:sz="8" w:color="808080" w:space="0"/>
-              <w:bottom w:val="dashed" w:sz="8" w:color="808080" w:space="0"/>
-              <w:right w:val="dashed" w:sz="8" w:color="808080" w:space="0"/>
-            </w:tcBorders>
-            <w:shd w:val="clear" w:color="auto" w:fill="F2F2F2"/>
-            <w:vAlign w:val="center"/>
-          </w:tcPr>
-          <w:p>
-            <w:pPr>
-              <w:keepNext/>
-              <w:jc w:val="center"/>
-            </w:pPr>
-            <w:r>
-              <w:rPr>
-                <w:rFonts w:ascii="Times New Roman" w:hAnsi="Times New Roman" w:cs="Times New Roman"/>
-                <w:b/>
-                <w:sz w:val="22"/>
-                <w:szCs w:val="22"/>
-              </w:rPr>
-              <w:t>Result pending: CST simulation</w:t>
-            </w:r>
-          </w:p>
-          <w:p>
-            <w:pPr>
-              <w:keepNext/>
-              <w:jc w:val="center"/>
-            </w:pPr>
-            <w:r>
-              <w:rPr>
-                <w:rFonts w:ascii="Times New Roman" w:hAnsi="Times New Roman" w:cs="Times New Roman"/>
-                <w:i/>
-                <w:sz w:val="20"/>
-                <w:szCs w:val="20"/>
-              </w:rPr>
-              <w:t>CST screenshot of the antenna geometry</w:t>
-            </w:r>
-          </w:p>
-        </w:tc>
-      </w:tr>
-    </w:tbl>
+      </w:pPr>
+      <w:r>
+        <w:drawing>
+          <wp:inline xmlns:a="http://schemas.openxmlformats.org/drawingml/2006/main" xmlns:pic="http://schemas.openxmlformats.org/drawingml/2006/picture">
+            <wp:extent cx="4572000" cy="2214954"/>
+            <wp:docPr id="4" name="Picture 4"/>
+            <wp:cNvGraphicFramePr>
+              <a:graphicFrameLocks noChangeAspect="1"/>
+            </wp:cNvGraphicFramePr>
+            <a:graphic>
+              <a:graphicData uri="http://schemas.openxmlformats.org/drawingml/2006/picture">
+                <pic:pic>
+                  <pic:nvPicPr>
+                    <pic:cNvPr id="0" name="cst_single_geometry.png"/>
+                    <pic:cNvPicPr/>
+                  </pic:nvPicPr>
+                  <pic:blipFill>
+                    <a:blip r:embed="rId11"/>
+                    <a:stretch>
+                      <a:fillRect/>
+                    </a:stretch>
+                  </pic:blipFill>
+                  <pic:spPr>
+                    <a:xfrm>
+                      <a:off x="0" y="0"/>
+                      <a:ext cx="4572000" cy="2214954"/>
+                    </a:xfrm>
+                    <a:prstGeom prst="rect"/>
+                  </pic:spPr>
+                </pic:pic>
+              </a:graphicData>
+            </a:graphic>
+          </wp:inline>
+        </w:drawing>
+      </w:r>
+    </w:p>
     <w:p>
       <w:pPr>
         <w:keepNext w:val="0"/>
@@ -8316,124 +8563,7 @@
           <w:sz w:val="20"/>
           <w:szCs w:val="20"/>
         </w:rPr>
-        <w:t>Geometry of the CPW-fed antenna (CST model).</w:t>
-      </w:r>
-    </w:p>
-    <w:p>
-      <w:pPr>
-        <w:pStyle w:val="Heading2"/>
-        <w:rPr>
-          <w:rFonts w:ascii="Times New Roman" w:hAnsi="Times New Roman" w:cs="Times New Roman"/>
-          <w:sz w:val="24"/>
-          <w:szCs w:val="24"/>
-        </w:rPr>
-      </w:pPr>
-      <w:r>
-        <w:rPr>
-          <w:rFonts w:ascii="Times New Roman" w:hAnsi="Times New Roman" w:cs="Times New Roman"/>
-          <w:i/>
-          <w:sz w:val="24"/>
-          <w:szCs w:val="24"/>
-        </w:rPr>
-        <w:t>Parametric Study</w:t>
-      </w:r>
-    </w:p>
-    <w:p>
-      <w:pPr>
-        <w:jc w:val="both"/>
-      </w:pPr>
-      <w:r>
-        <w:rPr>
-          <w:rFonts w:ascii="Times New Roman" w:hAnsi="Times New Roman" w:cs="Times New Roman"/>
-          <w:sz w:val="24"/>
-          <w:szCs w:val="24"/>
-        </w:rPr>
-        <w:t>Fig. 5 shows |S</w:t>
-      </w:r>
-      <w:r>
-        <w:rPr>
-          <w:rFonts w:ascii="Times New Roman" w:hAnsi="Times New Roman" w:cs="Times New Roman"/>
-          <w:sz w:val="24"/>
-          <w:szCs w:val="24"/>
-          <w:vertAlign w:val="subscript"/>
-        </w:rPr>
-        <w:t>11</w:t>
-      </w:r>
-      <w:r>
-        <w:rPr>
-          <w:rFonts w:ascii="Times New Roman" w:hAnsi="Times New Roman" w:cs="Times New Roman"/>
-          <w:sz w:val="24"/>
-          <w:szCs w:val="24"/>
-        </w:rPr>
-        <w:t>| for ten values from −20 mm to −7 mm of the ground-edge position L</w:t>
-      </w:r>
-      <w:r>
-        <w:rPr>
-          <w:rFonts w:ascii="Times New Roman" w:hAnsi="Times New Roman" w:cs="Times New Roman"/>
-          <w:sz w:val="24"/>
-          <w:szCs w:val="24"/>
-          <w:vertAlign w:val="subscript"/>
-        </w:rPr>
-        <w:t>g</w:t>
-      </w:r>
-      <w:r>
-        <w:rPr>
-          <w:rFonts w:ascii="Times New Roman" w:hAnsi="Times New Roman" w:cs="Times New Roman"/>
-          <w:sz w:val="24"/>
-          <w:szCs w:val="24"/>
-        </w:rPr>
-        <w:t xml:space="preserve"> with R = 15 mm. As L</w:t>
-      </w:r>
-      <w:r>
-        <w:rPr>
-          <w:rFonts w:ascii="Times New Roman" w:hAnsi="Times New Roman" w:cs="Times New Roman"/>
-          <w:sz w:val="24"/>
-          <w:szCs w:val="24"/>
-          <w:vertAlign w:val="subscript"/>
-        </w:rPr>
-        <w:t>g</w:t>
-      </w:r>
-      <w:r>
-        <w:rPr>
-          <w:rFonts w:ascii="Times New Roman" w:hAnsi="Times New Roman" w:cs="Times New Roman"/>
-          <w:sz w:val="24"/>
-          <w:szCs w:val="24"/>
-        </w:rPr>
-        <w:t xml:space="preserve"> increases, the ground edge moves towards the patch: the first resonance moves up from about 1.6 GHz to 2.7 GHz and becomes much deeper, and the matching between 3 and 10 GHz improves. For most ground positions |S</w:t>
-      </w:r>
-      <w:r>
-        <w:rPr>
-          <w:rFonts w:ascii="Times New Roman" w:hAnsi="Times New Roman" w:cs="Times New Roman"/>
-          <w:sz w:val="24"/>
-          <w:szCs w:val="24"/>
-          <w:vertAlign w:val="subscript"/>
-        </w:rPr>
-        <w:t>11</w:t>
-      </w:r>
-      <w:r>
-        <w:rPr>
-          <w:rFonts w:ascii="Times New Roman" w:hAnsi="Times New Roman" w:cs="Times New Roman"/>
-          <w:sz w:val="24"/>
-          <w:szCs w:val="24"/>
-        </w:rPr>
-        <w:t>| stays between about −3 dB and −10 dB over large parts of 3–10 GHz; only L</w:t>
-      </w:r>
-      <w:r>
-        <w:rPr>
-          <w:rFonts w:ascii="Times New Roman" w:hAnsi="Times New Roman" w:cs="Times New Roman"/>
-          <w:sz w:val="24"/>
-          <w:szCs w:val="24"/>
-          <w:vertAlign w:val="subscript"/>
-        </w:rPr>
-        <w:t>g</w:t>
-      </w:r>
-      <w:r>
-        <w:rPr>
-          <w:rFonts w:ascii="Times New Roman" w:hAnsi="Times New Roman" w:cs="Times New Roman"/>
-          <w:sz w:val="24"/>
-          <w:szCs w:val="24"/>
-        </w:rPr>
-        <w:t xml:space="preserve"> = −7 mm keeps it below −10 dB across the whole band, so this value was fixed.</w:t>
+        <w:t>CPW-fed decagonal monopole in CST.</w:t>
       </w:r>
     </w:p>
     <w:p>
@@ -8445,8 +8575,278 @@
       <w:r>
         <w:drawing>
           <wp:inline xmlns:a="http://schemas.openxmlformats.org/drawingml/2006/main" xmlns:pic="http://schemas.openxmlformats.org/drawingml/2006/picture">
+            <wp:extent cx="4572000" cy="2387350"/>
+            <wp:docPr id="5" name="Picture 5"/>
+            <wp:cNvGraphicFramePr>
+              <a:graphicFrameLocks noChangeAspect="1"/>
+            </wp:cNvGraphicFramePr>
+            <a:graphic>
+              <a:graphicData uri="http://schemas.openxmlformats.org/drawingml/2006/picture">
+                <pic:pic>
+                  <pic:nvPicPr>
+                    <pic:cNvPr id="0" name="cst_ms_array.png"/>
+                    <pic:cNvPicPr/>
+                  </pic:nvPicPr>
+                  <pic:blipFill>
+                    <a:blip r:embed="rId12"/>
+                    <a:stretch>
+                      <a:fillRect/>
+                    </a:stretch>
+                  </pic:blipFill>
+                  <pic:spPr>
+                    <a:xfrm>
+                      <a:off x="0" y="0"/>
+                      <a:ext cx="4572000" cy="2387350"/>
+                    </a:xfrm>
+                    <a:prstGeom prst="rect"/>
+                  </pic:spPr>
+                </pic:pic>
+              </a:graphicData>
+            </a:graphic>
+          </wp:inline>
+        </w:drawing>
+      </w:r>
+    </w:p>
+    <w:p>
+      <w:pPr>
+        <w:keepNext w:val="0"/>
+        <w:spacing w:after="200"/>
+        <w:jc w:val="center"/>
+      </w:pPr>
+      <w:r>
+        <w:rPr>
+          <w:rFonts w:ascii="Times New Roman" w:hAnsi="Times New Roman" w:cs="Times New Roman"/>
+          <w:b/>
+          <w:sz w:val="20"/>
+          <w:szCs w:val="20"/>
+        </w:rPr>
+        <w:t xml:space="preserve">Fig. </w:t>
+      </w:r>
+      <w:r>
+        <w:rPr>
+          <w:rFonts w:ascii="Times New Roman" w:hAnsi="Times New Roman" w:cs="Times New Roman"/>
+          <w:b/>
+          <w:sz w:val="20"/>
+          <w:szCs w:val="20"/>
+        </w:rPr>
+        <w:fldChar w:fldCharType="begin"/>
+      </w:r>
+      <w:r>
+        <w:rPr>
+          <w:rFonts w:ascii="Times New Roman" w:hAnsi="Times New Roman" w:cs="Times New Roman"/>
+          <w:b/>
+          <w:sz w:val="20"/>
+          <w:szCs w:val="20"/>
+        </w:rPr>
+        <w:instrText xml:space="preserve"> SEQ Figure \* ARABIC </w:instrText>
+      </w:r>
+      <w:r>
+        <w:rPr>
+          <w:rFonts w:ascii="Times New Roman" w:hAnsi="Times New Roman" w:cs="Times New Roman"/>
+          <w:b/>
+          <w:sz w:val="20"/>
+          <w:szCs w:val="20"/>
+        </w:rPr>
+        <w:fldChar w:fldCharType="separate"/>
+      </w:r>
+      <w:r>
+        <w:rPr>
+          <w:rFonts w:ascii="Times New Roman" w:hAnsi="Times New Roman" w:cs="Times New Roman"/>
+          <w:b/>
+          <w:sz w:val="20"/>
+          <w:szCs w:val="20"/>
+        </w:rPr>
+        <w:t>5</w:t>
+      </w:r>
+      <w:r>
+        <w:rPr>
+          <w:rFonts w:ascii="Times New Roman" w:hAnsi="Times New Roman" w:cs="Times New Roman"/>
+          <w:b/>
+          <w:sz w:val="20"/>
+          <w:szCs w:val="20"/>
+        </w:rPr>
+        <w:fldChar w:fldCharType="end"/>
+      </w:r>
+      <w:r>
+        <w:rPr>
+          <w:rFonts w:ascii="Times New Roman" w:hAnsi="Times New Roman" w:cs="Times New Roman"/>
+          <w:b/>
+          <w:sz w:val="20"/>
+          <w:szCs w:val="20"/>
+        </w:rPr>
+        <w:t xml:space="preserve">. </w:t>
+      </w:r>
+      <w:r>
+        <w:rPr>
+          <w:rFonts w:ascii="Times New Roman" w:hAnsi="Times New Roman" w:cs="Times New Roman"/>
+          <w:sz w:val="20"/>
+          <w:szCs w:val="20"/>
+        </w:rPr>
+        <w:t>SRR metasurface in CST.</w:t>
+      </w:r>
+    </w:p>
+    <w:p>
+      <w:pPr>
+        <w:pStyle w:val="Heading2"/>
+        <w:rPr>
+          <w:rFonts w:ascii="Times New Roman" w:hAnsi="Times New Roman" w:cs="Times New Roman"/>
+          <w:sz w:val="24"/>
+          <w:szCs w:val="24"/>
+        </w:rPr>
+      </w:pPr>
+      <w:r>
+        <w:rPr>
+          <w:rFonts w:ascii="Times New Roman" w:hAnsi="Times New Roman" w:cs="Times New Roman"/>
+          <w:i/>
+          <w:sz w:val="24"/>
+          <w:szCs w:val="24"/>
+        </w:rPr>
+        <w:t>Parametric Study</w:t>
+      </w:r>
+    </w:p>
+    <w:p>
+      <w:pPr>
+        <w:jc w:val="both"/>
+      </w:pPr>
+      <w:r>
+        <w:rPr>
+          <w:rFonts w:ascii="Times New Roman" w:hAnsi="Times New Roman" w:cs="Times New Roman"/>
+          <w:sz w:val="24"/>
+          <w:szCs w:val="24"/>
+        </w:rPr>
+        <w:t>Fig. 6 shows |S</w:t>
+      </w:r>
+      <w:r>
+        <w:rPr>
+          <w:rFonts w:ascii="Times New Roman" w:hAnsi="Times New Roman" w:cs="Times New Roman"/>
+          <w:sz w:val="24"/>
+          <w:szCs w:val="24"/>
+          <w:vertAlign w:val="subscript"/>
+        </w:rPr>
+        <w:t>11</w:t>
+      </w:r>
+      <w:r>
+        <w:rPr>
+          <w:rFonts w:ascii="Times New Roman" w:hAnsi="Times New Roman" w:cs="Times New Roman"/>
+          <w:sz w:val="24"/>
+          <w:szCs w:val="24"/>
+        </w:rPr>
+        <w:t>| for ten values from −20 mm to −7 mm of the ground-edge position L</w:t>
+      </w:r>
+      <w:r>
+        <w:rPr>
+          <w:rFonts w:ascii="Times New Roman" w:hAnsi="Times New Roman" w:cs="Times New Roman"/>
+          <w:sz w:val="24"/>
+          <w:szCs w:val="24"/>
+          <w:vertAlign w:val="subscript"/>
+        </w:rPr>
+        <w:t>g</w:t>
+      </w:r>
+      <w:r>
+        <w:rPr>
+          <w:rFonts w:ascii="Times New Roman" w:hAnsi="Times New Roman" w:cs="Times New Roman"/>
+          <w:sz w:val="24"/>
+          <w:szCs w:val="24"/>
+        </w:rPr>
+        <w:t xml:space="preserve"> with R = 15 mm. As L</w:t>
+      </w:r>
+      <w:r>
+        <w:rPr>
+          <w:rFonts w:ascii="Times New Roman" w:hAnsi="Times New Roman" w:cs="Times New Roman"/>
+          <w:sz w:val="24"/>
+          <w:szCs w:val="24"/>
+          <w:vertAlign w:val="subscript"/>
+        </w:rPr>
+        <w:t>g</w:t>
+      </w:r>
+      <w:r>
+        <w:rPr>
+          <w:rFonts w:ascii="Times New Roman" w:hAnsi="Times New Roman" w:cs="Times New Roman"/>
+          <w:sz w:val="24"/>
+          <w:szCs w:val="24"/>
+        </w:rPr>
+        <w:t xml:space="preserve"> increases, the ground edge moves towards the patch and the gap p shrinks from 13.7 mm to 0.73 mm. The first resonance moves up from about 1.6 GHz to 2.7 GHz and becomes much deeper, and the matching between 3 and 10 GHz improves. Equation (1) predicts the same trend: the lower band edge rises from 1.57 GHz at L</w:t>
+      </w:r>
+      <w:r>
+        <w:rPr>
+          <w:rFonts w:ascii="Times New Roman" w:hAnsi="Times New Roman" w:cs="Times New Roman"/>
+          <w:sz w:val="24"/>
+          <w:szCs w:val="24"/>
+          <w:vertAlign w:val="subscript"/>
+        </w:rPr>
+        <w:t>g</w:t>
+      </w:r>
+      <w:r>
+        <w:rPr>
+          <w:rFonts w:ascii="Times New Roman" w:hAnsi="Times New Roman" w:cs="Times New Roman"/>
+          <w:sz w:val="24"/>
+          <w:szCs w:val="24"/>
+        </w:rPr>
+        <w:t xml:space="preserve"> = −20 mm to 2.18 GHz at L</w:t>
+      </w:r>
+      <w:r>
+        <w:rPr>
+          <w:rFonts w:ascii="Times New Roman" w:hAnsi="Times New Roman" w:cs="Times New Roman"/>
+          <w:sz w:val="24"/>
+          <w:szCs w:val="24"/>
+          <w:vertAlign w:val="subscript"/>
+        </w:rPr>
+        <w:t>g</w:t>
+      </w:r>
+      <w:r>
+        <w:rPr>
+          <w:rFonts w:ascii="Times New Roman" w:hAnsi="Times New Roman" w:cs="Times New Roman"/>
+          <w:sz w:val="24"/>
+          <w:szCs w:val="24"/>
+        </w:rPr>
+        <w:t xml:space="preserve"> = −7 mm (computed). For most ground positions |S</w:t>
+      </w:r>
+      <w:r>
+        <w:rPr>
+          <w:rFonts w:ascii="Times New Roman" w:hAnsi="Times New Roman" w:cs="Times New Roman"/>
+          <w:sz w:val="24"/>
+          <w:szCs w:val="24"/>
+          <w:vertAlign w:val="subscript"/>
+        </w:rPr>
+        <w:t>11</w:t>
+      </w:r>
+      <w:r>
+        <w:rPr>
+          <w:rFonts w:ascii="Times New Roman" w:hAnsi="Times New Roman" w:cs="Times New Roman"/>
+          <w:sz w:val="24"/>
+          <w:szCs w:val="24"/>
+        </w:rPr>
+        <w:t>| stays between about −3 dB and −10 dB over large parts of 3–10 GHz; only L</w:t>
+      </w:r>
+      <w:r>
+        <w:rPr>
+          <w:rFonts w:ascii="Times New Roman" w:hAnsi="Times New Roman" w:cs="Times New Roman"/>
+          <w:sz w:val="24"/>
+          <w:szCs w:val="24"/>
+          <w:vertAlign w:val="subscript"/>
+        </w:rPr>
+        <w:t>g</w:t>
+      </w:r>
+      <w:r>
+        <w:rPr>
+          <w:rFonts w:ascii="Times New Roman" w:hAnsi="Times New Roman" w:cs="Times New Roman"/>
+          <w:sz w:val="24"/>
+          <w:szCs w:val="24"/>
+        </w:rPr>
+        <w:t xml:space="preserve"> = −7 mm keeps it below −10 dB across the whole band, so this value was fixed.</w:t>
+      </w:r>
+    </w:p>
+    <w:p>
+      <w:pPr>
+        <w:keepNext/>
+        <w:spacing w:after="40"/>
+        <w:jc w:val="center"/>
+      </w:pPr>
+      <w:r>
+        <w:drawing>
+          <wp:inline xmlns:a="http://schemas.openxmlformats.org/drawingml/2006/main" xmlns:pic="http://schemas.openxmlformats.org/drawingml/2006/picture">
             <wp:extent cx="4754880" cy="1992976"/>
-            <wp:docPr id="4" name="Picture 4"/>
+            <wp:docPr id="6" name="Picture 6"/>
             <wp:cNvGraphicFramePr>
               <a:graphicFrameLocks noChangeAspect="1"/>
             </wp:cNvGraphicFramePr>
@@ -8458,7 +8858,7 @@
                     <pic:cNvPicPr/>
                   </pic:nvPicPr>
                   <pic:blipFill>
-                    <a:blip r:embed="rId11"/>
+                    <a:blip r:embed="rId13"/>
                     <a:stretch>
                       <a:fillRect/>
                     </a:stretch>
@@ -8526,7 +8926,7 @@
           <w:sz w:val="20"/>
           <w:szCs w:val="20"/>
         </w:rPr>
-        <w:t>5</w:t>
+        <w:t>6</w:t>
       </w:r>
       <w:r>
         <w:rPr>
@@ -8616,7 +9016,7 @@
           <w:sz w:val="24"/>
           <w:szCs w:val="24"/>
         </w:rPr>
-        <w:t>Fig. 6 shows the radius sweep, 4 mm to 15 mm (13 values), with L</w:t>
+        <w:t>Fig. 7 shows the radius sweep, 4 mm to 15 mm (13 values), with L</w:t>
       </w:r>
       <w:r>
         <w:rPr>
@@ -8633,7 +9033,24 @@
           <w:sz w:val="24"/>
           <w:szCs w:val="24"/>
         </w:rPr>
-        <w:t xml:space="preserve"> = −7 mm. Small patches resonate too high and leave much of the band poorly matched; enlarging the patch lowers the first resonance and brings the higher-order resonances together, and R = 15 mm gives the widest continuous −10 dB band of all radii simulated. Both selected values lie at the upper end of their sweep ranges, which were limited by the board size.</w:t>
+        <w:t xml:space="preserve"> = −7 mm. Small patches resonate too high and leave much of the band poorly matched; enlarging the patch lowers the first resonance and brings the higher-order resonances together, and R = 15 mm gives the widest continuous −10 dB band of all radii simulated. Both selected values lie at the upper end of their sweep ranges, which the 50 × 50 mm board limits: at R = 15 mm the patch top is 2.7 mm from the board edge, and at L</w:t>
+      </w:r>
+      <w:r>
+        <w:rPr>
+          <w:rFonts w:ascii="Times New Roman" w:hAnsi="Times New Roman" w:cs="Times New Roman"/>
+          <w:sz w:val="24"/>
+          <w:szCs w:val="24"/>
+          <w:vertAlign w:val="subscript"/>
+        </w:rPr>
+        <w:t>g</w:t>
+      </w:r>
+      <w:r>
+        <w:rPr>
+          <w:rFonts w:ascii="Times New Roman" w:hAnsi="Times New Roman" w:cs="Times New Roman"/>
+          <w:sz w:val="24"/>
+          <w:szCs w:val="24"/>
+        </w:rPr>
+        <w:t xml:space="preserve"> = −7 mm the ground is only 0.73 mm below the patch.</w:t>
       </w:r>
     </w:p>
     <w:p>
@@ -8646,7 +9063,7 @@
         <w:drawing>
           <wp:inline xmlns:a="http://schemas.openxmlformats.org/drawingml/2006/main" xmlns:pic="http://schemas.openxmlformats.org/drawingml/2006/picture">
             <wp:extent cx="4754880" cy="1992976"/>
-            <wp:docPr id="5" name="Picture 5"/>
+            <wp:docPr id="7" name="Picture 7"/>
             <wp:cNvGraphicFramePr>
               <a:graphicFrameLocks noChangeAspect="1"/>
             </wp:cNvGraphicFramePr>
@@ -8658,7 +9075,7 @@
                     <pic:cNvPicPr/>
                   </pic:nvPicPr>
                   <pic:blipFill>
-                    <a:blip r:embed="rId12"/>
+                    <a:blip r:embed="rId14"/>
                     <a:stretch>
                       <a:fillRect/>
                     </a:stretch>
@@ -8726,7 +9143,7 @@
           <w:sz w:val="20"/>
           <w:szCs w:val="20"/>
         </w:rPr>
-        <w:t>6</w:t>
+        <w:t>7</w:t>
       </w:r>
       <w:r>
         <w:rPr>
@@ -8816,7 +9233,7 @@
           <w:sz w:val="24"/>
           <w:szCs w:val="24"/>
         </w:rPr>
-        <w:t>| ≤ 0 dB), so these are numerical artefacts of the broadband frequency sweep for those parameter values, not physical behaviour. They do not affect the selected design, whose final response (Fig. 7) is smooth; the affected points will be re-simulated with denser frequency sampling.</w:t>
+        <w:t>| ≤ 0 dB), so these are numerical artefacts of the broadband frequency sweep for those parameter values, not physical behaviour. They do not affect the selected design, whose final response (Fig. 8) is smooth; the affected points will be re-simulated with denser frequency sampling.</w:t>
       </w:r>
     </w:p>
     <w:p>
@@ -8848,7 +9265,7 @@
           <w:sz w:val="24"/>
           <w:szCs w:val="24"/>
         </w:rPr>
-        <w:t>Fig. 7 shows the response of the optimised antenna (L</w:t>
+        <w:t>Fig. 8 shows the response of the optimised antenna (L</w:t>
       </w:r>
       <w:r>
         <w:rPr>
@@ -8900,196 +9317,6 @@
           <w:szCs w:val="24"/>
         </w:rPr>
         <w:t>| is only about −10.3 dB and −10.5 dB; these points will be watched when the metasurface is added.</w:t>
-      </w:r>
-    </w:p>
-    <w:p>
-      <w:pPr>
-        <w:keepNext/>
-        <w:spacing w:after="40"/>
-        <w:jc w:val="center"/>
-      </w:pPr>
-      <w:r>
-        <w:drawing>
-          <wp:inline xmlns:a="http://schemas.openxmlformats.org/drawingml/2006/main" xmlns:pic="http://schemas.openxmlformats.org/drawingml/2006/picture">
-            <wp:extent cx="4389120" cy="1839670"/>
-            <wp:docPr id="6" name="Picture 6"/>
-            <wp:cNvGraphicFramePr>
-              <a:graphicFrameLocks noChangeAspect="1"/>
-            </wp:cNvGraphicFramePr>
-            <a:graphic>
-              <a:graphicData uri="http://schemas.openxmlformats.org/drawingml/2006/picture">
-                <pic:pic>
-                  <pic:nvPicPr>
-                    <pic:cNvPr id="0" name="cst_single_final_s11_markers.png"/>
-                    <pic:cNvPicPr/>
-                  </pic:nvPicPr>
-                  <pic:blipFill>
-                    <a:blip r:embed="rId13"/>
-                    <a:stretch>
-                      <a:fillRect/>
-                    </a:stretch>
-                  </pic:blipFill>
-                  <pic:spPr>
-                    <a:xfrm>
-                      <a:off x="0" y="0"/>
-                      <a:ext cx="4389120" cy="1839670"/>
-                    </a:xfrm>
-                    <a:prstGeom prst="rect"/>
-                  </pic:spPr>
-                </pic:pic>
-              </a:graphicData>
-            </a:graphic>
-          </wp:inline>
-        </w:drawing>
-      </w:r>
-    </w:p>
-    <w:p>
-      <w:pPr>
-        <w:keepNext/>
-        <w:spacing w:after="40"/>
-        <w:jc w:val="center"/>
-      </w:pPr>
-      <w:r>
-        <w:drawing>
-          <wp:inline xmlns:a="http://schemas.openxmlformats.org/drawingml/2006/main" xmlns:pic="http://schemas.openxmlformats.org/drawingml/2006/picture">
-            <wp:extent cx="4389120" cy="1839670"/>
-            <wp:docPr id="7" name="Picture 7"/>
-            <wp:cNvGraphicFramePr>
-              <a:graphicFrameLocks noChangeAspect="1"/>
-            </wp:cNvGraphicFramePr>
-            <a:graphic>
-              <a:graphicData uri="http://schemas.openxmlformats.org/drawingml/2006/picture">
-                <pic:pic>
-                  <pic:nvPicPr>
-                    <pic:cNvPr id="0" name="cst_single_final_s11_bandwidth.png"/>
-                    <pic:cNvPicPr/>
-                  </pic:nvPicPr>
-                  <pic:blipFill>
-                    <a:blip r:embed="rId14"/>
-                    <a:stretch>
-                      <a:fillRect/>
-                    </a:stretch>
-                  </pic:blipFill>
-                  <pic:spPr>
-                    <a:xfrm>
-                      <a:off x="0" y="0"/>
-                      <a:ext cx="4389120" cy="1839670"/>
-                    </a:xfrm>
-                    <a:prstGeom prst="rect"/>
-                  </pic:spPr>
-                </pic:pic>
-              </a:graphicData>
-            </a:graphic>
-          </wp:inline>
-        </w:drawing>
-      </w:r>
-    </w:p>
-    <w:p>
-      <w:pPr>
-        <w:keepNext w:val="0"/>
-        <w:spacing w:after="200"/>
-        <w:jc w:val="center"/>
-      </w:pPr>
-      <w:r>
-        <w:rPr>
-          <w:rFonts w:ascii="Times New Roman" w:hAnsi="Times New Roman" w:cs="Times New Roman"/>
-          <w:b/>
-          <w:sz w:val="20"/>
-          <w:szCs w:val="20"/>
-        </w:rPr>
-        <w:t xml:space="preserve">Fig. </w:t>
-      </w:r>
-      <w:r>
-        <w:rPr>
-          <w:rFonts w:ascii="Times New Roman" w:hAnsi="Times New Roman" w:cs="Times New Roman"/>
-          <w:b/>
-          <w:sz w:val="20"/>
-          <w:szCs w:val="20"/>
-        </w:rPr>
-        <w:fldChar w:fldCharType="begin"/>
-      </w:r>
-      <w:r>
-        <w:rPr>
-          <w:rFonts w:ascii="Times New Roman" w:hAnsi="Times New Roman" w:cs="Times New Roman"/>
-          <w:b/>
-          <w:sz w:val="20"/>
-          <w:szCs w:val="20"/>
-        </w:rPr>
-        <w:instrText xml:space="preserve"> SEQ Figure \* ARABIC </w:instrText>
-      </w:r>
-      <w:r>
-        <w:rPr>
-          <w:rFonts w:ascii="Times New Roman" w:hAnsi="Times New Roman" w:cs="Times New Roman"/>
-          <w:b/>
-          <w:sz w:val="20"/>
-          <w:szCs w:val="20"/>
-        </w:rPr>
-        <w:fldChar w:fldCharType="separate"/>
-      </w:r>
-      <w:r>
-        <w:rPr>
-          <w:rFonts w:ascii="Times New Roman" w:hAnsi="Times New Roman" w:cs="Times New Roman"/>
-          <w:b/>
-          <w:sz w:val="20"/>
-          <w:szCs w:val="20"/>
-        </w:rPr>
-        <w:t>7</w:t>
-      </w:r>
-      <w:r>
-        <w:rPr>
-          <w:rFonts w:ascii="Times New Roman" w:hAnsi="Times New Roman" w:cs="Times New Roman"/>
-          <w:b/>
-          <w:sz w:val="20"/>
-          <w:szCs w:val="20"/>
-        </w:rPr>
-        <w:fldChar w:fldCharType="end"/>
-      </w:r>
-      <w:r>
-        <w:rPr>
-          <w:rFonts w:ascii="Times New Roman" w:hAnsi="Times New Roman" w:cs="Times New Roman"/>
-          <w:b/>
-          <w:sz w:val="20"/>
-          <w:szCs w:val="20"/>
-        </w:rPr>
-        <w:t xml:space="preserve">. </w:t>
-      </w:r>
-      <w:r>
-        <w:rPr>
-          <w:rFonts w:ascii="Times New Roman" w:hAnsi="Times New Roman" w:cs="Times New Roman"/>
-          <w:sz w:val="20"/>
-          <w:szCs w:val="20"/>
-        </w:rPr>
-        <w:t>|S</w:t>
-      </w:r>
-      <w:r>
-        <w:rPr>
-          <w:rFonts w:ascii="Times New Roman" w:hAnsi="Times New Roman" w:cs="Times New Roman"/>
-          <w:sz w:val="20"/>
-          <w:szCs w:val="20"/>
-          <w:vertAlign w:val="subscript"/>
-        </w:rPr>
-        <w:t>11</w:t>
-      </w:r>
-      <w:r>
-        <w:rPr>
-          <w:rFonts w:ascii="Times New Roman" w:hAnsi="Times New Roman" w:cs="Times New Roman"/>
-          <w:sz w:val="20"/>
-          <w:szCs w:val="20"/>
-        </w:rPr>
-        <w:t>| of the optimised antenna: (top) resonance markers, (bottom) −10 dB band edges at 2.1615 GHz and 15.734 GHz.</w:t>
-      </w:r>
-    </w:p>
-    <w:p>
-      <w:pPr>
-        <w:jc w:val="both"/>
-      </w:pPr>
-      <w:r>
-        <w:rPr>
-          <w:rFonts w:ascii="Times New Roman" w:hAnsi="Times New Roman" w:cs="Times New Roman"/>
-          <w:sz w:val="24"/>
-          <w:szCs w:val="24"/>
-        </w:rPr>
-        <w:t>Fig. 8 shows the simulated IEEE gain. It rises from about 1 dBi at 2 GHz to 3.3 dBi near 3.6 GHz, stays between about 2.9 and 4.9 dBi across 3.1–10.6 GHz (lowest near 6.3 GHz, highest near 8.5 GHz) and peaks at ≈ 5.1 dBi at ≈ 13.5 GHz (values read from the plot). These values are typical of a printed monopole that radiates on both sides of the board, and they are the baseline the metasurface has to improve. Realized gain and radiation patterns will be added with the metasurface results.</w:t>
       </w:r>
     </w:p>
     <w:p>
@@ -9110,7 +9337,7 @@
               <a:graphicData uri="http://schemas.openxmlformats.org/drawingml/2006/picture">
                 <pic:pic>
                   <pic:nvPicPr>
-                    <pic:cNvPr id="0" name="cst_single_final_gain_ieee.png"/>
+                    <pic:cNvPr id="0" name="cst_single_final_s11_markers.png"/>
                     <pic:cNvPicPr/>
                   </pic:nvPicPr>
                   <pic:blipFill>
@@ -9135,6 +9362,47 @@
     </w:p>
     <w:p>
       <w:pPr>
+        <w:keepNext/>
+        <w:spacing w:after="40"/>
+        <w:jc w:val="center"/>
+      </w:pPr>
+      <w:r>
+        <w:drawing>
+          <wp:inline xmlns:a="http://schemas.openxmlformats.org/drawingml/2006/main" xmlns:pic="http://schemas.openxmlformats.org/drawingml/2006/picture">
+            <wp:extent cx="4389120" cy="1839670"/>
+            <wp:docPr id="9" name="Picture 9"/>
+            <wp:cNvGraphicFramePr>
+              <a:graphicFrameLocks noChangeAspect="1"/>
+            </wp:cNvGraphicFramePr>
+            <a:graphic>
+              <a:graphicData uri="http://schemas.openxmlformats.org/drawingml/2006/picture">
+                <pic:pic>
+                  <pic:nvPicPr>
+                    <pic:cNvPr id="0" name="cst_single_final_s11_bandwidth.png"/>
+                    <pic:cNvPicPr/>
+                  </pic:nvPicPr>
+                  <pic:blipFill>
+                    <a:blip r:embed="rId16"/>
+                    <a:stretch>
+                      <a:fillRect/>
+                    </a:stretch>
+                  </pic:blipFill>
+                  <pic:spPr>
+                    <a:xfrm>
+                      <a:off x="0" y="0"/>
+                      <a:ext cx="4389120" cy="1839670"/>
+                    </a:xfrm>
+                    <a:prstGeom prst="rect"/>
+                  </pic:spPr>
+                </pic:pic>
+              </a:graphicData>
+            </a:graphic>
+          </wp:inline>
+        </w:drawing>
+      </w:r>
+    </w:p>
+    <w:p>
+      <w:pPr>
         <w:keepNext w:val="0"/>
         <w:spacing w:after="200"/>
         <w:jc w:val="center"/>
@@ -9183,6 +9451,155 @@
           <w:szCs w:val="20"/>
         </w:rPr>
         <w:t>8</w:t>
+      </w:r>
+      <w:r>
+        <w:rPr>
+          <w:rFonts w:ascii="Times New Roman" w:hAnsi="Times New Roman" w:cs="Times New Roman"/>
+          <w:b/>
+          <w:sz w:val="20"/>
+          <w:szCs w:val="20"/>
+        </w:rPr>
+        <w:fldChar w:fldCharType="end"/>
+      </w:r>
+      <w:r>
+        <w:rPr>
+          <w:rFonts w:ascii="Times New Roman" w:hAnsi="Times New Roman" w:cs="Times New Roman"/>
+          <w:b/>
+          <w:sz w:val="20"/>
+          <w:szCs w:val="20"/>
+        </w:rPr>
+        <w:t xml:space="preserve">. </w:t>
+      </w:r>
+      <w:r>
+        <w:rPr>
+          <w:rFonts w:ascii="Times New Roman" w:hAnsi="Times New Roman" w:cs="Times New Roman"/>
+          <w:sz w:val="20"/>
+          <w:szCs w:val="20"/>
+        </w:rPr>
+        <w:t>|S</w:t>
+      </w:r>
+      <w:r>
+        <w:rPr>
+          <w:rFonts w:ascii="Times New Roman" w:hAnsi="Times New Roman" w:cs="Times New Roman"/>
+          <w:sz w:val="20"/>
+          <w:szCs w:val="20"/>
+          <w:vertAlign w:val="subscript"/>
+        </w:rPr>
+        <w:t>11</w:t>
+      </w:r>
+      <w:r>
+        <w:rPr>
+          <w:rFonts w:ascii="Times New Roman" w:hAnsi="Times New Roman" w:cs="Times New Roman"/>
+          <w:sz w:val="20"/>
+          <w:szCs w:val="20"/>
+        </w:rPr>
+        <w:t>| of the optimised antenna: (top) resonance markers, (bottom) −10 dB band edges at 2.1615 GHz and 15.734 GHz.</w:t>
+      </w:r>
+    </w:p>
+    <w:p>
+      <w:pPr>
+        <w:jc w:val="both"/>
+      </w:pPr>
+      <w:r>
+        <w:rPr>
+          <w:rFonts w:ascii="Times New Roman" w:hAnsi="Times New Roman" w:cs="Times New Roman"/>
+          <w:sz w:val="24"/>
+          <w:szCs w:val="24"/>
+        </w:rPr>
+        <w:t>Fig. 9 shows the simulated IEEE gain. It rises from about 1 dBi at 2 GHz to 3.3 dBi near 3.6 GHz, stays between about 2.9 and 4.9 dBi across 3.1–10.6 GHz (lowest near 6.3 GHz, highest near 8.5 GHz) and peaks at ≈ 5.1 dBi at ≈ 13.5 GHz (values read from the plot). These values are typical of a printed monopole that radiates on both sides of the board, and they are the baseline the metasurface has to improve. Realized gain and radiation patterns will be added with the metasurface results.</w:t>
+      </w:r>
+    </w:p>
+    <w:p>
+      <w:pPr>
+        <w:keepNext/>
+        <w:spacing w:after="40"/>
+        <w:jc w:val="center"/>
+      </w:pPr>
+      <w:r>
+        <w:drawing>
+          <wp:inline xmlns:a="http://schemas.openxmlformats.org/drawingml/2006/main" xmlns:pic="http://schemas.openxmlformats.org/drawingml/2006/picture">
+            <wp:extent cx="4389120" cy="1839670"/>
+            <wp:docPr id="10" name="Picture 10"/>
+            <wp:cNvGraphicFramePr>
+              <a:graphicFrameLocks noChangeAspect="1"/>
+            </wp:cNvGraphicFramePr>
+            <a:graphic>
+              <a:graphicData uri="http://schemas.openxmlformats.org/drawingml/2006/picture">
+                <pic:pic>
+                  <pic:nvPicPr>
+                    <pic:cNvPr id="0" name="cst_single_final_gain_ieee.png"/>
+                    <pic:cNvPicPr/>
+                  </pic:nvPicPr>
+                  <pic:blipFill>
+                    <a:blip r:embed="rId17"/>
+                    <a:stretch>
+                      <a:fillRect/>
+                    </a:stretch>
+                  </pic:blipFill>
+                  <pic:spPr>
+                    <a:xfrm>
+                      <a:off x="0" y="0"/>
+                      <a:ext cx="4389120" cy="1839670"/>
+                    </a:xfrm>
+                    <a:prstGeom prst="rect"/>
+                  </pic:spPr>
+                </pic:pic>
+              </a:graphicData>
+            </a:graphic>
+          </wp:inline>
+        </w:drawing>
+      </w:r>
+    </w:p>
+    <w:p>
+      <w:pPr>
+        <w:keepNext w:val="0"/>
+        <w:spacing w:after="200"/>
+        <w:jc w:val="center"/>
+      </w:pPr>
+      <w:r>
+        <w:rPr>
+          <w:rFonts w:ascii="Times New Roman" w:hAnsi="Times New Roman" w:cs="Times New Roman"/>
+          <w:b/>
+          <w:sz w:val="20"/>
+          <w:szCs w:val="20"/>
+        </w:rPr>
+        <w:t xml:space="preserve">Fig. </w:t>
+      </w:r>
+      <w:r>
+        <w:rPr>
+          <w:rFonts w:ascii="Times New Roman" w:hAnsi="Times New Roman" w:cs="Times New Roman"/>
+          <w:b/>
+          <w:sz w:val="20"/>
+          <w:szCs w:val="20"/>
+        </w:rPr>
+        <w:fldChar w:fldCharType="begin"/>
+      </w:r>
+      <w:r>
+        <w:rPr>
+          <w:rFonts w:ascii="Times New Roman" w:hAnsi="Times New Roman" w:cs="Times New Roman"/>
+          <w:b/>
+          <w:sz w:val="20"/>
+          <w:szCs w:val="20"/>
+        </w:rPr>
+        <w:instrText xml:space="preserve"> SEQ Figure \* ARABIC </w:instrText>
+      </w:r>
+      <w:r>
+        <w:rPr>
+          <w:rFonts w:ascii="Times New Roman" w:hAnsi="Times New Roman" w:cs="Times New Roman"/>
+          <w:b/>
+          <w:sz w:val="20"/>
+          <w:szCs w:val="20"/>
+        </w:rPr>
+        <w:fldChar w:fldCharType="separate"/>
+      </w:r>
+      <w:r>
+        <w:rPr>
+          <w:rFonts w:ascii="Times New Roman" w:hAnsi="Times New Roman" w:cs="Times New Roman"/>
+          <w:b/>
+          <w:sz w:val="20"/>
+          <w:szCs w:val="20"/>
+        </w:rPr>
+        <w:t>9</w:t>
       </w:r>
       <w:r>
         <w:rPr>
@@ -9654,7 +10071,7 @@
           <w:sz w:val="24"/>
           <w:szCs w:val="24"/>
         </w:rPr>
-        <w:t>The single-SRR unit cell is being simulated with unit-cell boundaries and a Floquet port to obtain its reflection phase, which will be compared with the window of Fig. 3. Cell: pending; period: pending; array: pending; substrate: pending.</w:t>
+        <w:t>The SRR unit cell is being simulated with unit-cell boundaries and a Floquet port to obtain its reflection phase, which will be compared with the window of Fig. 3. Cell: two concentric split rings; period and ring dimensions: pending; array: 6 × 5; substrate: FR-4 (lossy), 1.6 mm, full copper ground on the back.</w:t>
       </w:r>
     </w:p>
     <w:tbl>
@@ -9764,7 +10181,7 @@
           <w:sz w:val="20"/>
           <w:szCs w:val="20"/>
         </w:rPr>
-        <w:t>9</w:t>
+        <w:t>10</w:t>
       </w:r>
       <w:r>
         <w:rPr>
@@ -9932,7 +10349,7 @@
           <w:sz w:val="20"/>
           <w:szCs w:val="20"/>
         </w:rPr>
-        <w:t>10</w:t>
+        <w:t>11</w:t>
       </w:r>
       <w:r>
         <w:rPr>
@@ -10083,7 +10500,7 @@
           <w:sz w:val="24"/>
           <w:szCs w:val="24"/>
         </w:rPr>
-        <w:t xml:space="preserve"> and R lie at the edge of their ranges, which the board size bounds.</w:t>
+        <w:t xml:space="preserve"> and R lie at the edge of their ranges: the patch is already 2.7 mm from the board edge and 0.73 mm from the ground.</w:t>
       </w:r>
     </w:p>
     <w:p>
@@ -11757,7 +12174,7 @@
       </w:r>
     </w:p>
     <w:sectPr>
-      <w:footerReference w:type="default" r:id="rId16"/>
+      <w:footerReference w:type="default" r:id="rId18"/>
       <w:pgSz w:w="12240" w:h="15840"/>
       <w:pgMar w:top="1440" w:right="1800" w:bottom="1440" w:left="1800" w:header="720" w:footer="720" w:gutter="0"/>
       <w:cols w:space="720"/>

--- a/report/MidSem_Report.docx
+++ b/report/MidSem_Report.docx
@@ -5,7 +5,7 @@
     <w:p>
       <w:pPr>
         <w:pStyle w:val="Title"/>
-        <w:spacing w:before="0" w:after="480"/>
+        <w:spacing w:before="0" w:after="720"/>
         <w:jc w:val="center"/>
         <w:rPr>
           <w:rFonts w:ascii="Times New Roman" w:hAnsi="Times New Roman" w:cs="Times New Roman"/>
@@ -26,7 +26,7 @@
     </w:p>
     <w:p>
       <w:pPr>
-        <w:spacing w:after="120" w:line="240" w:lineRule="auto" w:before="240"/>
+        <w:spacing w:after="120" w:line="240" w:lineRule="auto" w:before="480"/>
         <w:jc w:val="center"/>
         <w:rPr>
           <w:rFonts w:ascii="Times New Roman" w:eastAsia="Times New Roman" w:hAnsi="Times New Roman"/>
@@ -64,12 +64,12 @@
           <w:szCs w:val="22"/>
           <w:szCs w:val="28"/>
         </w:rPr>
-        <w:t>Phase I: CPW-fed UWB Antenna with a Split-Ring-Resonator Metasurface Reflector</w:t>
+        <w:t>Phase I: CPW-fed Wideband Antenna with a Split-Ring Metasurface Reflector</w:t>
       </w:r>
     </w:p>
     <w:p>
       <w:pPr>
-        <w:spacing w:after="400" w:line="240" w:lineRule="auto" w:before="240"/>
+        <w:spacing w:after="720" w:line="240" w:lineRule="auto" w:before="480"/>
         <w:jc w:val="center"/>
         <w:rPr>
           <w:rFonts w:ascii="Times New Roman" w:eastAsia="Times New Roman" w:hAnsi="Times New Roman"/>
@@ -80,7 +80,7 @@
       <w:r>
         <w:drawing>
           <wp:inline xmlns:a="http://schemas.openxmlformats.org/drawingml/2006/main" xmlns:pic="http://schemas.openxmlformats.org/drawingml/2006/picture">
-            <wp:extent cx="1234440" cy="1230535"/>
+            <wp:extent cx="1600200" cy="1595138"/>
             <wp:docPr id="1" name="Picture 1"/>
             <wp:cNvGraphicFramePr>
               <a:graphicFrameLocks noChangeAspect="1"/>
@@ -101,7 +101,7 @@
                   <pic:spPr>
                     <a:xfrm>
                       <a:off x="0" y="0"/>
-                      <a:ext cx="1234440" cy="1230535"/>
+                      <a:ext cx="1600200" cy="1595138"/>
                     </a:xfrm>
                     <a:prstGeom prst="rect"/>
                   </pic:spPr>
@@ -205,7 +205,7 @@
     </w:p>
     <w:p>
       <w:pPr>
-        <w:spacing w:after="400" w:line="240" w:lineRule="auto"/>
+        <w:spacing w:after="600" w:line="240" w:lineRule="auto"/>
         <w:jc w:val="center"/>
         <w:rPr>
           <w:rFonts w:ascii="Times New Roman" w:eastAsia="Times New Roman" w:hAnsi="Times New Roman"/>
@@ -277,7 +277,7 @@
     </w:p>
     <w:p>
       <w:pPr>
-        <w:spacing w:after="560" w:line="240" w:lineRule="auto" w:before="0"/>
+        <w:spacing w:after="1680" w:line="240" w:lineRule="auto" w:before="0"/>
         <w:jc w:val="center"/>
         <w:rPr>
           <w:rFonts w:ascii="Times New Roman" w:eastAsia="Times New Roman" w:hAnsi="Times New Roman"/>
@@ -350,6 +350,7 @@
       <w:pPr>
         <w:pStyle w:val="Heading1"/>
         <w:pageBreakBefore/>
+        <w:spacing w:before="0"/>
         <w:rPr>
           <w:rFonts w:ascii="Times New Roman" w:hAnsi="Times New Roman" w:cs="Times New Roman"/>
           <w:sz w:val="24"/>
@@ -377,7 +378,7 @@
           <w:sz w:val="21"/>
           <w:szCs w:val="21"/>
         </w:rPr>
-        <w:t>Ultra-wideband (UWB) communication and multiple-input multiple-output (MIMO) technology together support high-speed, low-latency wireless links. However, conventional printed planar monopoles radiate bidirectionally, yielding low forward gain (~2–4 dBi). This project develops a high-gain, low-profile wideband MIMO antenna integrated with a metasurface reflector. This mid-semester report presents Phase I: design, optimization, and characterization of a single coplanar waveguide (CPW) fed decagonal monopole antenna on a 50 × 50 × 1.6 mm FR-4 substrate backed by a copper-backed split-ring-resonator (SRR) metasurface. Through a two-stage parametric optimization in CST Studio Suite 2019—varying the ground edge L</w:t>
+        <w:t>Fast wireless links need wideband antennas, and multiple-input multiple-output (MIMO) systems need several of them. A printed monopole gives a wide band but low gain, because it radiates to both sides of the board. A metal plate behind it raises the gain only when placed far away, which makes the antenna thick. This project places a thin metasurface close behind the antenna instead. This report covers Phase I. A coplanar waveguide (CPW) fed decagonal monopole was designed on a 50 × 50 × 1.6 mm FR-4 board in CST Studio Suite 2019. Moving the ground closer to the patch and using a 15 mm patch radius gave S</w:t>
       </w:r>
       <w:r>
         <w:rPr>
@@ -386,7 +387,7 @@
           <w:szCs w:val="21"/>
           <w:vertAlign w:val="subscript"/>
         </w:rPr>
-        <w:t>g</w:t>
+        <w:t>11</w:t>
       </w:r>
       <w:r>
         <w:rPr>
@@ -394,30 +395,14 @@
           <w:sz w:val="21"/>
           <w:szCs w:val="21"/>
         </w:rPr>
-        <w:t xml:space="preserve"> from y = −20 mm to y = −7 mm and patch circumradius R from 4 mm to 15 mm—the antenna achieves |S</w:t>
-      </w:r>
-      <w:r>
-        <w:rPr>
-          <w:rFonts w:ascii="Times New Roman" w:hAnsi="Times New Roman" w:cs="Times New Roman"/>
-          <w:sz w:val="21"/>
-          <w:szCs w:val="21"/>
-          <w:vertAlign w:val="subscript"/>
-        </w:rPr>
-        <w:t>11</w:t>
-      </w:r>
-      <w:r>
-        <w:rPr>
-          <w:rFonts w:ascii="Times New Roman" w:hAnsi="Times New Roman" w:cs="Times New Roman"/>
-          <w:sz w:val="21"/>
-          <w:szCs w:val="21"/>
-        </w:rPr>
-        <w:t>| ≤ −10 dB from 2.16 GHz to 15.73 GHz (fractional bandwidth of 151.7 %), comprehensively covering the 2.1 GHz to 15 GHz spectrum with an IEEE gain of 2.9–4.9 dBi. A 6 × 5 double-SRR metasurface placed 3.9 mm behind the antenna provides in-phase reflection to substantially boost forward broadside gain without impedance detuning. Phase II will expand this design into an orthogonal MIMO array.</w:t>
+        <w:t xml:space="preserve"> below −10 dB from 2.16 to 15.73 GHz. A 6 × 5 split-ring metasurface was placed 3.9 mm behind the antenna. The match holds over most of the band, but three narrow mismatch gaps appear between 3.0 and 5.6 GHz. Gain plots, metasurface tuning and a MIMO version are the next steps.</w:t>
       </w:r>
     </w:p>
     <w:p>
       <w:pPr>
         <w:pStyle w:val="Heading1"/>
         <w:pageBreakBefore w:val="0"/>
+        <w:spacing w:before="200"/>
         <w:rPr>
           <w:rFonts w:ascii="Times New Roman" w:hAnsi="Times New Roman" w:cs="Times New Roman"/>
           <w:sz w:val="24"/>
@@ -466,46 +451,7 @@
           <w:sz w:val="21"/>
           <w:szCs w:val="21"/>
         </w:rPr>
-        <w:t>High-speed wireless links for radar, imaging, and sensing demand multi-gigahertz bandwidths covering 2.1 GHz to 15 GHz. MIMO antenna architectures multiply channel capacity without additional transmit power by exploiting multipath scattering [1], [2]. Planar printed monopoles are favored for wideband systems due to their broad impedance bandwidth [3], [4]. A CPW feed keeps the signal strip and ground planes on the same side, eliminating vias and leaving the rear bare [5]. However, planar monopoles radiate bidirectionally, leading to low forward gain (~2–4 dBi) [6]. While a metal plate requires λ</w:t>
-      </w:r>
-      <w:r>
-        <w:rPr>
-          <w:rFonts w:ascii="Times New Roman" w:hAnsi="Times New Roman" w:cs="Times New Roman"/>
-          <w:sz w:val="21"/>
-          <w:szCs w:val="21"/>
-          <w:vertAlign w:val="subscript"/>
-        </w:rPr>
-        <w:t>0</w:t>
-      </w:r>
-      <w:r>
-        <w:rPr>
-          <w:rFonts w:ascii="Times New Roman" w:hAnsi="Times New Roman" w:cs="Times New Roman"/>
-          <w:sz w:val="21"/>
-          <w:szCs w:val="21"/>
-        </w:rPr>
-        <w:t>/4 separation to prevent destructive cancellation, an artificial magnetic conductor (AMC) metasurface achieves in-phase reflection, enabling an ultra-thin profile (3.9 mm gap) [7], [8].</w:t>
-      </w:r>
-    </w:p>
-    <w:p>
-      <w:pPr>
-        <w:pStyle w:val="Heading2"/>
-        <w:keepNext/>
-        <w:spacing w:before="70" w:after="30"/>
-        <w:rPr>
-          <w:rFonts w:ascii="Times New Roman" w:hAnsi="Times New Roman" w:cs="Times New Roman"/>
-          <w:sz w:val="22"/>
-          <w:szCs w:val="22"/>
-        </w:rPr>
-      </w:pPr>
-      <w:r>
-        <w:rPr>
-          <w:rFonts w:ascii="Times New Roman" w:hAnsi="Times New Roman" w:cs="Times New Roman"/>
-          <w:b/>
-          <w:i/>
-          <w:sz w:val="22"/>
-          <w:szCs w:val="22"/>
-        </w:rPr>
-        <w:t>Problem Statement and Objectives</w:t>
+        <w:t>Modern wireless systems need antennas that work over a wide range of frequencies. MIMO systems use several antennas at each end of the link to carry more data without more transmit power [1], [2]. A compact wideband antenna that can later be repeated in a MIMO layout is therefore useful [3].</w:t>
       </w:r>
     </w:p>
     <w:p>
@@ -519,119 +465,7 @@
           <w:sz w:val="21"/>
           <w:szCs w:val="21"/>
         </w:rPr>
-        <w:t>The objective is to design a compact CPW-fed planar decagonal monopole operating across 2.1 GHz to 15 GHz, enhance forward broadside gain using an SRR metasurface reflector at an ultra-thin 3.9 mm air gap, and extend the configuration into a high-isolation multi-port MIMO system [9].</w:t>
-      </w:r>
-    </w:p>
-    <w:p>
-      <w:pPr>
-        <w:pStyle w:val="ListBullet"/>
-        <w:spacing w:after="30" w:line="269" w:lineRule="auto"/>
-        <w:jc w:val="both"/>
-      </w:pPr>
-      <w:r>
-        <w:rPr>
-          <w:rFonts w:ascii="Times New Roman" w:hAnsi="Times New Roman" w:cs="Times New Roman"/>
-          <w:sz w:val="21"/>
-          <w:szCs w:val="21"/>
-        </w:rPr>
-        <w:t>Design and optimize a CPW-fed decagonal monopole antenna achieving |S</w:t>
-      </w:r>
-      <w:r>
-        <w:rPr>
-          <w:rFonts w:ascii="Times New Roman" w:hAnsi="Times New Roman" w:cs="Times New Roman"/>
-          <w:sz w:val="21"/>
-          <w:szCs w:val="21"/>
-          <w:vertAlign w:val="subscript"/>
-        </w:rPr>
-        <w:t>11</w:t>
-      </w:r>
-      <w:r>
-        <w:rPr>
-          <w:rFonts w:ascii="Times New Roman" w:hAnsi="Times New Roman" w:cs="Times New Roman"/>
-          <w:sz w:val="21"/>
-          <w:szCs w:val="21"/>
-        </w:rPr>
-        <w:t>| ≤ −10 dB from 2.1 GHz to 15 GHz.</w:t>
-      </w:r>
-    </w:p>
-    <w:p>
-      <w:pPr>
-        <w:pStyle w:val="ListBullet"/>
-        <w:spacing w:after="30" w:line="269" w:lineRule="auto"/>
-        <w:jc w:val="both"/>
-      </w:pPr>
-      <w:r>
-        <w:rPr>
-          <w:rFonts w:ascii="Times New Roman" w:hAnsi="Times New Roman" w:cs="Times New Roman"/>
-          <w:sz w:val="21"/>
-          <w:szCs w:val="21"/>
-        </w:rPr>
-        <w:t>Model and characterize an SRR unit cell to achieve AMC in-phase reflection characteristics near resonance.</w:t>
-      </w:r>
-    </w:p>
-    <w:p>
-      <w:pPr>
-        <w:pStyle w:val="ListBullet"/>
-        <w:spacing w:after="30" w:line="269" w:lineRule="auto"/>
-        <w:jc w:val="both"/>
-      </w:pPr>
-      <w:r>
-        <w:rPr>
-          <w:rFonts w:ascii="Times New Roman" w:hAnsi="Times New Roman" w:cs="Times New Roman"/>
-          <w:sz w:val="21"/>
-          <w:szCs w:val="21"/>
-        </w:rPr>
-        <w:t>Integrate a 6 × 5 metasurface array at an ultra-thin 3.9 mm air gap to boost forward gain without detuning matching.</w:t>
-      </w:r>
-    </w:p>
-    <w:p>
-      <w:pPr>
-        <w:pStyle w:val="ListBullet"/>
-        <w:spacing w:after="30" w:line="269" w:lineRule="auto"/>
-        <w:jc w:val="both"/>
-      </w:pPr>
-      <w:r>
-        <w:rPr>
-          <w:rFonts w:ascii="Times New Roman" w:hAnsi="Times New Roman" w:cs="Times New Roman"/>
-          <w:sz w:val="21"/>
-          <w:szCs w:val="21"/>
-        </w:rPr>
-        <w:t>Develop a 4-port orthogonal MIMO array ensuring high inter-port isolation and low envelope correlation.</w:t>
-      </w:r>
-    </w:p>
-    <w:p>
-      <w:pPr>
-        <w:pStyle w:val="ListBullet"/>
-        <w:spacing w:after="30" w:line="269" w:lineRule="auto"/>
-        <w:jc w:val="both"/>
-      </w:pPr>
-      <w:r>
-        <w:rPr>
-          <w:rFonts w:ascii="Times New Roman" w:hAnsi="Times New Roman" w:cs="Times New Roman"/>
-          <w:sz w:val="21"/>
-          <w:szCs w:val="21"/>
-        </w:rPr>
-        <w:t>Fabricate prototypes on FR-4 substrate and validate simulated reflection, isolation, and radiation characteristics experimentally.</w:t>
-      </w:r>
-    </w:p>
-    <w:p>
-      <w:pPr>
-        <w:pStyle w:val="Heading1"/>
-        <w:pageBreakBefore/>
-        <w:rPr>
-          <w:rFonts w:ascii="Times New Roman" w:hAnsi="Times New Roman" w:cs="Times New Roman"/>
-          <w:sz w:val="24"/>
-          <w:szCs w:val="24"/>
-        </w:rPr>
-      </w:pPr>
-      <w:r>
-        <w:rPr>
-          <w:rFonts w:ascii="Times New Roman" w:hAnsi="Times New Roman" w:cs="Times New Roman"/>
-          <w:sz w:val="24"/>
-          <w:szCs w:val="24"/>
-        </w:rPr>
-        <w:lastRenderedPageBreak/>
-        <w:t>Literature Review</w:t>
+        <w:t>Printed monopole antennas are a common choice for wideband use. A flat disc or polygon patch has several close resonances that join into one wide band [4], [5]. A CPW feed puts the feed line and the ground on the same side of the board, so no vias are needed [6]. The weak point of such an antenna is its gain. It radiates almost equally to the front and to the back, so much of the power is lost behind it [7].</w:t>
       </w:r>
     </w:p>
     <w:p>
@@ -645,1486 +479,13 @@
           <w:sz w:val="21"/>
           <w:szCs w:val="21"/>
         </w:rPr>
-        <w:t>Recent literature on metasurface-assisted antennas addresses single-element gain enhancement and multi-port MIMO decoupling. In single-element designs, Al-Gburi et al. [10] and Hussain et al. [11] demonstrated 4.5–6 dB gain boosts using FSS reflectors, but required large air gaps (9–10 mm). In MIMO implementations, Hasan et al. [12] used a copper-backed SRR metasurface at a 12 mm air gap to achieve &gt; 15.5 dB isolation and 8.3 dBi gain, but covered only 3.08–7.75 GHz. Wu et al. [13] integrated a polarization-conversion metasurface for 5 GHz WBAN MIMO. Table 1 benchmarks representative literature against this work.</w:t>
-      </w:r>
-    </w:p>
-    <w:p>
-      <w:pPr>
-        <w:keepNext/>
-        <w:spacing w:before="20" w:after="40"/>
-        <w:jc w:val="center"/>
-      </w:pPr>
-      <w:r>
-        <w:rPr>
-          <w:rFonts w:ascii="Times New Roman" w:hAnsi="Times New Roman" w:cs="Times New Roman"/>
-          <w:b/>
-          <w:sz w:val="18"/>
-          <w:szCs w:val="18"/>
-        </w:rPr>
-        <w:t xml:space="preserve">Table </w:t>
-      </w:r>
-      <w:r>
-        <w:rPr>
-          <w:rFonts w:ascii="Times New Roman" w:hAnsi="Times New Roman" w:cs="Times New Roman"/>
-          <w:b/>
-          <w:sz w:val="18"/>
-          <w:szCs w:val="18"/>
-        </w:rPr>
-        <w:fldChar w:fldCharType="begin"/>
-      </w:r>
-      <w:r>
-        <w:rPr>
-          <w:rFonts w:ascii="Times New Roman" w:hAnsi="Times New Roman" w:cs="Times New Roman"/>
-          <w:b/>
-          <w:sz w:val="18"/>
-          <w:szCs w:val="18"/>
-        </w:rPr>
-        <w:instrText xml:space="preserve"> SEQ Table \* ARABIC </w:instrText>
-      </w:r>
-      <w:r>
-        <w:rPr>
-          <w:rFonts w:ascii="Times New Roman" w:hAnsi="Times New Roman" w:cs="Times New Roman"/>
-          <w:b/>
-          <w:sz w:val="18"/>
-          <w:szCs w:val="18"/>
-        </w:rPr>
-        <w:fldChar w:fldCharType="separate"/>
-      </w:r>
-      <w:r>
-        <w:rPr>
-          <w:rFonts w:ascii="Times New Roman" w:hAnsi="Times New Roman" w:cs="Times New Roman"/>
-          <w:b/>
-          <w:sz w:val="18"/>
-          <w:szCs w:val="18"/>
-        </w:rPr>
-        <w:t>1</w:t>
-      </w:r>
-      <w:r>
-        <w:rPr>
-          <w:rFonts w:ascii="Times New Roman" w:hAnsi="Times New Roman" w:cs="Times New Roman"/>
-          <w:b/>
-          <w:sz w:val="18"/>
-          <w:szCs w:val="18"/>
-        </w:rPr>
-        <w:fldChar w:fldCharType="end"/>
-      </w:r>
-      <w:r>
-        <w:rPr>
-          <w:rFonts w:ascii="Times New Roman" w:hAnsi="Times New Roman" w:cs="Times New Roman"/>
-          <w:b/>
-          <w:sz w:val="18"/>
-          <w:szCs w:val="18"/>
-        </w:rPr>
-        <w:t xml:space="preserve">. </w:t>
-      </w:r>
-      <w:r>
-        <w:rPr>
-          <w:rFonts w:ascii="Times New Roman" w:hAnsi="Times New Roman" w:cs="Times New Roman"/>
-          <w:sz w:val="18"/>
-          <w:szCs w:val="18"/>
-        </w:rPr>
-        <w:t>Comparison of recent wideband / MIMO antennas with metasurface reflectors against this work.</w:t>
+        <w:t>A metal plate behind the antenna can turn the backward wave forward. However, a plain metal plate helps only when it is far from the antenna, so the antenna becomes thick. A metasurface is a thin board covered with many small, repeated metal cells that shape the reflected wave [8]. Because of this, it can sit much closer to the antenna. The split ring is a widely used metasurface cell [9]. Fig. 1 shows the structure proposed in this project.</w:t>
       </w:r>
     </w:p>
     <w:tbl>
       <w:tblPr>
-        <w:tblStyle w:val="TableGrid"/>
-        <w:tblW w:type="auto" w:w="0"/>
+        <w:tblW w:type="dxa" w:w="6826"/>
         <w:jc w:val="center"/>
-        <w:tblLayout w:type="fixed"/>
-        <w:tblLook w:firstColumn="1" w:firstRow="1" w:lastColumn="0" w:lastRow="0" w:noHBand="0" w:noVBand="1" w:val="04A0"/>
-      </w:tblPr>
-      <w:tblGrid>
-        <w:gridCol w:w="1440"/>
-        <w:gridCol w:w="1368"/>
-        <w:gridCol w:w="1080"/>
-        <w:gridCol w:w="1944"/>
-        <w:gridCol w:w="1152"/>
-        <w:gridCol w:w="936"/>
-        <w:gridCol w:w="720"/>
-      </w:tblGrid>
-      <w:tr>
-        <w:trPr>
-          <w:tblHeader/>
-        </w:trPr>
-        <w:tc>
-          <w:tcPr>
-            <w:tcW w:type="dxa" w:w="1440"/>
-            <w:vAlign w:val="center"/>
-            <w:shd w:val="clear" w:color="auto" w:fill="D9D9D9"/>
-          </w:tcPr>
-          <w:p>
-            <w:pPr>
-              <w:spacing w:after="0" w:line="240" w:lineRule="auto"/>
-              <w:jc w:val="left"/>
-            </w:pPr>
-            <w:r>
-              <w:rPr>
-                <w:rFonts w:ascii="Times New Roman" w:hAnsi="Times New Roman" w:cs="Times New Roman"/>
-                <w:b/>
-                <w:sz w:val="16"/>
-                <w:szCs w:val="16"/>
-              </w:rPr>
-              <w:t>Reference</w:t>
-            </w:r>
-          </w:p>
-        </w:tc>
-        <w:tc>
-          <w:tcPr>
-            <w:tcW w:type="dxa" w:w="1368"/>
-            <w:vAlign w:val="center"/>
-            <w:shd w:val="clear" w:color="auto" w:fill="D9D9D9"/>
-          </w:tcPr>
-          <w:p>
-            <w:pPr>
-              <w:spacing w:after="0" w:line="240" w:lineRule="auto"/>
-              <w:jc w:val="center"/>
-            </w:pPr>
-            <w:r>
-              <w:rPr>
-                <w:rFonts w:ascii="Times New Roman" w:hAnsi="Times New Roman" w:cs="Times New Roman"/>
-                <w:b/>
-                <w:sz w:val="16"/>
-                <w:szCs w:val="16"/>
-              </w:rPr>
-              <w:t>Antenna Type</w:t>
-            </w:r>
-          </w:p>
-        </w:tc>
-        <w:tc>
-          <w:tcPr>
-            <w:tcW w:type="dxa" w:w="1080"/>
-            <w:vAlign w:val="center"/>
-            <w:shd w:val="clear" w:color="auto" w:fill="D9D9D9"/>
-          </w:tcPr>
-          <w:p>
-            <w:pPr>
-              <w:spacing w:after="0" w:line="240" w:lineRule="auto"/>
-              <w:jc w:val="center"/>
-            </w:pPr>
-            <w:r>
-              <w:rPr>
-                <w:rFonts w:ascii="Times New Roman" w:hAnsi="Times New Roman" w:cs="Times New Roman"/>
-                <w:b/>
-                <w:sz w:val="16"/>
-                <w:szCs w:val="16"/>
-              </w:rPr>
-              <w:t>Band (GHz)</w:t>
-            </w:r>
-          </w:p>
-        </w:tc>
-        <w:tc>
-          <w:tcPr>
-            <w:tcW w:type="dxa" w:w="1944"/>
-            <w:vAlign w:val="center"/>
-            <w:shd w:val="clear" w:color="auto" w:fill="D9D9D9"/>
-          </w:tcPr>
-          <w:p>
-            <w:pPr>
-              <w:spacing w:after="0" w:line="240" w:lineRule="auto"/>
-              <w:jc w:val="center"/>
-            </w:pPr>
-            <w:r>
-              <w:rPr>
-                <w:rFonts w:ascii="Times New Roman" w:hAnsi="Times New Roman" w:cs="Times New Roman"/>
-                <w:b/>
-                <w:sz w:val="16"/>
-                <w:szCs w:val="16"/>
-              </w:rPr>
-              <w:t>Metasurface / Reflector</w:t>
-            </w:r>
-          </w:p>
-        </w:tc>
-        <w:tc>
-          <w:tcPr>
-            <w:tcW w:type="dxa" w:w="1152"/>
-            <w:vAlign w:val="center"/>
-            <w:shd w:val="clear" w:color="auto" w:fill="D9D9D9"/>
-          </w:tcPr>
-          <w:p>
-            <w:pPr>
-              <w:spacing w:after="0" w:line="240" w:lineRule="auto"/>
-              <w:jc w:val="center"/>
-            </w:pPr>
-            <w:r>
-              <w:rPr>
-                <w:rFonts w:ascii="Times New Roman" w:hAnsi="Times New Roman" w:cs="Times New Roman"/>
-                <w:b/>
-                <w:sz w:val="16"/>
-                <w:szCs w:val="16"/>
-              </w:rPr>
-              <w:t>Air Gap</w:t>
-            </w:r>
-          </w:p>
-        </w:tc>
-        <w:tc>
-          <w:tcPr>
-            <w:tcW w:type="dxa" w:w="936"/>
-            <w:vAlign w:val="center"/>
-            <w:shd w:val="clear" w:color="auto" w:fill="D9D9D9"/>
-          </w:tcPr>
-          <w:p>
-            <w:pPr>
-              <w:spacing w:after="0" w:line="240" w:lineRule="auto"/>
-              <w:jc w:val="center"/>
-            </w:pPr>
-            <w:r>
-              <w:rPr>
-                <w:rFonts w:ascii="Times New Roman" w:hAnsi="Times New Roman" w:cs="Times New Roman"/>
-                <w:b/>
-                <w:sz w:val="16"/>
-                <w:szCs w:val="16"/>
-              </w:rPr>
-              <w:t>Gain Enhancement</w:t>
-            </w:r>
-          </w:p>
-        </w:tc>
-        <w:tc>
-          <w:tcPr>
-            <w:tcW w:type="dxa" w:w="720"/>
-            <w:vAlign w:val="center"/>
-            <w:shd w:val="clear" w:color="auto" w:fill="D9D9D9"/>
-          </w:tcPr>
-          <w:p>
-            <w:pPr>
-              <w:spacing w:after="0" w:line="240" w:lineRule="auto"/>
-              <w:jc w:val="center"/>
-            </w:pPr>
-            <w:r>
-              <w:rPr>
-                <w:rFonts w:ascii="Times New Roman" w:hAnsi="Times New Roman" w:cs="Times New Roman"/>
-                <w:b/>
-                <w:sz w:val="16"/>
-                <w:szCs w:val="16"/>
-              </w:rPr>
-              <w:t>Isolation</w:t>
-            </w:r>
-          </w:p>
-        </w:tc>
-      </w:tr>
-      <w:tr>
-        <w:tc>
-          <w:tcPr>
-            <w:tcW w:type="dxa" w:w="1440"/>
-            <w:vAlign w:val="center"/>
-          </w:tcPr>
-          <w:p>
-            <w:pPr>
-              <w:spacing w:after="0" w:line="240" w:lineRule="auto"/>
-              <w:jc w:val="left"/>
-            </w:pPr>
-            <w:r>
-              <w:rPr>
-                <w:rFonts w:ascii="Times New Roman" w:hAnsi="Times New Roman" w:cs="Times New Roman"/>
-                <w:sz w:val="16"/>
-                <w:szCs w:val="16"/>
-              </w:rPr>
-              <w:t>Al-Gburi (2022) [10]</w:t>
-            </w:r>
-          </w:p>
-        </w:tc>
-        <w:tc>
-          <w:tcPr>
-            <w:tcW w:type="dxa" w:w="1368"/>
-            <w:vAlign w:val="center"/>
-          </w:tcPr>
-          <w:p>
-            <w:pPr>
-              <w:spacing w:after="0" w:line="240" w:lineRule="auto"/>
-              <w:jc w:val="center"/>
-            </w:pPr>
-            <w:r>
-              <w:rPr>
-                <w:rFonts w:ascii="Times New Roman" w:hAnsi="Times New Roman" w:cs="Times New Roman"/>
-                <w:sz w:val="16"/>
-                <w:szCs w:val="16"/>
-              </w:rPr>
-              <w:t>1-port CPW ring</w:t>
-            </w:r>
-          </w:p>
-        </w:tc>
-        <w:tc>
-          <w:tcPr>
-            <w:tcW w:type="dxa" w:w="1080"/>
-            <w:vAlign w:val="center"/>
-          </w:tcPr>
-          <w:p>
-            <w:pPr>
-              <w:spacing w:after="0" w:line="240" w:lineRule="auto"/>
-              <w:jc w:val="center"/>
-            </w:pPr>
-            <w:r>
-              <w:rPr>
-                <w:rFonts w:ascii="Times New Roman" w:hAnsi="Times New Roman" w:cs="Times New Roman"/>
-                <w:sz w:val="16"/>
-                <w:szCs w:val="16"/>
-              </w:rPr>
-              <w:t>3.08–11.5</w:t>
-            </w:r>
-          </w:p>
-        </w:tc>
-        <w:tc>
-          <w:tcPr>
-            <w:tcW w:type="dxa" w:w="1944"/>
-            <w:vAlign w:val="center"/>
-          </w:tcPr>
-          <w:p>
-            <w:pPr>
-              <w:spacing w:after="0" w:line="240" w:lineRule="auto"/>
-              <w:jc w:val="center"/>
-            </w:pPr>
-            <w:r>
-              <w:rPr>
-                <w:rFonts w:ascii="Times New Roman" w:hAnsi="Times New Roman" w:cs="Times New Roman"/>
-                <w:sz w:val="16"/>
-                <w:szCs w:val="16"/>
-              </w:rPr>
-              <w:t>19 × 19 cross-loop FSS</w:t>
-            </w:r>
-          </w:p>
-        </w:tc>
-        <w:tc>
-          <w:tcPr>
-            <w:tcW w:type="dxa" w:w="1152"/>
-            <w:vAlign w:val="center"/>
-          </w:tcPr>
-          <w:p>
-            <w:pPr>
-              <w:spacing w:after="0" w:line="240" w:lineRule="auto"/>
-              <w:jc w:val="center"/>
-            </w:pPr>
-            <w:r>
-              <w:rPr>
-                <w:rFonts w:ascii="Times New Roman" w:hAnsi="Times New Roman" w:cs="Times New Roman"/>
-                <w:sz w:val="16"/>
-                <w:szCs w:val="16"/>
-              </w:rPr>
-              <w:t>10 mm (0.10λ</w:t>
-            </w:r>
-            <w:r>
-              <w:rPr>
-                <w:rFonts w:ascii="Times New Roman" w:hAnsi="Times New Roman" w:cs="Times New Roman"/>
-                <w:sz w:val="16"/>
-                <w:szCs w:val="16"/>
-                <w:vertAlign w:val="subscript"/>
-              </w:rPr>
-              <w:t>L</w:t>
-            </w:r>
-            <w:r>
-              <w:rPr>
-                <w:rFonts w:ascii="Times New Roman" w:hAnsi="Times New Roman" w:cs="Times New Roman"/>
-                <w:sz w:val="16"/>
-                <w:szCs w:val="16"/>
-              </w:rPr>
-              <w:t>)</w:t>
-            </w:r>
-          </w:p>
-        </w:tc>
-        <w:tc>
-          <w:tcPr>
-            <w:tcW w:type="dxa" w:w="936"/>
-            <w:vAlign w:val="center"/>
-          </w:tcPr>
-          <w:p>
-            <w:pPr>
-              <w:spacing w:after="0" w:line="240" w:lineRule="auto"/>
-              <w:jc w:val="center"/>
-            </w:pPr>
-            <w:r>
-              <w:rPr>
-                <w:rFonts w:ascii="Times New Roman" w:hAnsi="Times New Roman" w:cs="Times New Roman"/>
-                <w:sz w:val="16"/>
-                <w:szCs w:val="16"/>
-              </w:rPr>
-              <w:t>6.7 → 11.5 dBi</w:t>
-            </w:r>
-          </w:p>
-        </w:tc>
-        <w:tc>
-          <w:tcPr>
-            <w:tcW w:type="dxa" w:w="720"/>
-            <w:vAlign w:val="center"/>
-          </w:tcPr>
-          <w:p>
-            <w:pPr>
-              <w:spacing w:after="0" w:line="240" w:lineRule="auto"/>
-              <w:jc w:val="center"/>
-            </w:pPr>
-            <w:r>
-              <w:rPr>
-                <w:rFonts w:ascii="Times New Roman" w:hAnsi="Times New Roman" w:cs="Times New Roman"/>
-                <w:sz w:val="16"/>
-                <w:szCs w:val="16"/>
-              </w:rPr>
-              <w:t>—</w:t>
-            </w:r>
-          </w:p>
-        </w:tc>
-      </w:tr>
-      <w:tr>
-        <w:tc>
-          <w:tcPr>
-            <w:tcW w:type="dxa" w:w="1440"/>
-            <w:vAlign w:val="center"/>
-          </w:tcPr>
-          <w:p>
-            <w:pPr>
-              <w:spacing w:after="0" w:line="240" w:lineRule="auto"/>
-              <w:jc w:val="left"/>
-            </w:pPr>
-            <w:r>
-              <w:rPr>
-                <w:rFonts w:ascii="Times New Roman" w:hAnsi="Times New Roman" w:cs="Times New Roman"/>
-                <w:sz w:val="16"/>
-                <w:szCs w:val="16"/>
-              </w:rPr>
-              <w:t>Hussain (2023) [11]</w:t>
-            </w:r>
-          </w:p>
-        </w:tc>
-        <w:tc>
-          <w:tcPr>
-            <w:tcW w:type="dxa" w:w="1368"/>
-            <w:vAlign w:val="center"/>
-          </w:tcPr>
-          <w:p>
-            <w:pPr>
-              <w:spacing w:after="0" w:line="240" w:lineRule="auto"/>
-              <w:jc w:val="center"/>
-            </w:pPr>
-            <w:r>
-              <w:rPr>
-                <w:rFonts w:ascii="Times New Roman" w:hAnsi="Times New Roman" w:cs="Times New Roman"/>
-                <w:sz w:val="16"/>
-                <w:szCs w:val="16"/>
-              </w:rPr>
-              <w:t>1-port UWB disc</w:t>
-            </w:r>
-          </w:p>
-        </w:tc>
-        <w:tc>
-          <w:tcPr>
-            <w:tcW w:type="dxa" w:w="1080"/>
-            <w:vAlign w:val="center"/>
-          </w:tcPr>
-          <w:p>
-            <w:pPr>
-              <w:spacing w:after="0" w:line="240" w:lineRule="auto"/>
-              <w:jc w:val="center"/>
-            </w:pPr>
-            <w:r>
-              <w:rPr>
-                <w:rFonts w:ascii="Times New Roman" w:hAnsi="Times New Roman" w:cs="Times New Roman"/>
-                <w:sz w:val="16"/>
-                <w:szCs w:val="16"/>
-              </w:rPr>
-              <w:t>3.4–10.6</w:t>
-            </w:r>
-          </w:p>
-        </w:tc>
-        <w:tc>
-          <w:tcPr>
-            <w:tcW w:type="dxa" w:w="1944"/>
-            <w:vAlign w:val="center"/>
-          </w:tcPr>
-          <w:p>
-            <w:pPr>
-              <w:spacing w:after="0" w:line="240" w:lineRule="auto"/>
-              <w:jc w:val="center"/>
-            </w:pPr>
-            <w:r>
-              <w:rPr>
-                <w:rFonts w:ascii="Times New Roman" w:hAnsi="Times New Roman" w:cs="Times New Roman"/>
-                <w:sz w:val="16"/>
-                <w:szCs w:val="16"/>
-              </w:rPr>
-              <w:t>8 × 8 slotted FSS</w:t>
-            </w:r>
-          </w:p>
-        </w:tc>
-        <w:tc>
-          <w:tcPr>
-            <w:tcW w:type="dxa" w:w="1152"/>
-            <w:vAlign w:val="center"/>
-          </w:tcPr>
-          <w:p>
-            <w:pPr>
-              <w:spacing w:after="0" w:line="240" w:lineRule="auto"/>
-              <w:jc w:val="center"/>
-            </w:pPr>
-            <w:r>
-              <w:rPr>
-                <w:rFonts w:ascii="Times New Roman" w:hAnsi="Times New Roman" w:cs="Times New Roman"/>
-                <w:sz w:val="16"/>
-                <w:szCs w:val="16"/>
-              </w:rPr>
-              <w:t>9 mm (0.10λ</w:t>
-            </w:r>
-            <w:r>
-              <w:rPr>
-                <w:rFonts w:ascii="Times New Roman" w:hAnsi="Times New Roman" w:cs="Times New Roman"/>
-                <w:sz w:val="16"/>
-                <w:szCs w:val="16"/>
-                <w:vertAlign w:val="subscript"/>
-              </w:rPr>
-              <w:t>L</w:t>
-            </w:r>
-            <w:r>
-              <w:rPr>
-                <w:rFonts w:ascii="Times New Roman" w:hAnsi="Times New Roman" w:cs="Times New Roman"/>
-                <w:sz w:val="16"/>
-                <w:szCs w:val="16"/>
-              </w:rPr>
-              <w:t>)</w:t>
-            </w:r>
-          </w:p>
-        </w:tc>
-        <w:tc>
-          <w:tcPr>
-            <w:tcW w:type="dxa" w:w="936"/>
-            <w:vAlign w:val="center"/>
-          </w:tcPr>
-          <w:p>
-            <w:pPr>
-              <w:spacing w:after="0" w:line="240" w:lineRule="auto"/>
-              <w:jc w:val="center"/>
-            </w:pPr>
-            <w:r>
-              <w:rPr>
-                <w:rFonts w:ascii="Times New Roman" w:hAnsi="Times New Roman" w:cs="Times New Roman"/>
-                <w:sz w:val="16"/>
-                <w:szCs w:val="16"/>
-              </w:rPr>
-              <w:t>2.2 → 8.4 dBi</w:t>
-            </w:r>
-          </w:p>
-        </w:tc>
-        <w:tc>
-          <w:tcPr>
-            <w:tcW w:type="dxa" w:w="720"/>
-            <w:vAlign w:val="center"/>
-          </w:tcPr>
-          <w:p>
-            <w:pPr>
-              <w:spacing w:after="0" w:line="240" w:lineRule="auto"/>
-              <w:jc w:val="center"/>
-            </w:pPr>
-            <w:r>
-              <w:rPr>
-                <w:rFonts w:ascii="Times New Roman" w:hAnsi="Times New Roman" w:cs="Times New Roman"/>
-                <w:sz w:val="16"/>
-                <w:szCs w:val="16"/>
-              </w:rPr>
-              <w:t>—</w:t>
-            </w:r>
-          </w:p>
-        </w:tc>
-      </w:tr>
-      <w:tr>
-        <w:tc>
-          <w:tcPr>
-            <w:tcW w:type="dxa" w:w="1440"/>
-            <w:vAlign w:val="center"/>
-          </w:tcPr>
-          <w:p>
-            <w:pPr>
-              <w:spacing w:after="0" w:line="240" w:lineRule="auto"/>
-              <w:jc w:val="left"/>
-            </w:pPr>
-            <w:r>
-              <w:rPr>
-                <w:rFonts w:ascii="Times New Roman" w:hAnsi="Times New Roman" w:cs="Times New Roman"/>
-                <w:sz w:val="16"/>
-                <w:szCs w:val="16"/>
-              </w:rPr>
-              <w:t>Hasan (2022) [12]</w:t>
-            </w:r>
-          </w:p>
-        </w:tc>
-        <w:tc>
-          <w:tcPr>
-            <w:tcW w:type="dxa" w:w="1368"/>
-            <w:vAlign w:val="center"/>
-          </w:tcPr>
-          <w:p>
-            <w:pPr>
-              <w:spacing w:after="0" w:line="240" w:lineRule="auto"/>
-              <w:jc w:val="center"/>
-            </w:pPr>
-            <w:r>
-              <w:rPr>
-                <w:rFonts w:ascii="Times New Roman" w:hAnsi="Times New Roman" w:cs="Times New Roman"/>
-                <w:sz w:val="16"/>
-                <w:szCs w:val="16"/>
-              </w:rPr>
-              <w:t>4-port square patch</w:t>
-            </w:r>
-          </w:p>
-        </w:tc>
-        <w:tc>
-          <w:tcPr>
-            <w:tcW w:type="dxa" w:w="1080"/>
-            <w:vAlign w:val="center"/>
-          </w:tcPr>
-          <w:p>
-            <w:pPr>
-              <w:spacing w:after="0" w:line="240" w:lineRule="auto"/>
-              <w:jc w:val="center"/>
-            </w:pPr>
-            <w:r>
-              <w:rPr>
-                <w:rFonts w:ascii="Times New Roman" w:hAnsi="Times New Roman" w:cs="Times New Roman"/>
-                <w:sz w:val="16"/>
-                <w:szCs w:val="16"/>
-              </w:rPr>
-              <w:t>3.08–7.75</w:t>
-            </w:r>
-          </w:p>
-        </w:tc>
-        <w:tc>
-          <w:tcPr>
-            <w:tcW w:type="dxa" w:w="1944"/>
-            <w:vAlign w:val="center"/>
-          </w:tcPr>
-          <w:p>
-            <w:pPr>
-              <w:spacing w:after="0" w:line="240" w:lineRule="auto"/>
-              <w:jc w:val="center"/>
-            </w:pPr>
-            <w:r>
-              <w:rPr>
-                <w:rFonts w:ascii="Times New Roman" w:hAnsi="Times New Roman" w:cs="Times New Roman"/>
-                <w:sz w:val="16"/>
-                <w:szCs w:val="16"/>
-              </w:rPr>
-              <w:t>10 × 10 SRR AMC (backed)</w:t>
-            </w:r>
-          </w:p>
-        </w:tc>
-        <w:tc>
-          <w:tcPr>
-            <w:tcW w:type="dxa" w:w="1152"/>
-            <w:vAlign w:val="center"/>
-          </w:tcPr>
-          <w:p>
-            <w:pPr>
-              <w:spacing w:after="0" w:line="240" w:lineRule="auto"/>
-              <w:jc w:val="center"/>
-            </w:pPr>
-            <w:r>
-              <w:rPr>
-                <w:rFonts w:ascii="Times New Roman" w:hAnsi="Times New Roman" w:cs="Times New Roman"/>
-                <w:sz w:val="16"/>
-                <w:szCs w:val="16"/>
-              </w:rPr>
-              <w:t>12 mm (0.12λ</w:t>
-            </w:r>
-            <w:r>
-              <w:rPr>
-                <w:rFonts w:ascii="Times New Roman" w:hAnsi="Times New Roman" w:cs="Times New Roman"/>
-                <w:sz w:val="16"/>
-                <w:szCs w:val="16"/>
-                <w:vertAlign w:val="subscript"/>
-              </w:rPr>
-              <w:t>L</w:t>
-            </w:r>
-            <w:r>
-              <w:rPr>
-                <w:rFonts w:ascii="Times New Roman" w:hAnsi="Times New Roman" w:cs="Times New Roman"/>
-                <w:sz w:val="16"/>
-                <w:szCs w:val="16"/>
-              </w:rPr>
-              <w:t>)</w:t>
-            </w:r>
-          </w:p>
-        </w:tc>
-        <w:tc>
-          <w:tcPr>
-            <w:tcW w:type="dxa" w:w="936"/>
-            <w:vAlign w:val="center"/>
-          </w:tcPr>
-          <w:p>
-            <w:pPr>
-              <w:spacing w:after="0" w:line="240" w:lineRule="auto"/>
-              <w:jc w:val="center"/>
-            </w:pPr>
-            <w:r>
-              <w:rPr>
-                <w:rFonts w:ascii="Times New Roman" w:hAnsi="Times New Roman" w:cs="Times New Roman"/>
-                <w:sz w:val="16"/>
-                <w:szCs w:val="16"/>
-              </w:rPr>
-              <w:t>5.4 → 8.3 dBi</w:t>
-            </w:r>
-          </w:p>
-        </w:tc>
-        <w:tc>
-          <w:tcPr>
-            <w:tcW w:type="dxa" w:w="720"/>
-            <w:vAlign w:val="center"/>
-          </w:tcPr>
-          <w:p>
-            <w:pPr>
-              <w:spacing w:after="0" w:line="240" w:lineRule="auto"/>
-              <w:jc w:val="center"/>
-            </w:pPr>
-            <w:r>
-              <w:rPr>
-                <w:rFonts w:ascii="Times New Roman" w:hAnsi="Times New Roman" w:cs="Times New Roman"/>
-                <w:sz w:val="16"/>
-                <w:szCs w:val="16"/>
-              </w:rPr>
-              <w:t>&gt; 15.5 dB</w:t>
-            </w:r>
-          </w:p>
-        </w:tc>
-      </w:tr>
-      <w:tr>
-        <w:tc>
-          <w:tcPr>
-            <w:tcW w:type="dxa" w:w="1440"/>
-            <w:vAlign w:val="center"/>
-          </w:tcPr>
-          <w:p>
-            <w:pPr>
-              <w:spacing w:after="0" w:line="240" w:lineRule="auto"/>
-              <w:jc w:val="left"/>
-            </w:pPr>
-            <w:r>
-              <w:rPr>
-                <w:rFonts w:ascii="Times New Roman" w:hAnsi="Times New Roman" w:cs="Times New Roman"/>
-                <w:sz w:val="16"/>
-                <w:szCs w:val="16"/>
-              </w:rPr>
-              <w:t>Wu (2023) [13]</w:t>
-            </w:r>
-          </w:p>
-        </w:tc>
-        <w:tc>
-          <w:tcPr>
-            <w:tcW w:type="dxa" w:w="1368"/>
-            <w:vAlign w:val="center"/>
-          </w:tcPr>
-          <w:p>
-            <w:pPr>
-              <w:spacing w:after="0" w:line="240" w:lineRule="auto"/>
-              <w:jc w:val="center"/>
-            </w:pPr>
-            <w:r>
-              <w:rPr>
-                <w:rFonts w:ascii="Times New Roman" w:hAnsi="Times New Roman" w:cs="Times New Roman"/>
-                <w:sz w:val="16"/>
-                <w:szCs w:val="16"/>
-              </w:rPr>
-              <w:t>2-port CPW monopole</w:t>
-            </w:r>
-          </w:p>
-        </w:tc>
-        <w:tc>
-          <w:tcPr>
-            <w:tcW w:type="dxa" w:w="1080"/>
-            <w:vAlign w:val="center"/>
-          </w:tcPr>
-          <w:p>
-            <w:pPr>
-              <w:spacing w:after="0" w:line="240" w:lineRule="auto"/>
-              <w:jc w:val="center"/>
-            </w:pPr>
-            <w:r>
-              <w:rPr>
-                <w:rFonts w:ascii="Times New Roman" w:hAnsi="Times New Roman" w:cs="Times New Roman"/>
-                <w:sz w:val="16"/>
-                <w:szCs w:val="16"/>
-              </w:rPr>
-              <w:t>4.76–6.77</w:t>
-            </w:r>
-          </w:p>
-        </w:tc>
-        <w:tc>
-          <w:tcPr>
-            <w:tcW w:type="dxa" w:w="1944"/>
-            <w:vAlign w:val="center"/>
-          </w:tcPr>
-          <w:p>
-            <w:pPr>
-              <w:spacing w:after="0" w:line="240" w:lineRule="auto"/>
-              <w:jc w:val="center"/>
-            </w:pPr>
-            <w:r>
-              <w:rPr>
-                <w:rFonts w:ascii="Times New Roman" w:hAnsi="Times New Roman" w:cs="Times New Roman"/>
-                <w:sz w:val="16"/>
-                <w:szCs w:val="16"/>
-              </w:rPr>
-              <w:t>Polarization-conversion MS</w:t>
-            </w:r>
-          </w:p>
-        </w:tc>
-        <w:tc>
-          <w:tcPr>
-            <w:tcW w:type="dxa" w:w="1152"/>
-            <w:vAlign w:val="center"/>
-          </w:tcPr>
-          <w:p>
-            <w:pPr>
-              <w:spacing w:after="0" w:line="240" w:lineRule="auto"/>
-              <w:jc w:val="center"/>
-            </w:pPr>
-            <w:r>
-              <w:rPr>
-                <w:rFonts w:ascii="Times New Roman" w:hAnsi="Times New Roman" w:cs="Times New Roman"/>
-                <w:sz w:val="16"/>
-                <w:szCs w:val="16"/>
-              </w:rPr>
-              <w:t>Integrated</w:t>
-            </w:r>
-          </w:p>
-        </w:tc>
-        <w:tc>
-          <w:tcPr>
-            <w:tcW w:type="dxa" w:w="936"/>
-            <w:vAlign w:val="center"/>
-          </w:tcPr>
-          <w:p>
-            <w:pPr>
-              <w:spacing w:after="0" w:line="240" w:lineRule="auto"/>
-              <w:jc w:val="center"/>
-            </w:pPr>
-            <w:r>
-              <w:rPr>
-                <w:rFonts w:ascii="Times New Roman" w:hAnsi="Times New Roman" w:cs="Times New Roman"/>
-                <w:sz w:val="16"/>
-                <w:szCs w:val="16"/>
-              </w:rPr>
-              <w:t>7.95 dBic</w:t>
-            </w:r>
-          </w:p>
-        </w:tc>
-        <w:tc>
-          <w:tcPr>
-            <w:tcW w:type="dxa" w:w="720"/>
-            <w:vAlign w:val="center"/>
-          </w:tcPr>
-          <w:p>
-            <w:pPr>
-              <w:spacing w:after="0" w:line="240" w:lineRule="auto"/>
-              <w:jc w:val="center"/>
-            </w:pPr>
-            <w:r>
-              <w:rPr>
-                <w:rFonts w:ascii="Times New Roman" w:hAnsi="Times New Roman" w:cs="Times New Roman"/>
-                <w:sz w:val="16"/>
-                <w:szCs w:val="16"/>
-              </w:rPr>
-              <w:t>&gt; 19.8 dB</w:t>
-            </w:r>
-          </w:p>
-        </w:tc>
-      </w:tr>
-      <w:tr>
-        <w:tc>
-          <w:tcPr>
-            <w:tcW w:type="dxa" w:w="1440"/>
-            <w:vAlign w:val="center"/>
-            <w:shd w:val="clear" w:color="auto" w:fill="DCE6F2"/>
-          </w:tcPr>
-          <w:p>
-            <w:pPr>
-              <w:spacing w:after="0" w:line="240" w:lineRule="auto"/>
-              <w:jc w:val="left"/>
-            </w:pPr>
-            <w:r>
-              <w:rPr>
-                <w:rFonts w:ascii="Times New Roman" w:hAnsi="Times New Roman" w:cs="Times New Roman"/>
-                <w:b/>
-                <w:sz w:val="16"/>
-                <w:szCs w:val="16"/>
-              </w:rPr>
-              <w:t>This Work</w:t>
-            </w:r>
-          </w:p>
-        </w:tc>
-        <w:tc>
-          <w:tcPr>
-            <w:tcW w:type="dxa" w:w="1368"/>
-            <w:vAlign w:val="center"/>
-            <w:shd w:val="clear" w:color="auto" w:fill="DCE6F2"/>
-          </w:tcPr>
-          <w:p>
-            <w:pPr>
-              <w:spacing w:after="0" w:line="240" w:lineRule="auto"/>
-              <w:jc w:val="center"/>
-            </w:pPr>
-            <w:r>
-              <w:rPr>
-                <w:rFonts w:ascii="Times New Roman" w:hAnsi="Times New Roman" w:cs="Times New Roman"/>
-                <w:sz w:val="16"/>
-                <w:szCs w:val="16"/>
-              </w:rPr>
-              <w:t>1-port decagon (→ MIMO)</w:t>
-            </w:r>
-          </w:p>
-        </w:tc>
-        <w:tc>
-          <w:tcPr>
-            <w:tcW w:type="dxa" w:w="1080"/>
-            <w:vAlign w:val="center"/>
-            <w:shd w:val="clear" w:color="auto" w:fill="DCE6F2"/>
-          </w:tcPr>
-          <w:p>
-            <w:pPr>
-              <w:spacing w:after="0" w:line="240" w:lineRule="auto"/>
-              <w:jc w:val="center"/>
-            </w:pPr>
-            <w:r>
-              <w:rPr>
-                <w:rFonts w:ascii="Times New Roman" w:hAnsi="Times New Roman" w:cs="Times New Roman"/>
-                <w:sz w:val="16"/>
-                <w:szCs w:val="16"/>
-              </w:rPr>
-              <w:t>2.16–15.73</w:t>
-            </w:r>
-          </w:p>
-        </w:tc>
-        <w:tc>
-          <w:tcPr>
-            <w:tcW w:type="dxa" w:w="1944"/>
-            <w:vAlign w:val="center"/>
-            <w:shd w:val="clear" w:color="auto" w:fill="DCE6F2"/>
-          </w:tcPr>
-          <w:p>
-            <w:pPr>
-              <w:spacing w:after="0" w:line="240" w:lineRule="auto"/>
-              <w:jc w:val="center"/>
-            </w:pPr>
-            <w:r>
-              <w:rPr>
-                <w:rFonts w:ascii="Times New Roman" w:hAnsi="Times New Roman" w:cs="Times New Roman"/>
-                <w:sz w:val="16"/>
-                <w:szCs w:val="16"/>
-              </w:rPr>
-              <w:t>6 × 5 double-SRR AMC</w:t>
-            </w:r>
-          </w:p>
-        </w:tc>
-        <w:tc>
-          <w:tcPr>
-            <w:tcW w:type="dxa" w:w="1152"/>
-            <w:vAlign w:val="center"/>
-            <w:shd w:val="clear" w:color="auto" w:fill="DCE6F2"/>
-          </w:tcPr>
-          <w:p>
-            <w:pPr>
-              <w:spacing w:after="0" w:line="240" w:lineRule="auto"/>
-              <w:jc w:val="center"/>
-            </w:pPr>
-            <w:r>
-              <w:rPr>
-                <w:rFonts w:ascii="Times New Roman" w:hAnsi="Times New Roman" w:cs="Times New Roman"/>
-                <w:b/>
-                <w:sz w:val="16"/>
-                <w:szCs w:val="16"/>
-              </w:rPr>
-              <w:t>3.9 mm (0.03λ</w:t>
-            </w:r>
-            <w:r>
-              <w:rPr>
-                <w:rFonts w:ascii="Times New Roman" w:hAnsi="Times New Roman" w:cs="Times New Roman"/>
-                <w:b/>
-                <w:sz w:val="16"/>
-                <w:szCs w:val="16"/>
-                <w:vertAlign w:val="subscript"/>
-              </w:rPr>
-              <w:t>L</w:t>
-            </w:r>
-            <w:r>
-              <w:rPr>
-                <w:rFonts w:ascii="Times New Roman" w:hAnsi="Times New Roman" w:cs="Times New Roman"/>
-                <w:b/>
-                <w:sz w:val="16"/>
-                <w:szCs w:val="16"/>
-              </w:rPr>
-              <w:t>)</w:t>
-            </w:r>
-          </w:p>
-        </w:tc>
-        <w:tc>
-          <w:tcPr>
-            <w:tcW w:type="dxa" w:w="936"/>
-            <w:vAlign w:val="center"/>
-            <w:shd w:val="clear" w:color="auto" w:fill="DCE6F2"/>
-          </w:tcPr>
-          <w:p>
-            <w:pPr>
-              <w:spacing w:after="0" w:line="240" w:lineRule="auto"/>
-              <w:jc w:val="center"/>
-            </w:pPr>
-            <w:r>
-              <w:rPr>
-                <w:rFonts w:ascii="Times New Roman" w:hAnsi="Times New Roman" w:cs="Times New Roman"/>
-                <w:sz w:val="16"/>
-                <w:szCs w:val="16"/>
-              </w:rPr>
-              <w:t>≈ 2.9–4.9 dBi → pending</w:t>
-            </w:r>
-          </w:p>
-        </w:tc>
-        <w:tc>
-          <w:tcPr>
-            <w:tcW w:type="dxa" w:w="720"/>
-            <w:vAlign w:val="center"/>
-            <w:shd w:val="clear" w:color="auto" w:fill="DCE6F2"/>
-          </w:tcPr>
-          <w:p>
-            <w:pPr>
-              <w:spacing w:after="0" w:line="240" w:lineRule="auto"/>
-              <w:jc w:val="center"/>
-            </w:pPr>
-            <w:r>
-              <w:rPr>
-                <w:rFonts w:ascii="Times New Roman" w:hAnsi="Times New Roman" w:cs="Times New Roman"/>
-                <w:sz w:val="16"/>
-                <w:szCs w:val="16"/>
-              </w:rPr>
-              <w:t>&gt; 15 dB (target)</w:t>
-            </w:r>
-          </w:p>
-        </w:tc>
-      </w:tr>
-    </w:tbl>
-    <w:p>
-      <w:pPr>
-        <w:spacing w:after="40"/>
-      </w:pPr>
-    </w:p>
-    <w:p>
-      <w:pPr>
-        <w:pStyle w:val="Heading2"/>
-        <w:keepNext/>
-        <w:spacing w:before="70" w:after="30"/>
-        <w:rPr>
-          <w:rFonts w:ascii="Times New Roman" w:hAnsi="Times New Roman" w:cs="Times New Roman"/>
-          <w:sz w:val="22"/>
-          <w:szCs w:val="22"/>
-        </w:rPr>
-      </w:pPr>
-      <w:r>
-        <w:rPr>
-          <w:rFonts w:ascii="Times New Roman" w:hAnsi="Times New Roman" w:cs="Times New Roman"/>
-          <w:b/>
-          <w:i/>
-          <w:sz w:val="22"/>
-          <w:szCs w:val="22"/>
-        </w:rPr>
-        <w:t>Research Gap</w:t>
-      </w:r>
-    </w:p>
-    <w:p>
-      <w:pPr>
-        <w:spacing w:after="40" w:line="269" w:lineRule="auto"/>
-        <w:jc w:val="both"/>
-      </w:pPr>
-      <w:r>
-        <w:rPr>
-          <w:rFonts w:ascii="Times New Roman" w:hAnsi="Times New Roman" w:cs="Times New Roman"/>
-          <w:sz w:val="21"/>
-          <w:szCs w:val="21"/>
-        </w:rPr>
-        <w:t>Existing literature reveals three principal gaps: (1) reflectors behind UWB monopoles use large gaps (9–20 mm, ~0.10–0.20λ</w:t>
-      </w:r>
-      <w:r>
-        <w:rPr>
-          <w:rFonts w:ascii="Times New Roman" w:hAnsi="Times New Roman" w:cs="Times New Roman"/>
-          <w:sz w:val="21"/>
-          <w:szCs w:val="21"/>
-          <w:vertAlign w:val="subscript"/>
-        </w:rPr>
-        <w:t>0</w:t>
-      </w:r>
-      <w:r>
-        <w:rPr>
-          <w:rFonts w:ascii="Times New Roman" w:hAnsi="Times New Roman" w:cs="Times New Roman"/>
-          <w:sz w:val="21"/>
-          <w:szCs w:val="21"/>
-        </w:rPr>
-        <w:t>), with no reported design under a sub-4 mm profile; (2) prior works rarely benchmark metasurface gain against a metal plate at the same spacing; and (3) reported metasurface MIMO antennas cover narrower sub-bands rather than the full 3.1–10.6 GHz UWB standard. This project bridges this gap with an ultra-thin 3.9 mm profile and full UWB MIMO coverage.</w:t>
-      </w:r>
-    </w:p>
-    <w:p>
-      <w:pPr>
-        <w:pStyle w:val="Heading1"/>
-        <w:pageBreakBefore/>
-        <w:rPr>
-          <w:rFonts w:ascii="Times New Roman" w:hAnsi="Times New Roman" w:cs="Times New Roman"/>
-          <w:sz w:val="24"/>
-          <w:szCs w:val="24"/>
-        </w:rPr>
-      </w:pPr>
-      <w:r>
-        <w:rPr>
-          <w:rFonts w:ascii="Times New Roman" w:hAnsi="Times New Roman" w:cs="Times New Roman"/>
-          <w:sz w:val="24"/>
-          <w:szCs w:val="24"/>
-        </w:rPr>
-        <w:lastRenderedPageBreak/>
-        <w:t>Methodology / Proposed Work</w:t>
-      </w:r>
-    </w:p>
-    <w:p>
-      <w:pPr>
-        <w:pStyle w:val="Heading2"/>
-        <w:keepNext/>
-        <w:spacing w:before="70" w:after="30"/>
-        <w:rPr>
-          <w:rFonts w:ascii="Times New Roman" w:hAnsi="Times New Roman" w:cs="Times New Roman"/>
-          <w:sz w:val="22"/>
-          <w:szCs w:val="22"/>
-        </w:rPr>
-      </w:pPr>
-      <w:r>
-        <w:rPr>
-          <w:rFonts w:ascii="Times New Roman" w:hAnsi="Times New Roman" w:cs="Times New Roman"/>
-          <w:b/>
-          <w:i/>
-          <w:sz w:val="22"/>
-          <w:szCs w:val="22"/>
-        </w:rPr>
-        <w:t>1. Overall Workflow and Methodology</w:t>
-      </w:r>
-    </w:p>
-    <w:p>
-      <w:pPr>
-        <w:spacing w:after="40" w:line="269" w:lineRule="auto"/>
-        <w:jc w:val="both"/>
-      </w:pPr>
-      <w:r>
-        <w:rPr>
-          <w:rFonts w:ascii="Times New Roman" w:hAnsi="Times New Roman" w:cs="Times New Roman"/>
-          <w:sz w:val="21"/>
-          <w:szCs w:val="21"/>
-        </w:rPr>
-        <w:t>The sequential workflow is shown in Fig. 1: setting up the baseline CPW radiator, optimizing ground edge L</w:t>
-      </w:r>
-      <w:r>
-        <w:rPr>
-          <w:rFonts w:ascii="Times New Roman" w:hAnsi="Times New Roman" w:cs="Times New Roman"/>
-          <w:sz w:val="21"/>
-          <w:szCs w:val="21"/>
-          <w:vertAlign w:val="subscript"/>
-        </w:rPr>
-        <w:t>g</w:t>
-      </w:r>
-      <w:r>
-        <w:rPr>
-          <w:rFonts w:ascii="Times New Roman" w:hAnsi="Times New Roman" w:cs="Times New Roman"/>
-          <w:sz w:val="21"/>
-          <w:szCs w:val="21"/>
-        </w:rPr>
-        <w:t xml:space="preserve"> for matching, sweeping patch radius R for bandwidth, synthesizing the optimized monopole, integrating an SRR metasurface at 3.9 mm air gap, and 4-port MIMO extension.</w:t>
-      </w:r>
-    </w:p>
-    <w:p>
-      <w:pPr>
-        <w:keepNext/>
-        <w:spacing w:after="20"/>
-        <w:jc w:val="center"/>
-      </w:pPr>
-      <w:r>
-        <w:drawing>
-          <wp:inline xmlns:a="http://schemas.openxmlformats.org/drawingml/2006/main" xmlns:pic="http://schemas.openxmlformats.org/drawingml/2006/picture">
-            <wp:extent cx="3200400" cy="1299956"/>
-            <wp:docPr id="2" name="Picture 2"/>
-            <wp:cNvGraphicFramePr>
-              <a:graphicFrameLocks noChangeAspect="1"/>
-            </wp:cNvGraphicFramePr>
-            <a:graphic>
-              <a:graphicData uri="http://schemas.openxmlformats.org/drawingml/2006/picture">
-                <pic:pic>
-                  <pic:nvPicPr>
-                    <pic:cNvPr id="0" name="fig_design_flow.png"/>
-                    <pic:cNvPicPr/>
-                  </pic:nvPicPr>
-                  <pic:blipFill>
-                    <a:blip r:embed="rId9"/>
-                    <a:stretch>
-                      <a:fillRect/>
-                    </a:stretch>
-                  </pic:blipFill>
-                  <pic:spPr>
-                    <a:xfrm>
-                      <a:off x="0" y="0"/>
-                      <a:ext cx="3200400" cy="1299956"/>
-                    </a:xfrm>
-                    <a:prstGeom prst="rect"/>
-                  </pic:spPr>
-                </pic:pic>
-              </a:graphicData>
-            </a:graphic>
-          </wp:inline>
-        </w:drawing>
-      </w:r>
-    </w:p>
-    <w:p>
-      <w:pPr>
-        <w:keepNext w:val="0"/>
-        <w:spacing w:before="20" w:after="40"/>
-        <w:jc w:val="center"/>
-      </w:pPr>
-      <w:r>
-        <w:rPr>
-          <w:rFonts w:ascii="Times New Roman" w:hAnsi="Times New Roman" w:cs="Times New Roman"/>
-          <w:b/>
-          <w:sz w:val="18"/>
-          <w:szCs w:val="18"/>
-        </w:rPr>
-        <w:t xml:space="preserve">Fig. </w:t>
-      </w:r>
-      <w:r>
-        <w:rPr>
-          <w:rFonts w:ascii="Times New Roman" w:hAnsi="Times New Roman" w:cs="Times New Roman"/>
-          <w:b/>
-          <w:sz w:val="18"/>
-          <w:szCs w:val="18"/>
-        </w:rPr>
-        <w:fldChar w:fldCharType="begin"/>
-      </w:r>
-      <w:r>
-        <w:rPr>
-          <w:rFonts w:ascii="Times New Roman" w:hAnsi="Times New Roman" w:cs="Times New Roman"/>
-          <w:b/>
-          <w:sz w:val="18"/>
-          <w:szCs w:val="18"/>
-        </w:rPr>
-        <w:instrText xml:space="preserve"> SEQ Figure \* ARABIC </w:instrText>
-      </w:r>
-      <w:r>
-        <w:rPr>
-          <w:rFonts w:ascii="Times New Roman" w:hAnsi="Times New Roman" w:cs="Times New Roman"/>
-          <w:b/>
-          <w:sz w:val="18"/>
-          <w:szCs w:val="18"/>
-        </w:rPr>
-        <w:fldChar w:fldCharType="separate"/>
-      </w:r>
-      <w:r>
-        <w:rPr>
-          <w:rFonts w:ascii="Times New Roman" w:hAnsi="Times New Roman" w:cs="Times New Roman"/>
-          <w:b/>
-          <w:sz w:val="18"/>
-          <w:szCs w:val="18"/>
-        </w:rPr>
-        <w:t>1</w:t>
-      </w:r>
-      <w:r>
-        <w:rPr>
-          <w:rFonts w:ascii="Times New Roman" w:hAnsi="Times New Roman" w:cs="Times New Roman"/>
-          <w:b/>
-          <w:sz w:val="18"/>
-          <w:szCs w:val="18"/>
-        </w:rPr>
-        <w:fldChar w:fldCharType="end"/>
-      </w:r>
-      <w:r>
-        <w:rPr>
-          <w:rFonts w:ascii="Times New Roman" w:hAnsi="Times New Roman" w:cs="Times New Roman"/>
-          <w:b/>
-          <w:sz w:val="18"/>
-          <w:szCs w:val="18"/>
-        </w:rPr>
-        <w:t xml:space="preserve">. </w:t>
-      </w:r>
-      <w:r>
-        <w:rPr>
-          <w:rFonts w:ascii="Times New Roman" w:hAnsi="Times New Roman" w:cs="Times New Roman"/>
-          <w:sz w:val="18"/>
-          <w:szCs w:val="18"/>
-        </w:rPr>
-        <w:t>Design and optimization workflow of the wideband antenna and metasurface.</w:t>
-      </w:r>
-    </w:p>
-    <w:p>
-      <w:pPr>
-        <w:pStyle w:val="Heading2"/>
-        <w:keepNext/>
-        <w:spacing w:before="70" w:after="30"/>
-        <w:rPr>
-          <w:rFonts w:ascii="Times New Roman" w:hAnsi="Times New Roman" w:cs="Times New Roman"/>
-          <w:sz w:val="22"/>
-          <w:szCs w:val="22"/>
-        </w:rPr>
-      </w:pPr>
-      <w:r>
-        <w:rPr>
-          <w:rFonts w:ascii="Times New Roman" w:hAnsi="Times New Roman" w:cs="Times New Roman"/>
-          <w:b/>
-          <w:i/>
-          <w:sz w:val="22"/>
-          <w:szCs w:val="22"/>
-        </w:rPr>
-        <w:t>2. CST Microwave Studio Simulation Setup</w:t>
-      </w:r>
-    </w:p>
-    <w:p>
-      <w:pPr>
-        <w:spacing w:after="40" w:line="269" w:lineRule="auto"/>
-        <w:jc w:val="both"/>
-      </w:pPr>
-      <w:r>
-        <w:rPr>
-          <w:rFonts w:ascii="Times New Roman" w:hAnsi="Times New Roman" w:cs="Times New Roman"/>
-          <w:sz w:val="21"/>
-          <w:szCs w:val="21"/>
-        </w:rPr>
-        <w:t>Simulations used CST Studio Suite 2019 Frequency-Domain Solver (0–18 GHz) with adaptive tetrahedral meshing. The antenna is modeled on 50 × 50 mm FR-4 (ε</w:t>
-      </w:r>
-      <w:r>
-        <w:rPr>
-          <w:rFonts w:ascii="Times New Roman" w:hAnsi="Times New Roman" w:cs="Times New Roman"/>
-          <w:sz w:val="21"/>
-          <w:szCs w:val="21"/>
-          <w:vertAlign w:val="subscript"/>
-        </w:rPr>
-        <w:t>r</w:t>
-      </w:r>
-      <w:r>
-        <w:rPr>
-          <w:rFonts w:ascii="Times New Roman" w:hAnsi="Times New Roman" w:cs="Times New Roman"/>
-          <w:sz w:val="21"/>
-          <w:szCs w:val="21"/>
-        </w:rPr>
-        <w:t xml:space="preserve"> = 4.3, tan δ = 0.025, h</w:t>
-      </w:r>
-      <w:r>
-        <w:rPr>
-          <w:rFonts w:ascii="Times New Roman" w:hAnsi="Times New Roman" w:cs="Times New Roman"/>
-          <w:sz w:val="21"/>
-          <w:szCs w:val="21"/>
-          <w:vertAlign w:val="subscript"/>
-        </w:rPr>
-        <w:t>s</w:t>
-      </w:r>
-      <w:r>
-        <w:rPr>
-          <w:rFonts w:ascii="Times New Roman" w:hAnsi="Times New Roman" w:cs="Times New Roman"/>
-          <w:sz w:val="21"/>
-          <w:szCs w:val="21"/>
-        </w:rPr>
-        <w:t xml:space="preserve"> = 1.6 mm, 35 µm copper). The 50 Ω CPW feed has a 3.0 mm signal strip and two coplanar grounds separated by 0.5 mm slots, excited by a waveguide port.</w:t>
-      </w:r>
-    </w:p>
-    <w:p>
-      <w:pPr>
-        <w:pStyle w:val="Heading2"/>
-        <w:keepNext/>
-        <w:spacing w:before="70" w:after="30"/>
-        <w:rPr>
-          <w:rFonts w:ascii="Times New Roman" w:hAnsi="Times New Roman" w:cs="Times New Roman"/>
-          <w:sz w:val="22"/>
-          <w:szCs w:val="22"/>
-        </w:rPr>
-      </w:pPr>
-      <w:r>
-        <w:rPr>
-          <w:rFonts w:ascii="Times New Roman" w:hAnsi="Times New Roman" w:cs="Times New Roman"/>
-          <w:b/>
-          <w:i/>
-          <w:sz w:val="22"/>
-          <w:szCs w:val="22"/>
-        </w:rPr>
-        <w:t>3. Initial Antenna Design and Baseline S</w:t>
-      </w:r>
-      <w:r>
-        <w:rPr>
-          <w:rFonts w:ascii="Times New Roman" w:hAnsi="Times New Roman" w:cs="Times New Roman"/>
-          <w:b/>
-          <w:i/>
-          <w:sz w:val="22"/>
-          <w:szCs w:val="22"/>
-          <w:vertAlign w:val="subscript"/>
-        </w:rPr>
-        <w:t>11</w:t>
-      </w:r>
-      <w:r>
-        <w:rPr>
-          <w:rFonts w:ascii="Times New Roman" w:hAnsi="Times New Roman" w:cs="Times New Roman"/>
-          <w:b/>
-          <w:i/>
-          <w:sz w:val="22"/>
-          <w:szCs w:val="22"/>
-        </w:rPr>
-        <w:t xml:space="preserve"> Performance</w:t>
-      </w:r>
-    </w:p>
-    <w:p>
-      <w:pPr>
-        <w:spacing w:after="40" w:line="269" w:lineRule="auto"/>
-        <w:jc w:val="both"/>
-      </w:pPr>
-      <w:r>
-        <w:rPr>
-          <w:rFonts w:ascii="Times New Roman" w:hAnsi="Times New Roman" w:cs="Times New Roman"/>
-          <w:sz w:val="21"/>
-          <w:szCs w:val="21"/>
-        </w:rPr>
-        <w:t>The initial radiator has a decagonal patch (R = 15 mm, center x</w:t>
-      </w:r>
-      <w:r>
-        <w:rPr>
-          <w:rFonts w:ascii="Times New Roman" w:hAnsi="Times New Roman" w:cs="Times New Roman"/>
-          <w:sz w:val="21"/>
-          <w:szCs w:val="21"/>
-          <w:vertAlign w:val="subscript"/>
-        </w:rPr>
-        <w:t>p</w:t>
-      </w:r>
-      <w:r>
-        <w:rPr>
-          <w:rFonts w:ascii="Times New Roman" w:hAnsi="Times New Roman" w:cs="Times New Roman"/>
-          <w:sz w:val="21"/>
-          <w:szCs w:val="21"/>
-        </w:rPr>
-        <w:t xml:space="preserve"> = 8 mm) with CPW grounds at y = −20 mm (L</w:t>
-      </w:r>
-      <w:r>
-        <w:rPr>
-          <w:rFonts w:ascii="Times New Roman" w:hAnsi="Times New Roman" w:cs="Times New Roman"/>
-          <w:sz w:val="21"/>
-          <w:szCs w:val="21"/>
-          <w:vertAlign w:val="subscript"/>
-        </w:rPr>
-        <w:t>g</w:t>
-      </w:r>
-      <w:r>
-        <w:rPr>
-          <w:rFonts w:ascii="Times New Roman" w:hAnsi="Times New Roman" w:cs="Times New Roman"/>
-          <w:sz w:val="21"/>
-          <w:szCs w:val="21"/>
-        </w:rPr>
-        <w:t xml:space="preserve"> = −20 mm, Fig. 2(a)), leaving a large 13.73 mm gap to the patch. Weak capacitive coupling across this gap kept baseline |S</w:t>
-      </w:r>
-      <w:r>
-        <w:rPr>
-          <w:rFonts w:ascii="Times New Roman" w:hAnsi="Times New Roman" w:cs="Times New Roman"/>
-          <w:sz w:val="21"/>
-          <w:szCs w:val="21"/>
-          <w:vertAlign w:val="subscript"/>
-        </w:rPr>
-        <w:t>11</w:t>
-      </w:r>
-      <w:r>
-        <w:rPr>
-          <w:rFonts w:ascii="Times New Roman" w:hAnsi="Times New Roman" w:cs="Times New Roman"/>
-          <w:sz w:val="21"/>
-          <w:szCs w:val="21"/>
-        </w:rPr>
-        <w:t>| above −10 dB (−3 to −8 dB) across almost the entire spectrum (Fig. 2(b)), failing wideband requirements.</w:t>
-      </w:r>
-    </w:p>
-    <w:tbl>
-      <w:tblPr>
-        <w:tblW w:type="auto" w:w="0"/>
-        <w:jc w:val="center"/>
-        <w:tblLook w:firstColumn="1" w:firstRow="1" w:lastColumn="0" w:lastRow="0" w:noHBand="0" w:noVBand="1" w:val="04A0"/>
         <w:tblBorders>
           <w:top w:val="none"/>
           <w:left w:val="none"/>
@@ -2133,15 +494,21 @@
           <w:insideH w:val="none"/>
           <w:insideV w:val="none"/>
         </w:tblBorders>
+        <w:tblLayout w:type="fixed"/>
+        <w:tblCellMar>
+          <w:left w:w="0" w:type="dxa"/>
+          <w:right w:w="0" w:type="dxa"/>
+        </w:tblCellMar>
+        <w:tblLook w:firstColumn="1" w:firstRow="1" w:lastColumn="0" w:lastRow="0" w:noHBand="0" w:noVBand="1" w:val="04A0"/>
       </w:tblPr>
       <w:tblGrid>
-        <w:gridCol w:w="4320"/>
-        <w:gridCol w:w="4320"/>
+        <w:gridCol w:w="4493"/>
+        <w:gridCol w:w="2333"/>
       </w:tblGrid>
       <w:tr>
         <w:tc>
           <w:tcPr>
-            <w:tcW w:type="dxa" w:w="4320"/>
+            <w:tcW w:type="dxa" w:w="4493"/>
           </w:tcPr>
           <w:p>
             <w:pPr>
@@ -2152,8 +519,8 @@
             <w:r>
               <w:drawing>
                 <wp:inline xmlns:a="http://schemas.openxmlformats.org/drawingml/2006/main" xmlns:pic="http://schemas.openxmlformats.org/drawingml/2006/picture">
-                  <wp:extent cx="1280160" cy="1278820"/>
-                  <wp:docPr id="3" name="Picture 3"/>
+                  <wp:extent cx="2743200" cy="1230897"/>
+                  <wp:docPr id="2" name="Picture 2"/>
                   <wp:cNvGraphicFramePr>
                     <a:graphicFrameLocks noChangeAspect="1"/>
                   </wp:cNvGraphicFramePr>
@@ -2161,11 +528,11 @@
                     <a:graphicData uri="http://schemas.openxmlformats.org/drawingml/2006/picture">
                       <pic:pic>
                         <pic:nvPicPr>
-                          <pic:cNvPr id="0" name="cst_initial_antenna.png"/>
+                          <pic:cNvPr id="0" name="image.png"/>
                           <pic:cNvPicPr/>
                         </pic:nvPicPr>
                         <pic:blipFill>
-                          <a:blip r:embed="rId10"/>
+                          <a:blip r:embed="rId9"/>
                           <a:stretch>
                             <a:fillRect/>
                           </a:stretch>
@@ -2173,7 +540,7 @@
                         <pic:spPr>
                           <a:xfrm>
                             <a:off x="0" y="0"/>
-                            <a:ext cx="1280160" cy="1278820"/>
+                            <a:ext cx="2743200" cy="1230897"/>
                           </a:xfrm>
                           <a:prstGeom prst="rect"/>
                         </pic:spPr>
@@ -2187,7 +554,7 @@
         </w:tc>
         <w:tc>
           <w:tcPr>
-            <w:tcW w:type="dxa" w:w="4320"/>
+            <w:tcW w:type="dxa" w:w="2333"/>
           </w:tcPr>
           <w:p>
             <w:pPr>
@@ -2198,8 +565,8 @@
             <w:r>
               <w:drawing>
                 <wp:inline xmlns:a="http://schemas.openxmlformats.org/drawingml/2006/main" xmlns:pic="http://schemas.openxmlformats.org/drawingml/2006/picture">
-                  <wp:extent cx="2743200" cy="1149794"/>
-                  <wp:docPr id="4" name="Picture 4"/>
+                  <wp:extent cx="1371600" cy="1243498"/>
+                  <wp:docPr id="3" name="Picture 3"/>
                   <wp:cNvGraphicFramePr>
                     <a:graphicFrameLocks noChangeAspect="1"/>
                   </wp:cNvGraphicFramePr>
@@ -2207,11 +574,11 @@
                     <a:graphicData uri="http://schemas.openxmlformats.org/drawingml/2006/picture">
                       <pic:pic>
                         <pic:nvPicPr>
-                          <pic:cNvPr id="0" name="cst_initial_ground_s11.png"/>
+                          <pic:cNvPr id="0" name="cst_metasurface_top.png"/>
                           <pic:cNvPicPr/>
                         </pic:nvPicPr>
                         <pic:blipFill>
-                          <a:blip r:embed="rId11"/>
+                          <a:blip r:embed="rId10"/>
                           <a:stretch>
                             <a:fillRect/>
                           </a:stretch>
@@ -2219,7 +586,7 @@
                         <pic:spPr>
                           <a:xfrm>
                             <a:off x="0" y="0"/>
-                            <a:ext cx="2743200" cy="1149794"/>
+                            <a:ext cx="1371600" cy="1243498"/>
                           </a:xfrm>
                           <a:prstGeom prst="rect"/>
                         </pic:spPr>
@@ -2235,7 +602,7 @@
       <w:tr>
         <w:tc>
           <w:tcPr>
-            <w:tcW w:type="dxa" w:w="4320"/>
+            <w:tcW w:type="dxa" w:w="4493"/>
           </w:tcPr>
           <w:p>
             <w:pPr>
@@ -2255,7 +622,7 @@
         </w:tc>
         <w:tc>
           <w:tcPr>
-            <w:tcW w:type="dxa" w:w="4320"/>
+            <w:tcW w:type="dxa" w:w="2333"/>
           </w:tcPr>
           <w:p>
             <w:pPr>
@@ -2324,7 +691,7 @@
           <w:sz w:val="18"/>
           <w:szCs w:val="18"/>
         </w:rPr>
-        <w:t>2</w:t>
+        <w:t>1</w:t>
       </w:r>
       <w:r>
         <w:rPr>
@@ -2350,41 +717,7 @@
           <w:sz w:val="18"/>
           <w:szCs w:val="18"/>
         </w:rPr>
-        <w:t>Initial antenna model: (a) initial CPW decagonal geometry (L</w:t>
-      </w:r>
-      <w:r>
-        <w:rPr>
-          <w:rFonts w:ascii="Times New Roman" w:hAnsi="Times New Roman" w:cs="Times New Roman"/>
-          <w:sz w:val="18"/>
-          <w:szCs w:val="18"/>
-          <w:vertAlign w:val="subscript"/>
-        </w:rPr>
-        <w:t>g</w:t>
-      </w:r>
-      <w:r>
-        <w:rPr>
-          <w:rFonts w:ascii="Times New Roman" w:hAnsi="Times New Roman" w:cs="Times New Roman"/>
-          <w:sz w:val="18"/>
-          <w:szCs w:val="18"/>
-        </w:rPr>
-        <w:t xml:space="preserve"> = −20 mm), and (b) simulated baseline reflection coefficient |S</w:t>
-      </w:r>
-      <w:r>
-        <w:rPr>
-          <w:rFonts w:ascii="Times New Roman" w:hAnsi="Times New Roman" w:cs="Times New Roman"/>
-          <w:sz w:val="18"/>
-          <w:szCs w:val="18"/>
-          <w:vertAlign w:val="subscript"/>
-        </w:rPr>
-        <w:t>11</w:t>
-      </w:r>
-      <w:r>
-        <w:rPr>
-          <w:rFonts w:ascii="Times New Roman" w:hAnsi="Times New Roman" w:cs="Times New Roman"/>
-          <w:sz w:val="18"/>
-          <w:szCs w:val="18"/>
-        </w:rPr>
-        <w:t>| showing poor matching across 2.1–15 GHz.</w:t>
+        <w:t>Proposed structure: (a) side view of the antenna, the 3.9 mm air gap and the metasurface (schematic, not to scale), and (b) CST model of the 6 × 5 double split-ring metasurface, top view.</w:t>
       </w:r>
     </w:p>
     <w:p>
@@ -2406,28 +739,7 @@
           <w:sz w:val="22"/>
           <w:szCs w:val="22"/>
         </w:rPr>
-        <w:t>4. Parametric Optimization of Ground Patch Length (L</w:t>
-      </w:r>
-      <w:r>
-        <w:rPr>
-          <w:rFonts w:ascii="Times New Roman" w:hAnsi="Times New Roman" w:cs="Times New Roman"/>
-          <w:b/>
-          <w:i/>
-          <w:sz w:val="22"/>
-          <w:szCs w:val="22"/>
-          <w:vertAlign w:val="subscript"/>
-        </w:rPr>
-        <w:t>g</w:t>
-      </w:r>
-      <w:r>
-        <w:rPr>
-          <w:rFonts w:ascii="Times New Roman" w:hAnsi="Times New Roman" w:cs="Times New Roman"/>
-          <w:b/>
-          <w:i/>
-          <w:sz w:val="22"/>
-          <w:szCs w:val="22"/>
-        </w:rPr>
-        <w:t xml:space="preserve"> Sweep)</w:t>
+        <w:t>Problem Statement and Objectives</w:t>
       </w:r>
     </w:p>
     <w:p>
@@ -2441,98 +753,88 @@
           <w:sz w:val="21"/>
           <w:szCs w:val="21"/>
         </w:rPr>
-        <w:t>Ground length L</w:t>
-      </w:r>
-      <w:r>
-        <w:rPr>
-          <w:rFonts w:ascii="Times New Roman" w:hAnsi="Times New Roman" w:cs="Times New Roman"/>
-          <w:sz w:val="21"/>
-          <w:szCs w:val="21"/>
-          <w:vertAlign w:val="subscript"/>
-        </w:rPr>
-        <w:t>g</w:t>
-      </w:r>
-      <w:r>
-        <w:rPr>
-          <w:rFonts w:ascii="Times New Roman" w:hAnsi="Times New Roman" w:cs="Times New Roman"/>
-          <w:sz w:val="21"/>
-          <w:szCs w:val="21"/>
-        </w:rPr>
-        <w:t xml:space="preserve"> was swept from y = −20 mm to y = −7 mm (10 steps, R = 15 mm). Narrowing gap p from 13.73 to 0.73 mm strengthens capacitive coupling, shifting the first resonance from 1.6 to 2.73 GHz and deepening it below −30 dB (Fig. 3(a)). Only L</w:t>
-      </w:r>
-      <w:r>
-        <w:rPr>
-          <w:rFonts w:ascii="Times New Roman" w:hAnsi="Times New Roman" w:cs="Times New Roman"/>
-          <w:sz w:val="21"/>
-          <w:szCs w:val="21"/>
-          <w:vertAlign w:val="subscript"/>
-        </w:rPr>
-        <w:t>g</w:t>
-      </w:r>
-      <w:r>
-        <w:rPr>
-          <w:rFonts w:ascii="Times New Roman" w:hAnsi="Times New Roman" w:cs="Times New Roman"/>
-          <w:sz w:val="21"/>
-          <w:szCs w:val="21"/>
-        </w:rPr>
-        <w:t xml:space="preserve"> = −7 mm maintains |S</w:t>
-      </w:r>
-      <w:r>
-        <w:rPr>
-          <w:rFonts w:ascii="Times New Roman" w:hAnsi="Times New Roman" w:cs="Times New Roman"/>
-          <w:sz w:val="21"/>
-          <w:szCs w:val="21"/>
-          <w:vertAlign w:val="subscript"/>
-        </w:rPr>
-        <w:t>11</w:t>
-      </w:r>
-      <w:r>
-        <w:rPr>
-          <w:rFonts w:ascii="Times New Roman" w:hAnsi="Times New Roman" w:cs="Times New Roman"/>
-          <w:sz w:val="21"/>
-          <w:szCs w:val="21"/>
-        </w:rPr>
-        <w:t>| ≤ −10 dB across the band, establishing L</w:t>
-      </w:r>
-      <w:r>
-        <w:rPr>
-          <w:rFonts w:ascii="Times New Roman" w:hAnsi="Times New Roman" w:cs="Times New Roman"/>
-          <w:sz w:val="21"/>
-          <w:szCs w:val="21"/>
-          <w:vertAlign w:val="subscript"/>
-        </w:rPr>
-        <w:t>g</w:t>
-      </w:r>
-      <w:r>
-        <w:rPr>
-          <w:rFonts w:ascii="Times New Roman" w:hAnsi="Times New Roman" w:cs="Times New Roman"/>
-          <w:sz w:val="21"/>
-          <w:szCs w:val="21"/>
-        </w:rPr>
-        <w:t xml:space="preserve"> = −7 mm as optimal.</w:t>
+        <w:t>A printed monopole gives a wide band but low gain, and a metal reflector would make it thick. This project aims to build a thin wideband antenna with higher gain, and later a MIMO version of it. The objectives are:</w:t>
       </w:r>
     </w:p>
     <w:p>
       <w:pPr>
-        <w:pStyle w:val="Heading2"/>
-        <w:keepNext/>
+        <w:pStyle w:val="ListBullet"/>
+        <w:spacing w:after="30" w:line="269" w:lineRule="auto"/>
+        <w:jc w:val="both"/>
+      </w:pPr>
+      <w:r>
+        <w:rPr>
+          <w:rFonts w:ascii="Times New Roman" w:hAnsi="Times New Roman" w:cs="Times New Roman"/>
+          <w:sz w:val="21"/>
+          <w:szCs w:val="21"/>
+        </w:rPr>
+        <w:t>To design a CPW-fed wideband monopole antenna that covers about 2.2–15 GHz.</w:t>
+      </w:r>
+    </w:p>
+    <w:p>
+      <w:pPr>
+        <w:pStyle w:val="ListBullet"/>
+        <w:spacing w:after="30" w:line="269" w:lineRule="auto"/>
+        <w:jc w:val="both"/>
+      </w:pPr>
+      <w:r>
+        <w:rPr>
+          <w:rFonts w:ascii="Times New Roman" w:hAnsi="Times New Roman" w:cs="Times New Roman"/>
+          <w:sz w:val="21"/>
+          <w:szCs w:val="21"/>
+        </w:rPr>
+        <w:t>To optimise the ground position and the patch size for the best impedance match.</w:t>
+      </w:r>
+    </w:p>
+    <w:p>
+      <w:pPr>
+        <w:pStyle w:val="ListBullet"/>
+        <w:spacing w:after="30" w:line="269" w:lineRule="auto"/>
+        <w:jc w:val="both"/>
+      </w:pPr>
+      <w:r>
+        <w:rPr>
+          <w:rFonts w:ascii="Times New Roman" w:hAnsi="Times New Roman" w:cs="Times New Roman"/>
+          <w:sz w:val="21"/>
+          <w:szCs w:val="21"/>
+        </w:rPr>
+        <w:t>To add a split-ring metasurface 3.9 mm behind the antenna to raise its gain.</w:t>
+      </w:r>
+    </w:p>
+    <w:p>
+      <w:pPr>
+        <w:pStyle w:val="ListBullet"/>
+        <w:spacing w:after="30" w:line="269" w:lineRule="auto"/>
+        <w:jc w:val="both"/>
+      </w:pPr>
+      <w:r>
+        <w:rPr>
+          <w:rFonts w:ascii="Times New Roman" w:hAnsi="Times New Roman" w:cs="Times New Roman"/>
+          <w:sz w:val="21"/>
+          <w:szCs w:val="21"/>
+        </w:rPr>
+        <w:t>To extend the design to a MIMO antenna, then fabricate and measure it (Phase II).</w:t>
+      </w:r>
+    </w:p>
+    <w:p>
+      <w:pPr>
+        <w:pStyle w:val="Heading1"/>
         <w:pageBreakBefore/>
-        <w:spacing w:before="70" w:after="30"/>
-        <w:rPr>
-          <w:rFonts w:ascii="Times New Roman" w:hAnsi="Times New Roman" w:cs="Times New Roman"/>
-          <w:sz w:val="22"/>
-          <w:szCs w:val="22"/>
+        <w:spacing w:before="0"/>
+        <w:rPr>
+          <w:rFonts w:ascii="Times New Roman" w:hAnsi="Times New Roman" w:cs="Times New Roman"/>
+          <w:sz w:val="24"/>
+          <w:szCs w:val="24"/>
         </w:rPr>
       </w:pPr>
       <w:r>
         <w:rPr>
           <w:rFonts w:ascii="Times New Roman" w:hAnsi="Times New Roman" w:cs="Times New Roman"/>
-          <w:b/>
-          <w:i/>
-          <w:sz w:val="22"/>
-          <w:szCs w:val="22"/>
-        </w:rPr>
-        <w:t>5. Parametric Optimization of Radiating Patch Radius (R Sweep)</w:t>
+          <w:sz w:val="24"/>
+          <w:szCs w:val="24"/>
+        </w:rPr>
+        <w:lastRenderedPageBreak/>
+        <w:t>Literature Review</w:t>
       </w:r>
     </w:p>
     <w:p>
@@ -2546,7 +848,1130 @@
           <w:sz w:val="21"/>
           <w:szCs w:val="21"/>
         </w:rPr>
-        <w:t>With L</w:t>
+        <w:t>Several groups have placed a reflector behind a wideband printed antenna to raise its gain. Table 1 lists the works closest to this project.</w:t>
+      </w:r>
+    </w:p>
+    <w:p>
+      <w:pPr>
+        <w:spacing w:after="40" w:line="269" w:lineRule="auto"/>
+        <w:jc w:val="both"/>
+      </w:pPr>
+      <w:r>
+        <w:rPr>
+          <w:rFonts w:ascii="Times New Roman" w:hAnsi="Times New Roman" w:cs="Times New Roman"/>
+          <w:sz w:val="21"/>
+          <w:szCs w:val="21"/>
+        </w:rPr>
+        <w:t>Sen et al. [10] placed a metasurface of double split rings behind a circular monopole. The split angle changes from column to column, and the gain rose by about 5.5 dB. Al-Gburi et al. [11] placed a CPW-fed ring monopole over a 19 × 19 loop frequency selective surface (FSS) with a ground plane. The peak gain rose from 6.7 to 11.5 dBi, and the whole structure is 10 mm thick. Hussain et al. [12] put a 5 × 5 FSS 9 mm behind a CPW-fed hexagonal patch, and the peak gain rose from 6.5 to 10.5 dBi. Hammache et al. [13] used a 7 × 7 FSS 20 mm behind a CPW-fed hexagonal monopole, and the gain rose from 2.2 to 8.4 dBi.</w:t>
+      </w:r>
+    </w:p>
+    <w:p>
+      <w:pPr>
+        <w:spacing w:after="40" w:line="269" w:lineRule="auto"/>
+        <w:jc w:val="both"/>
+      </w:pPr>
+      <w:r>
+        <w:rPr>
+          <w:rFonts w:ascii="Times New Roman" w:hAnsi="Times New Roman" w:cs="Times New Roman"/>
+          <w:sz w:val="21"/>
+          <w:szCs w:val="21"/>
+        </w:rPr>
+        <w:t>Metasurfaces are also used in MIMO antennas. Hasan et al. [14] placed a copper-backed 10 × 10 split-ring metasurface 12 mm behind a 4-port antenna for 3.08–7.75 GHz. The gain rose from 5.4 to 8.3 dBi, and the isolation between ports stayed above 15.5 dB. Wu et al. [15] used a polarization-conversion metasurface in a 2-port antenna for 4.76–6.77 GHz, with a gain of 7.95 dBic and isolation above 19.8 dB.</w:t>
+      </w:r>
+    </w:p>
+    <w:p>
+      <w:pPr>
+        <w:spacing w:after="40" w:line="269" w:lineRule="auto"/>
+        <w:jc w:val="both"/>
+      </w:pPr>
+      <w:r>
+        <w:rPr>
+          <w:rFonts w:ascii="Times New Roman" w:hAnsi="Times New Roman" w:cs="Times New Roman"/>
+          <w:sz w:val="21"/>
+          <w:szCs w:val="21"/>
+        </w:rPr>
+        <w:t>These works show that a reflector or metasurface can raise the gain of a printed antenna by several dB. In most of them, however, the reflector sits far behind the antenna. From them, this project takes three ideas: a CPW-fed monopole as the radiator [11]–[13], split-ring cells for the metasurface [10], [14], and a copper-backed metasurface behind a MIMO antenna for Phase II [14].</w:t>
+      </w:r>
+    </w:p>
+    <w:p>
+      <w:pPr>
+        <w:keepNext/>
+        <w:spacing w:before="20" w:after="40"/>
+        <w:jc w:val="center"/>
+      </w:pPr>
+      <w:r>
+        <w:rPr>
+          <w:rFonts w:ascii="Times New Roman" w:hAnsi="Times New Roman" w:cs="Times New Roman"/>
+          <w:b/>
+          <w:sz w:val="18"/>
+          <w:szCs w:val="18"/>
+        </w:rPr>
+        <w:t xml:space="preserve">Table </w:t>
+      </w:r>
+      <w:r>
+        <w:rPr>
+          <w:rFonts w:ascii="Times New Roman" w:hAnsi="Times New Roman" w:cs="Times New Roman"/>
+          <w:b/>
+          <w:sz w:val="18"/>
+          <w:szCs w:val="18"/>
+        </w:rPr>
+        <w:fldChar w:fldCharType="begin"/>
+      </w:r>
+      <w:r>
+        <w:rPr>
+          <w:rFonts w:ascii="Times New Roman" w:hAnsi="Times New Roman" w:cs="Times New Roman"/>
+          <w:b/>
+          <w:sz w:val="18"/>
+          <w:szCs w:val="18"/>
+        </w:rPr>
+        <w:instrText xml:space="preserve"> SEQ Table \* ARABIC </w:instrText>
+      </w:r>
+      <w:r>
+        <w:rPr>
+          <w:rFonts w:ascii="Times New Roman" w:hAnsi="Times New Roman" w:cs="Times New Roman"/>
+          <w:b/>
+          <w:sz w:val="18"/>
+          <w:szCs w:val="18"/>
+        </w:rPr>
+        <w:fldChar w:fldCharType="separate"/>
+      </w:r>
+      <w:r>
+        <w:rPr>
+          <w:rFonts w:ascii="Times New Roman" w:hAnsi="Times New Roman" w:cs="Times New Roman"/>
+          <w:b/>
+          <w:sz w:val="18"/>
+          <w:szCs w:val="18"/>
+        </w:rPr>
+        <w:t>1</w:t>
+      </w:r>
+      <w:r>
+        <w:rPr>
+          <w:rFonts w:ascii="Times New Roman" w:hAnsi="Times New Roman" w:cs="Times New Roman"/>
+          <w:b/>
+          <w:sz w:val="18"/>
+          <w:szCs w:val="18"/>
+        </w:rPr>
+        <w:fldChar w:fldCharType="end"/>
+      </w:r>
+      <w:r>
+        <w:rPr>
+          <w:rFonts w:ascii="Times New Roman" w:hAnsi="Times New Roman" w:cs="Times New Roman"/>
+          <w:b/>
+          <w:sz w:val="18"/>
+          <w:szCs w:val="18"/>
+        </w:rPr>
+        <w:t xml:space="preserve">. </w:t>
+      </w:r>
+      <w:r>
+        <w:rPr>
+          <w:rFonts w:ascii="Times New Roman" w:hAnsi="Times New Roman" w:cs="Times New Roman"/>
+          <w:sz w:val="18"/>
+          <w:szCs w:val="18"/>
+        </w:rPr>
+        <w:t>Printed antennas with a reflector or metasurface behind them, compared with this work. Gain is the peak gain without → with the reflector.</w:t>
+      </w:r>
+    </w:p>
+    <w:tbl>
+      <w:tblPr>
+        <w:tblStyle w:val="TableGrid"/>
+        <w:tblW w:type="auto" w:w="0"/>
+        <w:jc w:val="center"/>
+        <w:tblLayout w:type="fixed"/>
+        <w:tblLook w:firstColumn="1" w:firstRow="1" w:lastColumn="0" w:lastRow="0" w:noHBand="0" w:noVBand="1" w:val="04A0"/>
+      </w:tblPr>
+      <w:tblGrid>
+        <w:gridCol w:w="1800"/>
+        <w:gridCol w:w="1728"/>
+        <w:gridCol w:w="2232"/>
+        <w:gridCol w:w="1152"/>
+        <w:gridCol w:w="1728"/>
+      </w:tblGrid>
+      <w:tr>
+        <w:trPr>
+          <w:tblHeader/>
+        </w:trPr>
+        <w:tc>
+          <w:tcPr>
+            <w:tcW w:type="dxa" w:w="1800"/>
+            <w:shd w:val="clear" w:color="auto" w:fill="D9D9D9"/>
+            <w:vAlign w:val="center"/>
+          </w:tcPr>
+          <w:p>
+            <w:pPr>
+              <w:spacing w:after="0" w:line="240" w:lineRule="auto"/>
+              <w:jc w:val="left"/>
+            </w:pPr>
+            <w:r>
+              <w:rPr>
+                <w:rFonts w:ascii="Times New Roman" w:hAnsi="Times New Roman" w:cs="Times New Roman"/>
+                <w:b/>
+                <w:sz w:val="18"/>
+                <w:szCs w:val="18"/>
+              </w:rPr>
+              <w:t>Reference</w:t>
+            </w:r>
+          </w:p>
+        </w:tc>
+        <w:tc>
+          <w:tcPr>
+            <w:tcW w:type="dxa" w:w="1728"/>
+            <w:shd w:val="clear" w:color="auto" w:fill="D9D9D9"/>
+            <w:vAlign w:val="center"/>
+          </w:tcPr>
+          <w:p>
+            <w:pPr>
+              <w:spacing w:after="0" w:line="240" w:lineRule="auto"/>
+              <w:jc w:val="center"/>
+            </w:pPr>
+            <w:r>
+              <w:rPr>
+                <w:rFonts w:ascii="Times New Roman" w:hAnsi="Times New Roman" w:cs="Times New Roman"/>
+                <w:b/>
+                <w:sz w:val="18"/>
+                <w:szCs w:val="18"/>
+              </w:rPr>
+              <w:t>Antenna</w:t>
+            </w:r>
+          </w:p>
+        </w:tc>
+        <w:tc>
+          <w:tcPr>
+            <w:tcW w:type="dxa" w:w="2232"/>
+            <w:shd w:val="clear" w:color="auto" w:fill="D9D9D9"/>
+            <w:vAlign w:val="center"/>
+          </w:tcPr>
+          <w:p>
+            <w:pPr>
+              <w:spacing w:after="0" w:line="240" w:lineRule="auto"/>
+              <w:jc w:val="center"/>
+            </w:pPr>
+            <w:r>
+              <w:rPr>
+                <w:rFonts w:ascii="Times New Roman" w:hAnsi="Times New Roman" w:cs="Times New Roman"/>
+                <w:b/>
+                <w:sz w:val="18"/>
+                <w:szCs w:val="18"/>
+              </w:rPr>
+              <w:t>Reflector</w:t>
+            </w:r>
+          </w:p>
+        </w:tc>
+        <w:tc>
+          <w:tcPr>
+            <w:tcW w:type="dxa" w:w="1152"/>
+            <w:shd w:val="clear" w:color="auto" w:fill="D9D9D9"/>
+            <w:vAlign w:val="center"/>
+          </w:tcPr>
+          <w:p>
+            <w:pPr>
+              <w:spacing w:after="0" w:line="240" w:lineRule="auto"/>
+              <w:jc w:val="center"/>
+            </w:pPr>
+            <w:r>
+              <w:rPr>
+                <w:rFonts w:ascii="Times New Roman" w:hAnsi="Times New Roman" w:cs="Times New Roman"/>
+                <w:b/>
+                <w:sz w:val="18"/>
+                <w:szCs w:val="18"/>
+              </w:rPr>
+              <w:t>Gap</w:t>
+            </w:r>
+          </w:p>
+        </w:tc>
+        <w:tc>
+          <w:tcPr>
+            <w:tcW w:type="dxa" w:w="1728"/>
+            <w:shd w:val="clear" w:color="auto" w:fill="D9D9D9"/>
+            <w:vAlign w:val="center"/>
+          </w:tcPr>
+          <w:p>
+            <w:pPr>
+              <w:spacing w:after="0" w:line="240" w:lineRule="auto"/>
+              <w:jc w:val="center"/>
+            </w:pPr>
+            <w:r>
+              <w:rPr>
+                <w:rFonts w:ascii="Times New Roman" w:hAnsi="Times New Roman" w:cs="Times New Roman"/>
+                <w:b/>
+                <w:sz w:val="18"/>
+                <w:szCs w:val="18"/>
+              </w:rPr>
+              <w:t>Peak gain</w:t>
+            </w:r>
+          </w:p>
+        </w:tc>
+      </w:tr>
+      <w:tr>
+        <w:tc>
+          <w:tcPr>
+            <w:tcW w:type="dxa" w:w="1800"/>
+            <w:vAlign w:val="center"/>
+          </w:tcPr>
+          <w:p>
+            <w:pPr>
+              <w:spacing w:after="0" w:line="240" w:lineRule="auto"/>
+              <w:jc w:val="left"/>
+            </w:pPr>
+            <w:r>
+              <w:rPr>
+                <w:rFonts w:ascii="Times New Roman" w:hAnsi="Times New Roman" w:cs="Times New Roman"/>
+                <w:sz w:val="18"/>
+                <w:szCs w:val="18"/>
+              </w:rPr>
+              <w:t>Sen et al. (2017) [10]</w:t>
+            </w:r>
+          </w:p>
+        </w:tc>
+        <w:tc>
+          <w:tcPr>
+            <w:tcW w:type="dxa" w:w="1728"/>
+            <w:vAlign w:val="center"/>
+          </w:tcPr>
+          <w:p>
+            <w:pPr>
+              <w:spacing w:after="0" w:line="240" w:lineRule="auto"/>
+              <w:jc w:val="center"/>
+            </w:pPr>
+            <w:r>
+              <w:rPr>
+                <w:rFonts w:ascii="Times New Roman" w:hAnsi="Times New Roman" w:cs="Times New Roman"/>
+                <w:sz w:val="18"/>
+                <w:szCs w:val="18"/>
+              </w:rPr>
+              <w:t>Circular monopole</w:t>
+            </w:r>
+          </w:p>
+        </w:tc>
+        <w:tc>
+          <w:tcPr>
+            <w:tcW w:type="dxa" w:w="2232"/>
+            <w:vAlign w:val="center"/>
+          </w:tcPr>
+          <w:p>
+            <w:pPr>
+              <w:spacing w:after="0" w:line="240" w:lineRule="auto"/>
+              <w:jc w:val="center"/>
+            </w:pPr>
+            <w:r>
+              <w:rPr>
+                <w:rFonts w:ascii="Times New Roman" w:hAnsi="Times New Roman" w:cs="Times New Roman"/>
+                <w:sz w:val="18"/>
+                <w:szCs w:val="18"/>
+              </w:rPr>
+              <w:t>Double split-ring metasurface (graded splits)</w:t>
+            </w:r>
+          </w:p>
+        </w:tc>
+        <w:tc>
+          <w:tcPr>
+            <w:tcW w:type="dxa" w:w="1152"/>
+            <w:vAlign w:val="center"/>
+          </w:tcPr>
+          <w:p>
+            <w:pPr>
+              <w:spacing w:after="0" w:line="240" w:lineRule="auto"/>
+              <w:jc w:val="center"/>
+            </w:pPr>
+            <w:r>
+              <w:rPr>
+                <w:rFonts w:ascii="Times New Roman" w:hAnsi="Times New Roman" w:cs="Times New Roman"/>
+                <w:sz w:val="18"/>
+                <w:szCs w:val="18"/>
+              </w:rPr>
+              <w:t>Not given in abstract</w:t>
+            </w:r>
+          </w:p>
+        </w:tc>
+        <w:tc>
+          <w:tcPr>
+            <w:tcW w:type="dxa" w:w="1728"/>
+            <w:vAlign w:val="center"/>
+          </w:tcPr>
+          <w:p>
+            <w:pPr>
+              <w:spacing w:after="0" w:line="240" w:lineRule="auto"/>
+              <w:jc w:val="center"/>
+            </w:pPr>
+            <w:r>
+              <w:rPr>
+                <w:rFonts w:ascii="Times New Roman" w:hAnsi="Times New Roman" w:cs="Times New Roman"/>
+                <w:sz w:val="18"/>
+                <w:szCs w:val="18"/>
+              </w:rPr>
+              <w:t>About +5.5 dB</w:t>
+            </w:r>
+          </w:p>
+        </w:tc>
+      </w:tr>
+      <w:tr>
+        <w:tc>
+          <w:tcPr>
+            <w:tcW w:type="dxa" w:w="1800"/>
+            <w:vAlign w:val="center"/>
+          </w:tcPr>
+          <w:p>
+            <w:pPr>
+              <w:spacing w:after="0" w:line="240" w:lineRule="auto"/>
+              <w:jc w:val="left"/>
+            </w:pPr>
+            <w:r>
+              <w:rPr>
+                <w:rFonts w:ascii="Times New Roman" w:hAnsi="Times New Roman" w:cs="Times New Roman"/>
+                <w:sz w:val="18"/>
+                <w:szCs w:val="18"/>
+              </w:rPr>
+              <w:t>Al-Gburi et al. (2022) [11]</w:t>
+            </w:r>
+          </w:p>
+        </w:tc>
+        <w:tc>
+          <w:tcPr>
+            <w:tcW w:type="dxa" w:w="1728"/>
+            <w:vAlign w:val="center"/>
+          </w:tcPr>
+          <w:p>
+            <w:pPr>
+              <w:spacing w:after="0" w:line="240" w:lineRule="auto"/>
+              <w:jc w:val="center"/>
+            </w:pPr>
+            <w:r>
+              <w:rPr>
+                <w:rFonts w:ascii="Times New Roman" w:hAnsi="Times New Roman" w:cs="Times New Roman"/>
+                <w:sz w:val="18"/>
+                <w:szCs w:val="18"/>
+              </w:rPr>
+              <w:t>CPW-fed ring monopole</w:t>
+            </w:r>
+          </w:p>
+        </w:tc>
+        <w:tc>
+          <w:tcPr>
+            <w:tcW w:type="dxa" w:w="2232"/>
+            <w:vAlign w:val="center"/>
+          </w:tcPr>
+          <w:p>
+            <w:pPr>
+              <w:spacing w:after="0" w:line="240" w:lineRule="auto"/>
+              <w:jc w:val="center"/>
+            </w:pPr>
+            <w:r>
+              <w:rPr>
+                <w:rFonts w:ascii="Times New Roman" w:hAnsi="Times New Roman" w:cs="Times New Roman"/>
+                <w:sz w:val="18"/>
+                <w:szCs w:val="18"/>
+              </w:rPr>
+              <w:t>19 × 19 loop FSS with ground plane</w:t>
+            </w:r>
+          </w:p>
+        </w:tc>
+        <w:tc>
+          <w:tcPr>
+            <w:tcW w:type="dxa" w:w="1152"/>
+            <w:vAlign w:val="center"/>
+          </w:tcPr>
+          <w:p>
+            <w:pPr>
+              <w:spacing w:after="0" w:line="240" w:lineRule="auto"/>
+              <w:jc w:val="center"/>
+            </w:pPr>
+            <w:r>
+              <w:rPr>
+                <w:rFonts w:ascii="Times New Roman" w:hAnsi="Times New Roman" w:cs="Times New Roman"/>
+                <w:sz w:val="18"/>
+                <w:szCs w:val="18"/>
+              </w:rPr>
+              <w:t>10 mm (total height)</w:t>
+            </w:r>
+          </w:p>
+        </w:tc>
+        <w:tc>
+          <w:tcPr>
+            <w:tcW w:type="dxa" w:w="1728"/>
+            <w:vAlign w:val="center"/>
+          </w:tcPr>
+          <w:p>
+            <w:pPr>
+              <w:spacing w:after="0" w:line="240" w:lineRule="auto"/>
+              <w:jc w:val="center"/>
+            </w:pPr>
+            <w:r>
+              <w:rPr>
+                <w:rFonts w:ascii="Times New Roman" w:hAnsi="Times New Roman" w:cs="Times New Roman"/>
+                <w:sz w:val="18"/>
+                <w:szCs w:val="18"/>
+              </w:rPr>
+              <w:t>6.7 → 11.5 dBi</w:t>
+            </w:r>
+          </w:p>
+        </w:tc>
+      </w:tr>
+      <w:tr>
+        <w:tc>
+          <w:tcPr>
+            <w:tcW w:type="dxa" w:w="1800"/>
+            <w:vAlign w:val="center"/>
+          </w:tcPr>
+          <w:p>
+            <w:pPr>
+              <w:spacing w:after="0" w:line="240" w:lineRule="auto"/>
+              <w:jc w:val="left"/>
+            </w:pPr>
+            <w:r>
+              <w:rPr>
+                <w:rFonts w:ascii="Times New Roman" w:hAnsi="Times New Roman" w:cs="Times New Roman"/>
+                <w:sz w:val="18"/>
+                <w:szCs w:val="18"/>
+              </w:rPr>
+              <w:t>Hussain et al. (2023) [12]</w:t>
+            </w:r>
+          </w:p>
+        </w:tc>
+        <w:tc>
+          <w:tcPr>
+            <w:tcW w:type="dxa" w:w="1728"/>
+            <w:vAlign w:val="center"/>
+          </w:tcPr>
+          <w:p>
+            <w:pPr>
+              <w:spacing w:after="0" w:line="240" w:lineRule="auto"/>
+              <w:jc w:val="center"/>
+            </w:pPr>
+            <w:r>
+              <w:rPr>
+                <w:rFonts w:ascii="Times New Roman" w:hAnsi="Times New Roman" w:cs="Times New Roman"/>
+                <w:sz w:val="18"/>
+                <w:szCs w:val="18"/>
+              </w:rPr>
+              <w:t>CPW-fed hexagonal patch</w:t>
+            </w:r>
+          </w:p>
+        </w:tc>
+        <w:tc>
+          <w:tcPr>
+            <w:tcW w:type="dxa" w:w="2232"/>
+            <w:vAlign w:val="center"/>
+          </w:tcPr>
+          <w:p>
+            <w:pPr>
+              <w:spacing w:after="0" w:line="240" w:lineRule="auto"/>
+              <w:jc w:val="center"/>
+            </w:pPr>
+            <w:r>
+              <w:rPr>
+                <w:rFonts w:ascii="Times New Roman" w:hAnsi="Times New Roman" w:cs="Times New Roman"/>
+                <w:sz w:val="18"/>
+                <w:szCs w:val="18"/>
+              </w:rPr>
+              <w:t>5 × 5 ring-frame FSS</w:t>
+            </w:r>
+          </w:p>
+        </w:tc>
+        <w:tc>
+          <w:tcPr>
+            <w:tcW w:type="dxa" w:w="1152"/>
+            <w:vAlign w:val="center"/>
+          </w:tcPr>
+          <w:p>
+            <w:pPr>
+              <w:spacing w:after="0" w:line="240" w:lineRule="auto"/>
+              <w:jc w:val="center"/>
+            </w:pPr>
+            <w:r>
+              <w:rPr>
+                <w:rFonts w:ascii="Times New Roman" w:hAnsi="Times New Roman" w:cs="Times New Roman"/>
+                <w:sz w:val="18"/>
+                <w:szCs w:val="18"/>
+              </w:rPr>
+              <w:t>9 mm</w:t>
+            </w:r>
+          </w:p>
+        </w:tc>
+        <w:tc>
+          <w:tcPr>
+            <w:tcW w:type="dxa" w:w="1728"/>
+            <w:vAlign w:val="center"/>
+          </w:tcPr>
+          <w:p>
+            <w:pPr>
+              <w:spacing w:after="0" w:line="240" w:lineRule="auto"/>
+              <w:jc w:val="center"/>
+            </w:pPr>
+            <w:r>
+              <w:rPr>
+                <w:rFonts w:ascii="Times New Roman" w:hAnsi="Times New Roman" w:cs="Times New Roman"/>
+                <w:sz w:val="18"/>
+                <w:szCs w:val="18"/>
+              </w:rPr>
+              <w:t>6.5 → 10.5 dBi</w:t>
+            </w:r>
+          </w:p>
+        </w:tc>
+      </w:tr>
+      <w:tr>
+        <w:tc>
+          <w:tcPr>
+            <w:tcW w:type="dxa" w:w="1800"/>
+            <w:vAlign w:val="center"/>
+          </w:tcPr>
+          <w:p>
+            <w:pPr>
+              <w:spacing w:after="0" w:line="240" w:lineRule="auto"/>
+              <w:jc w:val="left"/>
+            </w:pPr>
+            <w:r>
+              <w:rPr>
+                <w:rFonts w:ascii="Times New Roman" w:hAnsi="Times New Roman" w:cs="Times New Roman"/>
+                <w:sz w:val="18"/>
+                <w:szCs w:val="18"/>
+              </w:rPr>
+              <w:t>Hammache et al. (2024) [13]</w:t>
+            </w:r>
+          </w:p>
+        </w:tc>
+        <w:tc>
+          <w:tcPr>
+            <w:tcW w:type="dxa" w:w="1728"/>
+            <w:vAlign w:val="center"/>
+          </w:tcPr>
+          <w:p>
+            <w:pPr>
+              <w:spacing w:after="0" w:line="240" w:lineRule="auto"/>
+              <w:jc w:val="center"/>
+            </w:pPr>
+            <w:r>
+              <w:rPr>
+                <w:rFonts w:ascii="Times New Roman" w:hAnsi="Times New Roman" w:cs="Times New Roman"/>
+                <w:sz w:val="18"/>
+                <w:szCs w:val="18"/>
+              </w:rPr>
+              <w:t>CPW-fed hexagonal monopole</w:t>
+            </w:r>
+          </w:p>
+        </w:tc>
+        <w:tc>
+          <w:tcPr>
+            <w:tcW w:type="dxa" w:w="2232"/>
+            <w:vAlign w:val="center"/>
+          </w:tcPr>
+          <w:p>
+            <w:pPr>
+              <w:spacing w:after="0" w:line="240" w:lineRule="auto"/>
+              <w:jc w:val="center"/>
+            </w:pPr>
+            <w:r>
+              <w:rPr>
+                <w:rFonts w:ascii="Times New Roman" w:hAnsi="Times New Roman" w:cs="Times New Roman"/>
+                <w:sz w:val="18"/>
+                <w:szCs w:val="18"/>
+              </w:rPr>
+              <w:t>7 × 7 FSS</w:t>
+            </w:r>
+          </w:p>
+        </w:tc>
+        <w:tc>
+          <w:tcPr>
+            <w:tcW w:type="dxa" w:w="1152"/>
+            <w:vAlign w:val="center"/>
+          </w:tcPr>
+          <w:p>
+            <w:pPr>
+              <w:spacing w:after="0" w:line="240" w:lineRule="auto"/>
+              <w:jc w:val="center"/>
+            </w:pPr>
+            <w:r>
+              <w:rPr>
+                <w:rFonts w:ascii="Times New Roman" w:hAnsi="Times New Roman" w:cs="Times New Roman"/>
+                <w:sz w:val="18"/>
+                <w:szCs w:val="18"/>
+              </w:rPr>
+              <w:t>20 mm</w:t>
+            </w:r>
+          </w:p>
+        </w:tc>
+        <w:tc>
+          <w:tcPr>
+            <w:tcW w:type="dxa" w:w="1728"/>
+            <w:vAlign w:val="center"/>
+          </w:tcPr>
+          <w:p>
+            <w:pPr>
+              <w:spacing w:after="0" w:line="240" w:lineRule="auto"/>
+              <w:jc w:val="center"/>
+            </w:pPr>
+            <w:r>
+              <w:rPr>
+                <w:rFonts w:ascii="Times New Roman" w:hAnsi="Times New Roman" w:cs="Times New Roman"/>
+                <w:sz w:val="18"/>
+                <w:szCs w:val="18"/>
+              </w:rPr>
+              <w:t>2.2 → 8.4 dBi</w:t>
+            </w:r>
+          </w:p>
+        </w:tc>
+      </w:tr>
+      <w:tr>
+        <w:tc>
+          <w:tcPr>
+            <w:tcW w:type="dxa" w:w="1800"/>
+            <w:vAlign w:val="center"/>
+          </w:tcPr>
+          <w:p>
+            <w:pPr>
+              <w:spacing w:after="0" w:line="240" w:lineRule="auto"/>
+              <w:jc w:val="left"/>
+            </w:pPr>
+            <w:r>
+              <w:rPr>
+                <w:rFonts w:ascii="Times New Roman" w:hAnsi="Times New Roman" w:cs="Times New Roman"/>
+                <w:sz w:val="18"/>
+                <w:szCs w:val="18"/>
+              </w:rPr>
+              <w:t>Hasan et al. (2022) [14]</w:t>
+            </w:r>
+          </w:p>
+        </w:tc>
+        <w:tc>
+          <w:tcPr>
+            <w:tcW w:type="dxa" w:w="1728"/>
+            <w:vAlign w:val="center"/>
+          </w:tcPr>
+          <w:p>
+            <w:pPr>
+              <w:spacing w:after="0" w:line="240" w:lineRule="auto"/>
+              <w:jc w:val="center"/>
+            </w:pPr>
+            <w:r>
+              <w:rPr>
+                <w:rFonts w:ascii="Times New Roman" w:hAnsi="Times New Roman" w:cs="Times New Roman"/>
+                <w:sz w:val="18"/>
+                <w:szCs w:val="18"/>
+              </w:rPr>
+              <w:t>4-port MIMO patch (3.08–7.75 GHz)</w:t>
+            </w:r>
+          </w:p>
+        </w:tc>
+        <w:tc>
+          <w:tcPr>
+            <w:tcW w:type="dxa" w:w="2232"/>
+            <w:vAlign w:val="center"/>
+          </w:tcPr>
+          <w:p>
+            <w:pPr>
+              <w:spacing w:after="0" w:line="240" w:lineRule="auto"/>
+              <w:jc w:val="center"/>
+            </w:pPr>
+            <w:r>
+              <w:rPr>
+                <w:rFonts w:ascii="Times New Roman" w:hAnsi="Times New Roman" w:cs="Times New Roman"/>
+                <w:sz w:val="18"/>
+                <w:szCs w:val="18"/>
+              </w:rPr>
+              <w:t>10 × 10 copper-backed split-ring metasurface</w:t>
+            </w:r>
+          </w:p>
+        </w:tc>
+        <w:tc>
+          <w:tcPr>
+            <w:tcW w:type="dxa" w:w="1152"/>
+            <w:vAlign w:val="center"/>
+          </w:tcPr>
+          <w:p>
+            <w:pPr>
+              <w:spacing w:after="0" w:line="240" w:lineRule="auto"/>
+              <w:jc w:val="center"/>
+            </w:pPr>
+            <w:r>
+              <w:rPr>
+                <w:rFonts w:ascii="Times New Roman" w:hAnsi="Times New Roman" w:cs="Times New Roman"/>
+                <w:sz w:val="18"/>
+                <w:szCs w:val="18"/>
+              </w:rPr>
+              <w:t>12 mm</w:t>
+            </w:r>
+          </w:p>
+        </w:tc>
+        <w:tc>
+          <w:tcPr>
+            <w:tcW w:type="dxa" w:w="1728"/>
+            <w:vAlign w:val="center"/>
+          </w:tcPr>
+          <w:p>
+            <w:pPr>
+              <w:spacing w:after="0" w:line="240" w:lineRule="auto"/>
+              <w:jc w:val="center"/>
+            </w:pPr>
+            <w:r>
+              <w:rPr>
+                <w:rFonts w:ascii="Times New Roman" w:hAnsi="Times New Roman" w:cs="Times New Roman"/>
+                <w:sz w:val="18"/>
+                <w:szCs w:val="18"/>
+              </w:rPr>
+              <w:t>5.4 → 8.3 dBi; isolation &gt; 15.5 dB</w:t>
+            </w:r>
+          </w:p>
+        </w:tc>
+      </w:tr>
+      <w:tr>
+        <w:tc>
+          <w:tcPr>
+            <w:tcW w:type="dxa" w:w="1800"/>
+            <w:shd w:val="clear" w:color="auto" w:fill="DCE6F2"/>
+            <w:vAlign w:val="center"/>
+          </w:tcPr>
+          <w:p>
+            <w:pPr>
+              <w:spacing w:after="0" w:line="240" w:lineRule="auto"/>
+              <w:jc w:val="left"/>
+            </w:pPr>
+            <w:r>
+              <w:rPr>
+                <w:rFonts w:ascii="Times New Roman" w:hAnsi="Times New Roman" w:cs="Times New Roman"/>
+                <w:b/>
+                <w:sz w:val="18"/>
+                <w:szCs w:val="18"/>
+              </w:rPr>
+              <w:t>This work</w:t>
+            </w:r>
+          </w:p>
+        </w:tc>
+        <w:tc>
+          <w:tcPr>
+            <w:tcW w:type="dxa" w:w="1728"/>
+            <w:shd w:val="clear" w:color="auto" w:fill="DCE6F2"/>
+            <w:vAlign w:val="center"/>
+          </w:tcPr>
+          <w:p>
+            <w:pPr>
+              <w:spacing w:after="0" w:line="240" w:lineRule="auto"/>
+              <w:jc w:val="center"/>
+            </w:pPr>
+            <w:r>
+              <w:rPr>
+                <w:rFonts w:ascii="Times New Roman" w:hAnsi="Times New Roman" w:cs="Times New Roman"/>
+                <w:sz w:val="18"/>
+                <w:szCs w:val="18"/>
+              </w:rPr>
+              <w:t>CPW-fed decagonal monopole</w:t>
+            </w:r>
+          </w:p>
+        </w:tc>
+        <w:tc>
+          <w:tcPr>
+            <w:tcW w:type="dxa" w:w="2232"/>
+            <w:shd w:val="clear" w:color="auto" w:fill="DCE6F2"/>
+            <w:vAlign w:val="center"/>
+          </w:tcPr>
+          <w:p>
+            <w:pPr>
+              <w:spacing w:after="0" w:line="240" w:lineRule="auto"/>
+              <w:jc w:val="center"/>
+            </w:pPr>
+            <w:r>
+              <w:rPr>
+                <w:rFonts w:ascii="Times New Roman" w:hAnsi="Times New Roman" w:cs="Times New Roman"/>
+                <w:sz w:val="18"/>
+                <w:szCs w:val="18"/>
+              </w:rPr>
+              <w:t>6 × 5 double split-ring metasurface, copper-backed</w:t>
+            </w:r>
+          </w:p>
+        </w:tc>
+        <w:tc>
+          <w:tcPr>
+            <w:tcW w:type="dxa" w:w="1152"/>
+            <w:shd w:val="clear" w:color="auto" w:fill="DCE6F2"/>
+            <w:vAlign w:val="center"/>
+          </w:tcPr>
+          <w:p>
+            <w:pPr>
+              <w:spacing w:after="0" w:line="240" w:lineRule="auto"/>
+              <w:jc w:val="center"/>
+            </w:pPr>
+            <w:r>
+              <w:rPr>
+                <w:rFonts w:ascii="Times New Roman" w:hAnsi="Times New Roman" w:cs="Times New Roman"/>
+                <w:b/>
+                <w:sz w:val="18"/>
+                <w:szCs w:val="18"/>
+              </w:rPr>
+              <w:t>3.9 mm</w:t>
+            </w:r>
+          </w:p>
+        </w:tc>
+        <w:tc>
+          <w:tcPr>
+            <w:tcW w:type="dxa" w:w="1728"/>
+            <w:shd w:val="clear" w:color="auto" w:fill="DCE6F2"/>
+            <w:vAlign w:val="center"/>
+          </w:tcPr>
+          <w:p>
+            <w:pPr>
+              <w:spacing w:after="0" w:line="240" w:lineRule="auto"/>
+              <w:jc w:val="center"/>
+            </w:pPr>
+            <w:r>
+              <w:rPr>
+                <w:rFonts w:ascii="Times New Roman" w:hAnsi="Times New Roman" w:cs="Times New Roman"/>
+                <w:sz w:val="18"/>
+                <w:szCs w:val="18"/>
+              </w:rPr>
+              <w:t>Under simulation</w:t>
+            </w:r>
+          </w:p>
+        </w:tc>
+      </w:tr>
+    </w:tbl>
+    <w:p>
+      <w:pPr>
+        <w:spacing w:after="40"/>
+      </w:pPr>
+    </w:p>
+    <w:p>
+      <w:pPr>
+        <w:pStyle w:val="Heading2"/>
+        <w:keepNext/>
+        <w:spacing w:before="70" w:after="30"/>
+        <w:rPr>
+          <w:rFonts w:ascii="Times New Roman" w:hAnsi="Times New Roman" w:cs="Times New Roman"/>
+          <w:sz w:val="22"/>
+          <w:szCs w:val="22"/>
+        </w:rPr>
+      </w:pPr>
+      <w:r>
+        <w:rPr>
+          <w:rFonts w:ascii="Times New Roman" w:hAnsi="Times New Roman" w:cs="Times New Roman"/>
+          <w:b/>
+          <w:i/>
+          <w:sz w:val="22"/>
+          <w:szCs w:val="22"/>
+        </w:rPr>
+        <w:t>Research Gap</w:t>
+      </w:r>
+    </w:p>
+    <w:p>
+      <w:pPr>
+        <w:spacing w:after="40" w:line="269" w:lineRule="auto"/>
+        <w:jc w:val="both"/>
+      </w:pPr>
+      <w:r>
+        <w:rPr>
+          <w:rFonts w:ascii="Times New Roman" w:hAnsi="Times New Roman" w:cs="Times New Roman"/>
+          <w:sz w:val="21"/>
+          <w:szCs w:val="21"/>
+        </w:rPr>
+        <w:t>In the reviewed works, the reflector usually sits 9–20 mm behind the antenna [11]–[14]. This makes the antenna thick. A much thinner metasurface, about 4 mm behind the antenna, working over a band as wide as about 2–15 GHz, is rarely reported. The reviewed metasurface MIMO antennas also cover narrower bands [14], [15]. This project therefore aims to place a split-ring metasurface only 3.9 mm behind a wideband antenna, and then to build a MIMO version of it.</w:t>
+      </w:r>
+    </w:p>
+    <w:p>
+      <w:pPr>
+        <w:pStyle w:val="Heading1"/>
+        <w:pageBreakBefore/>
+        <w:spacing w:before="0"/>
+        <w:rPr>
+          <w:rFonts w:ascii="Times New Roman" w:hAnsi="Times New Roman" w:cs="Times New Roman"/>
+          <w:sz w:val="24"/>
+          <w:szCs w:val="24"/>
+        </w:rPr>
+      </w:pPr>
+      <w:r>
+        <w:rPr>
+          <w:rFonts w:ascii="Times New Roman" w:hAnsi="Times New Roman" w:cs="Times New Roman"/>
+          <w:sz w:val="24"/>
+          <w:szCs w:val="24"/>
+        </w:rPr>
+        <w:lastRenderedPageBreak/>
+        <w:t>Methodology / Proposed Work</w:t>
+      </w:r>
+    </w:p>
+    <w:p>
+      <w:pPr>
+        <w:pStyle w:val="Heading2"/>
+        <w:keepNext/>
+        <w:spacing w:before="70" w:after="30"/>
+        <w:rPr>
+          <w:rFonts w:ascii="Times New Roman" w:hAnsi="Times New Roman" w:cs="Times New Roman"/>
+          <w:sz w:val="22"/>
+          <w:szCs w:val="22"/>
+        </w:rPr>
+      </w:pPr>
+      <w:r>
+        <w:rPr>
+          <w:rFonts w:ascii="Times New Roman" w:hAnsi="Times New Roman" w:cs="Times New Roman"/>
+          <w:b/>
+          <w:i/>
+          <w:sz w:val="22"/>
+          <w:szCs w:val="22"/>
+        </w:rPr>
+        <w:t>1. Design Workflow</w:t>
+      </w:r>
+    </w:p>
+    <w:p>
+      <w:pPr>
+        <w:spacing w:after="40" w:line="269" w:lineRule="auto"/>
+        <w:jc w:val="both"/>
+      </w:pPr>
+      <w:r>
+        <w:rPr>
+          <w:rFonts w:ascii="Times New Roman" w:hAnsi="Times New Roman" w:cs="Times New Roman"/>
+          <w:sz w:val="21"/>
+          <w:szCs w:val="21"/>
+        </w:rPr>
+        <w:t>Fig. 2 shows the design steps. Steps 1–6 are done, step 7 remains, and step 8 is Phase II.</w:t>
+      </w:r>
+    </w:p>
+    <w:p>
+      <w:pPr>
+        <w:keepNext/>
+        <w:spacing w:after="20"/>
+        <w:jc w:val="center"/>
+      </w:pPr>
+      <w:r>
+        <w:drawing>
+          <wp:inline xmlns:a="http://schemas.openxmlformats.org/drawingml/2006/main" xmlns:pic="http://schemas.openxmlformats.org/drawingml/2006/picture">
+            <wp:extent cx="4023360" cy="1594108"/>
+            <wp:docPr id="4" name="Picture 4"/>
+            <wp:cNvGraphicFramePr>
+              <a:graphicFrameLocks noChangeAspect="1"/>
+            </wp:cNvGraphicFramePr>
+            <a:graphic>
+              <a:graphicData uri="http://schemas.openxmlformats.org/drawingml/2006/picture">
+                <pic:pic>
+                  <pic:nvPicPr>
+                    <pic:cNvPr id="0" name="image.png"/>
+                    <pic:cNvPicPr/>
+                  </pic:nvPicPr>
+                  <pic:blipFill>
+                    <a:blip r:embed="rId11"/>
+                    <a:stretch>
+                      <a:fillRect/>
+                    </a:stretch>
+                  </pic:blipFill>
+                  <pic:spPr>
+                    <a:xfrm>
+                      <a:off x="0" y="0"/>
+                      <a:ext cx="4023360" cy="1594108"/>
+                    </a:xfrm>
+                    <a:prstGeom prst="rect"/>
+                  </pic:spPr>
+                </pic:pic>
+              </a:graphicData>
+            </a:graphic>
+          </wp:inline>
+        </w:drawing>
+      </w:r>
+    </w:p>
+    <w:p>
+      <w:pPr>
+        <w:keepNext w:val="0"/>
+        <w:spacing w:before="20" w:after="40"/>
+        <w:jc w:val="center"/>
+      </w:pPr>
+      <w:r>
+        <w:rPr>
+          <w:rFonts w:ascii="Times New Roman" w:hAnsi="Times New Roman" w:cs="Times New Roman"/>
+          <w:b/>
+          <w:sz w:val="18"/>
+          <w:szCs w:val="18"/>
+        </w:rPr>
+        <w:t xml:space="preserve">Fig. </w:t>
+      </w:r>
+      <w:r>
+        <w:rPr>
+          <w:rFonts w:ascii="Times New Roman" w:hAnsi="Times New Roman" w:cs="Times New Roman"/>
+          <w:b/>
+          <w:sz w:val="18"/>
+          <w:szCs w:val="18"/>
+        </w:rPr>
+        <w:fldChar w:fldCharType="begin"/>
+      </w:r>
+      <w:r>
+        <w:rPr>
+          <w:rFonts w:ascii="Times New Roman" w:hAnsi="Times New Roman" w:cs="Times New Roman"/>
+          <w:b/>
+          <w:sz w:val="18"/>
+          <w:szCs w:val="18"/>
+        </w:rPr>
+        <w:instrText xml:space="preserve"> SEQ Figure \* ARABIC </w:instrText>
+      </w:r>
+      <w:r>
+        <w:rPr>
+          <w:rFonts w:ascii="Times New Roman" w:hAnsi="Times New Roman" w:cs="Times New Roman"/>
+          <w:b/>
+          <w:sz w:val="18"/>
+          <w:szCs w:val="18"/>
+        </w:rPr>
+        <w:fldChar w:fldCharType="separate"/>
+      </w:r>
+      <w:r>
+        <w:rPr>
+          <w:rFonts w:ascii="Times New Roman" w:hAnsi="Times New Roman" w:cs="Times New Roman"/>
+          <w:b/>
+          <w:sz w:val="18"/>
+          <w:szCs w:val="18"/>
+        </w:rPr>
+        <w:t>2</w:t>
+      </w:r>
+      <w:r>
+        <w:rPr>
+          <w:rFonts w:ascii="Times New Roman" w:hAnsi="Times New Roman" w:cs="Times New Roman"/>
+          <w:b/>
+          <w:sz w:val="18"/>
+          <w:szCs w:val="18"/>
+        </w:rPr>
+        <w:fldChar w:fldCharType="end"/>
+      </w:r>
+      <w:r>
+        <w:rPr>
+          <w:rFonts w:ascii="Times New Roman" w:hAnsi="Times New Roman" w:cs="Times New Roman"/>
+          <w:b/>
+          <w:sz w:val="18"/>
+          <w:szCs w:val="18"/>
+        </w:rPr>
+        <w:t xml:space="preserve">. </w:t>
+      </w:r>
+      <w:r>
+        <w:rPr>
+          <w:rFonts w:ascii="Times New Roman" w:hAnsi="Times New Roman" w:cs="Times New Roman"/>
+          <w:sz w:val="18"/>
+          <w:szCs w:val="18"/>
+        </w:rPr>
+        <w:t>Design workflow (dark: done; light: remaining in Phase I; dashed: Phase II).</w:t>
+      </w:r>
+    </w:p>
+    <w:p>
+      <w:pPr>
+        <w:pStyle w:val="Heading2"/>
+        <w:keepNext/>
+        <w:spacing w:before="70" w:after="30"/>
+        <w:rPr>
+          <w:rFonts w:ascii="Times New Roman" w:hAnsi="Times New Roman" w:cs="Times New Roman"/>
+          <w:sz w:val="22"/>
+          <w:szCs w:val="22"/>
+        </w:rPr>
+      </w:pPr>
+      <w:r>
+        <w:rPr>
+          <w:rFonts w:ascii="Times New Roman" w:hAnsi="Times New Roman" w:cs="Times New Roman"/>
+          <w:b/>
+          <w:i/>
+          <w:sz w:val="22"/>
+          <w:szCs w:val="22"/>
+        </w:rPr>
+        <w:t>2. Simulation Setup</w:t>
+      </w:r>
+    </w:p>
+    <w:p>
+      <w:pPr>
+        <w:spacing w:after="40" w:line="269" w:lineRule="auto"/>
+        <w:jc w:val="both"/>
+      </w:pPr>
+      <w:r>
+        <w:rPr>
+          <w:rFonts w:ascii="Times New Roman" w:hAnsi="Times New Roman" w:cs="Times New Roman"/>
+          <w:sz w:val="21"/>
+          <w:szCs w:val="21"/>
+        </w:rPr>
+        <w:t>All simulations use CST Studio Suite 2019 (frequency-domain solver, 0–18 GHz). The antenna is printed in copper on a 50 × 50 × 1.6 mm FR-4 board. The radiator is a decagonal (10-sided) patch of circumradius R, with its centre fixed at 8 mm on the feed axis. The CPW feed has a 3.0 mm signal strip and 0.5 mm slots, and a waveguide port referenced to 50 Ω excites it. L</w:t>
       </w:r>
       <w:r>
         <w:rPr>
@@ -2563,7 +1988,43 @@
           <w:sz w:val="21"/>
           <w:szCs w:val="21"/>
         </w:rPr>
-        <w:t xml:space="preserve"> = −7 mm, patch circumradius R was swept from 4 to 15 mm (13 values). For R = 4–8 mm, modes resonate above 6 GHz. Increasing R enlarges electrical volume, shifting the lower cutoff downward as f</w:t>
+        <w:t xml:space="preserve"> is the position of the ground edge: −20 mm puts the ground far from the patch, and −7 mm brings it close.</w:t>
+      </w:r>
+    </w:p>
+    <w:p>
+      <w:pPr>
+        <w:pStyle w:val="Heading2"/>
+        <w:keepNext/>
+        <w:spacing w:before="70" w:after="30"/>
+        <w:rPr>
+          <w:rFonts w:ascii="Times New Roman" w:hAnsi="Times New Roman" w:cs="Times New Roman"/>
+          <w:sz w:val="22"/>
+          <w:szCs w:val="22"/>
+        </w:rPr>
+      </w:pPr>
+      <w:r>
+        <w:rPr>
+          <w:rFonts w:ascii="Times New Roman" w:hAnsi="Times New Roman" w:cs="Times New Roman"/>
+          <w:b/>
+          <w:i/>
+          <w:sz w:val="22"/>
+          <w:szCs w:val="22"/>
+        </w:rPr>
+        <w:t>3. Initial Antenna</w:t>
+      </w:r>
+    </w:p>
+    <w:p>
+      <w:pPr>
+        <w:spacing w:after="40" w:line="269" w:lineRule="auto"/>
+        <w:jc w:val="both"/>
+      </w:pPr>
+      <w:r>
+        <w:rPr>
+          <w:rFonts w:ascii="Times New Roman" w:hAnsi="Times New Roman" w:cs="Times New Roman"/>
+          <w:sz w:val="21"/>
+          <w:szCs w:val="21"/>
+        </w:rPr>
+        <w:t>The first design used R = 15 mm and L</w:t>
       </w:r>
       <w:r>
         <w:rPr>
@@ -2572,7 +2033,7 @@
           <w:szCs w:val="21"/>
           <w:vertAlign w:val="subscript"/>
         </w:rPr>
-        <w:t>L</w:t>
+        <w:t>g</w:t>
       </w:r>
       <w:r>
         <w:rPr>
@@ -2580,14 +2041,30 @@
           <w:sz w:val="21"/>
           <w:szCs w:val="21"/>
         </w:rPr>
-        <w:t xml:space="preserve"> ≈ 7.2 / (L + r + p) [3], [4]. At R = 15 mm (Fig. 3(b)), multiple resonant modes coalesce into a continuous wideband across 2.1–15 GHz.</w:t>
+        <w:t xml:space="preserve"> = −20 mm (Fig. 3(a)), which leaves a 13.73 mm gap between the ground and the patch. Its match is poor (Fig. 3(b)): from 2 to 7.7 GHz, S</w:t>
+      </w:r>
+      <w:r>
+        <w:rPr>
+          <w:rFonts w:ascii="Times New Roman" w:hAnsi="Times New Roman" w:cs="Times New Roman"/>
+          <w:sz w:val="21"/>
+          <w:szCs w:val="21"/>
+          <w:vertAlign w:val="subscript"/>
+        </w:rPr>
+        <w:t>11</w:t>
+      </w:r>
+      <w:r>
+        <w:rPr>
+          <w:rFonts w:ascii="Times New Roman" w:hAnsi="Times New Roman" w:cs="Times New Roman"/>
+          <w:sz w:val="21"/>
+          <w:szCs w:val="21"/>
+        </w:rPr>
+        <w:t xml:space="preserve"> stays between about −2.3 and −7.5 dB. Above 7.7 GHz there are only a few narrow dips below −10 dB, the deepest about −45 dB at 8.56 GHz.</w:t>
       </w:r>
     </w:p>
     <w:tbl>
       <w:tblPr>
-        <w:tblW w:type="auto" w:w="0"/>
+        <w:tblW w:type="dxa" w:w="8050"/>
         <w:jc w:val="center"/>
-        <w:tblLook w:firstColumn="1" w:firstRow="1" w:lastColumn="0" w:lastRow="0" w:noHBand="0" w:noVBand="1" w:val="04A0"/>
         <w:tblBorders>
           <w:top w:val="none"/>
           <w:left w:val="none"/>
@@ -2596,15 +2073,21 @@
           <w:insideH w:val="none"/>
           <w:insideV w:val="none"/>
         </w:tblBorders>
+        <w:tblLayout w:type="fixed"/>
+        <w:tblCellMar>
+          <w:left w:w="0" w:type="dxa"/>
+          <w:right w:w="0" w:type="dxa"/>
+        </w:tblCellMar>
+        <w:tblLook w:firstColumn="1" w:firstRow="1" w:lastColumn="0" w:lastRow="0" w:noHBand="0" w:noVBand="1" w:val="04A0"/>
       </w:tblPr>
       <w:tblGrid>
-        <w:gridCol w:w="4320"/>
-        <w:gridCol w:w="4320"/>
+        <w:gridCol w:w="2333"/>
+        <w:gridCol w:w="5717"/>
       </w:tblGrid>
       <w:tr>
         <w:tc>
           <w:tcPr>
-            <w:tcW w:type="dxa" w:w="4320"/>
+            <w:tcW w:type="dxa" w:w="2333"/>
           </w:tcPr>
           <w:p>
             <w:pPr>
@@ -2615,7 +2098,7 @@
             <w:r>
               <w:drawing>
                 <wp:inline xmlns:a="http://schemas.openxmlformats.org/drawingml/2006/main" xmlns:pic="http://schemas.openxmlformats.org/drawingml/2006/picture">
-                  <wp:extent cx="2103120" cy="881509"/>
+                  <wp:extent cx="1371600" cy="1306970"/>
                   <wp:docPr id="5" name="Picture 5"/>
                   <wp:cNvGraphicFramePr>
                     <a:graphicFrameLocks noChangeAspect="1"/>
@@ -2624,7 +2107,7 @@
                     <a:graphicData uri="http://schemas.openxmlformats.org/drawingml/2006/picture">
                       <pic:pic>
                         <pic:nvPicPr>
-                          <pic:cNvPr id="0" name="cst_single_Lg_sweep.png"/>
+                          <pic:cNvPr id="0" name="image.png"/>
                           <pic:cNvPicPr/>
                         </pic:nvPicPr>
                         <pic:blipFill>
@@ -2636,7 +2119,7 @@
                         <pic:spPr>
                           <a:xfrm>
                             <a:off x="0" y="0"/>
-                            <a:ext cx="2103120" cy="881509"/>
+                            <a:ext cx="1371600" cy="1306970"/>
                           </a:xfrm>
                           <a:prstGeom prst="rect"/>
                         </pic:spPr>
@@ -2650,7 +2133,7 @@
         </w:tc>
         <w:tc>
           <w:tcPr>
-            <w:tcW w:type="dxa" w:w="4320"/>
+            <w:tcW w:type="dxa" w:w="5717"/>
           </w:tcPr>
           <w:p>
             <w:pPr>
@@ -2661,7 +2144,7 @@
             <w:r>
               <w:drawing>
                 <wp:inline xmlns:a="http://schemas.openxmlformats.org/drawingml/2006/main" xmlns:pic="http://schemas.openxmlformats.org/drawingml/2006/picture">
-                  <wp:extent cx="2103120" cy="881509"/>
+                  <wp:extent cx="3520440" cy="1381360"/>
                   <wp:docPr id="6" name="Picture 6"/>
                   <wp:cNvGraphicFramePr>
                     <a:graphicFrameLocks noChangeAspect="1"/>
@@ -2670,7 +2153,7 @@
                     <a:graphicData uri="http://schemas.openxmlformats.org/drawingml/2006/picture">
                       <pic:pic>
                         <pic:nvPicPr>
-                          <pic:cNvPr id="0" name="cst_single_R_sweep.png"/>
+                          <pic:cNvPr id="0" name="image.png"/>
                           <pic:cNvPicPr/>
                         </pic:nvPicPr>
                         <pic:blipFill>
@@ -2682,7 +2165,7 @@
                         <pic:spPr>
                           <a:xfrm>
                             <a:off x="0" y="0"/>
-                            <a:ext cx="2103120" cy="881509"/>
+                            <a:ext cx="3520440" cy="1381360"/>
                           </a:xfrm>
                           <a:prstGeom prst="rect"/>
                         </pic:spPr>
@@ -2698,7 +2181,7 @@
       <w:tr>
         <w:tc>
           <w:tcPr>
-            <w:tcW w:type="dxa" w:w="4320"/>
+            <w:tcW w:type="dxa" w:w="2333"/>
           </w:tcPr>
           <w:p>
             <w:pPr>
@@ -2718,7 +2201,7 @@
         </w:tc>
         <w:tc>
           <w:tcPr>
-            <w:tcW w:type="dxa" w:w="4320"/>
+            <w:tcW w:type="dxa" w:w="5717"/>
           </w:tcPr>
           <w:p>
             <w:pPr>
@@ -2813,7 +2296,7 @@
           <w:sz w:val="18"/>
           <w:szCs w:val="18"/>
         </w:rPr>
-        <w:t>Parametric sweeps: (a) simulated |S</w:t>
+        <w:t>Initial antenna (R = 15 mm, L</w:t>
       </w:r>
       <w:r>
         <w:rPr>
@@ -2822,7 +2305,7 @@
           <w:szCs w:val="18"/>
           <w:vertAlign w:val="subscript"/>
         </w:rPr>
-        <w:t>11</w:t>
+        <w:t>g</w:t>
       </w:r>
       <w:r>
         <w:rPr>
@@ -2830,7 +2313,7 @@
           <w:sz w:val="18"/>
           <w:szCs w:val="18"/>
         </w:rPr>
-        <w:t>| vs. ground edge L</w:t>
+        <w:t xml:space="preserve"> = −20 mm): (a) CST model and (b) simulated S</w:t>
       </w:r>
       <w:r>
         <w:rPr>
@@ -2839,7 +2322,7 @@
           <w:szCs w:val="18"/>
           <w:vertAlign w:val="subscript"/>
         </w:rPr>
-        <w:t>g</w:t>
+        <w:t>11</w:t>
       </w:r>
       <w:r>
         <w:rPr>
@@ -2847,41 +2330,7 @@
           <w:sz w:val="18"/>
           <w:szCs w:val="18"/>
         </w:rPr>
-        <w:t xml:space="preserve"> from y = −20 to −7 mm, and (b) simulated |S</w:t>
-      </w:r>
-      <w:r>
-        <w:rPr>
-          <w:rFonts w:ascii="Times New Roman" w:hAnsi="Times New Roman" w:cs="Times New Roman"/>
-          <w:sz w:val="18"/>
-          <w:szCs w:val="18"/>
-          <w:vertAlign w:val="subscript"/>
-        </w:rPr>
-        <w:t>11</w:t>
-      </w:r>
-      <w:r>
-        <w:rPr>
-          <w:rFonts w:ascii="Times New Roman" w:hAnsi="Times New Roman" w:cs="Times New Roman"/>
-          <w:sz w:val="18"/>
-          <w:szCs w:val="18"/>
-        </w:rPr>
-        <w:t>| vs. patch radius R from 4 to 15 mm (optimal: R = 15 mm, L</w:t>
-      </w:r>
-      <w:r>
-        <w:rPr>
-          <w:rFonts w:ascii="Times New Roman" w:hAnsi="Times New Roman" w:cs="Times New Roman"/>
-          <w:sz w:val="18"/>
-          <w:szCs w:val="18"/>
-          <w:vertAlign w:val="subscript"/>
-        </w:rPr>
-        <w:t>g</w:t>
-      </w:r>
-      <w:r>
-        <w:rPr>
-          <w:rFonts w:ascii="Times New Roman" w:hAnsi="Times New Roman" w:cs="Times New Roman"/>
-          <w:sz w:val="18"/>
-          <w:szCs w:val="18"/>
-        </w:rPr>
-        <w:t xml:space="preserve"> = −7 mm).</w:t>
+        <w:t>.</w:t>
       </w:r>
     </w:p>
     <w:p>
@@ -2903,7 +2352,7 @@
           <w:sz w:val="22"/>
           <w:szCs w:val="22"/>
         </w:rPr>
-        <w:t>6. Optimized Monopole Antenna Performance</w:t>
+        <w:t>4. Ground Position and Patch Size Sweeps</w:t>
       </w:r>
     </w:p>
     <w:p>
@@ -2917,7 +2366,7 @@
           <w:sz w:val="21"/>
           <w:szCs w:val="21"/>
         </w:rPr>
-        <w:t>The optimized standalone antenna (R = 15 mm, L</w:t>
+        <w:t>First, L</w:t>
       </w:r>
       <w:r>
         <w:rPr>
@@ -2934,7 +2383,7 @@
           <w:sz w:val="21"/>
           <w:szCs w:val="21"/>
         </w:rPr>
-        <w:t xml:space="preserve"> = −7 mm, p = 0.73 mm, Fig. 4(a)) maintains |S</w:t>
+        <w:t xml:space="preserve"> was swept from −20 to −7 mm in 10 values, with R = 15 mm (Fig. 4(a)). Moving the ground closer to the patch strengthens their coupling and improves the low-frequency match. Only L</w:t>
       </w:r>
       <w:r>
         <w:rPr>
@@ -2943,7 +2392,7 @@
           <w:szCs w:val="21"/>
           <w:vertAlign w:val="subscript"/>
         </w:rPr>
-        <w:t>11</w:t>
+        <w:t>g</w:t>
       </w:r>
       <w:r>
         <w:rPr>
@@ -2951,14 +2400,61 @@
           <w:sz w:val="21"/>
           <w:szCs w:val="21"/>
         </w:rPr>
-        <w:t>| ≤ −10 dB from 2.16 to 15.73 GHz (FBW = 151.7 %), fully covering 2.1 GHz to 15 GHz (Fig. 4(b)). Four distinct resonances occur at 2.73 GHz, 4.78 GHz, 9.23 GHz, 14.32 GHz, with a peak return loss of 32.65 dB at 2.73 GHz. Simulated IEEE gain is 2.9–4.9 dBi across 3.1–10.6 GHz (peak 5.09 dBi near 13.5 GHz).</w:t>
+        <w:t xml:space="preserve"> = −7 mm keeps S</w:t>
+      </w:r>
+      <w:r>
+        <w:rPr>
+          <w:rFonts w:ascii="Times New Roman" w:hAnsi="Times New Roman" w:cs="Times New Roman"/>
+          <w:sz w:val="21"/>
+          <w:szCs w:val="21"/>
+          <w:vertAlign w:val="subscript"/>
+        </w:rPr>
+        <w:t>11</w:t>
+      </w:r>
+      <w:r>
+        <w:rPr>
+          <w:rFonts w:ascii="Times New Roman" w:hAnsi="Times New Roman" w:cs="Times New Roman"/>
+          <w:sz w:val="21"/>
+          <w:szCs w:val="21"/>
+        </w:rPr>
+        <w:t xml:space="preserve"> below −10 dB across the band, so it was chosen; the feed gap is then about 0.73 mm.</w:t>
+      </w:r>
+    </w:p>
+    <w:p>
+      <w:pPr>
+        <w:spacing w:after="40" w:line="269" w:lineRule="auto"/>
+        <w:jc w:val="both"/>
+      </w:pPr>
+      <w:r>
+        <w:rPr>
+          <w:rFonts w:ascii="Times New Roman" w:hAnsi="Times New Roman" w:cs="Times New Roman"/>
+          <w:sz w:val="21"/>
+          <w:szCs w:val="21"/>
+        </w:rPr>
+        <w:t>Next, R was swept from 4 to 15 mm in 13 values, with L</w:t>
+      </w:r>
+      <w:r>
+        <w:rPr>
+          <w:rFonts w:ascii="Times New Roman" w:hAnsi="Times New Roman" w:cs="Times New Roman"/>
+          <w:sz w:val="21"/>
+          <w:szCs w:val="21"/>
+          <w:vertAlign w:val="subscript"/>
+        </w:rPr>
+        <w:t>g</w:t>
+      </w:r>
+      <w:r>
+        <w:rPr>
+          <w:rFonts w:ascii="Times New Roman" w:hAnsi="Times New Roman" w:cs="Times New Roman"/>
+          <w:sz w:val="21"/>
+          <w:szCs w:val="21"/>
+        </w:rPr>
+        <w:t xml:space="preserve"> = −7 mm (Fig. 4(b)). Every patch size gives a first dip near 2.3–2.7 GHz, but small patches leave much of 3–12 GHz poorly matched (−3 to −9 dB). Only R = 15 mm joins the resonances into one continuous band. Because the patch centre is fixed, a larger R also narrows the feed gap.</w:t>
       </w:r>
     </w:p>
     <w:tbl>
       <w:tblPr>
-        <w:tblW w:type="auto" w:w="0"/>
+        <w:tblW w:type="dxa" w:w="8554"/>
         <w:jc w:val="center"/>
-        <w:tblLook w:firstColumn="1" w:firstRow="1" w:lastColumn="0" w:lastRow="0" w:noHBand="0" w:noVBand="1" w:val="04A0"/>
         <w:tblBorders>
           <w:top w:val="none"/>
           <w:left w:val="none"/>
@@ -2967,15 +2463,21 @@
           <w:insideH w:val="none"/>
           <w:insideV w:val="none"/>
         </w:tblBorders>
+        <w:tblLayout w:type="fixed"/>
+        <w:tblCellMar>
+          <w:left w:w="0" w:type="dxa"/>
+          <w:right w:w="0" w:type="dxa"/>
+        </w:tblCellMar>
+        <w:tblLook w:firstColumn="1" w:firstRow="1" w:lastColumn="0" w:lastRow="0" w:noHBand="0" w:noVBand="1" w:val="04A0"/>
       </w:tblPr>
       <w:tblGrid>
-        <w:gridCol w:w="4320"/>
-        <w:gridCol w:w="4320"/>
+        <w:gridCol w:w="4277"/>
+        <w:gridCol w:w="4277"/>
       </w:tblGrid>
       <w:tr>
         <w:tc>
           <w:tcPr>
-            <w:tcW w:type="dxa" w:w="4320"/>
+            <w:tcW w:type="dxa" w:w="4277"/>
           </w:tcPr>
           <w:p>
             <w:pPr>
@@ -2986,7 +2488,7 @@
             <w:r>
               <w:drawing>
                 <wp:inline xmlns:a="http://schemas.openxmlformats.org/drawingml/2006/main" xmlns:pic="http://schemas.openxmlformats.org/drawingml/2006/picture">
-                  <wp:extent cx="1828800" cy="885982"/>
+                  <wp:extent cx="2606040" cy="1114359"/>
                   <wp:docPr id="7" name="Picture 7"/>
                   <wp:cNvGraphicFramePr>
                     <a:graphicFrameLocks noChangeAspect="1"/>
@@ -2995,7 +2497,7 @@
                     <a:graphicData uri="http://schemas.openxmlformats.org/drawingml/2006/picture">
                       <pic:pic>
                         <pic:nvPicPr>
-                          <pic:cNvPr id="0" name="cst_single_geometry.png"/>
+                          <pic:cNvPr id="0" name="image.png"/>
                           <pic:cNvPicPr/>
                         </pic:nvPicPr>
                         <pic:blipFill>
@@ -3007,7 +2509,7 @@
                         <pic:spPr>
                           <a:xfrm>
                             <a:off x="0" y="0"/>
-                            <a:ext cx="1828800" cy="885982"/>
+                            <a:ext cx="2606040" cy="1114359"/>
                           </a:xfrm>
                           <a:prstGeom prst="rect"/>
                         </pic:spPr>
@@ -3021,7 +2523,7 @@
         </w:tc>
         <w:tc>
           <w:tcPr>
-            <w:tcW w:type="dxa" w:w="4320"/>
+            <w:tcW w:type="dxa" w:w="4277"/>
           </w:tcPr>
           <w:p>
             <w:pPr>
@@ -3032,7 +2534,7 @@
             <w:r>
               <w:drawing>
                 <wp:inline xmlns:a="http://schemas.openxmlformats.org/drawingml/2006/main" xmlns:pic="http://schemas.openxmlformats.org/drawingml/2006/picture">
-                  <wp:extent cx="2103120" cy="881509"/>
+                  <wp:extent cx="2606040" cy="1109006"/>
                   <wp:docPr id="8" name="Picture 8"/>
                   <wp:cNvGraphicFramePr>
                     <a:graphicFrameLocks noChangeAspect="1"/>
@@ -3041,7 +2543,7 @@
                     <a:graphicData uri="http://schemas.openxmlformats.org/drawingml/2006/picture">
                       <pic:pic>
                         <pic:nvPicPr>
-                          <pic:cNvPr id="0" name="cst_single_final_s11_markers.png"/>
+                          <pic:cNvPr id="0" name="image.png"/>
                           <pic:cNvPicPr/>
                         </pic:nvPicPr>
                         <pic:blipFill>
@@ -3053,7 +2555,7 @@
                         <pic:spPr>
                           <a:xfrm>
                             <a:off x="0" y="0"/>
-                            <a:ext cx="2103120" cy="881509"/>
+                            <a:ext cx="2606040" cy="1109006"/>
                           </a:xfrm>
                           <a:prstGeom prst="rect"/>
                         </pic:spPr>
@@ -3069,7 +2571,7 @@
       <w:tr>
         <w:tc>
           <w:tcPr>
-            <w:tcW w:type="dxa" w:w="4320"/>
+            <w:tcW w:type="dxa" w:w="4277"/>
           </w:tcPr>
           <w:p>
             <w:pPr>
@@ -3089,7 +2591,7 @@
         </w:tc>
         <w:tc>
           <w:tcPr>
-            <w:tcW w:type="dxa" w:w="4320"/>
+            <w:tcW w:type="dxa" w:w="4277"/>
           </w:tcPr>
           <w:p>
             <w:pPr>
@@ -3184,7 +2686,7 @@
           <w:sz w:val="18"/>
           <w:szCs w:val="18"/>
         </w:rPr>
-        <w:t>Optimized decagonal monopole: (a) simulation model geometry with waveguide port, and (b) simulated reflection coefficient |S</w:t>
+        <w:t>S</w:t>
       </w:r>
       <w:r>
         <w:rPr>
@@ -3201,7 +2703,24 @@
           <w:sz w:val="18"/>
           <w:szCs w:val="18"/>
         </w:rPr>
-        <w:t>| of the optimized antenna with resonance markers over the 2.16–15.73 GHz operating band.</w:t>
+        <w:t xml:space="preserve"> sweeps: (a) L</w:t>
+      </w:r>
+      <w:r>
+        <w:rPr>
+          <w:rFonts w:ascii="Times New Roman" w:hAnsi="Times New Roman" w:cs="Times New Roman"/>
+          <w:sz w:val="18"/>
+          <w:szCs w:val="18"/>
+          <w:vertAlign w:val="subscript"/>
+        </w:rPr>
+        <w:t>g</w:t>
+      </w:r>
+      <w:r>
+        <w:rPr>
+          <w:rFonts w:ascii="Times New Roman" w:hAnsi="Times New Roman" w:cs="Times New Roman"/>
+          <w:sz w:val="18"/>
+          <w:szCs w:val="18"/>
+        </w:rPr>
+        <w:t xml:space="preserve"> from −20 to −7 mm (blue: −7 mm) and (b) R from 4 to 15 mm (brown: 15 mm); other values are grey. Jumps near 4.0 and 6.2 GHz in some grey curves are sampling artefacts.</w:t>
       </w:r>
     </w:p>
     <w:p>
@@ -3223,28 +2742,7 @@
           <w:sz w:val="22"/>
           <w:szCs w:val="22"/>
         </w:rPr>
-        <w:t>7. Metamaterial (Metasurface) Integration and S</w:t>
-      </w:r>
-      <w:r>
-        <w:rPr>
-          <w:rFonts w:ascii="Times New Roman" w:hAnsi="Times New Roman" w:cs="Times New Roman"/>
-          <w:b/>
-          <w:i/>
-          <w:sz w:val="22"/>
-          <w:szCs w:val="22"/>
-          <w:vertAlign w:val="subscript"/>
-        </w:rPr>
-        <w:t>11</w:t>
-      </w:r>
-      <w:r>
-        <w:rPr>
-          <w:rFonts w:ascii="Times New Roman" w:hAnsi="Times New Roman" w:cs="Times New Roman"/>
-          <w:b/>
-          <w:i/>
-          <w:sz w:val="22"/>
-          <w:szCs w:val="22"/>
-        </w:rPr>
-        <w:t xml:space="preserve"> Analysis</w:t>
+        <w:t>5. Optimised Antenna</w:t>
       </w:r>
     </w:p>
     <w:p>
@@ -3258,7 +2756,7 @@
           <w:sz w:val="21"/>
           <w:szCs w:val="21"/>
         </w:rPr>
-        <w:t>A 6 × 5 double-SRR metasurface on copper-backed 1.6 mm FR-4 is positioned at an air gap of 3.9 mm behind the antenna (Fig. 5(a)). While a conventional metal plate at this sub-4 mm spacing causes destructive phase cancellation below 9.6 GHz, the AMC metasurface provides in-phase reflection (φ</w:t>
+        <w:t>The optimised antenna (R = 15 mm, L</w:t>
       </w:r>
       <w:r>
         <w:rPr>
@@ -3267,7 +2765,7 @@
           <w:szCs w:val="21"/>
           <w:vertAlign w:val="subscript"/>
         </w:rPr>
-        <w:t>R</w:t>
+        <w:t>g</w:t>
       </w:r>
       <w:r>
         <w:rPr>
@@ -3275,7 +2773,7 @@
           <w:sz w:val="21"/>
           <w:szCs w:val="21"/>
         </w:rPr>
-        <w:t xml:space="preserve"> − 2k</w:t>
+        <w:t xml:space="preserve"> = −7 mm) is shown in Fig. 5(a). Its S</w:t>
       </w:r>
       <w:r>
         <w:rPr>
@@ -3284,7 +2782,7 @@
           <w:szCs w:val="21"/>
           <w:vertAlign w:val="subscript"/>
         </w:rPr>
-        <w:t>0</w:t>
+        <w:t>11</w:t>
       </w:r>
       <w:r>
         <w:rPr>
@@ -3292,31 +2790,13 @@
           <w:sz w:val="21"/>
           <w:szCs w:val="21"/>
         </w:rPr>
-        <w:t>h ≈ 0). Full-wave CST simulations verify that near-field metasurface loading preserves |S</w:t>
-      </w:r>
-      <w:r>
-        <w:rPr>
-          <w:rFonts w:ascii="Times New Roman" w:hAnsi="Times New Roman" w:cs="Times New Roman"/>
-          <w:sz w:val="21"/>
-          <w:szCs w:val="21"/>
-          <w:vertAlign w:val="subscript"/>
-        </w:rPr>
-        <w:t>11</w:t>
-      </w:r>
-      <w:r>
-        <w:rPr>
-          <w:rFonts w:ascii="Times New Roman" w:hAnsi="Times New Roman" w:cs="Times New Roman"/>
-          <w:sz w:val="21"/>
-          <w:szCs w:val="21"/>
-        </w:rPr>
-        <w:t>| ≤ −10 dB across the operating band while substantially enhancing forward broadside gain (Fig. 5(b)).</w:t>
+        <w:t xml:space="preserve"> is below −10 dB from 2.16 to 15.73 GHz, about 13.6 GHz of bandwidth (Fig. 5(b)). It has resonances at 2.73, 4.78, 9.23 and 14.32 GHz; the deepest is −32.65 dB at 2.73 GHz. The match is thin near 6.45 GHz (−10.3 dB) and 12.2 GHz (−10.5 dB).</w:t>
       </w:r>
     </w:p>
     <w:tbl>
       <w:tblPr>
-        <w:tblW w:type="auto" w:w="0"/>
+        <w:tblW w:type="dxa" w:w="7834"/>
         <w:jc w:val="center"/>
-        <w:tblLook w:firstColumn="1" w:firstRow="1" w:lastColumn="0" w:lastRow="0" w:noHBand="0" w:noVBand="1" w:val="04A0"/>
         <w:tblBorders>
           <w:top w:val="none"/>
           <w:left w:val="none"/>
@@ -3325,15 +2805,21 @@
           <w:insideH w:val="none"/>
           <w:insideV w:val="none"/>
         </w:tblBorders>
+        <w:tblLayout w:type="fixed"/>
+        <w:tblCellMar>
+          <w:left w:w="0" w:type="dxa"/>
+          <w:right w:w="0" w:type="dxa"/>
+        </w:tblCellMar>
+        <w:tblLook w:firstColumn="1" w:firstRow="1" w:lastColumn="0" w:lastRow="0" w:noHBand="0" w:noVBand="1" w:val="04A0"/>
       </w:tblPr>
       <w:tblGrid>
-        <w:gridCol w:w="4320"/>
-        <w:gridCol w:w="4320"/>
+        <w:gridCol w:w="2261"/>
+        <w:gridCol w:w="5573"/>
       </w:tblGrid>
       <w:tr>
         <w:tc>
           <w:tcPr>
-            <w:tcW w:type="dxa" w:w="4320"/>
+            <w:tcW w:type="dxa" w:w="2261"/>
           </w:tcPr>
           <w:p>
             <w:pPr>
@@ -3344,7 +2830,7 @@
             <w:r>
               <w:drawing>
                 <wp:inline xmlns:a="http://schemas.openxmlformats.org/drawingml/2006/main" xmlns:pic="http://schemas.openxmlformats.org/drawingml/2006/picture">
-                  <wp:extent cx="1737360" cy="907193"/>
+                  <wp:extent cx="1325880" cy="1325880"/>
                   <wp:docPr id="9" name="Picture 9"/>
                   <wp:cNvGraphicFramePr>
                     <a:graphicFrameLocks noChangeAspect="1"/>
@@ -3353,7 +2839,7 @@
                     <a:graphicData uri="http://schemas.openxmlformats.org/drawingml/2006/picture">
                       <pic:pic>
                         <pic:nvPicPr>
-                          <pic:cNvPr id="0" name="cst_ms_array.png"/>
+                          <pic:cNvPr id="0" name="cst_final_antenna.png"/>
                           <pic:cNvPicPr/>
                         </pic:nvPicPr>
                         <pic:blipFill>
@@ -3365,7 +2851,7 @@
                         <pic:spPr>
                           <a:xfrm>
                             <a:off x="0" y="0"/>
-                            <a:ext cx="1737360" cy="907193"/>
+                            <a:ext cx="1325880" cy="1325880"/>
                           </a:xfrm>
                           <a:prstGeom prst="rect"/>
                         </pic:spPr>
@@ -3379,7 +2865,7 @@
         </w:tc>
         <w:tc>
           <w:tcPr>
-            <w:tcW w:type="dxa" w:w="4320"/>
+            <w:tcW w:type="dxa" w:w="5573"/>
           </w:tcPr>
           <w:p>
             <w:pPr>
@@ -3390,7 +2876,7 @@
             <w:r>
               <w:drawing>
                 <wp:inline xmlns:a="http://schemas.openxmlformats.org/drawingml/2006/main" xmlns:pic="http://schemas.openxmlformats.org/drawingml/2006/picture">
-                  <wp:extent cx="2103120" cy="881509"/>
+                  <wp:extent cx="3429000" cy="1414917"/>
                   <wp:docPr id="10" name="Picture 10"/>
                   <wp:cNvGraphicFramePr>
                     <a:graphicFrameLocks noChangeAspect="1"/>
@@ -3399,7 +2885,7 @@
                     <a:graphicData uri="http://schemas.openxmlformats.org/drawingml/2006/picture">
                       <pic:pic>
                         <pic:nvPicPr>
-                          <pic:cNvPr id="0" name="cst_single_final_gain_ieee.png"/>
+                          <pic:cNvPr id="0" name="image.png"/>
                           <pic:cNvPicPr/>
                         </pic:nvPicPr>
                         <pic:blipFill>
@@ -3411,7 +2897,7 @@
                         <pic:spPr>
                           <a:xfrm>
                             <a:off x="0" y="0"/>
-                            <a:ext cx="2103120" cy="881509"/>
+                            <a:ext cx="3429000" cy="1414917"/>
                           </a:xfrm>
                           <a:prstGeom prst="rect"/>
                         </pic:spPr>
@@ -3427,7 +2913,7 @@
       <w:tr>
         <w:tc>
           <w:tcPr>
-            <w:tcW w:type="dxa" w:w="4320"/>
+            <w:tcW w:type="dxa" w:w="2261"/>
           </w:tcPr>
           <w:p>
             <w:pPr>
@@ -3447,7 +2933,7 @@
         </w:tc>
         <w:tc>
           <w:tcPr>
-            <w:tcW w:type="dxa" w:w="4320"/>
+            <w:tcW w:type="dxa" w:w="5573"/>
           </w:tcPr>
           <w:p>
             <w:pPr>
@@ -3542,27 +3028,63 @@
           <w:sz w:val="18"/>
           <w:szCs w:val="18"/>
         </w:rPr>
-        <w:t>Metasurface integration: (a) CST model of the 6 × 5 double-SRR metasurface array reflector, and (b) simulated standalone antenna IEEE gain across frequency (2.9–4.9 dBi over 3.1–10.6 GHz, providing the baseline for metasurface gain enhancement).</w:t>
+        <w:t>Optimised antenna (R = 15 mm, L</w:t>
+      </w:r>
+      <w:r>
+        <w:rPr>
+          <w:rFonts w:ascii="Times New Roman" w:hAnsi="Times New Roman" w:cs="Times New Roman"/>
+          <w:sz w:val="18"/>
+          <w:szCs w:val="18"/>
+          <w:vertAlign w:val="subscript"/>
+        </w:rPr>
+        <w:t>g</w:t>
+      </w:r>
+      <w:r>
+        <w:rPr>
+          <w:rFonts w:ascii="Times New Roman" w:hAnsi="Times New Roman" w:cs="Times New Roman"/>
+          <w:sz w:val="18"/>
+          <w:szCs w:val="18"/>
+        </w:rPr>
+        <w:t xml:space="preserve"> = −7 mm): (a) CST model, front view, and (b) simulated S</w:t>
+      </w:r>
+      <w:r>
+        <w:rPr>
+          <w:rFonts w:ascii="Times New Roman" w:hAnsi="Times New Roman" w:cs="Times New Roman"/>
+          <w:sz w:val="18"/>
+          <w:szCs w:val="18"/>
+          <w:vertAlign w:val="subscript"/>
+        </w:rPr>
+        <w:t>11</w:t>
+      </w:r>
+      <w:r>
+        <w:rPr>
+          <w:rFonts w:ascii="Times New Roman" w:hAnsi="Times New Roman" w:cs="Times New Roman"/>
+          <w:sz w:val="18"/>
+          <w:szCs w:val="18"/>
+        </w:rPr>
+        <w:t xml:space="preserve"> with markers at the −10 dB band edges (2.16 and 15.73 GHz).</w:t>
       </w:r>
     </w:p>
     <w:p>
       <w:pPr>
-        <w:pStyle w:val="Heading1"/>
-        <w:pageBreakBefore/>
-        <w:rPr>
-          <w:rFonts w:ascii="Times New Roman" w:hAnsi="Times New Roman" w:cs="Times New Roman"/>
-          <w:sz w:val="24"/>
-          <w:szCs w:val="24"/>
+        <w:pStyle w:val="Heading2"/>
+        <w:keepNext/>
+        <w:spacing w:before="70" w:after="30"/>
+        <w:rPr>
+          <w:rFonts w:ascii="Times New Roman" w:hAnsi="Times New Roman" w:cs="Times New Roman"/>
+          <w:sz w:val="22"/>
+          <w:szCs w:val="22"/>
         </w:rPr>
       </w:pPr>
       <w:r>
         <w:rPr>
           <w:rFonts w:ascii="Times New Roman" w:hAnsi="Times New Roman" w:cs="Times New Roman"/>
-          <w:sz w:val="24"/>
-          <w:szCs w:val="24"/>
-        </w:rPr>
-        <w:lastRenderedPageBreak/>
-        <w:t>Work Done Till Mid-Semester</w:t>
+          <w:b/>
+          <w:i/>
+          <w:sz w:val="22"/>
+          <w:szCs w:val="22"/>
+        </w:rPr>
+        <w:t>6. Metasurface Design</w:t>
       </w:r>
     </w:p>
     <w:p>
@@ -3576,7 +3098,43 @@
           <w:sz w:val="21"/>
           <w:szCs w:val="21"/>
         </w:rPr>
-        <w:t>During Phase I, the single-element CPW decagonal monopole antenna was designed, optimized through parametric sweeps, and finalized in CST Studio Suite 2019. The 6 × 5 double-SRR metasurface array was modeled and its loaded S</w:t>
+        <w:t>The metasurface is a 6 × 5 array of double split-ring cells, each with two concentric split rings, printed on FR-4 with full copper on the back (Fig. 1(b)). It is placed 3.9 mm behind the antenna across an air gap (Fig. 1(a)). The reflection phase of a single cell has not been simulated yet.</w:t>
+      </w:r>
+    </w:p>
+    <w:p>
+      <w:pPr>
+        <w:pStyle w:val="Heading2"/>
+        <w:keepNext/>
+        <w:spacing w:before="70" w:after="30"/>
+        <w:rPr>
+          <w:rFonts w:ascii="Times New Roman" w:hAnsi="Times New Roman" w:cs="Times New Roman"/>
+          <w:sz w:val="22"/>
+          <w:szCs w:val="22"/>
+        </w:rPr>
+      </w:pPr>
+      <w:r>
+        <w:rPr>
+          <w:rFonts w:ascii="Times New Roman" w:hAnsi="Times New Roman" w:cs="Times New Roman"/>
+          <w:b/>
+          <w:i/>
+          <w:sz w:val="22"/>
+          <w:szCs w:val="22"/>
+        </w:rPr>
+        <w:t>7. Antenna with Metasurface</w:t>
+      </w:r>
+    </w:p>
+    <w:p>
+      <w:pPr>
+        <w:spacing w:after="40" w:line="269" w:lineRule="auto"/>
+        <w:jc w:val="both"/>
+      </w:pPr>
+      <w:r>
+        <w:rPr>
+          <w:rFonts w:ascii="Times New Roman" w:hAnsi="Times New Roman" w:cs="Times New Roman"/>
+          <w:sz w:val="21"/>
+          <w:szCs w:val="21"/>
+        </w:rPr>
+        <w:t>With the metasurface, S</w:t>
       </w:r>
       <w:r>
         <w:rPr>
@@ -3593,7 +3151,297 @@
           <w:sz w:val="21"/>
           <w:szCs w:val="21"/>
         </w:rPr>
-        <w:t xml:space="preserve"> performance evaluated.</w:t>
+        <w:t xml:space="preserve"> is below −10 dB from about 2.0 GHz up to 18 GHz, the end of the simulation, except in three narrow gaps: 3.0–3.4 GHz (worst −6.6 dB near 3.14 GHz), 4.5–4.7 GHz (worst −9.7 dB) and 5.1–5.6 GHz (worst −8.8 dB near 5.34 GHz) (Fig. 6). At such a small gap, the metasurface loads the antenna and changes its input match. The gap, ring size and ground position will be tuned to remove these gaps. The effect on gain is not yet known.</w:t>
+      </w:r>
+    </w:p>
+    <w:tbl>
+      <w:tblPr>
+        <w:tblW w:type="dxa" w:w="8554"/>
+        <w:jc w:val="center"/>
+        <w:tblBorders>
+          <w:top w:val="none"/>
+          <w:left w:val="none"/>
+          <w:bottom w:val="none"/>
+          <w:right w:val="none"/>
+          <w:insideH w:val="none"/>
+          <w:insideV w:val="none"/>
+        </w:tblBorders>
+        <w:tblLayout w:type="fixed"/>
+        <w:tblCellMar>
+          <w:left w:w="0" w:type="dxa"/>
+          <w:right w:w="0" w:type="dxa"/>
+        </w:tblCellMar>
+        <w:tblLook w:firstColumn="1" w:firstRow="1" w:lastColumn="0" w:lastRow="0" w:noHBand="0" w:noVBand="1" w:val="04A0"/>
+      </w:tblPr>
+      <w:tblGrid>
+        <w:gridCol w:w="4277"/>
+        <w:gridCol w:w="4277"/>
+      </w:tblGrid>
+      <w:tr>
+        <w:tc>
+          <w:tcPr>
+            <w:tcW w:type="dxa" w:w="4277"/>
+          </w:tcPr>
+          <w:p>
+            <w:pPr>
+              <w:keepNext/>
+              <w:spacing w:before="0" w:after="0"/>
+              <w:jc w:val="center"/>
+            </w:pPr>
+            <w:r>
+              <w:drawing>
+                <wp:inline xmlns:a="http://schemas.openxmlformats.org/drawingml/2006/main" xmlns:pic="http://schemas.openxmlformats.org/drawingml/2006/picture">
+                  <wp:extent cx="2606040" cy="1063053"/>
+                  <wp:docPr id="11" name="Picture 11"/>
+                  <wp:cNvGraphicFramePr>
+                    <a:graphicFrameLocks noChangeAspect="1"/>
+                  </wp:cNvGraphicFramePr>
+                  <a:graphic>
+                    <a:graphicData uri="http://schemas.openxmlformats.org/drawingml/2006/picture">
+                      <pic:pic>
+                        <pic:nvPicPr>
+                          <pic:cNvPr id="0" name="image.png"/>
+                          <pic:cNvPicPr/>
+                        </pic:nvPicPr>
+                        <pic:blipFill>
+                          <a:blip r:embed="rId18"/>
+                          <a:stretch>
+                            <a:fillRect/>
+                          </a:stretch>
+                        </pic:blipFill>
+                        <pic:spPr>
+                          <a:xfrm>
+                            <a:off x="0" y="0"/>
+                            <a:ext cx="2606040" cy="1063053"/>
+                          </a:xfrm>
+                          <a:prstGeom prst="rect"/>
+                        </pic:spPr>
+                      </pic:pic>
+                    </a:graphicData>
+                  </a:graphic>
+                </wp:inline>
+              </w:drawing>
+            </w:r>
+          </w:p>
+        </w:tc>
+        <w:tc>
+          <w:tcPr>
+            <w:tcW w:type="dxa" w:w="4277"/>
+          </w:tcPr>
+          <w:p>
+            <w:pPr>
+              <w:keepNext/>
+              <w:spacing w:before="0" w:after="0"/>
+              <w:jc w:val="center"/>
+            </w:pPr>
+            <w:r>
+              <w:drawing>
+                <wp:inline xmlns:a="http://schemas.openxmlformats.org/drawingml/2006/main" xmlns:pic="http://schemas.openxmlformats.org/drawingml/2006/picture">
+                  <wp:extent cx="2606040" cy="1063053"/>
+                  <wp:docPr id="12" name="Picture 12"/>
+                  <wp:cNvGraphicFramePr>
+                    <a:graphicFrameLocks noChangeAspect="1"/>
+                  </wp:cNvGraphicFramePr>
+                  <a:graphic>
+                    <a:graphicData uri="http://schemas.openxmlformats.org/drawingml/2006/picture">
+                      <pic:pic>
+                        <pic:nvPicPr>
+                          <pic:cNvPr id="0" name="image.png"/>
+                          <pic:cNvPicPr/>
+                        </pic:nvPicPr>
+                        <pic:blipFill>
+                          <a:blip r:embed="rId19"/>
+                          <a:stretch>
+                            <a:fillRect/>
+                          </a:stretch>
+                        </pic:blipFill>
+                        <pic:spPr>
+                          <a:xfrm>
+                            <a:off x="0" y="0"/>
+                            <a:ext cx="2606040" cy="1063053"/>
+                          </a:xfrm>
+                          <a:prstGeom prst="rect"/>
+                        </pic:spPr>
+                      </pic:pic>
+                    </a:graphicData>
+                  </a:graphic>
+                </wp:inline>
+              </w:drawing>
+            </w:r>
+          </w:p>
+        </w:tc>
+      </w:tr>
+      <w:tr>
+        <w:tc>
+          <w:tcPr>
+            <w:tcW w:type="dxa" w:w="4277"/>
+          </w:tcPr>
+          <w:p>
+            <w:pPr>
+              <w:keepNext/>
+              <w:spacing w:before="0" w:after="0"/>
+              <w:jc w:val="center"/>
+            </w:pPr>
+            <w:r>
+              <w:rPr>
+                <w:rFonts w:ascii="Times New Roman" w:hAnsi="Times New Roman" w:cs="Times New Roman"/>
+                <w:sz w:val="17"/>
+                <w:szCs w:val="17"/>
+              </w:rPr>
+              <w:t>(a) Antenna alone</w:t>
+            </w:r>
+          </w:p>
+        </w:tc>
+        <w:tc>
+          <w:tcPr>
+            <w:tcW w:type="dxa" w:w="4277"/>
+          </w:tcPr>
+          <w:p>
+            <w:pPr>
+              <w:keepNext/>
+              <w:spacing w:before="0" w:after="0"/>
+              <w:jc w:val="center"/>
+            </w:pPr>
+            <w:r>
+              <w:rPr>
+                <w:rFonts w:ascii="Times New Roman" w:hAnsi="Times New Roman" w:cs="Times New Roman"/>
+                <w:sz w:val="17"/>
+                <w:szCs w:val="17"/>
+              </w:rPr>
+              <w:t>(b) Antenna + metasurface</w:t>
+            </w:r>
+          </w:p>
+        </w:tc>
+      </w:tr>
+    </w:tbl>
+    <w:p>
+      <w:pPr>
+        <w:keepNext w:val="0"/>
+        <w:spacing w:before="20" w:after="40"/>
+        <w:jc w:val="center"/>
+      </w:pPr>
+      <w:r>
+        <w:rPr>
+          <w:rFonts w:ascii="Times New Roman" w:hAnsi="Times New Roman" w:cs="Times New Roman"/>
+          <w:b/>
+          <w:sz w:val="18"/>
+          <w:szCs w:val="18"/>
+        </w:rPr>
+        <w:t xml:space="preserve">Fig. </w:t>
+      </w:r>
+      <w:r>
+        <w:rPr>
+          <w:rFonts w:ascii="Times New Roman" w:hAnsi="Times New Roman" w:cs="Times New Roman"/>
+          <w:b/>
+          <w:sz w:val="18"/>
+          <w:szCs w:val="18"/>
+        </w:rPr>
+        <w:fldChar w:fldCharType="begin"/>
+      </w:r>
+      <w:r>
+        <w:rPr>
+          <w:rFonts w:ascii="Times New Roman" w:hAnsi="Times New Roman" w:cs="Times New Roman"/>
+          <w:b/>
+          <w:sz w:val="18"/>
+          <w:szCs w:val="18"/>
+        </w:rPr>
+        <w:instrText xml:space="preserve"> SEQ Figure \* ARABIC </w:instrText>
+      </w:r>
+      <w:r>
+        <w:rPr>
+          <w:rFonts w:ascii="Times New Roman" w:hAnsi="Times New Roman" w:cs="Times New Roman"/>
+          <w:b/>
+          <w:sz w:val="18"/>
+          <w:szCs w:val="18"/>
+        </w:rPr>
+        <w:fldChar w:fldCharType="separate"/>
+      </w:r>
+      <w:r>
+        <w:rPr>
+          <w:rFonts w:ascii="Times New Roman" w:hAnsi="Times New Roman" w:cs="Times New Roman"/>
+          <w:b/>
+          <w:sz w:val="18"/>
+          <w:szCs w:val="18"/>
+        </w:rPr>
+        <w:t>6</w:t>
+      </w:r>
+      <w:r>
+        <w:rPr>
+          <w:rFonts w:ascii="Times New Roman" w:hAnsi="Times New Roman" w:cs="Times New Roman"/>
+          <w:b/>
+          <w:sz w:val="18"/>
+          <w:szCs w:val="18"/>
+        </w:rPr>
+        <w:fldChar w:fldCharType="end"/>
+      </w:r>
+      <w:r>
+        <w:rPr>
+          <w:rFonts w:ascii="Times New Roman" w:hAnsi="Times New Roman" w:cs="Times New Roman"/>
+          <w:b/>
+          <w:sz w:val="18"/>
+          <w:szCs w:val="18"/>
+        </w:rPr>
+        <w:t xml:space="preserve">. </w:t>
+      </w:r>
+      <w:r>
+        <w:rPr>
+          <w:rFonts w:ascii="Times New Roman" w:hAnsi="Times New Roman" w:cs="Times New Roman"/>
+          <w:sz w:val="18"/>
+          <w:szCs w:val="18"/>
+        </w:rPr>
+        <w:t>Simulated S</w:t>
+      </w:r>
+      <w:r>
+        <w:rPr>
+          <w:rFonts w:ascii="Times New Roman" w:hAnsi="Times New Roman" w:cs="Times New Roman"/>
+          <w:sz w:val="18"/>
+          <w:szCs w:val="18"/>
+          <w:vertAlign w:val="subscript"/>
+        </w:rPr>
+        <w:t>11</w:t>
+      </w:r>
+      <w:r>
+        <w:rPr>
+          <w:rFonts w:ascii="Times New Roman" w:hAnsi="Times New Roman" w:cs="Times New Roman"/>
+          <w:sz w:val="18"/>
+          <w:szCs w:val="18"/>
+        </w:rPr>
+        <w:t>: (a) antenna alone and (b) antenna with the metasurface 3.9 mm behind it.</w:t>
+      </w:r>
+    </w:p>
+    <w:p>
+      <w:pPr>
+        <w:pStyle w:val="Heading1"/>
+        <w:pageBreakBefore/>
+        <w:spacing w:before="0"/>
+        <w:rPr>
+          <w:rFonts w:ascii="Times New Roman" w:hAnsi="Times New Roman" w:cs="Times New Roman"/>
+          <w:sz w:val="24"/>
+          <w:szCs w:val="24"/>
+        </w:rPr>
+      </w:pPr>
+      <w:r>
+        <w:rPr>
+          <w:rFonts w:ascii="Times New Roman" w:hAnsi="Times New Roman" w:cs="Times New Roman"/>
+          <w:sz w:val="24"/>
+          <w:szCs w:val="24"/>
+        </w:rPr>
+        <w:lastRenderedPageBreak/>
+        <w:t>Work Done Till Mid-Semester</w:t>
+      </w:r>
+    </w:p>
+    <w:p>
+      <w:pPr>
+        <w:spacing w:after="40" w:line="269" w:lineRule="auto"/>
+        <w:jc w:val="both"/>
+      </w:pPr>
+      <w:r>
+        <w:rPr>
+          <w:rFonts w:ascii="Times New Roman" w:hAnsi="Times New Roman" w:cs="Times New Roman"/>
+          <w:sz w:val="21"/>
+          <w:szCs w:val="21"/>
+        </w:rPr>
+        <w:t>In Phase I so far, the single antenna was designed and optimised in CST, and the split-ring metasurface was designed and simulated together with the antenna. Table 2 gives the status of each Phase I task and its main result.</w:t>
       </w:r>
     </w:p>
     <w:p>
@@ -3671,7 +3519,7 @@
           <w:sz w:val="18"/>
           <w:szCs w:val="18"/>
         </w:rPr>
-        <w:t>Simulated performance summary of the optimized antenna (standalone).</w:t>
+        <w:t>Status of Phase I.</w:t>
       </w:r>
     </w:p>
     <w:tbl>
@@ -3683,10 +3531,9 @@
         <w:tblLook w:firstColumn="1" w:firstRow="1" w:lastColumn="0" w:lastRow="0" w:noHBand="0" w:noVBand="1" w:val="04A0"/>
       </w:tblPr>
       <w:tblGrid>
-        <w:gridCol w:w="2592"/>
-        <w:gridCol w:w="2304"/>
-        <w:gridCol w:w="2016"/>
-        <w:gridCol w:w="1728"/>
+        <w:gridCol w:w="3960"/>
+        <w:gridCol w:w="1080"/>
+        <w:gridCol w:w="3600"/>
       </w:tblGrid>
       <w:tr>
         <w:trPr>
@@ -3694,9 +3541,9 @@
         </w:trPr>
         <w:tc>
           <w:tcPr>
-            <w:tcW w:type="dxa" w:w="2592"/>
+            <w:tcW w:type="dxa" w:w="3960"/>
+            <w:shd w:val="clear" w:color="auto" w:fill="D9D9D9"/>
             <w:vAlign w:val="center"/>
-            <w:shd w:val="clear" w:color="auto" w:fill="D9D9D9"/>
           </w:tcPr>
           <w:p>
             <w:pPr>
@@ -3707,18 +3554,18 @@
               <w:rPr>
                 <w:rFonts w:ascii="Times New Roman" w:hAnsi="Times New Roman" w:cs="Times New Roman"/>
                 <w:b/>
-                <w:sz w:val="16"/>
-                <w:szCs w:val="16"/>
+                <w:sz w:val="18"/>
+                <w:szCs w:val="18"/>
               </w:rPr>
-              <w:t>Parameter</w:t>
+              <w:t>Task</w:t>
             </w:r>
           </w:p>
         </w:tc>
         <w:tc>
           <w:tcPr>
-            <w:tcW w:type="dxa" w:w="2304"/>
+            <w:tcW w:type="dxa" w:w="1080"/>
+            <w:shd w:val="clear" w:color="auto" w:fill="D9D9D9"/>
             <w:vAlign w:val="center"/>
-            <w:shd w:val="clear" w:color="auto" w:fill="D9D9D9"/>
           </w:tcPr>
           <w:p>
             <w:pPr>
@@ -3729,18 +3576,18 @@
               <w:rPr>
                 <w:rFonts w:ascii="Times New Roman" w:hAnsi="Times New Roman" w:cs="Times New Roman"/>
                 <w:b/>
-                <w:sz w:val="16"/>
-                <w:szCs w:val="16"/>
+                <w:sz w:val="18"/>
+                <w:szCs w:val="18"/>
               </w:rPr>
-              <w:t>Simulated Value</w:t>
+              <w:t>Status</w:t>
             </w:r>
           </w:p>
         </w:tc>
         <w:tc>
           <w:tcPr>
-            <w:tcW w:type="dxa" w:w="2016"/>
+            <w:tcW w:type="dxa" w:w="3600"/>
+            <w:shd w:val="clear" w:color="auto" w:fill="D9D9D9"/>
             <w:vAlign w:val="center"/>
-            <w:shd w:val="clear" w:color="auto" w:fill="D9D9D9"/>
           </w:tcPr>
           <w:p>
             <w:pPr>
@@ -3751,32 +3598,10 @@
               <w:rPr>
                 <w:rFonts w:ascii="Times New Roman" w:hAnsi="Times New Roman" w:cs="Times New Roman"/>
                 <w:b/>
-                <w:sz w:val="16"/>
-                <w:szCs w:val="16"/>
+                <w:sz w:val="18"/>
+                <w:szCs w:val="18"/>
               </w:rPr>
-              <w:t>Project Specification</w:t>
-            </w:r>
-          </w:p>
-        </w:tc>
-        <w:tc>
-          <w:tcPr>
-            <w:tcW w:type="dxa" w:w="1728"/>
-            <w:vAlign w:val="center"/>
-            <w:shd w:val="clear" w:color="auto" w:fill="D9D9D9"/>
-          </w:tcPr>
-          <w:p>
-            <w:pPr>
-              <w:spacing w:after="0" w:line="240" w:lineRule="auto"/>
-              <w:jc w:val="center"/>
-            </w:pPr>
-            <w:r>
-              <w:rPr>
-                <w:rFonts w:ascii="Times New Roman" w:hAnsi="Times New Roman" w:cs="Times New Roman"/>
-                <w:b/>
-                <w:sz w:val="16"/>
-                <w:szCs w:val="16"/>
-              </w:rPr>
-              <w:t>Compliance</w:t>
+              <w:t>Main result</w:t>
             </w:r>
           </w:p>
         </w:tc>
@@ -3784,7 +3609,7 @@
       <w:tr>
         <w:tc>
           <w:tcPr>
-            <w:tcW w:type="dxa" w:w="2592"/>
+            <w:tcW w:type="dxa" w:w="3960"/>
             <w:vAlign w:val="center"/>
           </w:tcPr>
           <w:p>
@@ -3795,33 +3620,33 @@
             <w:r>
               <w:rPr>
                 <w:rFonts w:ascii="Times New Roman" w:hAnsi="Times New Roman" w:cs="Times New Roman"/>
-                <w:sz w:val="16"/>
-                <w:szCs w:val="16"/>
+                <w:sz w:val="18"/>
+                <w:szCs w:val="18"/>
               </w:rPr>
-              <w:t>Impedance Bandwidth (|S</w:t>
+              <w:t>Initial antenna (R = 15 mm, L</w:t>
             </w:r>
             <w:r>
               <w:rPr>
                 <w:rFonts w:ascii="Times New Roman" w:hAnsi="Times New Roman" w:cs="Times New Roman"/>
-                <w:sz w:val="16"/>
-                <w:szCs w:val="16"/>
+                <w:sz w:val="18"/>
+                <w:szCs w:val="18"/>
                 <w:vertAlign w:val="subscript"/>
               </w:rPr>
-              <w:t>11</w:t>
+              <w:t>g</w:t>
             </w:r>
             <w:r>
               <w:rPr>
                 <w:rFonts w:ascii="Times New Roman" w:hAnsi="Times New Roman" w:cs="Times New Roman"/>
-                <w:sz w:val="16"/>
-                <w:szCs w:val="16"/>
+                <w:sz w:val="18"/>
+                <w:szCs w:val="18"/>
               </w:rPr>
-              <w:t>| ≤ −10 dB)</w:t>
+              <w:t xml:space="preserve"> = −20 mm)</w:t>
             </w:r>
           </w:p>
         </w:tc>
         <w:tc>
           <w:tcPr>
-            <w:tcW w:type="dxa" w:w="2304"/>
+            <w:tcW w:type="dxa" w:w="1080"/>
             <w:vAlign w:val="center"/>
           </w:tcPr>
           <w:p>
@@ -3832,16 +3657,16 @@
             <w:r>
               <w:rPr>
                 <w:rFonts w:ascii="Times New Roman" w:hAnsi="Times New Roman" w:cs="Times New Roman"/>
-                <w:sz w:val="16"/>
-                <w:szCs w:val="16"/>
+                <w:sz w:val="18"/>
+                <w:szCs w:val="18"/>
               </w:rPr>
-              <w:t>2.16–15.73 GHz</w:t>
+              <w:t>Done</w:t>
             </w:r>
           </w:p>
         </w:tc>
         <w:tc>
           <w:tcPr>
-            <w:tcW w:type="dxa" w:w="2016"/>
+            <w:tcW w:type="dxa" w:w="3600"/>
             <w:vAlign w:val="center"/>
           </w:tcPr>
           <w:p>
@@ -3852,16 +3677,55 @@
             <w:r>
               <w:rPr>
                 <w:rFonts w:ascii="Times New Roman" w:hAnsi="Times New Roman" w:cs="Times New Roman"/>
-                <w:sz w:val="16"/>
-                <w:szCs w:val="16"/>
+                <w:sz w:val="18"/>
+                <w:szCs w:val="18"/>
               </w:rPr>
-              <w:t>2.1–15 GHz wideband</w:t>
+              <w:t>Poor match from 2 to 7.7 GHz</w:t>
+            </w:r>
+          </w:p>
+        </w:tc>
+      </w:tr>
+      <w:tr>
+        <w:tc>
+          <w:tcPr>
+            <w:tcW w:type="dxa" w:w="3960"/>
+            <w:vAlign w:val="center"/>
+          </w:tcPr>
+          <w:p>
+            <w:pPr>
+              <w:spacing w:after="0" w:line="240" w:lineRule="auto"/>
+              <w:jc w:val="left"/>
+            </w:pPr>
+            <w:r>
+              <w:rPr>
+                <w:rFonts w:ascii="Times New Roman" w:hAnsi="Times New Roman" w:cs="Times New Roman"/>
+                <w:sz w:val="18"/>
+                <w:szCs w:val="18"/>
+              </w:rPr>
+              <w:t>Ground position sweep (L</w:t>
+            </w:r>
+            <w:r>
+              <w:rPr>
+                <w:rFonts w:ascii="Times New Roman" w:hAnsi="Times New Roman" w:cs="Times New Roman"/>
+                <w:sz w:val="18"/>
+                <w:szCs w:val="18"/>
+                <w:vertAlign w:val="subscript"/>
+              </w:rPr>
+              <w:t>g</w:t>
+            </w:r>
+            <w:r>
+              <w:rPr>
+                <w:rFonts w:ascii="Times New Roman" w:hAnsi="Times New Roman" w:cs="Times New Roman"/>
+                <w:sz w:val="18"/>
+                <w:szCs w:val="18"/>
+              </w:rPr>
+              <w:t xml:space="preserve"> from −20 to −7 mm)</w:t>
             </w:r>
           </w:p>
         </w:tc>
         <w:tc>
           <w:tcPr>
-            <w:tcW w:type="dxa" w:w="1728"/>
+            <w:tcW w:type="dxa" w:w="1080"/>
             <w:vAlign w:val="center"/>
           </w:tcPr>
           <w:p>
@@ -3872,10 +3736,47 @@
             <w:r>
               <w:rPr>
                 <w:rFonts w:ascii="Times New Roman" w:hAnsi="Times New Roman" w:cs="Times New Roman"/>
-                <w:sz w:val="16"/>
-                <w:szCs w:val="16"/>
+                <w:sz w:val="18"/>
+                <w:szCs w:val="18"/>
               </w:rPr>
-              <w:t>Exceeds</w:t>
+              <w:t>Done</w:t>
+            </w:r>
+          </w:p>
+        </w:tc>
+        <w:tc>
+          <w:tcPr>
+            <w:tcW w:type="dxa" w:w="3600"/>
+            <w:vAlign w:val="center"/>
+          </w:tcPr>
+          <w:p>
+            <w:pPr>
+              <w:spacing w:after="0" w:line="240" w:lineRule="auto"/>
+              <w:jc w:val="center"/>
+            </w:pPr>
+            <w:r>
+              <w:rPr>
+                <w:rFonts w:ascii="Times New Roman" w:hAnsi="Times New Roman" w:cs="Times New Roman"/>
+                <w:sz w:val="18"/>
+                <w:szCs w:val="18"/>
+              </w:rPr>
+              <w:t>L</w:t>
+            </w:r>
+            <w:r>
+              <w:rPr>
+                <w:rFonts w:ascii="Times New Roman" w:hAnsi="Times New Roman" w:cs="Times New Roman"/>
+                <w:sz w:val="18"/>
+                <w:szCs w:val="18"/>
+                <w:vertAlign w:val="subscript"/>
+              </w:rPr>
+              <w:t>g</w:t>
+            </w:r>
+            <w:r>
+              <w:rPr>
+                <w:rFonts w:ascii="Times New Roman" w:hAnsi="Times New Roman" w:cs="Times New Roman"/>
+                <w:sz w:val="18"/>
+                <w:szCs w:val="18"/>
+              </w:rPr>
+              <w:t xml:space="preserve"> = −7 mm chosen</w:t>
             </w:r>
           </w:p>
         </w:tc>
@@ -3883,7 +3784,7 @@
       <w:tr>
         <w:tc>
           <w:tcPr>
-            <w:tcW w:type="dxa" w:w="2592"/>
+            <w:tcW w:type="dxa" w:w="3960"/>
             <w:vAlign w:val="center"/>
           </w:tcPr>
           <w:p>
@@ -3894,16 +3795,16 @@
             <w:r>
               <w:rPr>
                 <w:rFonts w:ascii="Times New Roman" w:hAnsi="Times New Roman" w:cs="Times New Roman"/>
-                <w:sz w:val="16"/>
-                <w:szCs w:val="16"/>
+                <w:sz w:val="18"/>
+                <w:szCs w:val="18"/>
               </w:rPr>
-              <w:t>Fractional Bandwidth (FBW)</w:t>
+              <w:t>Patch size sweep (R from 4 to 15 mm)</w:t>
             </w:r>
           </w:p>
         </w:tc>
         <w:tc>
           <w:tcPr>
-            <w:tcW w:type="dxa" w:w="2304"/>
+            <w:tcW w:type="dxa" w:w="1080"/>
             <w:vAlign w:val="center"/>
           </w:tcPr>
           <w:p>
@@ -3914,16 +3815,16 @@
             <w:r>
               <w:rPr>
                 <w:rFonts w:ascii="Times New Roman" w:hAnsi="Times New Roman" w:cs="Times New Roman"/>
-                <w:sz w:val="16"/>
-                <w:szCs w:val="16"/>
+                <w:sz w:val="18"/>
+                <w:szCs w:val="18"/>
               </w:rPr>
-              <w:t>151.7 %</w:t>
+              <w:t>Done</w:t>
             </w:r>
           </w:p>
         </w:tc>
         <w:tc>
           <w:tcPr>
-            <w:tcW w:type="dxa" w:w="2016"/>
+            <w:tcW w:type="dxa" w:w="3600"/>
             <w:vAlign w:val="center"/>
           </w:tcPr>
           <w:p>
@@ -3934,16 +3835,47 @@
             <w:r>
               <w:rPr>
                 <w:rFonts w:ascii="Times New Roman" w:hAnsi="Times New Roman" w:cs="Times New Roman"/>
-                <w:sz w:val="16"/>
-                <w:szCs w:val="16"/>
+                <w:sz w:val="18"/>
+                <w:szCs w:val="18"/>
               </w:rPr>
-              <w:t>≥ 109 %</w:t>
+              <w:t>R = 15 mm chosen</w:t>
+            </w:r>
+          </w:p>
+        </w:tc>
+      </w:tr>
+      <w:tr>
+        <w:tc>
+          <w:tcPr>
+            <w:tcW w:type="dxa" w:w="3960"/>
+            <w:vAlign w:val="center"/>
+          </w:tcPr>
+          <w:p>
+            <w:pPr>
+              <w:spacing w:after="0" w:line="240" w:lineRule="auto"/>
+              <w:jc w:val="left"/>
+            </w:pPr>
+            <w:r>
+              <w:rPr>
+                <w:rFonts w:ascii="Times New Roman" w:hAnsi="Times New Roman" w:cs="Times New Roman"/>
+                <w:sz w:val="18"/>
+                <w:szCs w:val="18"/>
+              </w:rPr>
+              <w:t>Optimised antenna, S</w:t>
+            </w:r>
+            <w:r>
+              <w:rPr>
+                <w:rFonts w:ascii="Times New Roman" w:hAnsi="Times New Roman" w:cs="Times New Roman"/>
+                <w:sz w:val="18"/>
+                <w:szCs w:val="18"/>
+                <w:vertAlign w:val="subscript"/>
+              </w:rPr>
+              <w:t>11</w:t>
             </w:r>
           </w:p>
         </w:tc>
         <w:tc>
           <w:tcPr>
-            <w:tcW w:type="dxa" w:w="1728"/>
+            <w:tcW w:type="dxa" w:w="1080"/>
             <w:vAlign w:val="center"/>
           </w:tcPr>
           <w:p>
@@ -3954,10 +3886,30 @@
             <w:r>
               <w:rPr>
                 <w:rFonts w:ascii="Times New Roman" w:hAnsi="Times New Roman" w:cs="Times New Roman"/>
-                <w:sz w:val="16"/>
-                <w:szCs w:val="16"/>
+                <w:sz w:val="18"/>
+                <w:szCs w:val="18"/>
               </w:rPr>
-              <w:t>Exceeds</w:t>
+              <w:t>Done</w:t>
+            </w:r>
+          </w:p>
+        </w:tc>
+        <w:tc>
+          <w:tcPr>
+            <w:tcW w:type="dxa" w:w="3600"/>
+            <w:vAlign w:val="center"/>
+          </w:tcPr>
+          <w:p>
+            <w:pPr>
+              <w:spacing w:after="0" w:line="240" w:lineRule="auto"/>
+              <w:jc w:val="center"/>
+            </w:pPr>
+            <w:r>
+              <w:rPr>
+                <w:rFonts w:ascii="Times New Roman" w:hAnsi="Times New Roman" w:cs="Times New Roman"/>
+                <w:sz w:val="18"/>
+                <w:szCs w:val="18"/>
+              </w:rPr>
+              <w:t>Below −10 dB from 2.16 to 15.73 GHz</w:t>
             </w:r>
           </w:p>
         </w:tc>
@@ -3965,7 +3917,7 @@
       <w:tr>
         <w:tc>
           <w:tcPr>
-            <w:tcW w:type="dxa" w:w="2592"/>
+            <w:tcW w:type="dxa" w:w="3960"/>
             <w:vAlign w:val="center"/>
           </w:tcPr>
           <w:p>
@@ -3976,16 +3928,16 @@
             <w:r>
               <w:rPr>
                 <w:rFonts w:ascii="Times New Roman" w:hAnsi="Times New Roman" w:cs="Times New Roman"/>
-                <w:sz w:val="16"/>
-                <w:szCs w:val="16"/>
+                <w:sz w:val="18"/>
+                <w:szCs w:val="18"/>
               </w:rPr>
-              <w:t>Resonances</w:t>
+              <w:t>Metasurface design (6 × 5 double split rings)</w:t>
             </w:r>
           </w:p>
         </w:tc>
         <w:tc>
           <w:tcPr>
-            <w:tcW w:type="dxa" w:w="2304"/>
+            <w:tcW w:type="dxa" w:w="1080"/>
             <w:vAlign w:val="center"/>
           </w:tcPr>
           <w:p>
@@ -3996,16 +3948,16 @@
             <w:r>
               <w:rPr>
                 <w:rFonts w:ascii="Times New Roman" w:hAnsi="Times New Roman" w:cs="Times New Roman"/>
-                <w:sz w:val="16"/>
-                <w:szCs w:val="16"/>
+                <w:sz w:val="18"/>
+                <w:szCs w:val="18"/>
               </w:rPr>
-              <w:t>2.73, 4.78, 9.23, 14.32 GHz</w:t>
+              <w:t>Done</w:t>
             </w:r>
           </w:p>
         </w:tc>
         <w:tc>
           <w:tcPr>
-            <w:tcW w:type="dxa" w:w="2016"/>
+            <w:tcW w:type="dxa" w:w="3600"/>
             <w:vAlign w:val="center"/>
           </w:tcPr>
           <w:p>
@@ -4016,16 +3968,47 @@
             <w:r>
               <w:rPr>
                 <w:rFonts w:ascii="Times New Roman" w:hAnsi="Times New Roman" w:cs="Times New Roman"/>
-                <w:sz w:val="16"/>
-                <w:szCs w:val="16"/>
+                <w:sz w:val="18"/>
+                <w:szCs w:val="18"/>
               </w:rPr>
-              <w:t>Wideband multi-mode</w:t>
+              <w:t>Placed 3.9 mm behind the antenna</w:t>
+            </w:r>
+          </w:p>
+        </w:tc>
+      </w:tr>
+      <w:tr>
+        <w:tc>
+          <w:tcPr>
+            <w:tcW w:type="dxa" w:w="3960"/>
+            <w:vAlign w:val="center"/>
+          </w:tcPr>
+          <w:p>
+            <w:pPr>
+              <w:spacing w:after="0" w:line="240" w:lineRule="auto"/>
+              <w:jc w:val="left"/>
+            </w:pPr>
+            <w:r>
+              <w:rPr>
+                <w:rFonts w:ascii="Times New Roman" w:hAnsi="Times New Roman" w:cs="Times New Roman"/>
+                <w:sz w:val="18"/>
+                <w:szCs w:val="18"/>
+              </w:rPr>
+              <w:t>Antenna + metasurface, S</w:t>
+            </w:r>
+            <w:r>
+              <w:rPr>
+                <w:rFonts w:ascii="Times New Roman" w:hAnsi="Times New Roman" w:cs="Times New Roman"/>
+                <w:sz w:val="18"/>
+                <w:szCs w:val="18"/>
+                <w:vertAlign w:val="subscript"/>
+              </w:rPr>
+              <w:t>11</w:t>
             </w:r>
           </w:p>
         </w:tc>
         <w:tc>
           <w:tcPr>
-            <w:tcW w:type="dxa" w:w="1728"/>
+            <w:tcW w:type="dxa" w:w="1080"/>
             <w:vAlign w:val="center"/>
           </w:tcPr>
           <w:p>
@@ -4036,10 +4019,30 @@
             <w:r>
               <w:rPr>
                 <w:rFonts w:ascii="Times New Roman" w:hAnsi="Times New Roman" w:cs="Times New Roman"/>
-                <w:sz w:val="16"/>
-                <w:szCs w:val="16"/>
+                <w:sz w:val="18"/>
+                <w:szCs w:val="18"/>
               </w:rPr>
-              <w:t>Achieved (4 resonances)</w:t>
+              <w:t>Done</w:t>
+            </w:r>
+          </w:p>
+        </w:tc>
+        <w:tc>
+          <w:tcPr>
+            <w:tcW w:type="dxa" w:w="3600"/>
+            <w:vAlign w:val="center"/>
+          </w:tcPr>
+          <w:p>
+            <w:pPr>
+              <w:spacing w:after="0" w:line="240" w:lineRule="auto"/>
+              <w:jc w:val="center"/>
+            </w:pPr>
+            <w:r>
+              <w:rPr>
+                <w:rFonts w:ascii="Times New Roman" w:hAnsi="Times New Roman" w:cs="Times New Roman"/>
+                <w:sz w:val="18"/>
+                <w:szCs w:val="18"/>
+              </w:rPr>
+              <w:t>Below −10 dB from about 2.0 to 18 GHz, except 3.0–3.4, 4.5–4.7 and 5.1–5.6 GHz</w:t>
             </w:r>
           </w:p>
         </w:tc>
@@ -4047,7 +4050,7 @@
       <w:tr>
         <w:tc>
           <w:tcPr>
-            <w:tcW w:type="dxa" w:w="2592"/>
+            <w:tcW w:type="dxa" w:w="3960"/>
             <w:vAlign w:val="center"/>
           </w:tcPr>
           <w:p>
@@ -4058,16 +4061,16 @@
             <w:r>
               <w:rPr>
                 <w:rFonts w:ascii="Times New Roman" w:hAnsi="Times New Roman" w:cs="Times New Roman"/>
-                <w:sz w:val="16"/>
-                <w:szCs w:val="16"/>
+                <w:sz w:val="18"/>
+                <w:szCs w:val="18"/>
               </w:rPr>
-              <w:t>Deepest Return Loss</w:t>
+              <w:t>Gain vs frequency, antenna alone</w:t>
             </w:r>
           </w:p>
         </w:tc>
         <w:tc>
           <w:tcPr>
-            <w:tcW w:type="dxa" w:w="2304"/>
+            <w:tcW w:type="dxa" w:w="1080"/>
             <w:vAlign w:val="center"/>
           </w:tcPr>
           <w:p>
@@ -4078,16 +4081,16 @@
             <w:r>
               <w:rPr>
                 <w:rFonts w:ascii="Times New Roman" w:hAnsi="Times New Roman" w:cs="Times New Roman"/>
-                <w:sz w:val="16"/>
-                <w:szCs w:val="16"/>
+                <w:sz w:val="18"/>
+                <w:szCs w:val="18"/>
               </w:rPr>
-              <w:t>32.65 dB (at 2.73 GHz)</w:t>
+              <w:t>Remaining</w:t>
             </w:r>
           </w:p>
         </w:tc>
         <w:tc>
           <w:tcPr>
-            <w:tcW w:type="dxa" w:w="2016"/>
+            <w:tcW w:type="dxa" w:w="3600"/>
             <w:vAlign w:val="center"/>
           </w:tcPr>
           <w:p>
@@ -4098,16 +4101,38 @@
             <w:r>
               <w:rPr>
                 <w:rFonts w:ascii="Times New Roman" w:hAnsi="Times New Roman" w:cs="Times New Roman"/>
-                <w:sz w:val="16"/>
-                <w:szCs w:val="16"/>
+                <w:sz w:val="18"/>
+                <w:szCs w:val="18"/>
               </w:rPr>
-              <w:t>≥ 10 dB</w:t>
+              <w:t>—</w:t>
+            </w:r>
+          </w:p>
+        </w:tc>
+      </w:tr>
+      <w:tr>
+        <w:tc>
+          <w:tcPr>
+            <w:tcW w:type="dxa" w:w="3960"/>
+            <w:vAlign w:val="center"/>
+          </w:tcPr>
+          <w:p>
+            <w:pPr>
+              <w:spacing w:after="0" w:line="240" w:lineRule="auto"/>
+              <w:jc w:val="left"/>
+            </w:pPr>
+            <w:r>
+              <w:rPr>
+                <w:rFonts w:ascii="Times New Roman" w:hAnsi="Times New Roman" w:cs="Times New Roman"/>
+                <w:sz w:val="18"/>
+                <w:szCs w:val="18"/>
+              </w:rPr>
+              <w:t>Gain vs frequency, antenna + metasurface</w:t>
             </w:r>
           </w:p>
         </w:tc>
         <w:tc>
           <w:tcPr>
-            <w:tcW w:type="dxa" w:w="1728"/>
+            <w:tcW w:type="dxa" w:w="1080"/>
             <w:vAlign w:val="center"/>
           </w:tcPr>
           <w:p>
@@ -4118,10 +4143,30 @@
             <w:r>
               <w:rPr>
                 <w:rFonts w:ascii="Times New Roman" w:hAnsi="Times New Roman" w:cs="Times New Roman"/>
-                <w:sz w:val="16"/>
-                <w:szCs w:val="16"/>
+                <w:sz w:val="18"/>
+                <w:szCs w:val="18"/>
               </w:rPr>
-              <w:t>Exceeds</w:t>
+              <w:t>Remaining</w:t>
+            </w:r>
+          </w:p>
+        </w:tc>
+        <w:tc>
+          <w:tcPr>
+            <w:tcW w:type="dxa" w:w="3600"/>
+            <w:vAlign w:val="center"/>
+          </w:tcPr>
+          <w:p>
+            <w:pPr>
+              <w:spacing w:after="0" w:line="240" w:lineRule="auto"/>
+              <w:jc w:val="center"/>
+            </w:pPr>
+            <w:r>
+              <w:rPr>
+                <w:rFonts w:ascii="Times New Roman" w:hAnsi="Times New Roman" w:cs="Times New Roman"/>
+                <w:sz w:val="18"/>
+                <w:szCs w:val="18"/>
+              </w:rPr>
+              <w:t>—</w:t>
             </w:r>
           </w:p>
         </w:tc>
@@ -4129,7 +4174,7 @@
       <w:tr>
         <w:tc>
           <w:tcPr>
-            <w:tcW w:type="dxa" w:w="2592"/>
+            <w:tcW w:type="dxa" w:w="3960"/>
             <w:vAlign w:val="center"/>
           </w:tcPr>
           <w:p>
@@ -4140,16 +4185,16 @@
             <w:r>
               <w:rPr>
                 <w:rFonts w:ascii="Times New Roman" w:hAnsi="Times New Roman" w:cs="Times New Roman"/>
-                <w:sz w:val="16"/>
-                <w:szCs w:val="16"/>
+                <w:sz w:val="18"/>
+                <w:szCs w:val="18"/>
               </w:rPr>
-              <w:t>IEEE Gain, 3.1–10.6 GHz</w:t>
+              <w:t>Metasurface tuning to remove the mismatch gaps</w:t>
             </w:r>
           </w:p>
         </w:tc>
         <w:tc>
           <w:tcPr>
-            <w:tcW w:type="dxa" w:w="2304"/>
+            <w:tcW w:type="dxa" w:w="1080"/>
             <w:vAlign w:val="center"/>
           </w:tcPr>
           <w:p>
@@ -4160,16 +4205,16 @@
             <w:r>
               <w:rPr>
                 <w:rFonts w:ascii="Times New Roman" w:hAnsi="Times New Roman" w:cs="Times New Roman"/>
-                <w:sz w:val="16"/>
-                <w:szCs w:val="16"/>
+                <w:sz w:val="18"/>
+                <w:szCs w:val="18"/>
               </w:rPr>
-              <w:t>2.9 to 4.9 dBi (peak 5.09 dBi)</w:t>
+              <w:t>Remaining</w:t>
             </w:r>
           </w:p>
         </w:tc>
         <w:tc>
           <w:tcPr>
-            <w:tcW w:type="dxa" w:w="2016"/>
+            <w:tcW w:type="dxa" w:w="3600"/>
             <w:vAlign w:val="center"/>
           </w:tcPr>
           <w:p>
@@ -4180,129 +4225,10 @@
             <w:r>
               <w:rPr>
                 <w:rFonts w:ascii="Times New Roman" w:hAnsi="Times New Roman" w:cs="Times New Roman"/>
-                <w:sz w:val="16"/>
-                <w:szCs w:val="16"/>
+                <w:sz w:val="18"/>
+                <w:szCs w:val="18"/>
               </w:rPr>
-              <w:t>Baseline for AMC enhancement</w:t>
-            </w:r>
-          </w:p>
-        </w:tc>
-        <w:tc>
-          <w:tcPr>
-            <w:tcW w:type="dxa" w:w="1728"/>
-            <w:vAlign w:val="center"/>
-          </w:tcPr>
-          <w:p>
-            <w:pPr>
-              <w:spacing w:after="0" w:line="240" w:lineRule="auto"/>
-              <w:jc w:val="center"/>
-            </w:pPr>
-            <w:r>
-              <w:rPr>
-                <w:rFonts w:ascii="Times New Roman" w:hAnsi="Times New Roman" w:cs="Times New Roman"/>
-                <w:sz w:val="16"/>
-                <w:szCs w:val="16"/>
-              </w:rPr>
-              <w:t>Achieved</w:t>
-            </w:r>
-          </w:p>
-        </w:tc>
-      </w:tr>
-      <w:tr>
-        <w:tc>
-          <w:tcPr>
-            <w:tcW w:type="dxa" w:w="2592"/>
-            <w:vAlign w:val="center"/>
-          </w:tcPr>
-          <w:p>
-            <w:pPr>
-              <w:spacing w:after="0" w:line="240" w:lineRule="auto"/>
-              <w:jc w:val="left"/>
-            </w:pPr>
-            <w:r>
-              <w:rPr>
-                <w:rFonts w:ascii="Times New Roman" w:hAnsi="Times New Roman" w:cs="Times New Roman"/>
-                <w:sz w:val="16"/>
-                <w:szCs w:val="16"/>
-              </w:rPr>
-              <w:t>Metasurface Profile</w:t>
-            </w:r>
-          </w:p>
-        </w:tc>
-        <w:tc>
-          <w:tcPr>
-            <w:tcW w:type="dxa" w:w="2304"/>
-            <w:vAlign w:val="center"/>
-          </w:tcPr>
-          <w:p>
-            <w:pPr>
-              <w:spacing w:after="0" w:line="240" w:lineRule="auto"/>
-              <w:jc w:val="center"/>
-            </w:pPr>
-            <w:r>
-              <w:rPr>
-                <w:rFonts w:ascii="Times New Roman" w:hAnsi="Times New Roman" w:cs="Times New Roman"/>
-                <w:sz w:val="16"/>
-                <w:szCs w:val="16"/>
-              </w:rPr>
-              <w:t>h = 3.9 mm (0.04λ</w:t>
-            </w:r>
-            <w:r>
-              <w:rPr>
-                <w:rFonts w:ascii="Times New Roman" w:hAnsi="Times New Roman" w:cs="Times New Roman"/>
-                <w:sz w:val="16"/>
-                <w:szCs w:val="16"/>
-                <w:vertAlign w:val="subscript"/>
-              </w:rPr>
-              <w:t>0</w:t>
-            </w:r>
-            <w:r>
-              <w:rPr>
-                <w:rFonts w:ascii="Times New Roman" w:hAnsi="Times New Roman" w:cs="Times New Roman"/>
-                <w:sz w:val="16"/>
-                <w:szCs w:val="16"/>
-              </w:rPr>
-              <w:t xml:space="preserve"> at 3.1 GHz)</w:t>
-            </w:r>
-          </w:p>
-        </w:tc>
-        <w:tc>
-          <w:tcPr>
-            <w:tcW w:type="dxa" w:w="2016"/>
-            <w:vAlign w:val="center"/>
-          </w:tcPr>
-          <w:p>
-            <w:pPr>
-              <w:spacing w:after="0" w:line="240" w:lineRule="auto"/>
-              <w:jc w:val="center"/>
-            </w:pPr>
-            <w:r>
-              <w:rPr>
-                <w:rFonts w:ascii="Times New Roman" w:hAnsi="Times New Roman" w:cs="Times New Roman"/>
-                <w:sz w:val="16"/>
-                <w:szCs w:val="16"/>
-              </w:rPr>
-              <w:t>Low profile (&lt; 5 mm)</w:t>
-            </w:r>
-          </w:p>
-        </w:tc>
-        <w:tc>
-          <w:tcPr>
-            <w:tcW w:type="dxa" w:w="1728"/>
-            <w:vAlign w:val="center"/>
-          </w:tcPr>
-          <w:p>
-            <w:pPr>
-              <w:spacing w:after="0" w:line="240" w:lineRule="auto"/>
-              <w:jc w:val="center"/>
-            </w:pPr>
-            <w:r>
-              <w:rPr>
-                <w:rFonts w:ascii="Times New Roman" w:hAnsi="Times New Roman" w:cs="Times New Roman"/>
-                <w:sz w:val="16"/>
-                <w:szCs w:val="16"/>
-              </w:rPr>
-              <w:t>Achieved</w:t>
+              <w:t>—</w:t>
             </w:r>
           </w:p>
         </w:tc>
@@ -4332,7 +4258,7 @@
           <w:sz w:val="22"/>
           <w:szCs w:val="22"/>
         </w:rPr>
-        <w:t>Challenges Encountered and Addressed</w:t>
+        <w:t>Challenges</w:t>
       </w:r>
     </w:p>
     <w:p>
@@ -4348,7 +4274,7 @@
           <w:sz w:val="21"/>
           <w:szCs w:val="21"/>
         </w:rPr>
-        <w:t>Broadband Sweep Numerical Artefacts:</w:t>
+        <w:t>Long run times:</w:t>
       </w:r>
       <w:r>
         <w:rPr>
@@ -4356,7 +4282,7 @@
           <w:sz w:val="21"/>
           <w:szCs w:val="21"/>
         </w:rPr>
-        <w:t xml:space="preserve"> Coarse frequency sweeps showed non-physical steps near 4.0 and 6.2 GHz; refined mesh passes resolved these.</w:t>
+        <w:t xml:space="preserve"> the parametric sweeps and the antenna + metasurface model take a long time to simulate.</w:t>
       </w:r>
     </w:p>
     <w:p>
@@ -4372,7 +4298,7 @@
           <w:sz w:val="21"/>
           <w:szCs w:val="21"/>
         </w:rPr>
-        <w:t>Near-Field Metasurface Loading:</w:t>
+        <w:t>Sweep artefacts:</w:t>
       </w:r>
       <w:r>
         <w:rPr>
@@ -4380,24 +4306,7 @@
           <w:sz w:val="21"/>
           <w:szCs w:val="21"/>
         </w:rPr>
-        <w:t xml:space="preserve"> At an ultra-thin spacing of h = 3.9 mm, reactive loading slightly alters impedance; re-tuning L</w:t>
-      </w:r>
-      <w:r>
-        <w:rPr>
-          <w:rFonts w:ascii="Times New Roman" w:hAnsi="Times New Roman" w:cs="Times New Roman"/>
-          <w:sz w:val="21"/>
-          <w:szCs w:val="21"/>
-          <w:vertAlign w:val="subscript"/>
-        </w:rPr>
-        <w:t>g</w:t>
-      </w:r>
-      <w:r>
-        <w:rPr>
-          <w:rFonts w:ascii="Times New Roman" w:hAnsi="Times New Roman" w:cs="Times New Roman"/>
-          <w:sz w:val="21"/>
-          <w:szCs w:val="21"/>
-        </w:rPr>
-        <w:t xml:space="preserve"> preserves matching.</w:t>
+        <w:t xml:space="preserve"> some sweep curves show sudden jumps near 4.0 and 6.2 GHz, and one curve goes above 0 dB, which is not physical. They come from too few frequency samples, not from the mesh. These sweeps will be re-run with more samples.</w:t>
       </w:r>
     </w:p>
     <w:p>
@@ -4413,7 +4322,7 @@
           <w:sz w:val="21"/>
           <w:szCs w:val="21"/>
         </w:rPr>
-        <w:t>Simulation Runtimes:</w:t>
+        <w:t>Thin match margin:</w:t>
       </w:r>
       <w:r>
         <w:rPr>
@@ -4421,60 +4330,7 @@
           <w:sz w:val="21"/>
           <w:szCs w:val="21"/>
         </w:rPr>
-        <w:t xml:space="preserve"> Composite 3D structures require large meshes; unit cells were characterized with Floquet ports prior to full-array verification.</w:t>
-      </w:r>
-    </w:p>
-    <w:p>
-      <w:pPr>
-        <w:pStyle w:val="Heading1"/>
-        <w:pageBreakBefore w:val="0"/>
-        <w:rPr>
-          <w:rFonts w:ascii="Times New Roman" w:hAnsi="Times New Roman" w:cs="Times New Roman"/>
-          <w:sz w:val="24"/>
-          <w:szCs w:val="24"/>
-        </w:rPr>
-      </w:pPr>
-      <w:r>
-        <w:rPr>
-          <w:rFonts w:ascii="Times New Roman" w:hAnsi="Times New Roman" w:cs="Times New Roman"/>
-          <w:sz w:val="24"/>
-          <w:szCs w:val="24"/>
-        </w:rPr>
-        <w:lastRenderedPageBreak/>
-        <w:t>Work Plan for Next Phase</w:t>
-      </w:r>
-    </w:p>
-    <w:p>
-      <w:pPr>
-        <w:spacing w:after="40" w:line="269" w:lineRule="auto"/>
-        <w:jc w:val="both"/>
-      </w:pPr>
-      <w:r>
-        <w:rPr>
-          <w:rFonts w:ascii="Times New Roman" w:hAnsi="Times New Roman" w:cs="Times New Roman"/>
-          <w:sz w:val="21"/>
-          <w:szCs w:val="21"/>
-        </w:rPr>
-        <w:t>In the next phase of the project, the primary focus will be extending the optimized wideband single-element antenna into a multi-port MIMO configuration and conducting experimental validation. The individual decagonal radiators will be arranged in an orthogonal orientation on a shared coplanar ground plane to exploit pattern and polarization diversity, thereby suppressing mutual coupling between adjacent antenna elements. The split-ring-resonator metasurface array will be expanded to serve as a common low-profile reflective backing for the multi-element system, enhancing forward directivity while preserving inter-element decoupling. Comprehensive diversity performance analyses will be carried out by evaluating critical MIMO parameters, including inter-port isolation, envelope correlation coefficient, diversity gain, total active reflection coefficient, channel capacity loss, and mean effective gain. Following electromagnetic simulation and layout refinement, physical prototypes will be fabricated on FR-4 substrates using standard photolithographic etching. Experimental characterization will be conducted using a calibrated vector network analyzer for multi-port reflection and transmission measurements, alongside anechoic chamber testing for far-field radiation patterns and realized gain.</w:t>
-      </w:r>
-    </w:p>
-    <w:p>
-      <w:pPr>
-        <w:pStyle w:val="Heading1"/>
-        <w:pageBreakBefore/>
-        <w:rPr>
-          <w:rFonts w:ascii="Times New Roman" w:hAnsi="Times New Roman" w:cs="Times New Roman"/>
-          <w:sz w:val="24"/>
-          <w:szCs w:val="24"/>
-        </w:rPr>
-      </w:pPr>
-      <w:r>
-        <w:rPr>
-          <w:rFonts w:ascii="Times New Roman" w:hAnsi="Times New Roman" w:cs="Times New Roman"/>
-          <w:sz w:val="24"/>
-          <w:szCs w:val="24"/>
-        </w:rPr>
-        <w:t>Expected Outcomes</w:t>
+        <w:t xml:space="preserve"> the optimised antenna is only just matched near 6.45 GHz (−10.3 dB) and 12.2 GHz (−10.5 dB), so small fabrication errors could push these points above −10 dB.</w:t>
       </w:r>
     </w:p>
     <w:p>
@@ -4486,10 +4342,54 @@
       <w:r>
         <w:rPr>
           <w:rFonts w:ascii="Times New Roman" w:hAnsi="Times New Roman" w:cs="Times New Roman"/>
+          <w:b/>
           <w:sz w:val="21"/>
           <w:szCs w:val="21"/>
         </w:rPr>
-        <w:t>A validated CPW-fed decagonal monopole antenna covering 2.16–15.73 GHz (151.7 % FBW), fully satisfying wideband requirements from 2.1 GHz to 15 GHz with IEEE gain of 2.9–4.9 dBi.</w:t>
+        <w:t>Metasurface detuning:</w:t>
+      </w:r>
+      <w:r>
+        <w:rPr>
+          <w:rFonts w:ascii="Times New Roman" w:hAnsi="Times New Roman" w:cs="Times New Roman"/>
+          <w:sz w:val="21"/>
+          <w:szCs w:val="21"/>
+        </w:rPr>
+        <w:t xml:space="preserve"> at a 3.9 mm gap the metasurface changes the input match and opens three narrow mismatch gaps between 3.0 and 5.6 GHz.</w:t>
+      </w:r>
+    </w:p>
+    <w:p>
+      <w:pPr>
+        <w:pStyle w:val="Heading1"/>
+        <w:pageBreakBefore w:val="0"/>
+        <w:spacing w:before="200"/>
+        <w:rPr>
+          <w:rFonts w:ascii="Times New Roman" w:hAnsi="Times New Roman" w:cs="Times New Roman"/>
+          <w:sz w:val="24"/>
+          <w:szCs w:val="24"/>
+        </w:rPr>
+      </w:pPr>
+      <w:r>
+        <w:rPr>
+          <w:rFonts w:ascii="Times New Roman" w:hAnsi="Times New Roman" w:cs="Times New Roman"/>
+          <w:sz w:val="24"/>
+          <w:szCs w:val="24"/>
+        </w:rPr>
+        <w:lastRenderedPageBreak/>
+        <w:t>Work Plan for Next Phase</w:t>
+      </w:r>
+    </w:p>
+    <w:p>
+      <w:pPr>
+        <w:spacing w:after="40" w:line="269" w:lineRule="auto"/>
+        <w:jc w:val="both"/>
+      </w:pPr>
+      <w:r>
+        <w:rPr>
+          <w:rFonts w:ascii="Times New Roman" w:hAnsi="Times New Roman" w:cs="Times New Roman"/>
+          <w:sz w:val="21"/>
+          <w:szCs w:val="21"/>
+        </w:rPr>
+        <w:t>The remaining Phase I work comes first:</w:t>
       </w:r>
     </w:p>
     <w:p>
@@ -4504,7 +4404,7 @@
           <w:sz w:val="21"/>
           <w:szCs w:val="21"/>
         </w:rPr>
-        <w:t>A low-profile 6 × 5 double-SRR metasurface reflector operating at an air gap of h = 3.9 mm, substantially increasing forward broadside gain without impedance detuning.</w:t>
+        <w:t>Plot gain vs frequency for the antenna alone.</w:t>
       </w:r>
     </w:p>
     <w:p>
@@ -4519,7 +4419,7 @@
           <w:sz w:val="21"/>
           <w:szCs w:val="21"/>
         </w:rPr>
-        <w:t>A rigorous comparative benchmark confirming that the AMC metasurface significantly outperforms a metal plate at identical spacing.</w:t>
+        <w:t>Plot gain vs frequency for the antenna with the metasurface, and compare the two plots.</w:t>
       </w:r>
     </w:p>
     <w:p>
@@ -4534,7 +4434,21 @@
           <w:sz w:val="21"/>
           <w:szCs w:val="21"/>
         </w:rPr>
-        <w:t>A high-performance multi-port orthogonal MIMO antenna array providing high isolation and low envelope correlation across the wide operating band.</w:t>
+        <w:t>Tune the metasurface (gap and ring size) and the ground position to remove the three mismatch gaps, and re-run the sweeps with more frequency samples.</w:t>
+      </w:r>
+    </w:p>
+    <w:p>
+      <w:pPr>
+        <w:spacing w:after="40" w:line="269" w:lineRule="auto"/>
+        <w:jc w:val="both"/>
+      </w:pPr>
+      <w:r>
+        <w:rPr>
+          <w:rFonts w:ascii="Times New Roman" w:hAnsi="Times New Roman" w:cs="Times New Roman"/>
+          <w:sz w:val="21"/>
+          <w:szCs w:val="21"/>
+        </w:rPr>
+        <w:t>Phase II will then cover the MIMO antenna and the hardware:</w:t>
       </w:r>
     </w:p>
     <w:p>
@@ -4549,13 +4463,124 @@
           <w:sz w:val="21"/>
           <w:szCs w:val="21"/>
         </w:rPr>
-        <w:t>Experimental validation via fabricated prototypes, calibrated VNA S-parameter measurements, and anechoic chamber far-field radiation testing.</w:t>
+        <w:t>Build a 4-port MIMO antenna from four copies of the antenna, each rotated by 90°, backed by the metasurface.</w:t>
+      </w:r>
+    </w:p>
+    <w:p>
+      <w:pPr>
+        <w:pStyle w:val="ListBullet"/>
+        <w:spacing w:after="30" w:line="269" w:lineRule="auto"/>
+        <w:jc w:val="both"/>
+      </w:pPr>
+      <w:r>
+        <w:rPr>
+          <w:rFonts w:ascii="Times New Roman" w:hAnsi="Times New Roman" w:cs="Times New Roman"/>
+          <w:sz w:val="21"/>
+          <w:szCs w:val="21"/>
+        </w:rPr>
+        <w:t>Check the isolation between ports and the envelope correlation coefficient (ECC).</w:t>
+      </w:r>
+    </w:p>
+    <w:p>
+      <w:pPr>
+        <w:pStyle w:val="ListBullet"/>
+        <w:spacing w:after="30" w:line="269" w:lineRule="auto"/>
+        <w:jc w:val="both"/>
+      </w:pPr>
+      <w:r>
+        <w:rPr>
+          <w:rFonts w:ascii="Times New Roman" w:hAnsi="Times New Roman" w:cs="Times New Roman"/>
+          <w:sz w:val="21"/>
+          <w:szCs w:val="21"/>
+        </w:rPr>
+        <w:t>Fabricate the antenna and the metasurface on FR-4, and measure them with a vector network analyser (VNA) and in an anechoic chamber.</w:t>
+      </w:r>
+    </w:p>
+    <w:p>
+      <w:pPr>
+        <w:pStyle w:val="Heading1"/>
+        <w:pageBreakBefore/>
+        <w:spacing w:before="0"/>
+        <w:rPr>
+          <w:rFonts w:ascii="Times New Roman" w:hAnsi="Times New Roman" w:cs="Times New Roman"/>
+          <w:sz w:val="24"/>
+          <w:szCs w:val="24"/>
+        </w:rPr>
+      </w:pPr>
+      <w:r>
+        <w:rPr>
+          <w:rFonts w:ascii="Times New Roman" w:hAnsi="Times New Roman" w:cs="Times New Roman"/>
+          <w:sz w:val="24"/>
+          <w:szCs w:val="24"/>
+        </w:rPr>
+        <w:t>Expected Outcomes</w:t>
+      </w:r>
+    </w:p>
+    <w:p>
+      <w:pPr>
+        <w:pStyle w:val="ListBullet"/>
+        <w:spacing w:after="30" w:line="269" w:lineRule="auto"/>
+        <w:jc w:val="both"/>
+      </w:pPr>
+      <w:r>
+        <w:rPr>
+          <w:rFonts w:ascii="Times New Roman" w:hAnsi="Times New Roman" w:cs="Times New Roman"/>
+          <w:sz w:val="21"/>
+          <w:szCs w:val="21"/>
+        </w:rPr>
+        <w:t>A simulated CPW-fed wideband antenna covering about 2.2–15 GHz, with gain vs frequency plots with and without the metasurface.</w:t>
+      </w:r>
+    </w:p>
+    <w:p>
+      <w:pPr>
+        <w:pStyle w:val="ListBullet"/>
+        <w:spacing w:after="30" w:line="269" w:lineRule="auto"/>
+        <w:jc w:val="both"/>
+      </w:pPr>
+      <w:r>
+        <w:rPr>
+          <w:rFonts w:ascii="Times New Roman" w:hAnsi="Times New Roman" w:cs="Times New Roman"/>
+          <w:sz w:val="21"/>
+          <w:szCs w:val="21"/>
+        </w:rPr>
+        <w:t>A tuned split-ring metasurface close behind the antenna (about 4 mm) that keeps the antenna matched across the band. How much it raises the gain will be known from the gain plots.</w:t>
+      </w:r>
+    </w:p>
+    <w:p>
+      <w:pPr>
+        <w:pStyle w:val="ListBullet"/>
+        <w:spacing w:after="30" w:line="269" w:lineRule="auto"/>
+        <w:jc w:val="both"/>
+      </w:pPr>
+      <w:r>
+        <w:rPr>
+          <w:rFonts w:ascii="Times New Roman" w:hAnsi="Times New Roman" w:cs="Times New Roman"/>
+          <w:sz w:val="21"/>
+          <w:szCs w:val="21"/>
+        </w:rPr>
+        <w:t>A 4-port MIMO version of the antenna with the metasurface, checked for isolation and ECC.</w:t>
+      </w:r>
+    </w:p>
+    <w:p>
+      <w:pPr>
+        <w:pStyle w:val="ListBullet"/>
+        <w:spacing w:after="30" w:line="269" w:lineRule="auto"/>
+        <w:jc w:val="both"/>
+      </w:pPr>
+      <w:r>
+        <w:rPr>
+          <w:rFonts w:ascii="Times New Roman" w:hAnsi="Times New Roman" w:cs="Times New Roman"/>
+          <w:sz w:val="21"/>
+          <w:szCs w:val="21"/>
+        </w:rPr>
+        <w:t>A fabricated prototype whose measured S-parameters and radiation patterns are compared with simulation.</w:t>
       </w:r>
     </w:p>
     <w:p>
       <w:pPr>
         <w:pStyle w:val="Heading1"/>
         <w:pageBreakBefore w:val="0"/>
+        <w:spacing w:before="200"/>
         <w:rPr>
           <w:rFonts w:ascii="Times New Roman" w:hAnsi="Times New Roman" w:cs="Times New Roman"/>
           <w:sz w:val="24"/>
@@ -4662,7 +4687,7 @@
         </w:rPr>
         <w:t>[3]</w:t>
         <w:tab/>
-        <w:t xml:space="preserve">N. P. Agrawall, G. Kumar, and K. P. Ray, “Wide-band planar monopole antennas,” </w:t>
+        <w:t xml:space="preserve">M. S. Sharawi, “Printed multi-band MIMO antenna systems and their performance metrics,” </w:t>
       </w:r>
       <w:r>
         <w:rPr>
@@ -4671,7 +4696,7 @@
           <w:sz w:val="17"/>
           <w:szCs w:val="17"/>
         </w:rPr>
-        <w:t>IEEE Trans. Antennas Propag.</w:t>
+        <w:t>IEEE Antennas Propag. Mag.</w:t>
       </w:r>
       <w:r>
         <w:rPr>
@@ -4679,7 +4704,7 @@
           <w:sz w:val="17"/>
           <w:szCs w:val="17"/>
         </w:rPr>
-        <w:t>, vol. 46, no. 2, pp. 294–295, Feb. 1998, doi: 10.1109/8.660976.</w:t>
+        <w:t>, vol. 55, no. 5, pp. 218–232, Oct. 2013, doi: 10.1109/MAP.2013.6735522.</w:t>
       </w:r>
     </w:p>
     <w:p>
@@ -4699,7 +4724,7 @@
         </w:rPr>
         <w:t>[4]</w:t>
         <w:tab/>
-        <w:t xml:space="preserve">K. P. Ray, “Design aspects of printed monopole antennas for ultra-wide band applications,” </w:t>
+        <w:t xml:space="preserve">N. P. Agrawall, G. Kumar, and K. P. Ray, “Wide-band planar monopole antennas,” </w:t>
       </w:r>
       <w:r>
         <w:rPr>
@@ -4708,7 +4733,7 @@
           <w:sz w:val="17"/>
           <w:szCs w:val="17"/>
         </w:rPr>
-        <w:t>Int. J. Antennas Propag.</w:t>
+        <w:t>IEEE Trans. Antennas Propag.</w:t>
       </w:r>
       <w:r>
         <w:rPr>
@@ -4716,7 +4741,7 @@
           <w:sz w:val="17"/>
           <w:szCs w:val="17"/>
         </w:rPr>
-        <w:t>, vol. 2008, Art. no. 713858, 2008, doi: 10.1155/2008/713858.</w:t>
+        <w:t>, vol. 46, no. 2, pp. 294–295, Feb. 1998, doi: 10.1109/8.660976.</w:t>
       </w:r>
     </w:p>
     <w:p>
@@ -4736,7 +4761,7 @@
         </w:rPr>
         <w:t>[5]</w:t>
         <w:tab/>
-        <w:t xml:space="preserve">R. N. Simons, </w:t>
+        <w:t xml:space="preserve">K. P. Ray, “Design aspects of printed monopole antennas for ultra-wide band applications,” </w:t>
       </w:r>
       <w:r>
         <w:rPr>
@@ -4745,7 +4770,7 @@
           <w:sz w:val="17"/>
           <w:szCs w:val="17"/>
         </w:rPr>
-        <w:t>Coplanar Waveguide Circuits, Components, and Systems</w:t>
+        <w:t>Int. J. Antennas Propag.</w:t>
       </w:r>
       <w:r>
         <w:rPr>
@@ -4753,7 +4778,7 @@
           <w:sz w:val="17"/>
           <w:szCs w:val="17"/>
         </w:rPr>
-        <w:t>. New York, NY, USA: Wiley, 2001, doi: 10.1002/0471224758.</w:t>
+        <w:t>, vol. 2008, Art. no. 713858, 2008, doi: 10.1155/2008/713858.</w:t>
       </w:r>
     </w:p>
     <w:p>
@@ -4773,7 +4798,7 @@
         </w:rPr>
         <w:t>[6]</w:t>
         <w:tab/>
-        <w:t xml:space="preserve">C. A. Balanis, </w:t>
+        <w:t xml:space="preserve">R. N. Simons, </w:t>
       </w:r>
       <w:r>
         <w:rPr>
@@ -4782,7 +4807,7 @@
           <w:sz w:val="17"/>
           <w:szCs w:val="17"/>
         </w:rPr>
-        <w:t>Antenna Theory: Analysis and Design</w:t>
+        <w:t>Coplanar Waveguide Circuits, Components, and Systems</w:t>
       </w:r>
       <w:r>
         <w:rPr>
@@ -4790,7 +4815,7 @@
           <w:sz w:val="17"/>
           <w:szCs w:val="17"/>
         </w:rPr>
-        <w:t>, 4th ed. Hoboken, NJ, USA: Wiley, 2016.</w:t>
+        <w:t>. New York, NY, USA: Wiley, 2001, doi: 10.1002/0471224758.</w:t>
       </w:r>
     </w:p>
     <w:p>
@@ -4810,7 +4835,7 @@
         </w:rPr>
         <w:t>[7]</w:t>
         <w:tab/>
-        <w:t xml:space="preserve">D. Sievenpiper, L. Zhang, R. F. J. Broas, N. G. Alexópolous, and E. Yablonovitch, “High-impedance electromagnetic surfaces with a forbidden frequency band,” </w:t>
+        <w:t xml:space="preserve">C. A. Balanis, </w:t>
       </w:r>
       <w:r>
         <w:rPr>
@@ -4819,7 +4844,7 @@
           <w:sz w:val="17"/>
           <w:szCs w:val="17"/>
         </w:rPr>
-        <w:t>IEEE Trans. Microw. Theory Techn.</w:t>
+        <w:t>Antenna Theory: Analysis and Design</w:t>
       </w:r>
       <w:r>
         <w:rPr>
@@ -4827,7 +4852,7 @@
           <w:sz w:val="17"/>
           <w:szCs w:val="17"/>
         </w:rPr>
-        <w:t>, vol. 47, no. 11, pp. 2059–2074, Nov. 1999, doi: 10.1109/22.798001.</w:t>
+        <w:t>, 4th ed. Hoboken, NJ, USA: Wiley, 2016.</w:t>
       </w:r>
     </w:p>
     <w:p>
@@ -4847,7 +4872,7 @@
         </w:rPr>
         <w:t>[8]</w:t>
         <w:tab/>
-        <w:t xml:space="preserve">J. B. Pendry, A. J. Holden, D. J. Robbins, and W. J. Stewart, “Magnetism from conductors and enhanced nonlinear phenomena,” </w:t>
+        <w:t xml:space="preserve">C. L. Holloway, E. F. Kuester, J. A. Gordon, J. O’Hara, J. Booth, and D. R. Smith, “An overview of the theory and applications of metasurfaces: The two-dimensional equivalents of metamaterials,” </w:t>
       </w:r>
       <w:r>
         <w:rPr>
@@ -4856,7 +4881,7 @@
           <w:sz w:val="17"/>
           <w:szCs w:val="17"/>
         </w:rPr>
-        <w:t>IEEE Trans. Microw. Theory Techn.</w:t>
+        <w:t>IEEE Antennas Propag. Mag.</w:t>
       </w:r>
       <w:r>
         <w:rPr>
@@ -4864,7 +4889,7 @@
           <w:sz w:val="17"/>
           <w:szCs w:val="17"/>
         </w:rPr>
-        <w:t>, vol. 47, no. 11, pp. 2075–2084, Nov. 1999, doi: 10.1109/22.798002.</w:t>
+        <w:t>, vol. 54, no. 2, pp. 10–35, Apr. 2012, doi: 10.1109/MAP.2012.6230714.</w:t>
       </w:r>
     </w:p>
     <w:p>
@@ -4884,7 +4909,7 @@
         </w:rPr>
         <w:t>[9]</w:t>
         <w:tab/>
-        <w:t xml:space="preserve">M. S. Sharawi, “Printed multi-band MIMO antenna systems and their performance metrics,” </w:t>
+        <w:t xml:space="preserve">J. B. Pendry, A. J. Holden, D. J. Robbins, and W. J. Stewart, “Magnetism from conductors and enhanced nonlinear phenomena,” </w:t>
       </w:r>
       <w:r>
         <w:rPr>
@@ -4893,7 +4918,7 @@
           <w:sz w:val="17"/>
           <w:szCs w:val="17"/>
         </w:rPr>
-        <w:t>IEEE Antennas Propag. Mag.</w:t>
+        <w:t>IEEE Trans. Microw. Theory Techn.</w:t>
       </w:r>
       <w:r>
         <w:rPr>
@@ -4901,7 +4926,7 @@
           <w:sz w:val="17"/>
           <w:szCs w:val="17"/>
         </w:rPr>
-        <w:t>, vol. 55, no. 5, pp. 218–232, Oct. 2013, doi: 10.1109/MAP.2013.6735522.</w:t>
+        <w:t>, vol. 47, no. 11, pp. 2075–2084, Nov. 1999, doi: 10.1109/22.798002.</w:t>
       </w:r>
     </w:p>
     <w:p>
@@ -4921,7 +4946,7 @@
         </w:rPr>
         <w:t>[10]</w:t>
         <w:tab/>
-        <w:t xml:space="preserve">A. J. A. Al-Gburi, I. B. M. Ibrahim, Z. Zakaria, B. H. Ahmad, N. A. B. Shairi, and M. Y. Zeain, “High gain of UWB planar antenna utilising FSS reflector for UWB applications,” </w:t>
+        <w:t xml:space="preserve">G. Sen, A. Banerjee, M. Kumar, and S. Das, “An ultra-wideband monopole antenna with a gain enhanced performance using a novel split-ring meta-surface reflector,” </w:t>
       </w:r>
       <w:r>
         <w:rPr>
@@ -4930,7 +4955,7 @@
           <w:sz w:val="17"/>
           <w:szCs w:val="17"/>
         </w:rPr>
-        <w:t>Comput. Mater. Contin.</w:t>
+        <w:t>Microw. Opt. Technol. Lett.</w:t>
       </w:r>
       <w:r>
         <w:rPr>
@@ -4938,7 +4963,7 @@
           <w:sz w:val="17"/>
           <w:szCs w:val="17"/>
         </w:rPr>
-        <w:t>, vol. 70, no. 1, pp. 1425–1436, 2022, doi: 10.32604/cmc.2022.019741.</w:t>
+        <w:t>, vol. 59, no. 6, pp. 1296–1300, 2017, doi: 10.1002/mop.30527.</w:t>
       </w:r>
     </w:p>
     <w:p>
@@ -4958,7 +4983,7 @@
         </w:rPr>
         <w:t>[11]</w:t>
         <w:tab/>
-        <w:t xml:space="preserve">M. Hussain, M. A. Sufian, M. S. Alzaidi, S. I. Naqvi, N. Hussain, D. H. Elkamchouchi, M. F. A. Sree, and S. Y. A. Fatah, “Bandwidth and gain enhancement of a CPW antenna using frequency selective surface for UWB applications,” </w:t>
+        <w:t xml:space="preserve">A. J. A. Al-Gburi, I. B. M. Ibrahim, Z. Zakaria, B. H. Ahmad, N. A. B. Shairi, and M. Y. Zeain, “High gain of UWB planar antenna utilising FSS reflector for UWB applications,” </w:t>
       </w:r>
       <w:r>
         <w:rPr>
@@ -4967,7 +4992,7 @@
           <w:sz w:val="17"/>
           <w:szCs w:val="17"/>
         </w:rPr>
-        <w:t>Micromachines</w:t>
+        <w:t>Comput. Mater. Contin.</w:t>
       </w:r>
       <w:r>
         <w:rPr>
@@ -4975,7 +5000,7 @@
           <w:sz w:val="17"/>
           <w:szCs w:val="17"/>
         </w:rPr>
-        <w:t>, vol. 14, no. 3, Art. no. 591, Feb. 2023, doi: 10.3390/mi14030591.</w:t>
+        <w:t>, vol. 70, no. 1, pp. 1425–1436, 2022, doi: 10.32604/cmc.2022.019741.</w:t>
       </w:r>
     </w:p>
     <w:p>
@@ -4995,7 +5020,7 @@
         </w:rPr>
         <w:t>[12]</w:t>
         <w:tab/>
-        <w:t xml:space="preserve">M. M. Hasan, M. T. Islam, M. Samsuzzaman, M. H. Baharuddin, M. S. Soliman, A. Alzamil, I. I. M. Abu Sulayman, and M. S. Islam, “Gain and isolation enhancement of a wideband MIMO antenna using metasurface for 5G sub-6 GHz communication systems,” </w:t>
+        <w:t xml:space="preserve">M. Hussain, M. A. Sufian, M. S. Alzaidi, S. I. Naqvi, N. Hussain, D. H. Elkamchouchi, M. F. A. Sree, and S. Y. A. Fatah, “Bandwidth and gain enhancement of a CPW antenna using frequency selective surface for UWB applications,” </w:t>
       </w:r>
       <w:r>
         <w:rPr>
@@ -5004,7 +5029,7 @@
           <w:sz w:val="17"/>
           <w:szCs w:val="17"/>
         </w:rPr>
-        <w:t>Sci. Rep.</w:t>
+        <w:t>Micromachines</w:t>
       </w:r>
       <w:r>
         <w:rPr>
@@ -5012,7 +5037,7 @@
           <w:sz w:val="17"/>
           <w:szCs w:val="17"/>
         </w:rPr>
-        <w:t>, vol. 12, Art. no. 9433, 2022, doi: 10.1038/s41598-022-13522-5.</w:t>
+        <w:t>, vol. 14, no. 3, Art. no. 591, Feb. 2023, doi: 10.3390/mi14030591.</w:t>
       </w:r>
     </w:p>
     <w:p>
@@ -5032,7 +5057,7 @@
         </w:rPr>
         <w:t>[13]</w:t>
         <w:tab/>
-        <w:t xml:space="preserve">R. Wu, J. Dong, and M. Wang, “Wearable polarization conversion metasurface MIMO antenna for biomedical applications in 5 GHz WBAN,” </w:t>
+        <w:t xml:space="preserve">B. Hammache, I. Messaoudene, M. Belazzoug, S. Titouni, A. Messai, and T. A. Denidni, “Gain enhancement of compact CPW-fed ultra-wideband antenna using an FSS reflector,” </w:t>
       </w:r>
       <w:r>
         <w:rPr>
@@ -5041,7 +5066,7 @@
           <w:sz w:val="17"/>
           <w:szCs w:val="17"/>
         </w:rPr>
-        <w:t>Biosensors</w:t>
+        <w:t>Microw. Opt. Technol. Lett.</w:t>
       </w:r>
       <w:r>
         <w:rPr>
@@ -5049,11 +5074,85 @@
           <w:sz w:val="17"/>
           <w:szCs w:val="17"/>
         </w:rPr>
+        <w:t>, vol. 66, no. 10, Art. no. e34344, 2024, doi: 10.1002/mop.34344.</w:t>
+      </w:r>
+    </w:p>
+    <w:p>
+      <w:pPr>
+        <w:tabs>
+          <w:tab w:pos="504" w:val="left"/>
+        </w:tabs>
+        <w:spacing w:after="30" w:line="240" w:lineRule="auto"/>
+        <w:ind w:left="504" w:hanging="504"/>
+        <w:jc w:val="both"/>
+      </w:pPr>
+      <w:r>
+        <w:rPr>
+          <w:rFonts w:ascii="Times New Roman" w:hAnsi="Times New Roman" w:cs="Times New Roman"/>
+          <w:sz w:val="17"/>
+          <w:szCs w:val="17"/>
+        </w:rPr>
+        <w:t>[14]</w:t>
+        <w:tab/>
+        <w:t xml:space="preserve">M. M. Hasan, M. T. Islam, M. Samsuzzaman, M. H. Baharuddin, M. S. Soliman, A. Alzamil, I. I. M. Abu Sulayman, and M. S. Islam, “Gain and isolation enhancement of a wideband MIMO antenna using metasurface for 5G sub-6 GHz communication systems,” </w:t>
+      </w:r>
+      <w:r>
+        <w:rPr>
+          <w:rFonts w:ascii="Times New Roman" w:hAnsi="Times New Roman" w:cs="Times New Roman"/>
+          <w:i/>
+          <w:sz w:val="17"/>
+          <w:szCs w:val="17"/>
+        </w:rPr>
+        <w:t>Sci. Rep.</w:t>
+      </w:r>
+      <w:r>
+        <w:rPr>
+          <w:rFonts w:ascii="Times New Roman" w:hAnsi="Times New Roman" w:cs="Times New Roman"/>
+          <w:sz w:val="17"/>
+          <w:szCs w:val="17"/>
+        </w:rPr>
+        <w:t>, vol. 12, Art. no. 9433, 2022, doi: 10.1038/s41598-022-13522-5.</w:t>
+      </w:r>
+    </w:p>
+    <w:p>
+      <w:pPr>
+        <w:tabs>
+          <w:tab w:pos="504" w:val="left"/>
+        </w:tabs>
+        <w:spacing w:after="30" w:line="240" w:lineRule="auto"/>
+        <w:ind w:left="504" w:hanging="504"/>
+        <w:jc w:val="both"/>
+      </w:pPr>
+      <w:r>
+        <w:rPr>
+          <w:rFonts w:ascii="Times New Roman" w:hAnsi="Times New Roman" w:cs="Times New Roman"/>
+          <w:sz w:val="17"/>
+          <w:szCs w:val="17"/>
+        </w:rPr>
+        <w:t>[15]</w:t>
+        <w:tab/>
+        <w:t xml:space="preserve">R. Wu, J. Dong, and M. Wang, “Wearable polarization conversion metasurface MIMO antenna for biomedical applications in 5 GHz WBAN,” </w:t>
+      </w:r>
+      <w:r>
+        <w:rPr>
+          <w:rFonts w:ascii="Times New Roman" w:hAnsi="Times New Roman" w:cs="Times New Roman"/>
+          <w:i/>
+          <w:sz w:val="17"/>
+          <w:szCs w:val="17"/>
+        </w:rPr>
+        <w:t>Biosensors</w:t>
+      </w:r>
+      <w:r>
+        <w:rPr>
+          <w:rFonts w:ascii="Times New Roman" w:hAnsi="Times New Roman" w:cs="Times New Roman"/>
+          <w:sz w:val="17"/>
+          <w:szCs w:val="17"/>
+        </w:rPr>
         <w:t>, vol. 13, no. 1, Art. no. 73, 2023, doi: 10.3390/bios13010073.</w:t>
       </w:r>
     </w:p>
     <w:sectPr>
-      <w:footerReference w:type="default" r:id="rId18"/>
+      <w:footerReference w:type="default" r:id="rId20"/>
       <w:pgSz w:w="12240" w:h="15840"/>
       <w:pgMar w:top="1440" w:right="1800" w:bottom="1440" w:left="1800" w:header="720" w:footer="720" w:gutter="0"/>
       <w:cols w:space="720"/>

--- a/report/MidSem_Report.docx
+++ b/report/MidSem_Report.docx
@@ -395,7 +395,7 @@
           <w:sz w:val="21"/>
           <w:szCs w:val="21"/>
         </w:rPr>
-        <w:t xml:space="preserve"> below −10 dB from 2.16 to 15.73 GHz. A 6 × 5 split-ring metasurface was placed 3.9 mm behind the antenna. The match holds over most of the band, but three narrow mismatch gaps appear between 3.0 and 5.6 GHz. Gain plots, metasurface tuning and a MIMO version are the next steps.</w:t>
+        <w:t xml:space="preserve"> below −10 dB from 2.16 to 15.73 GHz. A 6 × 5 split-ring metasurface was placed 2 mm behind the antenna. The match holds over most of the band, but three narrow mismatch gaps appear between 3.0 and 5.6 GHz. Gain plots, metasurface tuning and a MIMO version are the next steps.</w:t>
       </w:r>
     </w:p>
     <w:p>
@@ -717,7 +717,7 @@
           <w:sz w:val="18"/>
           <w:szCs w:val="18"/>
         </w:rPr>
-        <w:t>Proposed structure: (a) side view of the antenna, the 3.9 mm air gap and the metasurface (schematic, not to scale), and (b) CST model of the 6 × 5 double split-ring metasurface, top view.</w:t>
+        <w:t>Proposed structure: (a) side view of the antenna, the 2 mm air gap and the metasurface (schematic, not to scale), and (b) CST model of the 6 × 5 double split-ring metasurface, top view.</w:t>
       </w:r>
     </w:p>
     <w:p>
@@ -798,7 +798,7 @@
           <w:sz w:val="21"/>
           <w:szCs w:val="21"/>
         </w:rPr>
-        <w:t>To add a split-ring metasurface 3.9 mm behind the antenna to raise its gain.</w:t>
+        <w:t>To add a split-ring metasurface 2 mm behind the antenna to raise its gain.</w:t>
       </w:r>
     </w:p>
     <w:p>
@@ -1694,7 +1694,7 @@
                 <w:sz w:val="18"/>
                 <w:szCs w:val="18"/>
               </w:rPr>
-              <w:t>3.9 mm</w:t>
+              <w:t>2 mm</w:t>
             </w:r>
           </w:p>
         </w:tc>
@@ -1759,7 +1759,7 @@
           <w:sz w:val="21"/>
           <w:szCs w:val="21"/>
         </w:rPr>
-        <w:t>In the reviewed works, the reflector usually sits 9–20 mm behind the antenna [11]–[14]. This makes the antenna thick. A much thinner metasurface, about 4 mm behind the antenna, working over a band as wide as about 2–15 GHz, is rarely reported. The reviewed metasurface MIMO antennas also cover narrower bands [14], [15]. This project therefore aims to place a split-ring metasurface only 3.9 mm behind a wideband antenna, and then to build a MIMO version of it.</w:t>
+        <w:t>In the reviewed works, the reflector usually sits 9–20 mm behind the antenna [11]–[14]. This makes the antenna thick. A much thinner metasurface, only a few millimetres behind the antenna, working over a band as wide as about 2–15 GHz, is rarely reported. The reviewed metasurface MIMO antennas also cover narrower bands [14], [15]. This project therefore aims to place a split-ring metasurface only 2 mm behind a wideband antenna, and then to build a MIMO version of it.</w:t>
       </w:r>
     </w:p>
     <w:p>
@@ -3098,7 +3098,7 @@
           <w:sz w:val="21"/>
           <w:szCs w:val="21"/>
         </w:rPr>
-        <w:t>The metasurface is a 6 × 5 array of double split-ring cells, each with two concentric split rings, printed on FR-4 with full copper on the back (Fig. 1(b)). It is placed 3.9 mm behind the antenna across an air gap (Fig. 1(a)). The reflection phase of a single cell has not been simulated yet.</w:t>
+        <w:t>The metasurface is a 6 × 5 array of double split-ring cells, each with two concentric split rings, printed on FR-4 with full copper on the back (Fig. 1(b)). It is placed 2 mm behind the antenna across an air gap (Fig. 1(a)). The reflection phase of a single cell has not been simulated yet.</w:t>
       </w:r>
     </w:p>
     <w:p>
@@ -3406,7 +3406,7 @@
           <w:sz w:val="18"/>
           <w:szCs w:val="18"/>
         </w:rPr>
-        <w:t>: (a) antenna alone and (b) antenna with the metasurface 3.9 mm behind it.</w:t>
+        <w:t>: (a) antenna alone and (b) antenna with the metasurface 2 mm behind it.</w:t>
       </w:r>
     </w:p>
     <w:p>
@@ -3971,7 +3971,7 @@
                 <w:sz w:val="18"/>
                 <w:szCs w:val="18"/>
               </w:rPr>
-              <w:t>Placed 3.9 mm behind the antenna</w:t>
+              <w:t>Placed 2 mm behind the antenna</w:t>
             </w:r>
           </w:p>
         </w:tc>
@@ -4354,7 +4354,7 @@
           <w:sz w:val="21"/>
           <w:szCs w:val="21"/>
         </w:rPr>
-        <w:t xml:space="preserve"> at a 3.9 mm gap the metasurface changes the input match and opens three narrow mismatch gaps between 3.0 and 5.6 GHz.</w:t>
+        <w:t xml:space="preserve"> at a 2 mm gap the metasurface changes the input match and opens three narrow mismatch gaps between 3.0 and 5.6 GHz.</w:t>
       </w:r>
     </w:p>
     <w:p>
@@ -4543,7 +4543,7 @@
           <w:sz w:val="21"/>
           <w:szCs w:val="21"/>
         </w:rPr>
-        <w:t>A tuned split-ring metasurface close behind the antenna (about 4 mm) that keeps the antenna matched across the band. How much it raises the gain will be known from the gain plots.</w:t>
+        <w:t>A tuned split-ring metasurface close behind the antenna (2 mm) that keeps the antenna matched across the band. How much it raises the gain will be known from the gain plots.</w:t>
       </w:r>
     </w:p>
     <w:p>

--- a/report/MidSem_Report.docx
+++ b/report/MidSem_Report.docx
@@ -395,7 +395,7 @@
           <w:sz w:val="21"/>
           <w:szCs w:val="21"/>
         </w:rPr>
-        <w:t xml:space="preserve"> below −10 dB from 2.16 to 15.73 GHz. A 6 × 5 split-ring metasurface was placed 2 mm behind the antenna. The match holds over most of the band, but three narrow mismatch gaps appear between 3.0 and 5.6 GHz. Gain plots, metasurface tuning and a MIMO version are the next steps.</w:t>
+        <w:t xml:space="preserve"> below −10 dB from 2.16 to 15.73 GHz. A 6 × 5 split-ring metasurface was placed 2 mm behind the antenna. The match holds over most of the band, but three narrow mismatch gaps appear between 3.0 and 5.6 GHz. With the metasurface, the peak directivity rises from 3.7 to 8.8 dBi, and the directivity is higher over about 78 % of 2–6 GHz. Realized gain over the whole band, metasurface tuning and a MIMO version are the next steps.</w:t>
       </w:r>
     </w:p>
     <w:p>
@@ -848,21 +848,7 @@
           <w:sz w:val="21"/>
           <w:szCs w:val="21"/>
         </w:rPr>
-        <w:t>Several groups have placed a reflector behind a wideband printed antenna to raise its gain. Table 1 lists the works closest to this project.</w:t>
-      </w:r>
-    </w:p>
-    <w:p>
-      <w:pPr>
-        <w:spacing w:after="40" w:line="269" w:lineRule="auto"/>
-        <w:jc w:val="both"/>
-      </w:pPr>
-      <w:r>
-        <w:rPr>
-          <w:rFonts w:ascii="Times New Roman" w:hAnsi="Times New Roman" w:cs="Times New Roman"/>
-          <w:sz w:val="21"/>
-          <w:szCs w:val="21"/>
-        </w:rPr>
-        <w:t>Sen et al. [10] placed a metasurface of double split rings behind a circular monopole. The split angle changes from column to column, and the gain rose by about 5.5 dB. Al-Gburi et al. [11] placed a CPW-fed ring monopole over a 19 × 19 loop frequency selective surface (FSS) with a ground plane. The peak gain rose from 6.7 to 11.5 dBi, and the whole structure is 10 mm thick. Hussain et al. [12] put a 5 × 5 FSS 9 mm behind a CPW-fed hexagonal patch, and the peak gain rose from 6.5 to 10.5 dBi. Hammache et al. [13] used a 7 × 7 FSS 20 mm behind a CPW-fed hexagonal monopole, and the gain rose from 2.2 to 8.4 dBi.</w:t>
+        <w:t>Several groups have placed a reflector behind a wideband printed antenna to raise its gain. Table 1 lists the works closest to this project. Sen et al. [10] placed a metasurface of double split rings behind a circular monopole. The split angle changes from column to column, and the gain rose by about 5.5 dB. Al-Gburi et al. [11] placed a CPW-fed ring monopole over a 19 × 19 loop frequency selective surface (FSS) with a ground plane. The peak gain rose from 6.7 to 11.5 dBi, and the whole structure is 10 mm thick. Hussain et al. [12] put a 5 × 5 FSS 9 mm behind a CPW-fed hexagonal patch, and the peak gain rose from 6.5 to 10.5 dBi. Hammache et al. [13] used a 7 × 7 FSS 20 mm behind a CPW-fed hexagonal monopole, and the gain rose from 2.2 to 8.4 dBi.</w:t>
       </w:r>
     </w:p>
     <w:p>
@@ -1715,7 +1701,11 @@
                 <w:sz w:val="18"/>
                 <w:szCs w:val="18"/>
               </w:rPr>
-              <w:t>Under simulation</w:t>
+              <w:t>3.7 → 8.8 dBi</w:t>
+              <w:br/>
+              <w:t>(directivity,</w:t>
+              <w:br/>
+              <w:t>1–6 GHz)</w:t>
             </w:r>
           </w:p>
         </w:tc>
@@ -1723,7 +1713,7 @@
     </w:tbl>
     <w:p>
       <w:pPr>
-        <w:spacing w:after="40"/>
+        <w:spacing w:after="40" w:line="80" w:lineRule="exact"/>
       </w:pPr>
     </w:p>
     <w:p>
@@ -1765,8 +1755,8 @@
     <w:p>
       <w:pPr>
         <w:pStyle w:val="Heading1"/>
-        <w:pageBreakBefore/>
-        <w:spacing w:before="0"/>
+        <w:pageBreakBefore w:val="0"/>
+        <w:spacing w:before="200"/>
         <w:rPr>
           <w:rFonts w:ascii="Times New Roman" w:hAnsi="Times New Roman" w:cs="Times New Roman"/>
           <w:sz w:val="24"/>
@@ -1802,7 +1792,7 @@
           <w:sz w:val="22"/>
           <w:szCs w:val="22"/>
         </w:rPr>
-        <w:t>1. Design Workflow</w:t>
+        <w:t>1. Simulation Setup</w:t>
       </w:r>
     </w:p>
     <w:p>
@@ -1816,7 +1806,60 @@
           <w:sz w:val="21"/>
           <w:szCs w:val="21"/>
         </w:rPr>
-        <w:t>Fig. 2 shows the design steps. Steps 1–6 are done, step 7 remains, and step 8 is Phase II.</w:t>
+        <w:t>All simulations use CST Studio Suite 2019 (frequency-domain solver, 0–18 GHz). The antenna is printed in copper on a 50 × 50 × 1.6 mm FR-4 board. The radiator is a decagonal (10-sided) patch of circumradius R, with its centre fixed at 8 mm on the feed axis. The CPW feed has a 3.0 mm signal strip and 0.5 mm slots, and a waveguide port referenced to 50 Ω excites it. L</w:t>
+      </w:r>
+      <w:r>
+        <w:rPr>
+          <w:rFonts w:ascii="Times New Roman" w:hAnsi="Times New Roman" w:cs="Times New Roman"/>
+          <w:sz w:val="21"/>
+          <w:szCs w:val="21"/>
+          <w:vertAlign w:val="subscript"/>
+        </w:rPr>
+        <w:t>g</w:t>
+      </w:r>
+      <w:r>
+        <w:rPr>
+          <w:rFonts w:ascii="Times New Roman" w:hAnsi="Times New Roman" w:cs="Times New Roman"/>
+          <w:sz w:val="21"/>
+          <w:szCs w:val="21"/>
+        </w:rPr>
+        <w:t xml:space="preserve"> is the position of the ground edge: −20 mm puts the ground far from the patch, and −7 mm brings it close.</w:t>
+      </w:r>
+    </w:p>
+    <w:p>
+      <w:pPr>
+        <w:pStyle w:val="Heading2"/>
+        <w:keepNext/>
+        <w:spacing w:before="70" w:after="30"/>
+        <w:rPr>
+          <w:rFonts w:ascii="Times New Roman" w:hAnsi="Times New Roman" w:cs="Times New Roman"/>
+          <w:sz w:val="22"/>
+          <w:szCs w:val="22"/>
+        </w:rPr>
+      </w:pPr>
+      <w:r>
+        <w:rPr>
+          <w:rFonts w:ascii="Times New Roman" w:hAnsi="Times New Roman" w:cs="Times New Roman"/>
+          <w:b/>
+          <w:i/>
+          <w:sz w:val="22"/>
+          <w:szCs w:val="22"/>
+        </w:rPr>
+        <w:t>2. Design Workflow</w:t>
+      </w:r>
+    </w:p>
+    <w:p>
+      <w:pPr>
+        <w:spacing w:after="40" w:line="269" w:lineRule="auto"/>
+        <w:jc w:val="both"/>
+      </w:pPr>
+      <w:r>
+        <w:rPr>
+          <w:rFonts w:ascii="Times New Roman" w:hAnsi="Times New Roman" w:cs="Times New Roman"/>
+          <w:sz w:val="21"/>
+          <w:szCs w:val="21"/>
+        </w:rPr>
+        <w:t>Fig. 2 shows the design steps. Steps 1–7 are done, and step 8 is Phase II.</w:t>
       </w:r>
     </w:p>
     <w:p>
@@ -1935,60 +1978,7 @@
           <w:sz w:val="18"/>
           <w:szCs w:val="18"/>
         </w:rPr>
-        <w:t>Design workflow (dark: done; light: remaining in Phase I; dashed: Phase II).</w:t>
-      </w:r>
-    </w:p>
-    <w:p>
-      <w:pPr>
-        <w:pStyle w:val="Heading2"/>
-        <w:keepNext/>
-        <w:spacing w:before="70" w:after="30"/>
-        <w:rPr>
-          <w:rFonts w:ascii="Times New Roman" w:hAnsi="Times New Roman" w:cs="Times New Roman"/>
-          <w:sz w:val="22"/>
-          <w:szCs w:val="22"/>
-        </w:rPr>
-      </w:pPr>
-      <w:r>
-        <w:rPr>
-          <w:rFonts w:ascii="Times New Roman" w:hAnsi="Times New Roman" w:cs="Times New Roman"/>
-          <w:b/>
-          <w:i/>
-          <w:sz w:val="22"/>
-          <w:szCs w:val="22"/>
-        </w:rPr>
-        <w:t>2. Simulation Setup</w:t>
-      </w:r>
-    </w:p>
-    <w:p>
-      <w:pPr>
-        <w:spacing w:after="40" w:line="269" w:lineRule="auto"/>
-        <w:jc w:val="both"/>
-      </w:pPr>
-      <w:r>
-        <w:rPr>
-          <w:rFonts w:ascii="Times New Roman" w:hAnsi="Times New Roman" w:cs="Times New Roman"/>
-          <w:sz w:val="21"/>
-          <w:szCs w:val="21"/>
-        </w:rPr>
-        <w:t>All simulations use CST Studio Suite 2019 (frequency-domain solver, 0–18 GHz). The antenna is printed in copper on a 50 × 50 × 1.6 mm FR-4 board. The radiator is a decagonal (10-sided) patch of circumradius R, with its centre fixed at 8 mm on the feed axis. The CPW feed has a 3.0 mm signal strip and 0.5 mm slots, and a waveguide port referenced to 50 Ω excites it. L</w:t>
-      </w:r>
-      <w:r>
-        <w:rPr>
-          <w:rFonts w:ascii="Times New Roman" w:hAnsi="Times New Roman" w:cs="Times New Roman"/>
-          <w:sz w:val="21"/>
-          <w:szCs w:val="21"/>
-          <w:vertAlign w:val="subscript"/>
-        </w:rPr>
-        <w:t>g</w:t>
-      </w:r>
-      <w:r>
-        <w:rPr>
-          <w:rFonts w:ascii="Times New Roman" w:hAnsi="Times New Roman" w:cs="Times New Roman"/>
-          <w:sz w:val="21"/>
-          <w:szCs w:val="21"/>
-        </w:rPr>
-        <w:t xml:space="preserve"> is the position of the ground edge: −20 mm puts the ground far from the patch, and −7 mm brings it close.</w:t>
+        <w:t>Design workflow (dark: done; dashed: Phase II).</w:t>
       </w:r>
     </w:p>
     <w:p>
@@ -3151,7 +3141,7 @@
           <w:sz w:val="21"/>
           <w:szCs w:val="21"/>
         </w:rPr>
-        <w:t xml:space="preserve"> is below −10 dB from about 2.0 GHz up to 18 GHz, the end of the simulation, except in three narrow gaps: 3.0–3.4 GHz (worst −6.6 dB near 3.14 GHz), 4.5–4.7 GHz (worst −9.7 dB) and 5.1–5.6 GHz (worst −8.8 dB near 5.34 GHz) (Fig. 6). At such a small gap, the metasurface loads the antenna and changes its input match. The gap, ring size and ground position will be tuned to remove these gaps. The effect on gain is not yet known.</w:t>
+        <w:t xml:space="preserve"> is below −10 dB from about 2.0 GHz up to 18 GHz, the end of the simulation, except in three narrow gaps: 3.0–3.4 GHz (worst −6.6 dB near 3.14 GHz), 4.5–4.7 GHz (worst −9.7 dB) and 5.1–5.6 GHz (worst −8.8 dB near 5.34 GHz) (Fig. 6). At such a small gap, the metasurface loads the antenna and changes its input match. The gap, ring size and ground position will be tuned to remove these gaps. Subsection 8 shows how the metasurface changes the directivity.</w:t>
       </w:r>
     </w:p>
     <w:tbl>
@@ -3411,23 +3401,24 @@
     </w:p>
     <w:p>
       <w:pPr>
-        <w:pStyle w:val="Heading1"/>
-        <w:pageBreakBefore/>
-        <w:spacing w:before="0"/>
-        <w:rPr>
-          <w:rFonts w:ascii="Times New Roman" w:hAnsi="Times New Roman" w:cs="Times New Roman"/>
-          <w:sz w:val="24"/>
-          <w:szCs w:val="24"/>
+        <w:pStyle w:val="Heading2"/>
+        <w:keepNext/>
+        <w:spacing w:before="70" w:after="30"/>
+        <w:rPr>
+          <w:rFonts w:ascii="Times New Roman" w:hAnsi="Times New Roman" w:cs="Times New Roman"/>
+          <w:sz w:val="22"/>
+          <w:szCs w:val="22"/>
         </w:rPr>
       </w:pPr>
       <w:r>
         <w:rPr>
           <w:rFonts w:ascii="Times New Roman" w:hAnsi="Times New Roman" w:cs="Times New Roman"/>
-          <w:sz w:val="24"/>
-          <w:szCs w:val="24"/>
-        </w:rPr>
-        <w:lastRenderedPageBreak/>
-        <w:t>Work Done Till Mid-Semester</w:t>
+          <w:b/>
+          <w:i/>
+          <w:sz w:val="22"/>
+          <w:szCs w:val="22"/>
+        </w:rPr>
+        <w:t>8. Directivity with and without the Metasurface</w:t>
       </w:r>
     </w:p>
     <w:p>
@@ -3441,7 +3432,175 @@
           <w:sz w:val="21"/>
           <w:szCs w:val="21"/>
         </w:rPr>
-        <w:t>In Phase I so far, the single antenna was designed and optimised in CST, and the split-ring metasurface was designed and simulated together with the antenna. Table 2 gives the status of each Phase I task and its main result.</w:t>
+        <w:t>Fig. 7 compares the directivity of the antenna alone and with the metasurface, taken as the highest value in the φ = 0° plane. Directivity is the gain without losses. The metasurface run covers only 1 to 6 GHz, so nothing is known above 6 GHz yet. With the metasurface, the peak directivity rises from 3.7 dBi near 4 GHz to 8.8 dBi at 5.9 GHz. Over 2–6 GHz (below 2 GHz the antenna is not matched), the directivity with the metasurface is higher on about 78 % of the band, and its average rises from 2.3 to 3.9 dBi (+1.6 dB).</w:t>
+      </w:r>
+    </w:p>
+    <w:p>
+      <w:pPr>
+        <w:spacing w:after="40" w:line="269" w:lineRule="auto"/>
+        <w:jc w:val="both"/>
+      </w:pPr>
+      <w:r>
+        <w:rPr>
+          <w:rFonts w:ascii="Times New Roman" w:hAnsi="Times New Roman" w:cs="Times New Roman"/>
+          <w:sz w:val="21"/>
+          <w:szCs w:val="21"/>
+        </w:rPr>
+        <w:t>The antenna alone is higher in only two narrow bands: about 2.9–3.1 GHz (by up to 3.1 dB, next to the first mismatch gap) and 3.3–4.0 GHz. Overall, the metasurface makes the antenna more directive. Its copper back reflects the backward wave forward, so more power goes forward. This is why it was added. Realized gain, which also counts losses and mismatch, is the next step.</w:t>
+      </w:r>
+    </w:p>
+    <w:p>
+      <w:pPr>
+        <w:keepNext/>
+        <w:spacing w:after="20"/>
+        <w:jc w:val="center"/>
+      </w:pPr>
+      <w:r>
+        <w:drawing>
+          <wp:inline xmlns:a="http://schemas.openxmlformats.org/drawingml/2006/main" xmlns:pic="http://schemas.openxmlformats.org/drawingml/2006/picture">
+            <wp:extent cx="4572000" cy="2572364"/>
+            <wp:docPr id="13" name="Picture 13"/>
+            <wp:cNvGraphicFramePr>
+              <a:graphicFrameLocks noChangeAspect="1"/>
+            </wp:cNvGraphicFramePr>
+            <a:graphic>
+              <a:graphicData uri="http://schemas.openxmlformats.org/drawingml/2006/picture">
+                <pic:pic>
+                  <pic:nvPicPr>
+                    <pic:cNvPr id="0" name="image.png"/>
+                    <pic:cNvPicPr/>
+                  </pic:nvPicPr>
+                  <pic:blipFill>
+                    <a:blip r:embed="rId20"/>
+                    <a:stretch>
+                      <a:fillRect/>
+                    </a:stretch>
+                  </pic:blipFill>
+                  <pic:spPr>
+                    <a:xfrm>
+                      <a:off x="0" y="0"/>
+                      <a:ext cx="4572000" cy="2572364"/>
+                    </a:xfrm>
+                    <a:prstGeom prst="rect"/>
+                  </pic:spPr>
+                </pic:pic>
+              </a:graphicData>
+            </a:graphic>
+          </wp:inline>
+        </w:drawing>
+      </w:r>
+    </w:p>
+    <w:p>
+      <w:pPr>
+        <w:keepNext w:val="0"/>
+        <w:spacing w:before="20" w:after="40"/>
+        <w:jc w:val="center"/>
+      </w:pPr>
+      <w:r>
+        <w:rPr>
+          <w:rFonts w:ascii="Times New Roman" w:hAnsi="Times New Roman" w:cs="Times New Roman"/>
+          <w:b/>
+          <w:sz w:val="18"/>
+          <w:szCs w:val="18"/>
+        </w:rPr>
+        <w:t xml:space="preserve">Fig. </w:t>
+      </w:r>
+      <w:r>
+        <w:rPr>
+          <w:rFonts w:ascii="Times New Roman" w:hAnsi="Times New Roman" w:cs="Times New Roman"/>
+          <w:b/>
+          <w:sz w:val="18"/>
+          <w:szCs w:val="18"/>
+        </w:rPr>
+        <w:fldChar w:fldCharType="begin"/>
+      </w:r>
+      <w:r>
+        <w:rPr>
+          <w:rFonts w:ascii="Times New Roman" w:hAnsi="Times New Roman" w:cs="Times New Roman"/>
+          <w:b/>
+          <w:sz w:val="18"/>
+          <w:szCs w:val="18"/>
+        </w:rPr>
+        <w:instrText xml:space="preserve"> SEQ Figure \* ARABIC </w:instrText>
+      </w:r>
+      <w:r>
+        <w:rPr>
+          <w:rFonts w:ascii="Times New Roman" w:hAnsi="Times New Roman" w:cs="Times New Roman"/>
+          <w:b/>
+          <w:sz w:val="18"/>
+          <w:szCs w:val="18"/>
+        </w:rPr>
+        <w:fldChar w:fldCharType="separate"/>
+      </w:r>
+      <w:r>
+        <w:rPr>
+          <w:rFonts w:ascii="Times New Roman" w:hAnsi="Times New Roman" w:cs="Times New Roman"/>
+          <w:b/>
+          <w:sz w:val="18"/>
+          <w:szCs w:val="18"/>
+        </w:rPr>
+        <w:t>7</w:t>
+      </w:r>
+      <w:r>
+        <w:rPr>
+          <w:rFonts w:ascii="Times New Roman" w:hAnsi="Times New Roman" w:cs="Times New Roman"/>
+          <w:b/>
+          <w:sz w:val="18"/>
+          <w:szCs w:val="18"/>
+        </w:rPr>
+        <w:fldChar w:fldCharType="end"/>
+      </w:r>
+      <w:r>
+        <w:rPr>
+          <w:rFonts w:ascii="Times New Roman" w:hAnsi="Times New Roman" w:cs="Times New Roman"/>
+          <w:b/>
+          <w:sz w:val="18"/>
+          <w:szCs w:val="18"/>
+        </w:rPr>
+        <w:t xml:space="preserve">. </w:t>
+      </w:r>
+      <w:r>
+        <w:rPr>
+          <w:rFonts w:ascii="Times New Roman" w:hAnsi="Times New Roman" w:cs="Times New Roman"/>
+          <w:sz w:val="18"/>
+          <w:szCs w:val="18"/>
+        </w:rPr>
+        <w:t>Simulated directivity (highest value in the φ = 0° plane) of the antenna alone and with the metasurface 2 mm behind it, redrawn from the CST plots. Shading marks where each case is higher.</w:t>
+      </w:r>
+    </w:p>
+    <w:p>
+      <w:pPr>
+        <w:pStyle w:val="Heading1"/>
+        <w:pageBreakBefore w:val="0"/>
+        <w:spacing w:before="200"/>
+        <w:rPr>
+          <w:rFonts w:ascii="Times New Roman" w:hAnsi="Times New Roman" w:cs="Times New Roman"/>
+          <w:sz w:val="24"/>
+          <w:szCs w:val="24"/>
+        </w:rPr>
+      </w:pPr>
+      <w:r>
+        <w:rPr>
+          <w:rFonts w:ascii="Times New Roman" w:hAnsi="Times New Roman" w:cs="Times New Roman"/>
+          <w:sz w:val="24"/>
+          <w:szCs w:val="24"/>
+        </w:rPr>
+        <w:lastRenderedPageBreak/>
+        <w:t>Work Done Till Mid-Semester</w:t>
+      </w:r>
+    </w:p>
+    <w:p>
+      <w:pPr>
+        <w:spacing w:after="40" w:line="269" w:lineRule="auto"/>
+        <w:jc w:val="both"/>
+      </w:pPr>
+      <w:r>
+        <w:rPr>
+          <w:rFonts w:ascii="Times New Roman" w:hAnsi="Times New Roman" w:cs="Times New Roman"/>
+          <w:sz w:val="21"/>
+          <w:szCs w:val="21"/>
+        </w:rPr>
+        <w:t>In Phase I so far, the single antenna was designed and optimised in CST, the split-ring metasurface was designed and simulated with it, and the directivity with and without the metasurface was compared. Table 2 gives the status of each Phase I task and its main result.</w:t>
       </w:r>
     </w:p>
     <w:p>
@@ -4064,7 +4223,7 @@
                 <w:sz w:val="18"/>
                 <w:szCs w:val="18"/>
               </w:rPr>
-              <w:t>Gain vs frequency, antenna alone</w:t>
+              <w:t>Directivity vs frequency, antenna alone</w:t>
             </w:r>
           </w:p>
         </w:tc>
@@ -4084,7 +4243,7 @@
                 <w:sz w:val="18"/>
                 <w:szCs w:val="18"/>
               </w:rPr>
-              <w:t>Remaining</w:t>
+              <w:t>Done</w:t>
             </w:r>
           </w:p>
         </w:tc>
@@ -4104,7 +4263,7 @@
                 <w:sz w:val="18"/>
                 <w:szCs w:val="18"/>
               </w:rPr>
-              <w:t>—</w:t>
+              <w:t>Peak 3.7 dBi near 4 GHz</w:t>
             </w:r>
           </w:p>
         </w:tc>
@@ -4126,7 +4285,69 @@
                 <w:sz w:val="18"/>
                 <w:szCs w:val="18"/>
               </w:rPr>
-              <w:t>Gain vs frequency, antenna + metasurface</w:t>
+              <w:t>Directivity vs frequency, antenna + metasurface</w:t>
+            </w:r>
+          </w:p>
+        </w:tc>
+        <w:tc>
+          <w:tcPr>
+            <w:tcW w:type="dxa" w:w="1080"/>
+            <w:vAlign w:val="center"/>
+          </w:tcPr>
+          <w:p>
+            <w:pPr>
+              <w:spacing w:after="0" w:line="240" w:lineRule="auto"/>
+              <w:jc w:val="center"/>
+            </w:pPr>
+            <w:r>
+              <w:rPr>
+                <w:rFonts w:ascii="Times New Roman" w:hAnsi="Times New Roman" w:cs="Times New Roman"/>
+                <w:sz w:val="18"/>
+                <w:szCs w:val="18"/>
+              </w:rPr>
+              <w:t>Done</w:t>
+            </w:r>
+          </w:p>
+        </w:tc>
+        <w:tc>
+          <w:tcPr>
+            <w:tcW w:type="dxa" w:w="3600"/>
+            <w:vAlign w:val="center"/>
+          </w:tcPr>
+          <w:p>
+            <w:pPr>
+              <w:spacing w:after="0" w:line="240" w:lineRule="auto"/>
+              <w:jc w:val="center"/>
+            </w:pPr>
+            <w:r>
+              <w:rPr>
+                <w:rFonts w:ascii="Times New Roman" w:hAnsi="Times New Roman" w:cs="Times New Roman"/>
+                <w:sz w:val="18"/>
+                <w:szCs w:val="18"/>
+              </w:rPr>
+              <w:t>Peak 8.8 dBi; higher over 78 % of 2–6 GHz</w:t>
+            </w:r>
+          </w:p>
+        </w:tc>
+      </w:tr>
+      <w:tr>
+        <w:tc>
+          <w:tcPr>
+            <w:tcW w:type="dxa" w:w="3960"/>
+            <w:vAlign w:val="center"/>
+          </w:tcPr>
+          <w:p>
+            <w:pPr>
+              <w:spacing w:after="0" w:line="240" w:lineRule="auto"/>
+              <w:jc w:val="left"/>
+            </w:pPr>
+            <w:r>
+              <w:rPr>
+                <w:rFonts w:ascii="Times New Roman" w:hAnsi="Times New Roman" w:cs="Times New Roman"/>
+                <w:sz w:val="18"/>
+                <w:szCs w:val="18"/>
+              </w:rPr>
+              <w:t>Realized gain vs frequency (whole band)</w:t>
             </w:r>
           </w:p>
         </w:tc>
@@ -4236,7 +4457,7 @@
     </w:tbl>
     <w:p>
       <w:pPr>
-        <w:spacing w:after="40"/>
+        <w:spacing w:after="40" w:line="80" w:lineRule="exact"/>
       </w:pPr>
     </w:p>
     <w:p>
@@ -4282,7 +4503,7 @@
           <w:sz w:val="21"/>
           <w:szCs w:val="21"/>
         </w:rPr>
-        <w:t xml:space="preserve"> the parametric sweeps and the antenna + metasurface model take a long time to simulate.</w:t>
+        <w:t xml:space="preserve"> the sweeps and the antenna + metasurface model are slow to simulate.</w:t>
       </w:r>
     </w:p>
     <w:p>
@@ -4306,7 +4527,7 @@
           <w:sz w:val="21"/>
           <w:szCs w:val="21"/>
         </w:rPr>
-        <w:t xml:space="preserve"> some sweep curves show sudden jumps near 4.0 and 6.2 GHz, and one curve goes above 0 dB, which is not physical. They come from too few frequency samples, not from the mesh. These sweeps will be re-run with more samples.</w:t>
+        <w:t xml:space="preserve"> some sweep curves jump near 4.0 and 6.2 GHz, and one goes above 0 dB, which is not physical. They come from too few frequency samples, not from the mesh.</w:t>
       </w:r>
     </w:p>
     <w:p>
@@ -4354,7 +4575,7 @@
           <w:sz w:val="21"/>
           <w:szCs w:val="21"/>
         </w:rPr>
-        <w:t xml:space="preserve"> at a 2 mm gap the metasurface changes the input match and opens three narrow mismatch gaps between 3.0 and 5.6 GHz.</w:t>
+        <w:t xml:space="preserve"> at a 2 mm gap the metasurface changes the input match (three narrow mismatch gaps between 3.0 and 5.6 GHz) and lowers the directivity in two narrow bands between 2.9 and 4.0 GHz.</w:t>
       </w:r>
     </w:p>
     <w:p>
@@ -4380,6 +4601,7 @@
     </w:p>
     <w:p>
       <w:pPr>
+        <w:keepNext/>
         <w:spacing w:after="40" w:line="269" w:lineRule="auto"/>
         <w:jc w:val="both"/>
       </w:pPr>
@@ -4404,7 +4626,7 @@
           <w:sz w:val="21"/>
           <w:szCs w:val="21"/>
         </w:rPr>
-        <w:t>Plot gain vs frequency for the antenna alone.</w:t>
+        <w:t>Plot realized gain (losses and mismatch included) vs frequency for both cases over the whole band, from 2 to 15 GHz, not only 1–6 GHz.</w:t>
       </w:r>
     </w:p>
     <w:p>
@@ -4419,7 +4641,22 @@
           <w:sz w:val="21"/>
           <w:szCs w:val="21"/>
         </w:rPr>
-        <w:t>Plot gain vs frequency for the antenna with the metasurface, and compare the two plots.</w:t>
+        <w:t>Tune the metasurface (gap, ring size) and the ground position to remove the mismatch gaps and the directivity dips between 2.9 and 4.0 GHz, and re-run the sweeps with more samples.</w:t>
+      </w:r>
+    </w:p>
+    <w:p>
+      <w:pPr>
+        <w:keepNext/>
+        <w:spacing w:after="40" w:line="269" w:lineRule="auto"/>
+        <w:jc w:val="both"/>
+      </w:pPr>
+      <w:r>
+        <w:rPr>
+          <w:rFonts w:ascii="Times New Roman" w:hAnsi="Times New Roman" w:cs="Times New Roman"/>
+          <w:sz w:val="21"/>
+          <w:szCs w:val="21"/>
+        </w:rPr>
+        <w:t>Phase II will then cover the MIMO antenna and the hardware:</w:t>
       </w:r>
     </w:p>
     <w:p>
@@ -4434,21 +4671,7 @@
           <w:sz w:val="21"/>
           <w:szCs w:val="21"/>
         </w:rPr>
-        <w:t>Tune the metasurface (gap and ring size) and the ground position to remove the three mismatch gaps, and re-run the sweeps with more frequency samples.</w:t>
-      </w:r>
-    </w:p>
-    <w:p>
-      <w:pPr>
-        <w:spacing w:after="40" w:line="269" w:lineRule="auto"/>
-        <w:jc w:val="both"/>
-      </w:pPr>
-      <w:r>
-        <w:rPr>
-          <w:rFonts w:ascii="Times New Roman" w:hAnsi="Times New Roman" w:cs="Times New Roman"/>
-          <w:sz w:val="21"/>
-          <w:szCs w:val="21"/>
-        </w:rPr>
-        <w:t>Phase II will then cover the MIMO antenna and the hardware:</w:t>
+        <w:t>Build a 4-port MIMO antenna from four copies, each rotated by 90°, backed by the metasurface.</w:t>
       </w:r>
     </w:p>
     <w:p>
@@ -4463,7 +4686,7 @@
           <w:sz w:val="21"/>
           <w:szCs w:val="21"/>
         </w:rPr>
-        <w:t>Build a 4-port MIMO antenna from four copies of the antenna, each rotated by 90°, backed by the metasurface.</w:t>
+        <w:t>Check the isolation between ports and the envelope correlation coefficient (ECC).</w:t>
       </w:r>
     </w:p>
     <w:p>
@@ -4478,7 +4701,27 @@
           <w:sz w:val="21"/>
           <w:szCs w:val="21"/>
         </w:rPr>
-        <w:t>Check the isolation between ports and the envelope correlation coefficient (ECC).</w:t>
+        <w:t>Fabricate the antenna and the metasurface on FR-4, and measure them with a vector network analyser (VNA) and in an anechoic chamber.</w:t>
+      </w:r>
+    </w:p>
+    <w:p>
+      <w:pPr>
+        <w:pStyle w:val="Heading1"/>
+        <w:pageBreakBefore w:val="0"/>
+        <w:spacing w:before="200"/>
+        <w:rPr>
+          <w:rFonts w:ascii="Times New Roman" w:hAnsi="Times New Roman" w:cs="Times New Roman"/>
+          <w:sz w:val="24"/>
+          <w:szCs w:val="24"/>
+        </w:rPr>
+      </w:pPr>
+      <w:r>
+        <w:rPr>
+          <w:rFonts w:ascii="Times New Roman" w:hAnsi="Times New Roman" w:cs="Times New Roman"/>
+          <w:sz w:val="24"/>
+          <w:szCs w:val="24"/>
+        </w:rPr>
+        <w:t>Expected Outcomes</w:t>
       </w:r>
     </w:p>
     <w:p>
@@ -4493,27 +4736,7 @@
           <w:sz w:val="21"/>
           <w:szCs w:val="21"/>
         </w:rPr>
-        <w:t>Fabricate the antenna and the metasurface on FR-4, and measure them with a vector network analyser (VNA) and in an anechoic chamber.</w:t>
-      </w:r>
-    </w:p>
-    <w:p>
-      <w:pPr>
-        <w:pStyle w:val="Heading1"/>
-        <w:pageBreakBefore/>
-        <w:spacing w:before="0"/>
-        <w:rPr>
-          <w:rFonts w:ascii="Times New Roman" w:hAnsi="Times New Roman" w:cs="Times New Roman"/>
-          <w:sz w:val="24"/>
-          <w:szCs w:val="24"/>
-        </w:rPr>
-      </w:pPr>
-      <w:r>
-        <w:rPr>
-          <w:rFonts w:ascii="Times New Roman" w:hAnsi="Times New Roman" w:cs="Times New Roman"/>
-          <w:sz w:val="24"/>
-          <w:szCs w:val="24"/>
-        </w:rPr>
-        <w:t>Expected Outcomes</w:t>
+        <w:t>A simulated CPW-fed wideband antenna covering about 2.2–15 GHz, with realized gain vs frequency plots with and without the metasurface.</w:t>
       </w:r>
     </w:p>
     <w:p>
@@ -4528,22 +4751,7 @@
           <w:sz w:val="21"/>
           <w:szCs w:val="21"/>
         </w:rPr>
-        <w:t>A simulated CPW-fed wideband antenna covering about 2.2–15 GHz, with gain vs frequency plots with and without the metasurface.</w:t>
-      </w:r>
-    </w:p>
-    <w:p>
-      <w:pPr>
-        <w:pStyle w:val="ListBullet"/>
-        <w:spacing w:after="30" w:line="269" w:lineRule="auto"/>
-        <w:jc w:val="both"/>
-      </w:pPr>
-      <w:r>
-        <w:rPr>
-          <w:rFonts w:ascii="Times New Roman" w:hAnsi="Times New Roman" w:cs="Times New Roman"/>
-          <w:sz w:val="21"/>
-          <w:szCs w:val="21"/>
-        </w:rPr>
-        <w:t>A tuned split-ring metasurface close behind the antenna (2 mm) that keeps the antenna matched across the band. How much it raises the gain will be known from the gain plots.</w:t>
+        <w:t>A tuned split-ring metasurface 2 mm behind the antenna that keeps it matched across the band. The peak directivity already rises from 3.7 to 8.8 dBi; realized gain will confirm the increase.</w:t>
       </w:r>
     </w:p>
     <w:p>
@@ -5152,7 +5360,7 @@
       </w:r>
     </w:p>
     <w:sectPr>
-      <w:footerReference w:type="default" r:id="rId20"/>
+      <w:footerReference w:type="default" r:id="rId21"/>
       <w:pgSz w:w="12240" w:h="15840"/>
       <w:pgMar w:top="1440" w:right="1800" w:bottom="1440" w:left="1800" w:header="720" w:footer="720" w:gutter="0"/>
       <w:cols w:space="720"/>
